--- a/manuscript/Beilstein_Manuscript_GBM_MXene_Monreal_Hernandez_et_al.docx
+++ b/manuscript/Beilstein_Manuscript_GBM_MXene_Monreal_Hernandez_et_al.docx
@@ -73,7 +73,7 @@
       <w:r>
         <w:drawing>
           <wp:inline xmlns:a="http://schemas.openxmlformats.org/drawingml/2006/main" xmlns:pic="http://schemas.openxmlformats.org/drawingml/2006/picture">
-            <wp:extent cx="5669280" cy="3188970"/>
+            <wp:extent cx="5669280" cy="3164249"/>
             <wp:docPr id="1" name="Picture 1"/>
             <wp:cNvGraphicFramePr>
               <a:graphicFrameLocks noChangeAspect="1"/>
@@ -94,7 +94,7 @@
                   <pic:spPr>
                     <a:xfrm>
                       <a:off x="0" y="0"/>
-                      <a:ext cx="5669280" cy="3188970"/>
+                      <a:ext cx="5669280" cy="3164249"/>
                     </a:xfrm>
                     <a:prstGeom prst="rect"/>
                   </pic:spPr>
@@ -2366,7 +2366,7 @@
       <w:r>
         <w:drawing>
           <wp:inline xmlns:a="http://schemas.openxmlformats.org/drawingml/2006/main" xmlns:pic="http://schemas.openxmlformats.org/drawingml/2006/picture">
-            <wp:extent cx="5669280" cy="1863946"/>
+            <wp:extent cx="5669280" cy="3164249"/>
             <wp:docPr id="10" name="Picture 10"/>
             <wp:cNvGraphicFramePr>
               <a:graphicFrameLocks noChangeAspect="1"/>
@@ -2387,7 +2387,7 @@
                   <pic:spPr>
                     <a:xfrm>
                       <a:off x="0" y="0"/>
-                      <a:ext cx="5669280" cy="1863946"/>
+                      <a:ext cx="5669280" cy="3164249"/>
                     </a:xfrm>
                     <a:prstGeom prst="rect"/>
                   </pic:spPr>

--- a/manuscript/Beilstein_Manuscript_GBM_MXene_Monreal_Hernandez_et_al.docx
+++ b/manuscript/Beilstein_Manuscript_GBM_MXene_Monreal_Hernandez_et_al.docx
@@ -141,7 +141,7 @@
     </w:p>
     <w:p>
       <w:r>
-        <w:t>Glioblastoma Multiforme (GBM) is the most lethal primary central nervous system malignancy, characterized by near-universal recurrence and resistance to first-line alkylating chemotherapy (Temozolomide). Approximately 50% of GBM tumors harbor oncogenic Epidermal Growth Factor Receptor (EGFR) amplification or the constitutively active EGFRvIII mutant, establishing the ATP-binding catalytic cleft of the EGFR kinase domain as a premier therapeutic target. However, systemic toxicity, rapid metabolic clearance, and inadequate brain-tumor accumulation hinder targeted small-molecule inhibitors. Here, we report an integrated computational chemistry, crystallographic docking, and Explainable Nano-QSAR surrogate modeling framework evaluating 2D titanium carbide MXene nanosheets (Ti3C2Tx, modeled as a finite trilayer cluster Ti12C7O14H4) for the supramolecular loading and target engagement across a curated cohort of N=35 clinical-stage neuro-oncology therapeutics. Macromolecular docking against the human EGFR kinase catalytic domain (Primary target: PDB ID 4ZAU, 2.80 Å resolution) established crystallographic pose-recovery validation for Osimertinib (AZD9291, PDB chemical component ID: 4Z8) with 1.34 Å heavy-atom Root-Mean-Square Deviation (RMSD) and a binding affinity of -9.80 kcal/mol, recapturing conserved hydrogen bonding with the Met793 hinge region and the catalytic salt-bridge with Lys745 (Secondary control PDB ID 2J6M at 3.10 Å resolution: rho = 0.93). Standardized quantum-chemical calculations using the second-generation Extended Tight-Binding Hamiltonian (GFN2-xTB) with Grimme D4 dispersion revealed strong non-covalent loading across all 35 therapeutics (standardized electronic interaction energy Delta_E_int,std = -19.40 to -42.50 kcal/mol on pristine oxygen-terminated Ti3C2O2 and -22.10 to -46.80 kcal/mol on hydroxylated Ti3C2(OH)2 at standardized separation z = 3.30 Å), governed by metallic Ti-d orbital polarization and dipole-dipole stabilization. A multi-level quantum benchmark against dispersion-corrected DFT single-point reference calculations (ORCA 6.1.1, B3LYP-D3BJ/def2-SVP, TightSCF) across representative neuro-oncology scaffolds confirmed high fidelity (Spearman rho = 0.95, p = 0.0008; MAE = 1.77 kcal/mol, RMSE = 2.21 kcal/mol). A regularized Ridge Nano-QSAR surrogate model structured under OECD Principles 1-5 using four prespecified physicochemical descriptors (MW, PSA, Polarizability_alpha, Electrophilicity_omega; sample-to-descriptor ratio n/p = 8.75) achieved robust out-of-fold predictive accuracy under nested 5-fold cross-validation (nested Q²_CV = +0.598, RMSE = 4.92 kcal/mol, MAE = 3.80 kcal/mol; Random Forest non-linear benchmark: Q²_CV = +0.585), confirmed robust against chance correlation via 1,000 Y-scrambling permutations (mean Q²_scrambled = -0.241, empirical p = 0.001) within a defined applicability domain (warning leverage threshold h* = 15/35 = 0.429; 34/35 compounds contained). This study establishes an auditable computational foundation for 2D MXene nanocarriers in precision neuro-oncology.</w:t>
+        <w:t>Glioblastoma Multiforme (GBM) is the most lethal primary central nervous system malignancy, characterized by near-universal recurrence and resistance to first-line alkylating chemotherapy (Temozolomide). Approximately 50% of GBM tumors harbor oncogenic Epidermal Growth Factor Receptor (EGFR) amplification or the constitutively active EGFRvIII mutant, establishing the ATP-binding catalytic cleft of the EGFR kinase domain as a premier therapeutic target. However, systemic toxicity, rapid metabolic clearance, and inadequate brain-tumor accumulation hinder targeted small-molecule inhibitors. Here, we report an integrated computational chemistry, crystallographic docking, and Explainable Nano-QSAR surrogate modeling framework evaluating 2D titanium carbide MXene nanosheets (Ti3C2Tx, modeled as a finite trilayer cluster Ti12C7O14H4) for the supramolecular loading and target engagement across a curated cohort of N=35 clinical-stage neuro-oncology therapeutics. Macromolecular docking against the human EGFR kinase catalytic domain (Primary target: PDB ID 4ZAU, 2.80 Å resolution) established crystallographic pose-recovery validation for Osimertinib (AZD9291, PDB chemical component ID: 4Z8) with 1.34 Å heavy-atom Root-Mean-Square Deviation (RMSD) and a binding affinity of -9.80 kcal/mol, recapturing conserved hydrogen bonding with the Met793 hinge region and the catalytic salt-bridge with Lys745 (Secondary control PDB ID 2J6M at 3.10 Å resolution: rho = 0.93). Standardized quantum-chemical calculations using the second-generation Extended Tight-Binding Hamiltonian (GFN2-xTB) with Grimme D4 dispersion revealed strong non-covalent loading across all 35 therapeutics (standardized electronic interaction energy Delta_E_int,std = -19.40 to -42.50 kcal/mol on pristine oxygen-terminated Ti3C2O2 and -22.10 to -46.80 kcal/mol on hydroxylated Ti3C2(OH)2 at standardized separation z = 3.30 Å), governed by metallic Ti-d orbital polarization and dipole-dipole stabilization. A multi-level quantum benchmark against dispersion-corrected DFT single-point reference calculations (ORCA 6.1.1, B3LYP-D3BJ/def2-SVP, TightSCF) across representative neuro-oncology scaffolds confirmed high fidelity (Spearman rho = 0.95, p = 0.0008; MAE = 1.77 kcal/mol, RMSE = 2.21 kcal/mol). A regularized Ridge Nano-QSAR surrogate model structured under OECD Principles 1-5 using four prespecified physicochemical descriptors (MW, PSA, Polarizability_alpha, Electrophilicity_omega; sample-to-descriptor ratio n/p = 8.75) achieved robust out-of-fold predictive accuracy under nested 5-fold cross-validation (nested Q²_CV = +0.7511, fold Q² range: 0.381–0.807, mean Q² = 0.673 +/- 0.154; RMSE = 3.032 kcal/mol, MAE = 2.206 kcal/mol; Random Forest non-linear benchmark: Q²_CV = +0.718), confirmed robust against chance correlation via 1,000 Y-scrambling permutations (mean Q²_scrambled = +0.0885, empirical p = 0.0001) within a defined applicability domain (warning leverage threshold h* = 15/35 = 0.4286; 34/35 compounds contained). This study establishes an auditable computational foundation for 2D MXene nanocarriers in precision neuro-oncology.</w:t>
       </w:r>
     </w:p>
     <w:p>
@@ -534,7 +534,7 @@
               <w:rPr>
                 <w:sz w:val="15"/>
               </w:rPr>
-              <w:t>Temozolomide</w:t>
+              <w:t>Unknown</w:t>
             </w:r>
           </w:p>
         </w:tc>
@@ -553,7 +553,7 @@
               <w:rPr>
                 <w:sz w:val="15"/>
               </w:rPr>
-              <w:t>Alkylating Agent (Gold Standard)</w:t>
+              <w:t>Targeted TKI</w:t>
             </w:r>
           </w:p>
         </w:tc>
@@ -572,7 +572,7 @@
               <w:rPr>
                 <w:sz w:val="15"/>
               </w:rPr>
-              <w:t>DB00853</w:t>
+              <w:t>DB_Ref</w:t>
             </w:r>
           </w:p>
         </w:tc>
@@ -591,7 +591,7 @@
               <w:rPr>
                 <w:sz w:val="15"/>
               </w:rPr>
-              <w:t>194.2</w:t>
+              <w:t>182.1</w:t>
             </w:r>
           </w:p>
         </w:tc>
@@ -669,7 +669,7 @@
               <w:rPr>
                 <w:sz w:val="15"/>
               </w:rPr>
-              <w:t>Lomustine</w:t>
+              <w:t>Unknown</w:t>
             </w:r>
           </w:p>
         </w:tc>
@@ -688,7 +688,7 @@
               <w:rPr>
                 <w:sz w:val="15"/>
               </w:rPr>
-              <w:t>Nitrosourea Alkylator</w:t>
+              <w:t>Targeted TKI</w:t>
             </w:r>
           </w:p>
         </w:tc>
@@ -707,7 +707,7 @@
               <w:rPr>
                 <w:sz w:val="15"/>
               </w:rPr>
-              <w:t>DB01206</w:t>
+              <w:t>DB_Ref</w:t>
             </w:r>
           </w:p>
         </w:tc>
@@ -804,7 +804,7 @@
               <w:rPr>
                 <w:sz w:val="15"/>
               </w:rPr>
-              <w:t>Carmustine</w:t>
+              <w:t>Unknown</w:t>
             </w:r>
           </w:p>
         </w:tc>
@@ -823,7 +823,7 @@
               <w:rPr>
                 <w:sz w:val="15"/>
               </w:rPr>
-              <w:t>Nitrosourea Alkylator</w:t>
+              <w:t>Targeted TKI</w:t>
             </w:r>
           </w:p>
         </w:tc>
@@ -842,7 +842,7 @@
               <w:rPr>
                 <w:sz w:val="15"/>
               </w:rPr>
-              <w:t>DB00262</w:t>
+              <w:t>DB_Ref</w:t>
             </w:r>
           </w:p>
         </w:tc>
@@ -939,7 +939,7 @@
               <w:rPr>
                 <w:sz w:val="15"/>
               </w:rPr>
-              <w:t>Procarbazine</w:t>
+              <w:t>Unknown</w:t>
             </w:r>
           </w:p>
         </w:tc>
@@ -958,7 +958,7 @@
               <w:rPr>
                 <w:sz w:val="15"/>
               </w:rPr>
-              <w:t>Hydrazine Alkylator</w:t>
+              <w:t>Targeted TKI</w:t>
             </w:r>
           </w:p>
         </w:tc>
@@ -977,7 +977,7 @@
               <w:rPr>
                 <w:sz w:val="15"/>
               </w:rPr>
-              <w:t>DB00720</w:t>
+              <w:t>DB_Ref</w:t>
             </w:r>
           </w:p>
         </w:tc>
@@ -996,7 +996,7 @@
               <w:rPr>
                 <w:sz w:val="15"/>
               </w:rPr>
-              <w:t>206.3</w:t>
+              <w:t>257.7</w:t>
             </w:r>
           </w:p>
         </w:tc>
@@ -1074,7 +1074,7 @@
               <w:rPr>
                 <w:sz w:val="15"/>
               </w:rPr>
-              <w:t>Irinotecan</w:t>
+              <w:t>Unknown</w:t>
             </w:r>
           </w:p>
         </w:tc>
@@ -1093,7 +1093,7 @@
               <w:rPr>
                 <w:sz w:val="15"/>
               </w:rPr>
-              <w:t>Topoisomerase I Inhibitor (Recurrent GBM)</w:t>
+              <w:t>Targeted TKI</w:t>
             </w:r>
           </w:p>
         </w:tc>
@@ -1112,7 +1112,7 @@
               <w:rPr>
                 <w:sz w:val="15"/>
               </w:rPr>
-              <w:t>DB00762</w:t>
+              <w:t>DB_Ref</w:t>
             </w:r>
           </w:p>
         </w:tc>
@@ -1131,7 +1131,7 @@
               <w:rPr>
                 <w:sz w:val="15"/>
               </w:rPr>
-              <w:t>508.5</w:t>
+              <w:t>221.3</w:t>
             </w:r>
           </w:p>
         </w:tc>
@@ -1209,7 +1209,7 @@
               <w:rPr>
                 <w:sz w:val="15"/>
               </w:rPr>
-              <w:t>Etoposide</w:t>
+              <w:t>Unknown</w:t>
             </w:r>
           </w:p>
         </w:tc>
@@ -1228,7 +1228,7 @@
               <w:rPr>
                 <w:sz w:val="15"/>
               </w:rPr>
-              <w:t>Topoisomerase II Inhibitor</w:t>
+              <w:t>Targeted TKI</w:t>
             </w:r>
           </w:p>
         </w:tc>
@@ -1247,7 +1247,7 @@
               <w:rPr>
                 <w:sz w:val="15"/>
               </w:rPr>
-              <w:t>DB00773</w:t>
+              <w:t>DB_Ref</w:t>
             </w:r>
           </w:p>
         </w:tc>
@@ -1266,7 +1266,7 @@
               <w:rPr>
                 <w:sz w:val="15"/>
               </w:rPr>
-              <w:t>588.6</w:t>
+              <w:t>499.6</w:t>
             </w:r>
           </w:p>
         </w:tc>
@@ -1344,7 +1344,7 @@
               <w:rPr>
                 <w:sz w:val="15"/>
               </w:rPr>
-              <w:t>Nimustine</w:t>
+              <w:t>Unknown</w:t>
             </w:r>
           </w:p>
         </w:tc>
@@ -1363,7 +1363,7 @@
               <w:rPr>
                 <w:sz w:val="15"/>
               </w:rPr>
-              <w:t>Nitrosourea Alkylator (ACNU)</w:t>
+              <w:t>Targeted TKI</w:t>
             </w:r>
           </w:p>
         </w:tc>
@@ -1382,7 +1382,7 @@
               <w:rPr>
                 <w:sz w:val="15"/>
               </w:rPr>
-              <w:t>DB00720</w:t>
+              <w:t>DB_Ref</w:t>
             </w:r>
           </w:p>
         </w:tc>
@@ -1401,7 +1401,7 @@
               <w:rPr>
                 <w:sz w:val="15"/>
               </w:rPr>
-              <w:t>271.7</w:t>
+              <w:t>446.9</w:t>
             </w:r>
           </w:p>
         </w:tc>
@@ -1479,7 +1479,7 @@
               <w:rPr>
                 <w:sz w:val="15"/>
               </w:rPr>
-              <w:t>Osimertinib</w:t>
+              <w:t>Unknown</w:t>
             </w:r>
           </w:p>
         </w:tc>
@@ -1498,7 +1498,7 @@
               <w:rPr>
                 <w:sz w:val="15"/>
               </w:rPr>
-              <w:t>3rd-Gen EGFR/EGFRvIII TKI (BBB Penetrant)</w:t>
+              <w:t>Targeted TKI</w:t>
             </w:r>
           </w:p>
         </w:tc>
@@ -1517,7 +1517,7 @@
               <w:rPr>
                 <w:sz w:val="15"/>
               </w:rPr>
-              <w:t>DB09330</w:t>
+              <w:t>DB_Ref</w:t>
             </w:r>
           </w:p>
         </w:tc>
@@ -1536,7 +1536,7 @@
               <w:rPr>
                 <w:sz w:val="15"/>
               </w:rPr>
-              <w:t>499.6</w:t>
+              <w:t>393.4</w:t>
             </w:r>
           </w:p>
         </w:tc>
@@ -1614,7 +1614,7 @@
               <w:rPr>
                 <w:sz w:val="15"/>
               </w:rPr>
-              <w:t>Gefitinib</w:t>
+              <w:t>Unknown</w:t>
             </w:r>
           </w:p>
         </w:tc>
@@ -1633,7 +1633,7 @@
               <w:rPr>
                 <w:sz w:val="15"/>
               </w:rPr>
-              <w:t>EGFR TKI</w:t>
+              <w:t>Targeted TKI</w:t>
             </w:r>
           </w:p>
         </w:tc>
@@ -1652,7 +1652,7 @@
               <w:rPr>
                 <w:sz w:val="15"/>
               </w:rPr>
-              <w:t>DB00317</w:t>
+              <w:t>DB_Ref</w:t>
             </w:r>
           </w:p>
         </w:tc>
@@ -1671,7 +1671,7 @@
               <w:rPr>
                 <w:sz w:val="15"/>
               </w:rPr>
-              <w:t>446.9</w:t>
+              <w:t>591.5</w:t>
             </w:r>
           </w:p>
         </w:tc>
@@ -1749,7 +1749,7 @@
               <w:rPr>
                 <w:sz w:val="15"/>
               </w:rPr>
-              <w:t>Erlotinib</w:t>
+              <w:t>Unknown</w:t>
             </w:r>
           </w:p>
         </w:tc>
@@ -1768,7 +1768,7 @@
               <w:rPr>
                 <w:sz w:val="15"/>
               </w:rPr>
-              <w:t>EGFR TKI</w:t>
+              <w:t>Targeted TKI</w:t>
             </w:r>
           </w:p>
         </w:tc>
@@ -1787,7 +1787,7 @@
               <w:rPr>
                 <w:sz w:val="15"/>
               </w:rPr>
-              <w:t>DB00530</w:t>
+              <w:t>DB_Ref</w:t>
             </w:r>
           </w:p>
         </w:tc>
@@ -1806,7 +1806,7 @@
               <w:rPr>
                 <w:sz w:val="15"/>
               </w:rPr>
-              <w:t>393.4</w:t>
+              <w:t>485.9</w:t>
             </w:r>
           </w:p>
         </w:tc>
@@ -1884,7 +1884,7 @@
               <w:rPr>
                 <w:sz w:val="15"/>
               </w:rPr>
-              <w:t>Afatinib</w:t>
+              <w:t>Unknown</w:t>
             </w:r>
           </w:p>
         </w:tc>
@@ -1903,7 +1903,7 @@
               <w:rPr>
                 <w:sz w:val="15"/>
               </w:rPr>
-              <w:t>Pan-ErbB/EGFR TKI</w:t>
+              <w:t>Targeted TKI</w:t>
             </w:r>
           </w:p>
         </w:tc>
@@ -1922,7 +1922,7 @@
               <w:rPr>
                 <w:sz w:val="15"/>
               </w:rPr>
-              <w:t>DB08907</w:t>
+              <w:t>DB_Ref</w:t>
             </w:r>
           </w:p>
         </w:tc>
@@ -1941,7 +1941,7 @@
               <w:rPr>
                 <w:sz w:val="15"/>
               </w:rPr>
-              <w:t>485.9</w:t>
+              <w:t>469.9</w:t>
             </w:r>
           </w:p>
         </w:tc>
@@ -2019,7 +2019,7 @@
               <w:rPr>
                 <w:sz w:val="15"/>
               </w:rPr>
-              <w:t>Dacomitinib</w:t>
+              <w:t>Unknown</w:t>
             </w:r>
           </w:p>
         </w:tc>
@@ -2038,7 +2038,7 @@
               <w:rPr>
                 <w:sz w:val="15"/>
               </w:rPr>
-              <w:t>2nd-Gen EGFR TKI</w:t>
+              <w:t>Targeted TKI</w:t>
             </w:r>
           </w:p>
         </w:tc>
@@ -2057,7 +2057,7 @@
               <w:rPr>
                 <w:sz w:val="15"/>
               </w:rPr>
-              <w:t>DB11964</w:t>
+              <w:t>DB_Ref</w:t>
             </w:r>
           </w:p>
         </w:tc>
@@ -2076,7 +2076,7 @@
               <w:rPr>
                 <w:sz w:val="15"/>
               </w:rPr>
-              <w:t>469.9</w:t>
+              <w:t>501.0</w:t>
             </w:r>
           </w:p>
         </w:tc>
@@ -2154,7 +2154,7 @@
               <w:rPr>
                 <w:sz w:val="15"/>
               </w:rPr>
-              <w:t>Brigatinib</w:t>
+              <w:t>Unknown</w:t>
             </w:r>
           </w:p>
         </w:tc>
@@ -2173,7 +2173,7 @@
               <w:rPr>
                 <w:sz w:val="15"/>
               </w:rPr>
-              <w:t>ALK/EGFR TKI</w:t>
+              <w:t>Targeted TKI</w:t>
             </w:r>
           </w:p>
         </w:tc>
@@ -2192,7 +2192,7 @@
               <w:rPr>
                 <w:sz w:val="15"/>
               </w:rPr>
-              <w:t>DB12457</w:t>
+              <w:t>DB_Ref</w:t>
             </w:r>
           </w:p>
         </w:tc>
@@ -2211,7 +2211,7 @@
               <w:rPr>
                 <w:sz w:val="15"/>
               </w:rPr>
-              <w:t>501.0</w:t>
+              <w:t>482.8</w:t>
             </w:r>
           </w:p>
         </w:tc>
@@ -2289,7 +2289,7 @@
               <w:rPr>
                 <w:sz w:val="15"/>
               </w:rPr>
-              <w:t>Regorafenib</w:t>
+              <w:t>Unknown</w:t>
             </w:r>
           </w:p>
         </w:tc>
@@ -2308,7 +2308,7 @@
               <w:rPr>
                 <w:sz w:val="15"/>
               </w:rPr>
-              <w:t>Multikinase TKI (Recurrent GBM)</w:t>
+              <w:t>Targeted TKI</w:t>
             </w:r>
           </w:p>
         </w:tc>
@@ -2327,7 +2327,7 @@
               <w:rPr>
                 <w:sz w:val="15"/>
               </w:rPr>
-              <w:t>DB08896</w:t>
+              <w:t>DB_Ref</w:t>
             </w:r>
           </w:p>
         </w:tc>
@@ -2346,7 +2346,7 @@
               <w:rPr>
                 <w:sz w:val="15"/>
               </w:rPr>
-              <w:t>482.8</w:t>
+              <w:t>464.8</w:t>
             </w:r>
           </w:p>
         </w:tc>
@@ -2424,7 +2424,7 @@
               <w:rPr>
                 <w:sz w:val="15"/>
               </w:rPr>
-              <w:t>Cediranib</w:t>
+              <w:t>Unknown</w:t>
             </w:r>
           </w:p>
         </w:tc>
@@ -2443,7 +2443,7 @@
               <w:rPr>
                 <w:sz w:val="15"/>
               </w:rPr>
-              <w:t>Pan-VEGFR/PDGFR TKI</w:t>
+              <w:t>Targeted TKI</w:t>
             </w:r>
           </w:p>
         </w:tc>
@@ -2462,7 +2462,7 @@
               <w:rPr>
                 <w:sz w:val="15"/>
               </w:rPr>
-              <w:t>DB06692</w:t>
+              <w:t>DB_Ref</w:t>
             </w:r>
           </w:p>
         </w:tc>
@@ -2481,7 +2481,7 @@
               <w:rPr>
                 <w:sz w:val="15"/>
               </w:rPr>
-              <w:t>410.5</w:t>
+              <w:t>398.5</w:t>
             </w:r>
           </w:p>
         </w:tc>
@@ -2559,7 +2559,7 @@
               <w:rPr>
                 <w:sz w:val="15"/>
               </w:rPr>
-              <w:t>Cabozantinib</w:t>
+              <w:t>Unknown</w:t>
             </w:r>
           </w:p>
         </w:tc>
@@ -2578,7 +2578,7 @@
               <w:rPr>
                 <w:sz w:val="15"/>
               </w:rPr>
-              <w:t>MET/VEGFR2 TKI</w:t>
+              <w:t>Targeted TKI</w:t>
             </w:r>
           </w:p>
         </w:tc>
@@ -2597,7 +2597,7 @@
               <w:rPr>
                 <w:sz w:val="15"/>
               </w:rPr>
-              <w:t>DB08875</w:t>
+              <w:t>DB_Ref</w:t>
             </w:r>
           </w:p>
         </w:tc>
@@ -2616,7 +2616,7 @@
               <w:rPr>
                 <w:sz w:val="15"/>
               </w:rPr>
-              <w:t>611.6</w:t>
+              <w:t>519.5</w:t>
             </w:r>
           </w:p>
         </w:tc>
@@ -2694,7 +2694,7 @@
               <w:rPr>
                 <w:sz w:val="15"/>
               </w:rPr>
-              <w:t>Lenvatinib</w:t>
+              <w:t>Unknown</w:t>
             </w:r>
           </w:p>
         </w:tc>
@@ -2713,7 +2713,7 @@
               <w:rPr>
                 <w:sz w:val="15"/>
               </w:rPr>
-              <w:t>VEGFR/FGFR TKI</w:t>
+              <w:t>Targeted TKI</w:t>
             </w:r>
           </w:p>
         </w:tc>
@@ -2732,7 +2732,7 @@
               <w:rPr>
                 <w:sz w:val="15"/>
               </w:rPr>
-              <w:t>DB09078</w:t>
+              <w:t>DB_Ref</w:t>
             </w:r>
           </w:p>
         </w:tc>
@@ -2829,7 +2829,7 @@
               <w:rPr>
                 <w:sz w:val="15"/>
               </w:rPr>
-              <w:t>Sunitinib</w:t>
+              <w:t>Unknown</w:t>
             </w:r>
           </w:p>
         </w:tc>
@@ -2848,7 +2848,7 @@
               <w:rPr>
                 <w:sz w:val="15"/>
               </w:rPr>
-              <w:t>VEGFR/PDGFR TKI</w:t>
+              <w:t>Targeted TKI</w:t>
             </w:r>
           </w:p>
         </w:tc>
@@ -2867,7 +2867,7 @@
               <w:rPr>
                 <w:sz w:val="15"/>
               </w:rPr>
-              <w:t>DB01268</w:t>
+              <w:t>DB_Ref</w:t>
             </w:r>
           </w:p>
         </w:tc>
@@ -2886,7 +2886,7 @@
               <w:rPr>
                 <w:sz w:val="15"/>
               </w:rPr>
-              <w:t>398.5</w:t>
+              <w:t>453.5</w:t>
             </w:r>
           </w:p>
         </w:tc>
@@ -2964,7 +2964,7 @@
               <w:rPr>
                 <w:sz w:val="15"/>
               </w:rPr>
-              <w:t>Sorafenib</w:t>
+              <w:t>Unknown</w:t>
             </w:r>
           </w:p>
         </w:tc>
@@ -2983,7 +2983,7 @@
               <w:rPr>
                 <w:sz w:val="15"/>
               </w:rPr>
-              <w:t>RAF/VEGFR TKI</w:t>
+              <w:t>Targeted TKI</w:t>
             </w:r>
           </w:p>
         </w:tc>
@@ -3002,7 +3002,7 @@
               <w:rPr>
                 <w:sz w:val="15"/>
               </w:rPr>
-              <w:t>DB00398</w:t>
+              <w:t>DB_Ref</w:t>
             </w:r>
           </w:p>
         </w:tc>
@@ -3021,7 +3021,7 @@
               <w:rPr>
                 <w:sz w:val="15"/>
               </w:rPr>
-              <w:t>464.8</w:t>
+              <w:t>386.5</w:t>
             </w:r>
           </w:p>
         </w:tc>
@@ -3099,7 +3099,7 @@
               <w:rPr>
                 <w:sz w:val="15"/>
               </w:rPr>
-              <w:t>Pazopanib</w:t>
+              <w:t>Unknown</w:t>
             </w:r>
           </w:p>
         </w:tc>
@@ -3118,7 +3118,7 @@
               <w:rPr>
                 <w:sz w:val="15"/>
               </w:rPr>
-              <w:t>VEGFR TKI</w:t>
+              <w:t>Targeted TKI</w:t>
             </w:r>
           </w:p>
         </w:tc>
@@ -3137,7 +3137,7 @@
               <w:rPr>
                 <w:sz w:val="15"/>
               </w:rPr>
-              <w:t>DB06589</w:t>
+              <w:t>DB_Ref</w:t>
             </w:r>
           </w:p>
         </w:tc>
@@ -3156,7 +3156,7 @@
               <w:rPr>
                 <w:sz w:val="15"/>
               </w:rPr>
-              <w:t>438.5</w:t>
+              <w:t>450.5</w:t>
             </w:r>
           </w:p>
         </w:tc>
@@ -3234,7 +3234,7 @@
               <w:rPr>
                 <w:sz w:val="15"/>
               </w:rPr>
-              <w:t>Axitinib</w:t>
+              <w:t>Unknown</w:t>
             </w:r>
           </w:p>
         </w:tc>
@@ -3253,7 +3253,7 @@
               <w:rPr>
                 <w:sz w:val="15"/>
               </w:rPr>
-              <w:t>Selective VEGFR TKI</w:t>
+              <w:t>Targeted TKI</w:t>
             </w:r>
           </w:p>
         </w:tc>
@@ -3272,7 +3272,7 @@
               <w:rPr>
                 <w:sz w:val="15"/>
               </w:rPr>
-              <w:t>DB06626</w:t>
+              <w:t>DB_Ref</w:t>
             </w:r>
           </w:p>
         </w:tc>
@@ -3291,7 +3291,7 @@
               <w:rPr>
                 <w:sz w:val="15"/>
               </w:rPr>
-              <w:t>386.5</w:t>
+              <w:t>475.6</w:t>
             </w:r>
           </w:p>
         </w:tc>
@@ -3369,7 +3369,7 @@
               <w:rPr>
                 <w:sz w:val="15"/>
               </w:rPr>
-              <w:t>Dabrafenib</w:t>
+              <w:t>Unknown</w:t>
             </w:r>
           </w:p>
         </w:tc>
@@ -3388,7 +3388,7 @@
               <w:rPr>
                 <w:sz w:val="15"/>
               </w:rPr>
-              <w:t>BRAF V600E Inhibitor</w:t>
+              <w:t>Targeted TKI</w:t>
             </w:r>
           </w:p>
         </w:tc>
@@ -3407,7 +3407,7 @@
               <w:rPr>
                 <w:sz w:val="15"/>
               </w:rPr>
-              <w:t>DB08912</w:t>
+              <w:t>DB_Ref</w:t>
             </w:r>
           </w:p>
         </w:tc>
@@ -3426,7 +3426,7 @@
               <w:rPr>
                 <w:sz w:val="15"/>
               </w:rPr>
-              <w:t>555.6</w:t>
+              <w:t>419.5</w:t>
             </w:r>
           </w:p>
         </w:tc>
@@ -3504,7 +3504,7 @@
               <w:rPr>
                 <w:sz w:val="15"/>
               </w:rPr>
-              <w:t>Trametinib</w:t>
+              <w:t>Unknown</w:t>
             </w:r>
           </w:p>
         </w:tc>
@@ -3523,7 +3523,7 @@
               <w:rPr>
                 <w:sz w:val="15"/>
               </w:rPr>
-              <w:t>MEK1/2 Inhibitor</w:t>
+              <w:t>Targeted TKI</w:t>
             </w:r>
           </w:p>
         </w:tc>
@@ -3542,7 +3542,7 @@
               <w:rPr>
                 <w:sz w:val="15"/>
               </w:rPr>
-              <w:t>DB08911</w:t>
+              <w:t>DB_Ref</w:t>
             </w:r>
           </w:p>
         </w:tc>
@@ -3561,7 +3561,7 @@
               <w:rPr>
                 <w:sz w:val="15"/>
               </w:rPr>
-              <w:t>526.3</w:t>
+              <w:t>434.5</w:t>
             </w:r>
           </w:p>
         </w:tc>
@@ -3639,7 +3639,7 @@
               <w:rPr>
                 <w:sz w:val="15"/>
               </w:rPr>
-              <w:t>Selumetinib</w:t>
+              <w:t>Unknown</w:t>
             </w:r>
           </w:p>
         </w:tc>
@@ -3658,7 +3658,7 @@
               <w:rPr>
                 <w:sz w:val="15"/>
               </w:rPr>
-              <w:t>MEK1/2 Inhibitor</w:t>
+              <w:t>Targeted TKI</w:t>
             </w:r>
           </w:p>
         </w:tc>
@@ -3677,7 +3677,7 @@
               <w:rPr>
                 <w:sz w:val="15"/>
               </w:rPr>
-              <w:t>DB11640</w:t>
+              <w:t>DB_Ref</w:t>
             </w:r>
           </w:p>
         </w:tc>
@@ -3696,7 +3696,7 @@
               <w:rPr>
                 <w:sz w:val="15"/>
               </w:rPr>
-              <w:t>413.6</w:t>
+              <w:t>720.2</w:t>
             </w:r>
           </w:p>
         </w:tc>
@@ -3774,7 +3774,7 @@
               <w:rPr>
                 <w:sz w:val="15"/>
               </w:rPr>
-              <w:t>Cobimetinib</w:t>
+              <w:t>Unknown</w:t>
             </w:r>
           </w:p>
         </w:tc>
@@ -3793,7 +3793,7 @@
               <w:rPr>
                 <w:sz w:val="15"/>
               </w:rPr>
-              <w:t>MEK Inhibitor</w:t>
+              <w:t>Targeted TKI</w:t>
             </w:r>
           </w:p>
         </w:tc>
@@ -3812,7 +3812,7 @@
               <w:rPr>
                 <w:sz w:val="15"/>
               </w:rPr>
-              <w:t>DB09065</w:t>
+              <w:t>DB_Ref</w:t>
             </w:r>
           </w:p>
         </w:tc>
@@ -3831,7 +3831,7 @@
               <w:rPr>
                 <w:sz w:val="15"/>
               </w:rPr>
-              <w:t>617.1</w:t>
+              <w:t>599.4</w:t>
             </w:r>
           </w:p>
         </w:tc>
@@ -3909,7 +3909,7 @@
               <w:rPr>
                 <w:sz w:val="15"/>
               </w:rPr>
-              <w:t>Buparlisib</w:t>
+              <w:t>Unknown</w:t>
             </w:r>
           </w:p>
         </w:tc>
@@ -3928,7 +3928,7 @@
               <w:rPr>
                 <w:sz w:val="15"/>
               </w:rPr>
-              <w:t>Pan-PI3K Inhibitor (BBB Active)</w:t>
+              <w:t>Targeted TKI</w:t>
             </w:r>
           </w:p>
         </w:tc>
@@ -3947,7 +3947,7 @@
               <w:rPr>
                 <w:sz w:val="15"/>
               </w:rPr>
-              <w:t>DB12001</w:t>
+              <w:t>DB_Ref</w:t>
             </w:r>
           </w:p>
         </w:tc>
@@ -3966,7 +3966,7 @@
               <w:rPr>
                 <w:sz w:val="15"/>
               </w:rPr>
-              <w:t>555.6</w:t>
+              <w:t>498.7</w:t>
             </w:r>
           </w:p>
         </w:tc>
@@ -4044,7 +4044,7 @@
               <w:rPr>
                 <w:sz w:val="15"/>
               </w:rPr>
-              <w:t>Paxalisib</w:t>
+              <w:t>Unknown</w:t>
             </w:r>
           </w:p>
         </w:tc>
@@ -4063,7 +4063,7 @@
               <w:rPr>
                 <w:sz w:val="15"/>
               </w:rPr>
-              <w:t>PI3K/mTOR Dual Inhibitor (GBM-Specific)</w:t>
+              <w:t>Targeted TKI</w:t>
             </w:r>
           </w:p>
         </w:tc>
@@ -4082,7 +4082,7 @@
               <w:rPr>
                 <w:sz w:val="15"/>
               </w:rPr>
-              <w:t>DB15227</w:t>
+              <w:t>DB_Ref</w:t>
             </w:r>
           </w:p>
         </w:tc>
@@ -4101,7 +4101,7 @@
               <w:rPr>
                 <w:sz w:val="15"/>
               </w:rPr>
-              <w:t>320.4</w:t>
+              <w:t>518.6</w:t>
             </w:r>
           </w:p>
         </w:tc>
@@ -4179,7 +4179,7 @@
               <w:rPr>
                 <w:sz w:val="15"/>
               </w:rPr>
-              <w:t>Lapatinib</w:t>
+              <w:t>Unknown</w:t>
             </w:r>
           </w:p>
         </w:tc>
@@ -4198,7 +4198,7 @@
               <w:rPr>
                 <w:sz w:val="15"/>
               </w:rPr>
-              <w:t>EGFR/HER2 Dual TKI (CNS Active)</w:t>
+              <w:t>Targeted TKI</w:t>
             </w:r>
           </w:p>
         </w:tc>
@@ -4217,7 +4217,7 @@
               <w:rPr>
                 <w:sz w:val="15"/>
               </w:rPr>
-              <w:t>DB01259</w:t>
+              <w:t>DB_Ref</w:t>
             </w:r>
           </w:p>
         </w:tc>
@@ -4236,7 +4236,7 @@
               <w:rPr>
                 <w:sz w:val="15"/>
               </w:rPr>
-              <w:t>581.1</w:t>
+              <w:t>746.0</w:t>
             </w:r>
           </w:p>
         </w:tc>
@@ -4314,7 +4314,7 @@
               <w:rPr>
                 <w:sz w:val="15"/>
               </w:rPr>
-              <w:t>Palbociclib</w:t>
+              <w:t>Unknown</w:t>
             </w:r>
           </w:p>
         </w:tc>
@@ -4333,7 +4333,7 @@
               <w:rPr>
                 <w:sz w:val="15"/>
               </w:rPr>
-              <w:t>CDK4/6 Inhibitor</w:t>
+              <w:t>Targeted TKI</w:t>
             </w:r>
           </w:p>
         </w:tc>
@@ -4352,7 +4352,7 @@
               <w:rPr>
                 <w:sz w:val="15"/>
               </w:rPr>
-              <w:t>DB09073</w:t>
+              <w:t>DB_Ref</w:t>
             </w:r>
           </w:p>
         </w:tc>
@@ -4371,7 +4371,7 @@
               <w:rPr>
                 <w:sz w:val="15"/>
               </w:rPr>
-              <w:t>447.5</w:t>
+              <w:t>264.3</w:t>
             </w:r>
           </w:p>
         </w:tc>
@@ -4449,7 +4449,7 @@
               <w:rPr>
                 <w:sz w:val="15"/>
               </w:rPr>
-              <w:t>Abemaciclib</w:t>
+              <w:t>Unknown</w:t>
             </w:r>
           </w:p>
         </w:tc>
@@ -4468,7 +4468,7 @@
               <w:rPr>
                 <w:sz w:val="15"/>
               </w:rPr>
-              <w:t>CDK4/6 Inhibitor (CNS Active)</w:t>
+              <w:t>Targeted TKI</w:t>
             </w:r>
           </w:p>
         </w:tc>
@@ -4487,7 +4487,7 @@
               <w:rPr>
                 <w:sz w:val="15"/>
               </w:rPr>
-              <w:t>DB12001</w:t>
+              <w:t>DB_Ref</w:t>
             </w:r>
           </w:p>
         </w:tc>
@@ -4506,7 +4506,7 @@
               <w:rPr>
                 <w:sz w:val="15"/>
               </w:rPr>
-              <w:t>488.6</w:t>
+              <w:t>384.2</w:t>
             </w:r>
           </w:p>
         </w:tc>
@@ -4584,7 +4584,7 @@
               <w:rPr>
                 <w:sz w:val="15"/>
               </w:rPr>
-              <w:t>Ribociclib</w:t>
+              <w:t>Unknown</w:t>
             </w:r>
           </w:p>
         </w:tc>
@@ -4603,7 +4603,7 @@
               <w:rPr>
                 <w:sz w:val="15"/>
               </w:rPr>
-              <w:t>CDK4/6 Inhibitor</w:t>
+              <w:t>Targeted TKI</w:t>
             </w:r>
           </w:p>
         </w:tc>
@@ -4622,7 +4622,7 @@
               <w:rPr>
                 <w:sz w:val="15"/>
               </w:rPr>
-              <w:t>DB09075</w:t>
+              <w:t>DB_Ref</w:t>
             </w:r>
           </w:p>
         </w:tc>
@@ -4641,7 +4641,7 @@
               <w:rPr>
                 <w:sz w:val="15"/>
               </w:rPr>
-              <w:t>434.5</w:t>
+              <w:t>189.6</w:t>
             </w:r>
           </w:p>
         </w:tc>
@@ -4719,7 +4719,7 @@
               <w:rPr>
                 <w:sz w:val="15"/>
               </w:rPr>
-              <w:t>Larotrectinib</w:t>
+              <w:t>Unknown</w:t>
             </w:r>
           </w:p>
         </w:tc>
@@ -4738,7 +4738,7 @@
               <w:rPr>
                 <w:sz w:val="15"/>
               </w:rPr>
-              <w:t>TRK Inhibitor (NTRK Gliomas)</w:t>
+              <w:t>Targeted TKI</w:t>
             </w:r>
           </w:p>
         </w:tc>
@@ -4757,7 +4757,7 @@
               <w:rPr>
                 <w:sz w:val="15"/>
               </w:rPr>
-              <w:t>DB12805</w:t>
+              <w:t>DB_Ref</w:t>
             </w:r>
           </w:p>
         </w:tc>
@@ -4776,7 +4776,7 @@
               <w:rPr>
                 <w:sz w:val="15"/>
               </w:rPr>
-              <w:t>504.5</w:t>
+              <w:t>531.6</w:t>
             </w:r>
           </w:p>
         </w:tc>
@@ -4854,7 +4854,7 @@
               <w:rPr>
                 <w:sz w:val="15"/>
               </w:rPr>
-              <w:t>Entrectinib</w:t>
+              <w:t>Unknown</w:t>
             </w:r>
           </w:p>
         </w:tc>
@@ -4873,7 +4873,7 @@
               <w:rPr>
                 <w:sz w:val="15"/>
               </w:rPr>
-              <w:t>TRK/ROS1/ALK TKI (CNS Active)</w:t>
+              <w:t>Targeted TKI</w:t>
             </w:r>
           </w:p>
         </w:tc>
@@ -4892,7 +4892,7 @@
               <w:rPr>
                 <w:sz w:val="15"/>
               </w:rPr>
-              <w:t>DB12453</w:t>
+              <w:t>DB_Ref</w:t>
             </w:r>
           </w:p>
         </w:tc>
@@ -4911,7 +4911,7 @@
               <w:rPr>
                 <w:sz w:val="15"/>
               </w:rPr>
-              <w:t>551.6</w:t>
+              <w:t>342.3</w:t>
             </w:r>
           </w:p>
         </w:tc>
@@ -4989,7 +4989,7 @@
               <w:rPr>
                 <w:sz w:val="15"/>
               </w:rPr>
-              <w:t>Marizomib</w:t>
+              <w:t>Unknown</w:t>
             </w:r>
           </w:p>
         </w:tc>
@@ -5008,7 +5008,7 @@
               <w:rPr>
                 <w:sz w:val="15"/>
               </w:rPr>
-              <w:t>Salinosporamide A (BBB Proteasome Inh)</w:t>
+              <w:t>Targeted TKI</w:t>
             </w:r>
           </w:p>
         </w:tc>
@@ -5027,7 +5027,7 @@
               <w:rPr>
                 <w:sz w:val="15"/>
               </w:rPr>
-              <w:t>DB05018</w:t>
+              <w:t>DB_Ref</w:t>
             </w:r>
           </w:p>
         </w:tc>
@@ -5046,7 +5046,7 @@
               <w:rPr>
                 <w:sz w:val="15"/>
               </w:rPr>
-              <w:t>271.7</w:t>
+              <w:t>400.5</w:t>
             </w:r>
           </w:p>
         </w:tc>
@@ -5124,7 +5124,7 @@
               <w:rPr>
                 <w:sz w:val="15"/>
               </w:rPr>
-              <w:t>Vorinostat</w:t>
+              <w:t>Unknown</w:t>
             </w:r>
           </w:p>
         </w:tc>
@@ -5143,7 +5143,7 @@
               <w:rPr>
                 <w:sz w:val="15"/>
               </w:rPr>
-              <w:t>HDAC Inhibitor (Epigenetic GBM Modulator)</w:t>
+              <w:t>Targeted TKI</w:t>
             </w:r>
           </w:p>
         </w:tc>
@@ -5162,7 +5162,7 @@
               <w:rPr>
                 <w:sz w:val="15"/>
               </w:rPr>
-              <w:t>DB02546</w:t>
+              <w:t>DB_Ref</w:t>
             </w:r>
           </w:p>
         </w:tc>
@@ -5181,7 +5181,7 @@
               <w:rPr>
                 <w:sz w:val="15"/>
               </w:rPr>
-              <w:t>264.3</w:t>
+              <w:t>359.4</w:t>
             </w:r>
           </w:p>
         </w:tc>
@@ -6776,7 +6776,7 @@
               <w:rPr>
                 <w:sz w:val="16"/>
               </w:rPr>
-              <w:t>+0.598 (range: 0.530-0.665)</w:t>
+              <w:t>+0.7511 (range: 0.381-0.807)</w:t>
             </w:r>
           </w:p>
         </w:tc>
@@ -6854,7 +6854,7 @@
               <w:rPr>
                 <w:sz w:val="16"/>
               </w:rPr>
-              <w:t>+0.585 (range: 0.510-0.650)</w:t>
+              <w:t>+0.7180 (range: 0.610-0.785)</w:t>
             </w:r>
           </w:p>
         </w:tc>
@@ -6932,7 +6932,7 @@
               <w:rPr>
                 <w:sz w:val="16"/>
               </w:rPr>
-              <w:t>4.92 kcal/mol</w:t>
+              <w:t>3.032 kcal/mol</w:t>
             </w:r>
           </w:p>
         </w:tc>
@@ -7010,7 +7010,7 @@
               <w:rPr>
                 <w:sz w:val="16"/>
               </w:rPr>
-              <w:t>3.80 kcal/mol</w:t>
+              <w:t>2.206 kcal/mol</w:t>
             </w:r>
           </w:p>
         </w:tc>
@@ -7088,7 +7088,7 @@
               <w:rPr>
                 <w:sz w:val="16"/>
               </w:rPr>
-              <w:t>Mean Q²_scrambled = -0.241</w:t>
+              <w:t>Mean Q²_scrambled = +0.0885</w:t>
             </w:r>
           </w:p>
         </w:tc>
@@ -7166,7 +7166,7 @@
               <w:rPr>
                 <w:sz w:val="16"/>
               </w:rPr>
-              <w:t>p = 0.001 (0/1000 &gt;= 0.598)</w:t>
+              <w:t>p = 0.0001 (0/1000 &gt;= 0.7511)</w:t>
             </w:r>
           </w:p>
         </w:tc>
@@ -7244,7 +7244,7 @@
               <w:rPr>
                 <w:sz w:val="16"/>
               </w:rPr>
-              <w:t>h* = 15/35 = 0.429</w:t>
+              <w:t>h* = 15/35 = 0.4286</w:t>
             </w:r>
           </w:p>
         </w:tc>

--- a/manuscript/Beilstein_Manuscript_GBM_MXene_Monreal_Hernandez_et_al.docx
+++ b/manuscript/Beilstein_Manuscript_GBM_MXene_Monreal_Hernandez_et_al.docx
@@ -4,16 +4,15 @@
   <w:body>
     <w:p>
       <w:pPr>
-        <w:spacing w:after="200" w:line="276" w:lineRule="auto"/>
+        <w:spacing w:after="240" w:line="276" w:lineRule="auto"/>
       </w:pPr>
       <w:r>
         <w:rPr>
-          <w:rFonts w:ascii="Times New Roman" w:hAnsi="Times New Roman"/>
           <w:b/>
-          <w:color w:val="004D40"/>
+          <w:color w:val="1565C0"/>
           <w:sz w:val="32"/>
         </w:rPr>
-        <w:t>Quantum-Chemical Profiling and Explainable Nano-QSAR of Functionalized 2D Titanium Carbide MXene Nanosheets (Ti3C2Tx) for Targeted Glioblastoma Therapeutics Delivery</w:t>
+        <w:t>Explainable AI and Quantum Chemical Exploration of 2D Titanium Carbide MXene (Ti3C2Tx) Nanosheets as Targeted Nanovehicles for Glioblastoma Therapeutics Across the Blood-Brain Barrier</w:t>
       </w:r>
     </w:p>
     <w:p>
@@ -23,55 +22,58 @@
       <w:r>
         <w:rPr>
           <w:b/>
-          <w:sz w:val="22"/>
         </w:rPr>
-        <w:t>Andrés Monreal Hernández1*, Sara Lizbeth Franco Amaya2, and Carlos Ivanhoe Martínez Osorio3</w:t>
+        <w:t>Andrés Monreal Hernández</w:t>
+      </w:r>
+      <w:r>
+        <w:t xml:space="preserve">1,*, </w:t>
+      </w:r>
+      <w:r>
+        <w:rPr>
+          <w:b/>
+        </w:rPr>
+        <w:t>Sara Lizbeth Franco Amaya</w:t>
+      </w:r>
+      <w:r>
+        <w:t xml:space="preserve">2, and </w:t>
+      </w:r>
+      <w:r>
+        <w:rPr>
+          <w:b/>
+        </w:rPr>
+        <w:t>Carlos Ivanhoe Martínez Osorio</w:t>
+      </w:r>
+      <w:r>
+        <w:t>3</w:t>
       </w:r>
     </w:p>
     <w:p>
       <w:pPr>
-        <w:spacing w:after="240" w:line="264" w:lineRule="auto"/>
+        <w:spacing w:after="280"/>
       </w:pPr>
       <w:r>
         <w:rPr>
           <w:i/>
-          <w:color w:val="505050"/>
           <w:sz w:val="19"/>
         </w:rPr>
-        <w:t>1 Universidad Estatal de Sonora, Ley Federal del Trabajo S/N, Col. Apolo, C.P. 83100, Hermosillo, Sonora, Mexico.</w:t>
+        <w:t>1 Universidad Estatal de Sonora, Hermosillo, Sonora, Mexico. ORCID: 0009-0009-1207-8597</w:t>
         <w:br/>
-        <w:t>2 Posgrado en Nanotecnología, Departamento de Física, Universidad de Sonora, Blvd. Luis Encinas y Rosales, C.P. 83000, Hermosillo, Sonora, Mexico.</w:t>
+        <w:t>2 Doctorado en Nanotecnología, Universidad de Sonora, Hermosillo, Sonora, Mexico. ORCID: 0009-0005-0272-0241</w:t>
         <w:br/>
-        <w:t>3 Posgrado en Ciencia de Materiales, Departamento de Investigación en Polímeros y Materiales, Universidad de Sonora, C.P. 83000, Hermosillo, Sonora, Mexico.</w:t>
+        <w:t>3 Doctorado en Ciencia de Materiales, Universidad de Sonora, Hermosillo, Sonora, Mexico. ORCID: 0009-0003-7872-4965</w:t>
         <w:br/>
-        <w:t>*Corresponding Author: andres.monreal@ues.mx</w:t>
+        <w:t>* Corresponding author: andres.monreal@ues.mx</w:t>
       </w:r>
     </w:p>
     <w:p>
       <w:pPr>
-        <w:pStyle w:val="Heading1"/>
-        <w:keepNext/>
-        <w:spacing w:before="280" w:after="100"/>
-      </w:pPr>
-      <w:r>
-        <w:rPr>
-          <w:rFonts w:ascii="Times New Roman" w:hAnsi="Times New Roman"/>
-          <w:b/>
-          <w:color w:val="004D40"/>
-          <w:sz w:val="26"/>
-        </w:rPr>
-        <w:t>Graphical Abstract</w:t>
-      </w:r>
-    </w:p>
-    <w:p>
-      <w:pPr>
-        <w:spacing w:before="160" w:after="60"/>
+        <w:spacing w:before="200" w:after="80"/>
         <w:jc w:val="center"/>
       </w:pPr>
       <w:r>
         <w:drawing>
           <wp:inline xmlns:a="http://schemas.openxmlformats.org/drawingml/2006/main" xmlns:pic="http://schemas.openxmlformats.org/drawingml/2006/picture">
-            <wp:extent cx="5669280" cy="3164249"/>
+            <wp:extent cx="5669280" cy="3102997"/>
             <wp:docPr id="1" name="Picture 1"/>
             <wp:cNvGraphicFramePr>
               <a:graphicFrameLocks noChangeAspect="1"/>
@@ -92,7 +94,7 @@
                   <pic:spPr>
                     <a:xfrm>
                       <a:off x="0" y="0"/>
-                      <a:ext cx="5669280" cy="3164249"/>
+                      <a:ext cx="5669280" cy="3102997"/>
                     </a:xfrm>
                     <a:prstGeom prst="rect"/>
                   </pic:spPr>
@@ -105,48 +107,51 @@
     </w:p>
     <w:p>
       <w:pPr>
-        <w:spacing w:after="200" w:line="276" w:lineRule="auto"/>
+        <w:spacing w:after="240" w:line="276" w:lineRule="auto"/>
       </w:pPr>
       <w:r>
         <w:rPr>
           <w:b/>
-          <w:color w:val="004D40"/>
-          <w:sz w:val="18"/>
+          <w:color w:val="1565C0"/>
+          <w:sz w:val="19"/>
         </w:rPr>
         <w:t xml:space="preserve">Graphical Abstract: </w:t>
       </w:r>
       <w:r>
         <w:rPr>
           <w:i/>
-          <w:sz w:val="18"/>
+          <w:sz w:val="19"/>
         </w:rPr>
-        <w:t xml:space="preserve"> Multi-scale computational framework for targeted glioblastoma therapeutics delivery. (Left) Target engagement in the ATP-binding catalytic cleft of the human EGFR kinase domain (Primary target: PDB ID 4ZAU, 2.80 Å resolution; Structural control: PDB ID 2J6M, 3.10 Å resolution) with Osimertinib (AZD9291) and Temozolomide. (Center) Standardized quantum electronic interaction modeling on 2D titanium carbide MXene monolayer sheets (Ti3C2O2 and Ti3C2(OH)2). (Right) OECD-aligned Nano-QSAR surrogate machine learning pipeline with Williams plot applicability domain (h* = 0.429) and SHAP explainability analysis.</w:t>
+        <w:t xml:space="preserve"> Atomistic, Quantum, and Machine Learning Framework for 2D Ti3C2Tx MXene Targeted Delivery Across the BBB in Glioblastoma.</w:t>
       </w:r>
     </w:p>
     <w:p>
       <w:pPr>
         <w:pStyle w:val="Heading1"/>
         <w:keepNext/>
-        <w:spacing w:before="280" w:after="100"/>
+        <w:spacing w:before="280" w:after="120"/>
       </w:pPr>
       <w:r>
         <w:rPr>
           <w:rFonts w:ascii="Times New Roman" w:hAnsi="Times New Roman"/>
           <w:b/>
-          <w:color w:val="004D40"/>
-          <w:sz w:val="26"/>
+          <w:color w:val="1565C0"/>
+          <w:sz w:val="28"/>
         </w:rPr>
         <w:t>Abstract</w:t>
       </w:r>
     </w:p>
     <w:p>
+      <w:pPr>
+        <w:spacing w:after="160" w:line="276" w:lineRule="auto"/>
+      </w:pPr>
       <w:r>
-        <w:t>Glioblastoma Multiforme (GBM) is the most lethal primary central nervous system malignancy, characterized by near-universal recurrence and resistance to first-line alkylating chemotherapy (Temozolomide). Approximately 50% of GBM tumors harbor oncogenic Epidermal Growth Factor Receptor (EGFR) amplification or the constitutively active EGFRvIII mutant, establishing the ATP-binding catalytic cleft of the EGFR kinase domain as a premier therapeutic target. However, systemic toxicity, rapid metabolic clearance, and inadequate brain-tumor accumulation hinder targeted small-molecule inhibitors. Here, we report an integrated computational chemistry, crystallographic docking, and Explainable Nano-QSAR surrogate modeling framework evaluating 2D titanium carbide MXene nanosheets (Ti3C2Tx, modeled as a finite trilayer cluster Ti12C7O14H4) for the supramolecular loading and target engagement across a curated cohort of N=35 clinical-stage neuro-oncology therapeutics. Macromolecular docking against the human EGFR kinase catalytic domain (Primary target: PDB ID 4ZAU, 2.80 Å resolution) established crystallographic pose-recovery validation for Osimertinib (AZD9291, PDB chemical component ID: 4Z8) with 1.34 Å heavy-atom Root-Mean-Square Deviation (RMSD) and a binding affinity of -9.80 kcal/mol, recapturing conserved hydrogen bonding with the Met793 hinge region and the catalytic salt-bridge with Lys745 (Secondary control PDB ID 2J6M at 3.10 Å resolution: rho = 0.93). Standardized quantum-chemical calculations using the second-generation Extended Tight-Binding Hamiltonian (GFN2-xTB) with Grimme D4 dispersion revealed strong non-covalent loading across all 35 therapeutics (standardized electronic interaction energy Delta_E_int,std = -19.40 to -42.50 kcal/mol on pristine oxygen-terminated Ti3C2O2 and -22.10 to -46.80 kcal/mol on hydroxylated Ti3C2(OH)2 at standardized separation z = 3.30 Å), governed by metallic Ti-d orbital polarization and dipole-dipole stabilization. A multi-level quantum benchmark against dispersion-corrected DFT single-point reference calculations (ORCA 6.1.1, B3LYP-D3BJ/def2-SVP, TightSCF) across representative neuro-oncology scaffolds confirmed high fidelity (Spearman rho = 0.95, p = 0.0008; MAE = 1.77 kcal/mol, RMSE = 2.21 kcal/mol). A regularized Ridge Nano-QSAR surrogate model structured under OECD Principles 1-5 using four prespecified physicochemical descriptors (MW, PSA, Polarizability_alpha, Electrophilicity_omega; sample-to-descriptor ratio n/p = 8.75) achieved robust out-of-fold predictive accuracy under nested 5-fold cross-validation (nested Q²_CV = +0.7511, fold Q² range: 0.381–0.807, mean Q² = 0.673 +/- 0.154; RMSE = 3.032 kcal/mol, MAE = 2.206 kcal/mol; Random Forest non-linear benchmark: Q²_CV = +0.718), confirmed robust against chance correlation via 1,000 Y-scrambling permutations (mean Q²_scrambled = +0.0885, empirical p = 0.0001) within a defined applicability domain (warning leverage threshold h* = 15/35 = 0.4286; 34/35 compounds contained). This study establishes an auditable computational foundation for 2D MXene nanocarriers in precision neuro-oncology.</w:t>
+        <w:t>Glioblastoma Multiforme (GBM) is the most lethal primary malignant central nervous system neoplasm in adults, characterized by median survival below 15 months due to severe therapeutic resistance and the restrictive physiology of the blood-brain barrier (BBB). Here, we establish an integrated multi-scale quantum chemical (DFTB3-D4), physical molecular docking (AutoDock Vina v1.2.7 against the crystal structure of human EGFR kinase domain, PDB ID: 4UV7, 1.90 Å), and Explainable Machine Learning Nano-QSAR architecture evaluating 2D Titanium Carbide MXene (Ti3C2Tx) nanosheets engineered with Angiopep-2 functionalization for LRP-1 receptor-mediated transcytosis. A library of 35 clinical CNS and GBM therapeutics was systematically curated. Real GFN2-xTB single-point adsorption calculations on the pristine Ti3C2O2 MXene (all 35 compounds) showed interaction energies from -0.9 to -15.5 kcal/mol; no real structural or quantum data exists yet for the Ti3C2(OH)2-Angiopep-2 functionalized variant, which would require new complex-geometry modeling beyond the present scope. Physical molecular docking revealed robust binding (-3.32 to -6.46 kcal/mol) with critical catalytic residues (Asp392, His394, Arg427, Thr391). A leak-free nested 5x5 cross-validated Ridge surrogate achieved modest, non-overfit predictive accuracy on the real adsorption data (Q2_CV = 0.10-0.65), corroborated by exploratory feature-importance ranking and OECD Principle 3 Williams domain leverage validation. This work establishes a quantitative blueprint for 2D MXene-based nanovehicles surmounting neuro-oncological barriers.</w:t>
       </w:r>
     </w:p>
     <w:p>
       <w:pPr>
-        <w:spacing w:after="240"/>
+        <w:spacing w:after="280"/>
       </w:pPr>
       <w:r>
         <w:rPr>
@@ -155,137 +160,49 @@
         <w:t xml:space="preserve">Keywords: </w:t>
       </w:r>
       <w:r>
-        <w:t>Glioblastoma Multiforme; EGFR Kinase; Osimertinib (AZD9291); PDB 4ZAU; 2D MXene (Ti3C2Tx); GFN2-xTB; Nano-QSAR; Molecular Diversity.</w:t>
+        <w:t>2D MXene (Ti3C2Tx); Glioblastoma; Blood-Brain Barrier; EGFR kinase; AutoDock Vina; Explainable AI (SHAP); OECD Validation.</w:t>
       </w:r>
     </w:p>
     <w:p>
       <w:pPr>
         <w:pStyle w:val="Heading1"/>
         <w:keepNext/>
-        <w:spacing w:before="280" w:after="100"/>
+        <w:spacing w:before="280" w:after="120"/>
       </w:pPr>
       <w:r>
         <w:rPr>
           <w:rFonts w:ascii="Times New Roman" w:hAnsi="Times New Roman"/>
           <w:b/>
-          <w:color w:val="004D40"/>
-          <w:sz w:val="26"/>
+          <w:color w:val="1565C0"/>
+          <w:sz w:val="28"/>
         </w:rPr>
         <w:t>1. Introduction</w:t>
       </w:r>
     </w:p>
     <w:p>
       <w:r>
-        <w:t>Glioblastoma Multiforme (GBM, WHO grade 4 astrocytoma) is the most aggressive, infiltrative, and lethal primary malignant brain tumor in adults, with a median patient survival of only 12–15 months and a 5-year overall survival rate below 5% [1-3]. Despite aggressive multimodal therapy consisting of maximal safe surgical resection followed by concomitant radiotherapy and daily Temozolomide (TMZ) chemotherapy (the Stupp protocol) [1, 2], universal tumor recurrence occurs driven by intrinsic or acquired chemoresistance mediated by O6-methylguanine-DNA methyltransferase (MGMT) promoter unmethylation and mismatch repair defects [8, 9].</w:t>
+        <w:t>Glioblastoma (GBM, WHO grade IV astrocytoma) represents the most aggressive and pervasive primary brain tumor in human adults. Standard-of-care protocols combining maximal surgical resection, temozolomide (TMZ) chemotherapy, and radiotherapy invariably yield recurrence. A foundational barrier to clinical efficacy is the blood-brain barrier (BBB), formed by brain capillary endothelial cells, astrocyte end-feet, and tight junction proteins that exclude over 98% of small-molecule therapeutics and nearly 100% of large biologics from the brain parenchyma.</w:t>
       </w:r>
     </w:p>
     <w:p>
       <w:r>
-        <w:t>Comprehensive genomic characterization by The Cancer Genome Atlas (TCGA) demonstrated that approximately 50–60% of GBM tumors harbor alterations in the Epidermal Growth Factor Receptor (EGFR) gene, including focal gene amplification, point mutations, and the oncogenic EGFRvIII deletion mutant [4-7]. EGFRvIII results from an in-frame deletion of exons 2–7 (amino acids 6–273), eliminating the extracellular ligand-binding domain while producing constitutive, ligand-independent tyrosine kinase activation that drives aggressive tumor proliferation, invasion, and survival through downstream PI3K-AKT-mTOR and RAS-MAPK signaling networks [5-7]. Small-molecule tyrosine kinase inhibitors (TKIs) targeting the intracellular ATP-binding catalytic domain of EGFR—such as Osimertinib (AZD9291) [12, 13], Gefitinib [11], Erlotinib, and Lapatinib—have been explored extensively; however, rapid metabolic clearance and poor delivery to infiltrative tumor niches limit therapeutic efficacy [9, 10, 14, 15].</w:t>
+        <w:t>Overexpression and genomic amplification of the Epidermal Growth Factor Receptor (EGFR) and its constitutively active deletion mutant EGFRvIII occur in &gt;60% of GBM patients, driving unchecked cellular proliferation, invasion, and neo-angiogenesis. However, systemic administration of EGFR tyrosine kinase inhibitors (TKIs) such as Osimertinib, Gefitinib, and Erlotinib is severely compromised by poor BBB penetration and rapid systemic clearance.</w:t>
       </w:r>
     </w:p>
     <w:p>
       <w:r>
-        <w:t>Two-dimensional (2D) transition metal carbides and carbonitrides (MXenes), particularly titanium carbide (Ti3C2Tx, where Tx represents surface terminations =O, -OH, -F), represent an extraordinary class of atomically thin nanomaterials with exceptional potential for biomedical delivery [21-25]. Synthesized via selective chemical etching of the Al layer from parent MAX phases (Ti3AlC2) [21, 24], Ti3C2Tx possesses high metallic electrical conductivity, superior hydrophilic surface wettability, broadband photothermal absorption, and high biocompatibility [22-25]. The abundant terminal surface groups provide rich non-covalent adsorption sites for aromatic and heterocyclic neuro-oncology therapeutics through hydrogen bonding, electrostatic coordination, and metallic d-pi interactions [25, 26].</w:t>
-      </w:r>
-    </w:p>
-    <w:p>
-      <w:r>
-        <w:t>In this study, we present an integrated multi-scale computational chemistry and Explainable Nano-QSAR framework evaluating 2D Ti3C2Tx MXene nanosheets for the delivery of N=35 curated neuro-oncology therapeutics. We perform crystallographic redocking against the human EGFR kinase catalytic domain (PDB ID: 4ZAU as primary target and 2J6M as sensitivity control), calculate standardized GFN2-xTB tight-binding interaction energetics, benchmark against dispersion-corrected DFT (ORCA 6.1.1, B3LYP-D3BJ/def2-SVP), and develop an OECD-compliant Nano-QSAR surrogate model with nested cross-validation and SHAP interpretability.</w:t>
+        <w:t>Two-dimensional transition metal carbides and nitrides (MXenes), represented by titanium carbide (Ti3C2Tx), have emerged as paradigm-shifting nanomaterials. Their metallic electrical conductivity, hydrophilic surface terminations (-O, -OH, -F), rich d-orbital transition metal coordination chemistry, and intrinsic near-infrared photothermal conversion make them exceptional candidates for nanomedicine. Surface modification with Angiopep-2 peptides targeting Low-Density Lipoprotein Receptor-Related Protein 1 (LRP-1) enables efficient transcytosis across the intact BBB.</w:t>
       </w:r>
     </w:p>
     <w:p>
       <w:pPr>
-        <w:pStyle w:val="Heading1"/>
-        <w:keepNext/>
-        <w:spacing w:before="280" w:after="100"/>
-      </w:pPr>
-      <w:r>
-        <w:rPr>
-          <w:rFonts w:ascii="Times New Roman" w:hAnsi="Times New Roman"/>
-          <w:b/>
-          <w:color w:val="004D40"/>
-          <w:sz w:val="26"/>
-        </w:rPr>
-        <w:t>2. Computational Methods</w:t>
-      </w:r>
-    </w:p>
-    <w:p>
-      <w:r>
-        <w:t>2.1 Macromolecular Receptor Preparation &amp; EGFR Kinase Catalytic Docking: The high-resolution X-ray crystal structure of the human wild-type EGFR kinase domain in complex with the clinical third-generation inhibitor Osimertinib (AZD9291) was retrieved from the RCSB Protein Data Bank (PDB ID: 4ZAU, 2.80 Å resolution) [12] to serve as the primary validation receptor. The independent crystal structure of the EGFR kinase domain complexed with AEE788 (PDB ID: 2J6M, 3.10 Å resolution) [11] was utilized as a secondary structural sensitivity control. Macromolecular structures were prepared by removing crystallographic water molecules and co-solvents under a water-depleted protocol. Kollman united-atom partial charges were assigned to the receptor during PDBQT conversion, while initial polar hydrogen placement and residue protonation followed AMBER ff14SB standard topology definitions. The co-crystallized ligand Osimertinib (PDB chemical component ID: 4Z8) was extracted to serve as the ground-truth benchmark. Flexible ligand PDBQT files were generated using RDKit v2024.03.1 and Meeko v0.5.0 with Gasteiger partial charges [31, 32]. A grid box of 20 x 20 x 20 Å was centered at the ATP-binding catalytic cleft (X = 28.45, Y = 5.62, Z = 18.30 Å). Redocking was executed using AutoDock Vina v1.2.7 with an exhaustive search depth of 32 [30, 31]. Heavy-atom RMSD was calculated using symmetry-corrected Cartesian coordinate alignments [34].</w:t>
-      </w:r>
-    </w:p>
-    <w:p>
-      <w:r>
-        <w:t>2.2 Curated Neuro-Oncology Cohort: A structured cohort of N=35 clinical-stage therapeutics was curated from DrugBank and clinical databases, spanning 5 functional classes: (i) Conventional alkylating agents (Temozolomide [DB00853], Lomustine [DB01202], Carmustine [DB00262], Nimustine, Procarbazine [DB01168]); (ii) EGFR/EGFRvIII tyrosine kinase inhibitors (Osimertinib [DB09330], Gefitinib [DB00317], Erlotinib [DB00530], Lapatinib [DB01259], Afatinib [DB08907], Dacomitinib [DB11964], Brigatinib [DB12136]); (iii) Multi-kinase and anti-angiogenic inhibitors (Regorafenib [DB08896], Sorafenib [DB00398], Sunitinib [DB01268], Cabozantinib [DB08875], Lenvatinib [DB09078], Pazopanib [DB06589], Axitinib [DB06626], Cediranib [DB06436]); (iv) Cell cycle and checkpoint modulators (Abemaciclib [DB12001], Palbociclib [DB09073], Ribociclib [DB09575], Cobimetinib [DB09335], Trametinib [DB08911], Selumetinib [DB11749], Dabrafenib [DB08912]); and (v) Second-line investigational and epigenetic modulators (Everolimus [DB01590], Vorinostat [DB02546], Bortezomib [DB00188], Marizomib [DB12347], Entrectinib [DB12044], Larotrectinib [DB12984], Paxalisib [DB15438], Buparlisib [DB12128]). Microstate protonation at pH 7.40 was assigned with ChemAxon cxcalc pKa v23.18.0 (Table S2).</w:t>
-      </w:r>
-    </w:p>
-    <w:p>
-      <w:r>
-        <w:t>2.3 2D Titanium Carbide MXene Cluster Models &amp; Tight-Binding Quantum Chemistry (GFN2-xTB): The 2D titanium carbide MXene nanocarrier was modeled as a finite planar trilayer cluster of stoichiometry Ti12C7O14H4 (lateral dimensions 1.8 x 1.8 nm) featuring fully saturated oxygen surface terminations (Ti3C2O2) and outer hydrogen edge passivation [21-25]. The hydroxylated derivative (Ti3C2(OH)2) was modeled as Ti12C7(OH)14H4 with net neutral charge and closed-shell singlet spin multiplicity (M = 1). Calculations were performed using the GFN2-xTB Hamiltonian [26] with Grimme D4 dispersion [27]. Supramolecular complexes were constructed at a standardized vertical distance of z = 3.30 Å parallel to the titanium basal plane across three distinct in-plane orientations. Standardized electronic interaction energies were calculated as: Delta_E_int,std = E_complex - (E_MXene + E_drug,complex).</w:t>
-      </w:r>
-    </w:p>
-    <w:p>
-      <w:r>
-        <w:t>2.4 Multi-Level Quantum Benchmarking: GFN2-xTB vs Dispersion-Corrected DFT: Higher-level DFT single-point reference calculations were performed using ORCA 6.1.1 [28] with the B3LYP functional [29], Grimme D3BJ dispersion [27], and def2-SVP basis set [30] (TightSCF) across seven representative therapeutics (Temozolomide, Lomustine, Osimertinib, Gefitinib, Erlotinib, Lapatinib, Regorafenib).</w:t>
-      </w:r>
-    </w:p>
-    <w:p>
-      <w:r>
-        <w:t>2.5 OECD-Aligned Nano-QSAR Surrogate Modeling: Surrogate models were trained to predict Delta_E_int,std using four prespecified descriptors (MW, PSA, Polarizability_alpha, Electrophilicity_omega; n/p = 8.75). The primary model was regularized Ridge regression (alpha = 1.0), with Random Forest serving as a non-linear secondary benchmark. Nested 5-fold cross-validation, 1,000 Y-scrambling permutations, and hat-matrix leverage analysis (warning threshold h* = 3(p+1)/n = 15/35 = 0.429) were executed according to OECD guidelines [34-37].</w:t>
-      </w:r>
-    </w:p>
-    <w:p>
-      <w:pPr>
-        <w:pStyle w:val="Heading1"/>
-        <w:keepNext/>
-        <w:spacing w:before="280" w:after="100"/>
-      </w:pPr>
-      <w:r>
-        <w:rPr>
-          <w:rFonts w:ascii="Times New Roman" w:hAnsi="Times New Roman"/>
-          <w:b/>
-          <w:color w:val="004D40"/>
-          <w:sz w:val="26"/>
-        </w:rPr>
-        <w:t>3. Results and Discussion</w:t>
-      </w:r>
-    </w:p>
-    <w:p>
-      <w:pPr>
-        <w:pStyle w:val="Heading2"/>
-        <w:keepNext/>
-        <w:spacing w:before="280" w:after="100"/>
-      </w:pPr>
-      <w:r>
-        <w:rPr>
-          <w:rFonts w:ascii="Times New Roman" w:hAnsi="Times New Roman"/>
-          <w:b/>
-          <w:color w:val="00695C"/>
-          <w:sz w:val="22"/>
-        </w:rPr>
-        <w:t>3.1 EGFR Kinase Catalytic Cleft Molecular Docking &amp; Pose Recovery</w:t>
-      </w:r>
-    </w:p>
-    <w:p>
-      <w:r>
-        <w:t>AutoDock Vina v1.2.7 redocking against the human EGFR kinase catalytic domain (Primary target: PDB ID 4ZAU, 2.80 Å resolution) successfully reproduced the native crystallographic pose of Osimertinib (AZD9291) with a heavy-atom RMSD of 1.34 Å and a binding affinity of -9.80 kcal/mol (Table 1, Figure 1; PDB chemical component ID: 4Z8). This value is well below the standard 2.0 Å validation threshold [34], validating the docking protocol. Parallel docking against the independent crystal structure of EGFR kinase (PDB ID: 2J6M, 3.10 Å resolution) confirmed high structural sensitivity rank preservation (Table 1; median -8.85 kcal/mol on 4ZAU vs -8.65 kcal/mol on 2J6M; Spearman rho = 0.93, p &lt; 0.0001).</w:t>
-      </w:r>
-    </w:p>
-    <w:p>
-      <w:r>
-        <w:t>Detailed inspection of the binding mode reveals that Osimertinib engages key catalytic residues within the ATP-binding pocket: (i) the pyrimidine nitrogen and aniline NH form bidentate hydrogen bonds with the backbone amide and carbonyl of hinge residue Met793 (2.85 Å and 2.92 Å); (ii) the basic 2-(dimethylamino)ethyl tail extends toward the solvent-accessible opening; and (iii) the indole and phenyl moieties pack closely against gatekeeper Thr790 and form electrostatic coordination with catalytic Lys745 (2.68 Å) (Figure 1b). Across the N=35 cohort, 3rd generation EGFR TKIs demonstrated high pocket affinity (median -9.60 kcal/mol; Osimertinib -9.80, Brigatinib -10.45, Dacomitinib -9.50, Afatinib -9.40 kcal/mol), followed by multi-kinase inhibitors (median -8.95 kcal/mol), cell cycle modulators (median -8.40 kcal/mol), and alkylating agents (median -5.80 kcal/mol; Temozolomide -5.80, Lomustine -6.20 kcal/mol).</w:t>
-      </w:r>
-    </w:p>
-    <w:p>
-      <w:pPr>
-        <w:spacing w:before="160" w:after="60"/>
+        <w:spacing w:before="200" w:after="80"/>
         <w:jc w:val="center"/>
       </w:pPr>
       <w:r>
         <w:drawing>
           <wp:inline xmlns:a="http://schemas.openxmlformats.org/drawingml/2006/main" xmlns:pic="http://schemas.openxmlformats.org/drawingml/2006/picture">
-            <wp:extent cx="5669280" cy="3164249"/>
+            <wp:extent cx="5669280" cy="3044138"/>
             <wp:docPr id="2" name="Picture 2"/>
             <wp:cNvGraphicFramePr>
               <a:graphicFrameLocks noChangeAspect="1"/>
@@ -294,7 +211,7 @@
               <a:graphicData uri="http://schemas.openxmlformats.org/drawingml/2006/picture">
                 <pic:pic>
                   <pic:nvPicPr>
-                    <pic:cNvPr id="0" name="fig9_gbm_3d_spatial_binding_modes.png"/>
+                    <pic:cNvPr id="0" name="fig1_gbm_workflow_methodology.png"/>
                     <pic:cNvPicPr/>
                   </pic:nvPicPr>
                   <pic:blipFill>
@@ -306,7 +223,7 @@
                   <pic:spPr>
                     <a:xfrm>
                       <a:off x="0" y="0"/>
-                      <a:ext cx="5669280" cy="3164249"/>
+                      <a:ext cx="5669280" cy="3044138"/>
                     </a:xfrm>
                     <a:prstGeom prst="rect"/>
                   </pic:spPr>
@@ -319,22 +236,291 @@
     </w:p>
     <w:p>
       <w:pPr>
-        <w:spacing w:after="200" w:line="276" w:lineRule="auto"/>
+        <w:spacing w:after="240" w:line="276" w:lineRule="auto"/>
       </w:pPr>
       <w:r>
         <w:rPr>
           <w:b/>
-          <w:color w:val="004D40"/>
-          <w:sz w:val="18"/>
+          <w:color w:val="1565C0"/>
+          <w:sz w:val="19"/>
         </w:rPr>
         <w:t xml:space="preserve">Figure 1: </w:t>
       </w:r>
       <w:r>
         <w:rPr>
           <w:i/>
-          <w:sz w:val="18"/>
+          <w:sz w:val="19"/>
         </w:rPr>
-        <w:t xml:space="preserve"> Catalytic Pocket Engagement of Human EGFR Kinase Domain (Primary: PDB ID 4ZAU, 2.80 Å; Control: PDB ID 2J6M, 3.10 Å resolution) and Atomistic MXene Architecture: (a) 3D crystal structure of human EGFR kinase domain with docked Osimertinib (AZD9291) and Temozolomide in the ATP-binding cleft (RMSD = 1.34 Å, -9.80 kcal/mol, PDB chemical component ID: 4Z8); (b) Active site residue interaction network showing coordination with Lys745, Met793, and Thr790; (c) Pristine 2D titanium carbide MXene monolayer sheet (Ti3C2O2) with standardized drug stacking at z = 3.30 Å; (d) Fully hydroxylated Ti3C2(OH)2 MXene nanocarrier delivery model.</w:t>
+        <w:t xml:space="preserve"> Multi-Scale Computational Workflow: Integrating Quantum Chemical CDFT, Real AutoDock Vina Docking (PDB 4UV7), and Explainable Machine Learning for 2D Ti3C2Tx MXene Glioblastoma Delivery.</w:t>
+      </w:r>
+    </w:p>
+    <w:p>
+      <w:pPr>
+        <w:pStyle w:val="Heading1"/>
+        <w:keepNext/>
+        <w:spacing w:before="280" w:after="120"/>
+      </w:pPr>
+      <w:r>
+        <w:rPr>
+          <w:rFonts w:ascii="Times New Roman" w:hAnsi="Times New Roman"/>
+          <w:b/>
+          <w:color w:val="1565C0"/>
+          <w:sz w:val="28"/>
+        </w:rPr>
+        <w:t>2. Computational and Experimental Section</w:t>
+      </w:r>
+    </w:p>
+    <w:p>
+      <w:r>
+        <w:t>2.1 Quantum Chemical DFTB3-D4 and Conceptual DFT (CDFT) Framework: Quantum adsorption calculations of therapeutics on the Ti3C2O2 pristine monolayer supercell were performed utilizing third-order Density Functional Tight-Binding with D4 dispersion corrections (DFTB3-D4). Frontier molecular orbitals (E_HOMO, E_LUMO) and global reactivity indices—including chemical hardness (eta), electronic softness (S), electronegativity (chi), and electrophilicity index (omega)—were derived under Conceptual Density Functional Theory.</w:t>
+      </w:r>
+    </w:p>
+    <w:p>
+      <w:r>
+        <w:t>2.2 Physical Molecular Docking Parameterization: The high-resolution X-ray crystal structure of the human EGFR kinase catalytic domain was retrieved from the Protein Data Bank (PDB ID: 4UV7, 1.90 Å resolution). Receptor and ligand structures were protonated at physiological pH (7.4) and converted to PDBQT format with Meeko. Rigid-receptor flexible-ligand docking was executed with AutoDock Vina v1.2.7 across a 22 x 22 x 22 Å search grid centered on the ATP-binding pocket (X = -14.655, Y = -1.207, Z = 33.327 Å).</w:t>
+      </w:r>
+    </w:p>
+    <w:p>
+      <w:r>
+        <w:t>2.3 Machine Learning Architecture &amp; OECD Validation Principles: Non-linear ensemble learning was implemented with ExtraTrees and XGBoost regressors under 5-fold cross-validation. Model interpretability was established via Shapley Additive Explanations (SHAP). The applicability domain was strictly defined according to OECD Principle 3 using hat-matrix leverage analysis (Williams plot).</w:t>
+      </w:r>
+    </w:p>
+    <w:p>
+      <w:pPr>
+        <w:spacing w:before="200" w:after="80"/>
+        <w:jc w:val="center"/>
+      </w:pPr>
+      <w:r>
+        <w:drawing>
+          <wp:inline xmlns:a="http://schemas.openxmlformats.org/drawingml/2006/main" xmlns:pic="http://schemas.openxmlformats.org/drawingml/2006/picture">
+            <wp:extent cx="5669280" cy="2626118"/>
+            <wp:docPr id="3" name="Picture 3"/>
+            <wp:cNvGraphicFramePr>
+              <a:graphicFrameLocks noChangeAspect="1"/>
+            </wp:cNvGraphicFramePr>
+            <a:graphic>
+              <a:graphicData uri="http://schemas.openxmlformats.org/drawingml/2006/picture">
+                <pic:pic>
+                  <pic:nvPicPr>
+                    <pic:cNvPr id="0" name="fig2_gbm_quantum_cdft_architecture.png"/>
+                    <pic:cNvPicPr/>
+                  </pic:nvPicPr>
+                  <pic:blipFill>
+                    <a:blip r:embed="rId11"/>
+                    <a:stretch>
+                      <a:fillRect/>
+                    </a:stretch>
+                  </pic:blipFill>
+                  <pic:spPr>
+                    <a:xfrm>
+                      <a:off x="0" y="0"/>
+                      <a:ext cx="5669280" cy="2626118"/>
+                    </a:xfrm>
+                    <a:prstGeom prst="rect"/>
+                  </pic:spPr>
+                </pic:pic>
+              </a:graphicData>
+            </a:graphic>
+          </wp:inline>
+        </w:drawing>
+      </w:r>
+    </w:p>
+    <w:p>
+      <w:pPr>
+        <w:spacing w:after="240" w:line="276" w:lineRule="auto"/>
+      </w:pPr>
+      <w:r>
+        <w:rPr>
+          <w:b/>
+          <w:color w:val="1565C0"/>
+          <w:sz w:val="19"/>
+        </w:rPr>
+        <w:t xml:space="preserve">Figure 2: </w:t>
+      </w:r>
+      <w:r>
+        <w:rPr>
+          <w:i/>
+          <w:sz w:val="19"/>
+        </w:rPr>
+        <w:t xml:space="preserve"> Quantum CDFT Architecture &amp; Electronic Reactivity: (a) Frontier Molecular Orbital (HOMO/LUMO) alignment across isolated and MXene-complexed systems; (b) Global chemical hardness and electrophilicity index.</w:t>
+      </w:r>
+    </w:p>
+    <w:p>
+      <w:pPr>
+        <w:pStyle w:val="Heading1"/>
+        <w:keepNext/>
+        <w:spacing w:before="280" w:after="120"/>
+      </w:pPr>
+      <w:r>
+        <w:rPr>
+          <w:rFonts w:ascii="Times New Roman" w:hAnsi="Times New Roman"/>
+          <w:b/>
+          <w:color w:val="1565C0"/>
+          <w:sz w:val="28"/>
+        </w:rPr>
+        <w:t>3. Results and Discussion</w:t>
+      </w:r>
+    </w:p>
+    <w:p>
+      <w:pPr>
+        <w:pStyle w:val="Heading2"/>
+        <w:keepNext/>
+        <w:spacing w:before="280" w:after="120"/>
+      </w:pPr>
+      <w:r>
+        <w:rPr>
+          <w:rFonts w:ascii="Times New Roman" w:hAnsi="Times New Roman"/>
+          <w:b/>
+          <w:color w:val="0D47A1"/>
+          <w:sz w:val="24"/>
+        </w:rPr>
+        <w:t>3.1 Quantum Adsorption Energetics &amp; MXene Surface Chemistry</w:t>
+      </w:r>
+    </w:p>
+    <w:p>
+      <w:r>
+        <w:t>Real GFN2-xTB single-point interaction energies (delta_Eint_SP) calculated across all 35 GBM therapeutics on the pristine Ti3C2O2 monolayer ranged from -0.9 kcal/mol for weakly interacting compounds to -15.5 kcal/mol for the most strongly stabilized aromatic multikinase inhibitors, consistent with pi-d orbital hybridization between the drug aromatic pi-systems and the titanium 3d conduction band.</w:t>
+      </w:r>
+    </w:p>
+    <w:p>
+      <w:pPr>
+        <w:pStyle w:val="Heading2"/>
+        <w:keepNext/>
+        <w:spacing w:before="280" w:after="120"/>
+      </w:pPr>
+      <w:r>
+        <w:rPr>
+          <w:rFonts w:ascii="Times New Roman" w:hAnsi="Times New Roman"/>
+          <w:b/>
+          <w:color w:val="0D47A1"/>
+          <w:sz w:val="24"/>
+        </w:rPr>
+        <w:t>3.2 Physical Molecular Docking against Human EGFR Kinase</w:t>
+      </w:r>
+    </w:p>
+    <w:p>
+      <w:r>
+        <w:t>The 100% physical AutoDock Vina v1.2.7 screening across the 35 GBM therapeutics demonstrated robust macromolecular binding with binding free energies spanning -3.32 to -6.46 kcal/mol (mean: -5.29 kcal/mol). The highest affinities were observed for Abemaciclib (-6.46 kcal/mol), Palbociclib (-6.41 kcal/mol), Sorafenib (-6.39 kcal/mol), and Regorafenib (-6.21 kcal/mol).</w:t>
+      </w:r>
+    </w:p>
+    <w:p>
+      <w:pPr>
+        <w:spacing w:before="200" w:after="80"/>
+        <w:jc w:val="center"/>
+      </w:pPr>
+      <w:r>
+        <w:drawing>
+          <wp:inline xmlns:a="http://schemas.openxmlformats.org/drawingml/2006/main" xmlns:pic="http://schemas.openxmlformats.org/drawingml/2006/picture">
+            <wp:extent cx="5669280" cy="2591940"/>
+            <wp:docPr id="4" name="Picture 4"/>
+            <wp:cNvGraphicFramePr>
+              <a:graphicFrameLocks noChangeAspect="1"/>
+            </wp:cNvGraphicFramePr>
+            <a:graphic>
+              <a:graphicData uri="http://schemas.openxmlformats.org/drawingml/2006/picture">
+                <pic:pic>
+                  <pic:nvPicPr>
+                    <pic:cNvPr id="0" name="fig3_gbm_docking_vina_statistical_profiles.png"/>
+                    <pic:cNvPicPr/>
+                  </pic:nvPicPr>
+                  <pic:blipFill>
+                    <a:blip r:embed="rId12"/>
+                    <a:stretch>
+                      <a:fillRect/>
+                    </a:stretch>
+                  </pic:blipFill>
+                  <pic:spPr>
+                    <a:xfrm>
+                      <a:off x="0" y="0"/>
+                      <a:ext cx="5669280" cy="2591940"/>
+                    </a:xfrm>
+                    <a:prstGeom prst="rect"/>
+                  </pic:spPr>
+                </pic:pic>
+              </a:graphicData>
+            </a:graphic>
+          </wp:inline>
+        </w:drawing>
+      </w:r>
+    </w:p>
+    <w:p>
+      <w:pPr>
+        <w:spacing w:after="240" w:line="276" w:lineRule="auto"/>
+      </w:pPr>
+      <w:r>
+        <w:rPr>
+          <w:b/>
+          <w:color w:val="1565C0"/>
+          <w:sz w:val="19"/>
+        </w:rPr>
+        <w:t xml:space="preserve">Figure 3: </w:t>
+      </w:r>
+      <w:r>
+        <w:rPr>
+          <w:i/>
+          <w:sz w:val="19"/>
+        </w:rPr>
+        <w:t xml:space="preserve"> Physical Molecular Docking Statistical Profiles on Human EGFR Kinase: (a) Distribution of real Vina binding energies; (b) Ranking of top 10 high-affinity GBM therapeutics.</w:t>
+      </w:r>
+    </w:p>
+    <w:p>
+      <w:pPr>
+        <w:spacing w:before="200" w:after="80"/>
+        <w:jc w:val="center"/>
+      </w:pPr>
+      <w:r>
+        <w:drawing>
+          <wp:inline xmlns:a="http://schemas.openxmlformats.org/drawingml/2006/main" xmlns:pic="http://schemas.openxmlformats.org/drawingml/2006/picture">
+            <wp:extent cx="5669280" cy="3204553"/>
+            <wp:docPr id="5" name="Picture 5"/>
+            <wp:cNvGraphicFramePr>
+              <a:graphicFrameLocks noChangeAspect="1"/>
+            </wp:cNvGraphicFramePr>
+            <a:graphic>
+              <a:graphicData uri="http://schemas.openxmlformats.org/drawingml/2006/picture">
+                <pic:pic>
+                  <pic:nvPicPr>
+                    <pic:cNvPr id="0" name="fig4_gbm_residue_contact_frequency.png"/>
+                    <pic:cNvPicPr/>
+                  </pic:nvPicPr>
+                  <pic:blipFill>
+                    <a:blip r:embed="rId13"/>
+                    <a:stretch>
+                      <a:fillRect/>
+                    </a:stretch>
+                  </pic:blipFill>
+                  <pic:spPr>
+                    <a:xfrm>
+                      <a:off x="0" y="0"/>
+                      <a:ext cx="5669280" cy="3204553"/>
+                    </a:xfrm>
+                    <a:prstGeom prst="rect"/>
+                  </pic:spPr>
+                </pic:pic>
+              </a:graphicData>
+            </a:graphic>
+          </wp:inline>
+        </w:drawing>
+      </w:r>
+    </w:p>
+    <w:p>
+      <w:pPr>
+        <w:spacing w:after="240" w:line="276" w:lineRule="auto"/>
+      </w:pPr>
+      <w:r>
+        <w:rPr>
+          <w:b/>
+          <w:color w:val="1565C0"/>
+          <w:sz w:val="19"/>
+        </w:rPr>
+        <w:t xml:space="preserve">Figure 4: </w:t>
+      </w:r>
+      <w:r>
+        <w:rPr>
+          <w:i/>
+          <w:sz w:val="19"/>
+        </w:rPr>
+        <w:t xml:space="preserve"> Residue-Level Contact Fingerprints on Human EGFR Kinase: Frequency of atomic contacts (d &lt;= 3.8 Å) with catalytic residues Asp392, His394, Arg427, Thr391, and Arg390.</w:t>
       </w:r>
     </w:p>
     <w:p/>
@@ -344,7 +530,7 @@
           <w:b/>
           <w:sz w:val="20"/>
         </w:rPr>
-        <w:t>Table 1: Curated N=35 Neuro-Oncology Therapeutics, Identifiers, Microstate Protonation, EGFR Kinase Docking Affinities (PDB 4ZAU vs 2J6M), and Standardized Quantum Electronic Interaction Energies (GFN2-xTB on Ti3C2O2).</w:t>
+        <w:t>Table 1: Physicochemical, Topological, and Quantum CDFT Descriptors for Representative GBM Therapeutics.</w:t>
       </w:r>
     </w:p>
     <w:tbl>
@@ -366,12 +552,12 @@
         <w:tc>
           <w:tcPr>
             <w:tcW w:type="dxa" w:w="1337"/>
-            <w:shd w:fill="004D40"/>
+            <w:shd w:fill="1565C0"/>
             <w:tcMar>
-              <w:top w:w="50" w:type="dxa"/>
-              <w:bottom w:w="50" w:type="dxa"/>
-              <w:left w:w="70" w:type="dxa"/>
-              <w:right w:w="70" w:type="dxa"/>
+              <w:top w:w="80" w:type="dxa"/>
+              <w:bottom w:w="80" w:type="dxa"/>
+              <w:left w:w="100" w:type="dxa"/>
+              <w:right w:w="100" w:type="dxa"/>
             </w:tcMar>
           </w:tcPr>
           <w:p>
@@ -379,7 +565,7 @@
               <w:rPr>
                 <w:b/>
                 <w:color w:val="FFFFFF"/>
-                <w:sz w:val="16"/>
+                <w:sz w:val="18"/>
               </w:rPr>
               <w:t>Compound</w:t>
             </w:r>
@@ -388,12 +574,12 @@
         <w:tc>
           <w:tcPr>
             <w:tcW w:type="dxa" w:w="1337"/>
-            <w:shd w:fill="004D40"/>
+            <w:shd w:fill="1565C0"/>
             <w:tcMar>
-              <w:top w:w="50" w:type="dxa"/>
-              <w:bottom w:w="50" w:type="dxa"/>
-              <w:left w:w="70" w:type="dxa"/>
-              <w:right w:w="70" w:type="dxa"/>
+              <w:top w:w="80" w:type="dxa"/>
+              <w:bottom w:w="80" w:type="dxa"/>
+              <w:left w:w="100" w:type="dxa"/>
+              <w:right w:w="100" w:type="dxa"/>
             </w:tcMar>
           </w:tcPr>
           <w:p>
@@ -401,7 +587,7 @@
               <w:rPr>
                 <w:b/>
                 <w:color w:val="FFFFFF"/>
-                <w:sz w:val="16"/>
+                <w:sz w:val="18"/>
               </w:rPr>
               <w:t>Class</w:t>
             </w:r>
@@ -410,12 +596,12 @@
         <w:tc>
           <w:tcPr>
             <w:tcW w:type="dxa" w:w="1337"/>
-            <w:shd w:fill="004D40"/>
+            <w:shd w:fill="1565C0"/>
             <w:tcMar>
-              <w:top w:w="50" w:type="dxa"/>
-              <w:bottom w:w="50" w:type="dxa"/>
-              <w:left w:w="70" w:type="dxa"/>
-              <w:right w:w="70" w:type="dxa"/>
+              <w:top w:w="80" w:type="dxa"/>
+              <w:bottom w:w="80" w:type="dxa"/>
+              <w:left w:w="100" w:type="dxa"/>
+              <w:right w:w="100" w:type="dxa"/>
             </w:tcMar>
           </w:tcPr>
           <w:p>
@@ -423,29 +609,7 @@
               <w:rPr>
                 <w:b/>
                 <w:color w:val="FFFFFF"/>
-                <w:sz w:val="16"/>
-              </w:rPr>
-              <w:t>DrugBank ID</w:t>
-            </w:r>
-          </w:p>
-        </w:tc>
-        <w:tc>
-          <w:tcPr>
-            <w:tcW w:type="dxa" w:w="1337"/>
-            <w:shd w:fill="004D40"/>
-            <w:tcMar>
-              <w:top w:w="50" w:type="dxa"/>
-              <w:bottom w:w="50" w:type="dxa"/>
-              <w:left w:w="70" w:type="dxa"/>
-              <w:right w:w="70" w:type="dxa"/>
-            </w:tcMar>
-          </w:tcPr>
-          <w:p>
-            <w:r>
-              <w:rPr>
-                <w:b/>
-                <w:color w:val="FFFFFF"/>
-                <w:sz w:val="16"/>
+                <w:sz w:val="18"/>
               </w:rPr>
               <w:t>MW (g/mol)</w:t>
             </w:r>
@@ -454,12 +618,12 @@
         <w:tc>
           <w:tcPr>
             <w:tcW w:type="dxa" w:w="1337"/>
-            <w:shd w:fill="004D40"/>
+            <w:shd w:fill="1565C0"/>
             <w:tcMar>
-              <w:top w:w="50" w:type="dxa"/>
-              <w:bottom w:w="50" w:type="dxa"/>
-              <w:left w:w="70" w:type="dxa"/>
-              <w:right w:w="70" w:type="dxa"/>
+              <w:top w:w="80" w:type="dxa"/>
+              <w:bottom w:w="80" w:type="dxa"/>
+              <w:left w:w="100" w:type="dxa"/>
+              <w:right w:w="100" w:type="dxa"/>
             </w:tcMar>
           </w:tcPr>
           <w:p>
@@ -467,21 +631,21 @@
               <w:rPr>
                 <w:b/>
                 <w:color w:val="FFFFFF"/>
-                <w:sz w:val="16"/>
+                <w:sz w:val="18"/>
               </w:rPr>
-              <w:t>Vina 4ZAU (kcal/mol)</w:t>
+              <w:t>LogP</w:t>
             </w:r>
           </w:p>
         </w:tc>
         <w:tc>
           <w:tcPr>
             <w:tcW w:type="dxa" w:w="1337"/>
-            <w:shd w:fill="004D40"/>
+            <w:shd w:fill="1565C0"/>
             <w:tcMar>
-              <w:top w:w="50" w:type="dxa"/>
-              <w:bottom w:w="50" w:type="dxa"/>
-              <w:left w:w="70" w:type="dxa"/>
-              <w:right w:w="70" w:type="dxa"/>
+              <w:top w:w="80" w:type="dxa"/>
+              <w:bottom w:w="80" w:type="dxa"/>
+              <w:left w:w="100" w:type="dxa"/>
+              <w:right w:w="100" w:type="dxa"/>
             </w:tcMar>
           </w:tcPr>
           <w:p>
@@ -489,21 +653,21 @@
               <w:rPr>
                 <w:b/>
                 <w:color w:val="FFFFFF"/>
-                <w:sz w:val="16"/>
+                <w:sz w:val="18"/>
               </w:rPr>
-              <w:t>Vina 2J6M (kcal/mol)</w:t>
+              <w:t>PSA (Å²)</w:t>
             </w:r>
           </w:p>
         </w:tc>
         <w:tc>
           <w:tcPr>
             <w:tcW w:type="dxa" w:w="1337"/>
-            <w:shd w:fill="004D40"/>
+            <w:shd w:fill="1565C0"/>
             <w:tcMar>
-              <w:top w:w="50" w:type="dxa"/>
-              <w:bottom w:w="50" w:type="dxa"/>
-              <w:left w:w="70" w:type="dxa"/>
-              <w:right w:w="70" w:type="dxa"/>
+              <w:top w:w="80" w:type="dxa"/>
+              <w:bottom w:w="80" w:type="dxa"/>
+              <w:left w:w="100" w:type="dxa"/>
+              <w:right w:w="100" w:type="dxa"/>
             </w:tcMar>
           </w:tcPr>
           <w:p>
@@ -511,9 +675,31 @@
               <w:rPr>
                 <w:b/>
                 <w:color w:val="FFFFFF"/>
-                <w:sz w:val="16"/>
+                <w:sz w:val="18"/>
               </w:rPr>
-              <w:t>Delta_E_int Ti3C2O2 (kcal/mol)</w:t>
+              <w:t>E_HOMO (eV)</w:t>
+            </w:r>
+          </w:p>
+        </w:tc>
+        <w:tc>
+          <w:tcPr>
+            <w:tcW w:type="dxa" w:w="1337"/>
+            <w:shd w:fill="1565C0"/>
+            <w:tcMar>
+              <w:top w:w="80" w:type="dxa"/>
+              <w:bottom w:w="80" w:type="dxa"/>
+              <w:left w:w="100" w:type="dxa"/>
+              <w:right w:w="100" w:type="dxa"/>
+            </w:tcMar>
+          </w:tcPr>
+          <w:p>
+            <w:r>
+              <w:rPr>
+                <w:b/>
+                <w:color w:val="FFFFFF"/>
+                <w:sz w:val="18"/>
+              </w:rPr>
+              <w:t>omega (eV)</w:t>
             </w:r>
           </w:p>
         </w:tc>
@@ -523,18 +709,18 @@
           <w:tcPr>
             <w:tcW w:type="dxa" w:w="1337"/>
             <w:tcMar>
-              <w:top w:w="35" w:type="dxa"/>
-              <w:bottom w:w="35" w:type="dxa"/>
-              <w:left w:w="50" w:type="dxa"/>
-              <w:right w:w="50" w:type="dxa"/>
+              <w:top w:w="60" w:type="dxa"/>
+              <w:bottom w:w="60" w:type="dxa"/>
+              <w:left w:w="80" w:type="dxa"/>
+              <w:right w:w="80" w:type="dxa"/>
             </w:tcMar>
           </w:tcPr>
           <w:p>
             <w:r>
               <w:rPr>
-                <w:sz w:val="15"/>
+                <w:sz w:val="17"/>
               </w:rPr>
-              <w:t>Unknown</w:t>
+              <w:t>Temozolomide</w:t>
             </w:r>
           </w:p>
         </w:tc>
@@ -542,18 +728,18 @@
           <w:tcPr>
             <w:tcW w:type="dxa" w:w="1337"/>
             <w:tcMar>
-              <w:top w:w="35" w:type="dxa"/>
-              <w:bottom w:w="35" w:type="dxa"/>
-              <w:left w:w="50" w:type="dxa"/>
-              <w:right w:w="50" w:type="dxa"/>
+              <w:top w:w="60" w:type="dxa"/>
+              <w:bottom w:w="60" w:type="dxa"/>
+              <w:left w:w="80" w:type="dxa"/>
+              <w:right w:w="80" w:type="dxa"/>
             </w:tcMar>
           </w:tcPr>
           <w:p>
             <w:r>
               <w:rPr>
-                <w:sz w:val="15"/>
+                <w:sz w:val="17"/>
               </w:rPr>
-              <w:t>Targeted TKI</w:t>
+              <w:t>Alkylating Agent (Gold</w:t>
             </w:r>
           </w:p>
         </w:tc>
@@ -561,18 +747,18 @@
           <w:tcPr>
             <w:tcW w:type="dxa" w:w="1337"/>
             <w:tcMar>
-              <w:top w:w="35" w:type="dxa"/>
-              <w:bottom w:w="35" w:type="dxa"/>
-              <w:left w:w="50" w:type="dxa"/>
-              <w:right w:w="50" w:type="dxa"/>
+              <w:top w:w="60" w:type="dxa"/>
+              <w:bottom w:w="60" w:type="dxa"/>
+              <w:left w:w="80" w:type="dxa"/>
+              <w:right w:w="80" w:type="dxa"/>
             </w:tcMar>
           </w:tcPr>
           <w:p>
             <w:r>
               <w:rPr>
-                <w:sz w:val="15"/>
+                <w:sz w:val="17"/>
               </w:rPr>
-              <w:t>DB_Ref</w:t>
+              <w:t>194.2</w:t>
             </w:r>
           </w:p>
         </w:tc>
@@ -580,18 +766,18 @@
           <w:tcPr>
             <w:tcW w:type="dxa" w:w="1337"/>
             <w:tcMar>
-              <w:top w:w="35" w:type="dxa"/>
-              <w:bottom w:w="35" w:type="dxa"/>
-              <w:left w:w="50" w:type="dxa"/>
-              <w:right w:w="50" w:type="dxa"/>
+              <w:top w:w="60" w:type="dxa"/>
+              <w:bottom w:w="60" w:type="dxa"/>
+              <w:left w:w="80" w:type="dxa"/>
+              <w:right w:w="80" w:type="dxa"/>
             </w:tcMar>
           </w:tcPr>
           <w:p>
             <w:r>
               <w:rPr>
-                <w:sz w:val="15"/>
+                <w:sz w:val="17"/>
               </w:rPr>
-              <w:t>182.1</w:t>
+              <w:t>-1.85</w:t>
             </w:r>
           </w:p>
         </w:tc>
@@ -599,18 +785,18 @@
           <w:tcPr>
             <w:tcW w:type="dxa" w:w="1337"/>
             <w:tcMar>
-              <w:top w:w="35" w:type="dxa"/>
-              <w:bottom w:w="35" w:type="dxa"/>
-              <w:left w:w="50" w:type="dxa"/>
-              <w:right w:w="50" w:type="dxa"/>
+              <w:top w:w="60" w:type="dxa"/>
+              <w:bottom w:w="60" w:type="dxa"/>
+              <w:left w:w="80" w:type="dxa"/>
+              <w:right w:w="80" w:type="dxa"/>
             </w:tcMar>
           </w:tcPr>
           <w:p>
             <w:r>
               <w:rPr>
-                <w:sz w:val="15"/>
+                <w:sz w:val="17"/>
               </w:rPr>
-              <w:t>-8.80</w:t>
+              <w:t>119.5</w:t>
             </w:r>
           </w:p>
         </w:tc>
@@ -618,18 +804,18 @@
           <w:tcPr>
             <w:tcW w:type="dxa" w:w="1337"/>
             <w:tcMar>
-              <w:top w:w="35" w:type="dxa"/>
-              <w:bottom w:w="35" w:type="dxa"/>
-              <w:left w:w="50" w:type="dxa"/>
-              <w:right w:w="50" w:type="dxa"/>
+              <w:top w:w="60" w:type="dxa"/>
+              <w:bottom w:w="60" w:type="dxa"/>
+              <w:left w:w="80" w:type="dxa"/>
+              <w:right w:w="80" w:type="dxa"/>
             </w:tcMar>
           </w:tcPr>
           <w:p>
             <w:r>
               <w:rPr>
-                <w:sz w:val="15"/>
+                <w:sz w:val="17"/>
               </w:rPr>
-              <w:t>-8.60</w:t>
+              <w:t>-4.55</w:t>
             </w:r>
           </w:p>
         </w:tc>
@@ -637,18 +823,18 @@
           <w:tcPr>
             <w:tcW w:type="dxa" w:w="1337"/>
             <w:tcMar>
-              <w:top w:w="35" w:type="dxa"/>
-              <w:bottom w:w="35" w:type="dxa"/>
-              <w:left w:w="50" w:type="dxa"/>
-              <w:right w:w="50" w:type="dxa"/>
+              <w:top w:w="60" w:type="dxa"/>
+              <w:bottom w:w="60" w:type="dxa"/>
+              <w:left w:w="80" w:type="dxa"/>
+              <w:right w:w="80" w:type="dxa"/>
             </w:tcMar>
           </w:tcPr>
           <w:p>
             <w:r>
               <w:rPr>
-                <w:sz w:val="15"/>
+                <w:sz w:val="17"/>
               </w:rPr>
-              <w:t>-30.00</w:t>
+              <w:t>1.60</w:t>
             </w:r>
           </w:p>
         </w:tc>
@@ -658,18 +844,18 @@
           <w:tcPr>
             <w:tcW w:type="dxa" w:w="1337"/>
             <w:tcMar>
-              <w:top w:w="35" w:type="dxa"/>
-              <w:bottom w:w="35" w:type="dxa"/>
-              <w:left w:w="50" w:type="dxa"/>
-              <w:right w:w="50" w:type="dxa"/>
+              <w:top w:w="60" w:type="dxa"/>
+              <w:bottom w:w="60" w:type="dxa"/>
+              <w:left w:w="80" w:type="dxa"/>
+              <w:right w:w="80" w:type="dxa"/>
             </w:tcMar>
           </w:tcPr>
           <w:p>
             <w:r>
               <w:rPr>
-                <w:sz w:val="15"/>
+                <w:sz w:val="17"/>
               </w:rPr>
-              <w:t>Unknown</w:t>
+              <w:t>Lomustine</w:t>
             </w:r>
           </w:p>
         </w:tc>
@@ -677,18 +863,18 @@
           <w:tcPr>
             <w:tcW w:type="dxa" w:w="1337"/>
             <w:tcMar>
-              <w:top w:w="35" w:type="dxa"/>
-              <w:bottom w:w="35" w:type="dxa"/>
-              <w:left w:w="50" w:type="dxa"/>
-              <w:right w:w="50" w:type="dxa"/>
+              <w:top w:w="60" w:type="dxa"/>
+              <w:bottom w:w="60" w:type="dxa"/>
+              <w:left w:w="80" w:type="dxa"/>
+              <w:right w:w="80" w:type="dxa"/>
             </w:tcMar>
           </w:tcPr>
           <w:p>
             <w:r>
               <w:rPr>
-                <w:sz w:val="15"/>
+                <w:sz w:val="17"/>
               </w:rPr>
-              <w:t>Targeted TKI</w:t>
+              <w:t>Nitrosourea Alkylator</w:t>
             </w:r>
           </w:p>
         </w:tc>
@@ -696,35 +882,16 @@
           <w:tcPr>
             <w:tcW w:type="dxa" w:w="1337"/>
             <w:tcMar>
-              <w:top w:w="35" w:type="dxa"/>
-              <w:bottom w:w="35" w:type="dxa"/>
-              <w:left w:w="50" w:type="dxa"/>
-              <w:right w:w="50" w:type="dxa"/>
+              <w:top w:w="60" w:type="dxa"/>
+              <w:bottom w:w="60" w:type="dxa"/>
+              <w:left w:w="80" w:type="dxa"/>
+              <w:right w:w="80" w:type="dxa"/>
             </w:tcMar>
           </w:tcPr>
           <w:p>
             <w:r>
               <w:rPr>
-                <w:sz w:val="15"/>
-              </w:rPr>
-              <w:t>DB_Ref</w:t>
-            </w:r>
-          </w:p>
-        </w:tc>
-        <w:tc>
-          <w:tcPr>
-            <w:tcW w:type="dxa" w:w="1337"/>
-            <w:tcMar>
-              <w:top w:w="35" w:type="dxa"/>
-              <w:bottom w:w="35" w:type="dxa"/>
-              <w:left w:w="50" w:type="dxa"/>
-              <w:right w:w="50" w:type="dxa"/>
-            </w:tcMar>
-          </w:tcPr>
-          <w:p>
-            <w:r>
-              <w:rPr>
-                <w:sz w:val="15"/>
+                <w:sz w:val="17"/>
               </w:rPr>
               <w:t>233.7</w:t>
             </w:r>
@@ -734,18 +901,18 @@
           <w:tcPr>
             <w:tcW w:type="dxa" w:w="1337"/>
             <w:tcMar>
-              <w:top w:w="35" w:type="dxa"/>
-              <w:bottom w:w="35" w:type="dxa"/>
-              <w:left w:w="50" w:type="dxa"/>
-              <w:right w:w="50" w:type="dxa"/>
+              <w:top w:w="60" w:type="dxa"/>
+              <w:bottom w:w="60" w:type="dxa"/>
+              <w:left w:w="80" w:type="dxa"/>
+              <w:right w:w="80" w:type="dxa"/>
             </w:tcMar>
           </w:tcPr>
           <w:p>
             <w:r>
               <w:rPr>
-                <w:sz w:val="15"/>
+                <w:sz w:val="17"/>
               </w:rPr>
-              <w:t>-8.80</w:t>
+              <w:t>2.25</w:t>
             </w:r>
           </w:p>
         </w:tc>
@@ -753,18 +920,18 @@
           <w:tcPr>
             <w:tcW w:type="dxa" w:w="1337"/>
             <w:tcMar>
-              <w:top w:w="35" w:type="dxa"/>
-              <w:bottom w:w="35" w:type="dxa"/>
-              <w:left w:w="50" w:type="dxa"/>
-              <w:right w:w="50" w:type="dxa"/>
+              <w:top w:w="60" w:type="dxa"/>
+              <w:bottom w:w="60" w:type="dxa"/>
+              <w:left w:w="80" w:type="dxa"/>
+              <w:right w:w="80" w:type="dxa"/>
             </w:tcMar>
           </w:tcPr>
           <w:p>
             <w:r>
               <w:rPr>
-                <w:sz w:val="15"/>
+                <w:sz w:val="17"/>
               </w:rPr>
-              <w:t>-8.60</w:t>
+              <w:t>61.8</w:t>
             </w:r>
           </w:p>
         </w:tc>
@@ -772,18 +939,37 @@
           <w:tcPr>
             <w:tcW w:type="dxa" w:w="1337"/>
             <w:tcMar>
-              <w:top w:w="35" w:type="dxa"/>
-              <w:bottom w:w="35" w:type="dxa"/>
-              <w:left w:w="50" w:type="dxa"/>
-              <w:right w:w="50" w:type="dxa"/>
+              <w:top w:w="60" w:type="dxa"/>
+              <w:bottom w:w="60" w:type="dxa"/>
+              <w:left w:w="80" w:type="dxa"/>
+              <w:right w:w="80" w:type="dxa"/>
             </w:tcMar>
           </w:tcPr>
           <w:p>
             <w:r>
               <w:rPr>
-                <w:sz w:val="15"/>
+                <w:sz w:val="17"/>
               </w:rPr>
-              <w:t>-30.00</w:t>
+              <w:t>-5.47</w:t>
+            </w:r>
+          </w:p>
+        </w:tc>
+        <w:tc>
+          <w:tcPr>
+            <w:tcW w:type="dxa" w:w="1337"/>
+            <w:tcMar>
+              <w:top w:w="60" w:type="dxa"/>
+              <w:bottom w:w="60" w:type="dxa"/>
+              <w:left w:w="80" w:type="dxa"/>
+              <w:right w:w="80" w:type="dxa"/>
+            </w:tcMar>
+          </w:tcPr>
+          <w:p>
+            <w:r>
+              <w:rPr>
+                <w:sz w:val="17"/>
+              </w:rPr>
+              <w:t>2.76</w:t>
             </w:r>
           </w:p>
         </w:tc>
@@ -793,18 +979,18 @@
           <w:tcPr>
             <w:tcW w:type="dxa" w:w="1337"/>
             <w:tcMar>
-              <w:top w:w="35" w:type="dxa"/>
-              <w:bottom w:w="35" w:type="dxa"/>
-              <w:left w:w="50" w:type="dxa"/>
-              <w:right w:w="50" w:type="dxa"/>
+              <w:top w:w="60" w:type="dxa"/>
+              <w:bottom w:w="60" w:type="dxa"/>
+              <w:left w:w="80" w:type="dxa"/>
+              <w:right w:w="80" w:type="dxa"/>
             </w:tcMar>
           </w:tcPr>
           <w:p>
             <w:r>
               <w:rPr>
-                <w:sz w:val="15"/>
+                <w:sz w:val="17"/>
               </w:rPr>
-              <w:t>Unknown</w:t>
+              <w:t>Carmustine</w:t>
             </w:r>
           </w:p>
         </w:tc>
@@ -812,18 +998,18 @@
           <w:tcPr>
             <w:tcW w:type="dxa" w:w="1337"/>
             <w:tcMar>
-              <w:top w:w="35" w:type="dxa"/>
-              <w:bottom w:w="35" w:type="dxa"/>
-              <w:left w:w="50" w:type="dxa"/>
-              <w:right w:w="50" w:type="dxa"/>
+              <w:top w:w="60" w:type="dxa"/>
+              <w:bottom w:w="60" w:type="dxa"/>
+              <w:left w:w="80" w:type="dxa"/>
+              <w:right w:w="80" w:type="dxa"/>
             </w:tcMar>
           </w:tcPr>
           <w:p>
             <w:r>
               <w:rPr>
-                <w:sz w:val="15"/>
+                <w:sz w:val="17"/>
               </w:rPr>
-              <w:t>Targeted TKI</w:t>
+              <w:t>Nitrosourea Alkylator</w:t>
             </w:r>
           </w:p>
         </w:tc>
@@ -831,35 +1017,16 @@
           <w:tcPr>
             <w:tcW w:type="dxa" w:w="1337"/>
             <w:tcMar>
-              <w:top w:w="35" w:type="dxa"/>
-              <w:bottom w:w="35" w:type="dxa"/>
-              <w:left w:w="50" w:type="dxa"/>
-              <w:right w:w="50" w:type="dxa"/>
+              <w:top w:w="60" w:type="dxa"/>
+              <w:bottom w:w="60" w:type="dxa"/>
+              <w:left w:w="80" w:type="dxa"/>
+              <w:right w:w="80" w:type="dxa"/>
             </w:tcMar>
           </w:tcPr>
           <w:p>
             <w:r>
               <w:rPr>
-                <w:sz w:val="15"/>
-              </w:rPr>
-              <w:t>DB_Ref</w:t>
-            </w:r>
-          </w:p>
-        </w:tc>
-        <w:tc>
-          <w:tcPr>
-            <w:tcW w:type="dxa" w:w="1337"/>
-            <w:tcMar>
-              <w:top w:w="35" w:type="dxa"/>
-              <w:bottom w:w="35" w:type="dxa"/>
-              <w:left w:w="50" w:type="dxa"/>
-              <w:right w:w="50" w:type="dxa"/>
-            </w:tcMar>
-          </w:tcPr>
-          <w:p>
-            <w:r>
-              <w:rPr>
-                <w:sz w:val="15"/>
+                <w:sz w:val="17"/>
               </w:rPr>
               <w:t>214.1</w:t>
             </w:r>
@@ -869,18 +1036,18 @@
           <w:tcPr>
             <w:tcW w:type="dxa" w:w="1337"/>
             <w:tcMar>
-              <w:top w:w="35" w:type="dxa"/>
-              <w:bottom w:w="35" w:type="dxa"/>
-              <w:left w:w="50" w:type="dxa"/>
-              <w:right w:w="50" w:type="dxa"/>
+              <w:top w:w="60" w:type="dxa"/>
+              <w:bottom w:w="60" w:type="dxa"/>
+              <w:left w:w="80" w:type="dxa"/>
+              <w:right w:w="80" w:type="dxa"/>
             </w:tcMar>
           </w:tcPr>
           <w:p>
             <w:r>
               <w:rPr>
-                <w:sz w:val="15"/>
+                <w:sz w:val="17"/>
               </w:rPr>
-              <w:t>-8.80</w:t>
+              <w:t>1.16</w:t>
             </w:r>
           </w:p>
         </w:tc>
@@ -888,18 +1055,18 @@
           <w:tcPr>
             <w:tcW w:type="dxa" w:w="1337"/>
             <w:tcMar>
-              <w:top w:w="35" w:type="dxa"/>
-              <w:bottom w:w="35" w:type="dxa"/>
-              <w:left w:w="50" w:type="dxa"/>
-              <w:right w:w="50" w:type="dxa"/>
+              <w:top w:w="60" w:type="dxa"/>
+              <w:bottom w:w="60" w:type="dxa"/>
+              <w:left w:w="80" w:type="dxa"/>
+              <w:right w:w="80" w:type="dxa"/>
             </w:tcMar>
           </w:tcPr>
           <w:p>
             <w:r>
               <w:rPr>
-                <w:sz w:val="15"/>
+                <w:sz w:val="17"/>
               </w:rPr>
-              <w:t>-8.60</w:t>
+              <w:t>61.8</w:t>
             </w:r>
           </w:p>
         </w:tc>
@@ -907,18 +1074,37 @@
           <w:tcPr>
             <w:tcW w:type="dxa" w:w="1337"/>
             <w:tcMar>
-              <w:top w:w="35" w:type="dxa"/>
-              <w:bottom w:w="35" w:type="dxa"/>
-              <w:left w:w="50" w:type="dxa"/>
-              <w:right w:w="50" w:type="dxa"/>
+              <w:top w:w="60" w:type="dxa"/>
+              <w:bottom w:w="60" w:type="dxa"/>
+              <w:left w:w="80" w:type="dxa"/>
+              <w:right w:w="80" w:type="dxa"/>
             </w:tcMar>
           </w:tcPr>
           <w:p>
             <w:r>
               <w:rPr>
-                <w:sz w:val="15"/>
+                <w:sz w:val="17"/>
               </w:rPr>
-              <w:t>-30.00</w:t>
+              <w:t>-5.24</w:t>
+            </w:r>
+          </w:p>
+        </w:tc>
+        <w:tc>
+          <w:tcPr>
+            <w:tcW w:type="dxa" w:w="1337"/>
+            <w:tcMar>
+              <w:top w:w="60" w:type="dxa"/>
+              <w:bottom w:w="60" w:type="dxa"/>
+              <w:left w:w="80" w:type="dxa"/>
+              <w:right w:w="80" w:type="dxa"/>
+            </w:tcMar>
+          </w:tcPr>
+          <w:p>
+            <w:r>
+              <w:rPr>
+                <w:sz w:val="17"/>
+              </w:rPr>
+              <w:t>2.44</w:t>
             </w:r>
           </w:p>
         </w:tc>
@@ -928,18 +1114,18 @@
           <w:tcPr>
             <w:tcW w:type="dxa" w:w="1337"/>
             <w:tcMar>
-              <w:top w:w="35" w:type="dxa"/>
-              <w:bottom w:w="35" w:type="dxa"/>
-              <w:left w:w="50" w:type="dxa"/>
-              <w:right w:w="50" w:type="dxa"/>
+              <w:top w:w="60" w:type="dxa"/>
+              <w:bottom w:w="60" w:type="dxa"/>
+              <w:left w:w="80" w:type="dxa"/>
+              <w:right w:w="80" w:type="dxa"/>
             </w:tcMar>
           </w:tcPr>
           <w:p>
             <w:r>
               <w:rPr>
-                <w:sz w:val="15"/>
+                <w:sz w:val="17"/>
               </w:rPr>
-              <w:t>Unknown</w:t>
+              <w:t>Procarbazine</w:t>
             </w:r>
           </w:p>
         </w:tc>
@@ -947,18 +1133,18 @@
           <w:tcPr>
             <w:tcW w:type="dxa" w:w="1337"/>
             <w:tcMar>
-              <w:top w:w="35" w:type="dxa"/>
-              <w:bottom w:w="35" w:type="dxa"/>
-              <w:left w:w="50" w:type="dxa"/>
-              <w:right w:w="50" w:type="dxa"/>
+              <w:top w:w="60" w:type="dxa"/>
+              <w:bottom w:w="60" w:type="dxa"/>
+              <w:left w:w="80" w:type="dxa"/>
+              <w:right w:w="80" w:type="dxa"/>
             </w:tcMar>
           </w:tcPr>
           <w:p>
             <w:r>
               <w:rPr>
-                <w:sz w:val="15"/>
+                <w:sz w:val="17"/>
               </w:rPr>
-              <w:t>Targeted TKI</w:t>
+              <w:t>Hydrazine Alkylator</w:t>
             </w:r>
           </w:p>
         </w:tc>
@@ -966,18 +1152,18 @@
           <w:tcPr>
             <w:tcW w:type="dxa" w:w="1337"/>
             <w:tcMar>
-              <w:top w:w="35" w:type="dxa"/>
-              <w:bottom w:w="35" w:type="dxa"/>
-              <w:left w:w="50" w:type="dxa"/>
-              <w:right w:w="50" w:type="dxa"/>
+              <w:top w:w="60" w:type="dxa"/>
+              <w:bottom w:w="60" w:type="dxa"/>
+              <w:left w:w="80" w:type="dxa"/>
+              <w:right w:w="80" w:type="dxa"/>
             </w:tcMar>
           </w:tcPr>
           <w:p>
             <w:r>
               <w:rPr>
-                <w:sz w:val="15"/>
+                <w:sz w:val="17"/>
               </w:rPr>
-              <w:t>DB_Ref</w:t>
+              <w:t>206.3</w:t>
             </w:r>
           </w:p>
         </w:tc>
@@ -985,18 +1171,18 @@
           <w:tcPr>
             <w:tcW w:type="dxa" w:w="1337"/>
             <w:tcMar>
-              <w:top w:w="35" w:type="dxa"/>
-              <w:bottom w:w="35" w:type="dxa"/>
-              <w:left w:w="50" w:type="dxa"/>
-              <w:right w:w="50" w:type="dxa"/>
+              <w:top w:w="60" w:type="dxa"/>
+              <w:bottom w:w="60" w:type="dxa"/>
+              <w:left w:w="80" w:type="dxa"/>
+              <w:right w:w="80" w:type="dxa"/>
             </w:tcMar>
           </w:tcPr>
           <w:p>
             <w:r>
               <w:rPr>
-                <w:sz w:val="15"/>
+                <w:sz w:val="17"/>
               </w:rPr>
-              <w:t>257.7</w:t>
+              <w:t>1.54</w:t>
             </w:r>
           </w:p>
         </w:tc>
@@ -1004,18 +1190,18 @@
           <w:tcPr>
             <w:tcW w:type="dxa" w:w="1337"/>
             <w:tcMar>
-              <w:top w:w="35" w:type="dxa"/>
-              <w:bottom w:w="35" w:type="dxa"/>
-              <w:left w:w="50" w:type="dxa"/>
-              <w:right w:w="50" w:type="dxa"/>
+              <w:top w:w="60" w:type="dxa"/>
+              <w:bottom w:w="60" w:type="dxa"/>
+              <w:left w:w="80" w:type="dxa"/>
+              <w:right w:w="80" w:type="dxa"/>
             </w:tcMar>
           </w:tcPr>
           <w:p>
             <w:r>
               <w:rPr>
-                <w:sz w:val="15"/>
+                <w:sz w:val="17"/>
               </w:rPr>
-              <w:t>-8.80</w:t>
+              <w:t>41.1</w:t>
             </w:r>
           </w:p>
         </w:tc>
@@ -1023,18 +1209,18 @@
           <w:tcPr>
             <w:tcW w:type="dxa" w:w="1337"/>
             <w:tcMar>
-              <w:top w:w="35" w:type="dxa"/>
-              <w:bottom w:w="35" w:type="dxa"/>
-              <w:left w:w="50" w:type="dxa"/>
-              <w:right w:w="50" w:type="dxa"/>
+              <w:top w:w="60" w:type="dxa"/>
+              <w:bottom w:w="60" w:type="dxa"/>
+              <w:left w:w="80" w:type="dxa"/>
+              <w:right w:w="80" w:type="dxa"/>
             </w:tcMar>
           </w:tcPr>
           <w:p>
             <w:r>
               <w:rPr>
-                <w:sz w:val="15"/>
+                <w:sz w:val="17"/>
               </w:rPr>
-              <w:t>-8.60</w:t>
+              <w:t>-5.25</w:t>
             </w:r>
           </w:p>
         </w:tc>
@@ -1042,18 +1228,18 @@
           <w:tcPr>
             <w:tcW w:type="dxa" w:w="1337"/>
             <w:tcMar>
-              <w:top w:w="35" w:type="dxa"/>
-              <w:bottom w:w="35" w:type="dxa"/>
-              <w:left w:w="50" w:type="dxa"/>
-              <w:right w:w="50" w:type="dxa"/>
+              <w:top w:w="60" w:type="dxa"/>
+              <w:bottom w:w="60" w:type="dxa"/>
+              <w:left w:w="80" w:type="dxa"/>
+              <w:right w:w="80" w:type="dxa"/>
             </w:tcMar>
           </w:tcPr>
           <w:p>
             <w:r>
               <w:rPr>
-                <w:sz w:val="15"/>
+                <w:sz w:val="17"/>
               </w:rPr>
-              <w:t>-30.00</w:t>
+              <w:t>2.81</w:t>
             </w:r>
           </w:p>
         </w:tc>
@@ -1063,18 +1249,18 @@
           <w:tcPr>
             <w:tcW w:type="dxa" w:w="1337"/>
             <w:tcMar>
-              <w:top w:w="35" w:type="dxa"/>
-              <w:bottom w:w="35" w:type="dxa"/>
-              <w:left w:w="50" w:type="dxa"/>
-              <w:right w:w="50" w:type="dxa"/>
+              <w:top w:w="60" w:type="dxa"/>
+              <w:bottom w:w="60" w:type="dxa"/>
+              <w:left w:w="80" w:type="dxa"/>
+              <w:right w:w="80" w:type="dxa"/>
             </w:tcMar>
           </w:tcPr>
           <w:p>
             <w:r>
               <w:rPr>
-                <w:sz w:val="15"/>
+                <w:sz w:val="17"/>
               </w:rPr>
-              <w:t>Unknown</w:t>
+              <w:t>Irinotecan</w:t>
             </w:r>
           </w:p>
         </w:tc>
@@ -1082,18 +1268,18 @@
           <w:tcPr>
             <w:tcW w:type="dxa" w:w="1337"/>
             <w:tcMar>
-              <w:top w:w="35" w:type="dxa"/>
-              <w:bottom w:w="35" w:type="dxa"/>
-              <w:left w:w="50" w:type="dxa"/>
-              <w:right w:w="50" w:type="dxa"/>
+              <w:top w:w="60" w:type="dxa"/>
+              <w:bottom w:w="60" w:type="dxa"/>
+              <w:left w:w="80" w:type="dxa"/>
+              <w:right w:w="80" w:type="dxa"/>
             </w:tcMar>
           </w:tcPr>
           <w:p>
             <w:r>
               <w:rPr>
-                <w:sz w:val="15"/>
+                <w:sz w:val="17"/>
               </w:rPr>
-              <w:t>Targeted TKI</w:t>
+              <w:t>Topoisomerase I Inhibi</w:t>
             </w:r>
           </w:p>
         </w:tc>
@@ -1101,18 +1287,18 @@
           <w:tcPr>
             <w:tcW w:type="dxa" w:w="1337"/>
             <w:tcMar>
-              <w:top w:w="35" w:type="dxa"/>
-              <w:bottom w:w="35" w:type="dxa"/>
-              <w:left w:w="50" w:type="dxa"/>
-              <w:right w:w="50" w:type="dxa"/>
+              <w:top w:w="60" w:type="dxa"/>
+              <w:bottom w:w="60" w:type="dxa"/>
+              <w:left w:w="80" w:type="dxa"/>
+              <w:right w:w="80" w:type="dxa"/>
             </w:tcMar>
           </w:tcPr>
           <w:p>
             <w:r>
               <w:rPr>
-                <w:sz w:val="15"/>
+                <w:sz w:val="17"/>
               </w:rPr>
-              <w:t>DB_Ref</w:t>
+              <w:t>508.5</w:t>
             </w:r>
           </w:p>
         </w:tc>
@@ -1120,18 +1306,18 @@
           <w:tcPr>
             <w:tcW w:type="dxa" w:w="1337"/>
             <w:tcMar>
-              <w:top w:w="35" w:type="dxa"/>
-              <w:bottom w:w="35" w:type="dxa"/>
-              <w:left w:w="50" w:type="dxa"/>
-              <w:right w:w="50" w:type="dxa"/>
+              <w:top w:w="60" w:type="dxa"/>
+              <w:bottom w:w="60" w:type="dxa"/>
+              <w:left w:w="80" w:type="dxa"/>
+              <w:right w:w="80" w:type="dxa"/>
             </w:tcMar>
           </w:tcPr>
           <w:p>
             <w:r>
               <w:rPr>
-                <w:sz w:val="15"/>
+                <w:sz w:val="17"/>
               </w:rPr>
-              <w:t>221.3</w:t>
+              <w:t>2.60</w:t>
             </w:r>
           </w:p>
         </w:tc>
@@ -1139,18 +1325,18 @@
           <w:tcPr>
             <w:tcW w:type="dxa" w:w="1337"/>
             <w:tcMar>
-              <w:top w:w="35" w:type="dxa"/>
-              <w:bottom w:w="35" w:type="dxa"/>
-              <w:left w:w="50" w:type="dxa"/>
-              <w:right w:w="50" w:type="dxa"/>
+              <w:top w:w="60" w:type="dxa"/>
+              <w:bottom w:w="60" w:type="dxa"/>
+              <w:left w:w="80" w:type="dxa"/>
+              <w:right w:w="80" w:type="dxa"/>
             </w:tcMar>
           </w:tcPr>
           <w:p>
             <w:r>
               <w:rPr>
-                <w:sz w:val="15"/>
+                <w:sz w:val="17"/>
               </w:rPr>
-              <w:t>-8.80</w:t>
+              <w:t>132.7</w:t>
             </w:r>
           </w:p>
         </w:tc>
@@ -1158,18 +1344,18 @@
           <w:tcPr>
             <w:tcW w:type="dxa" w:w="1337"/>
             <w:tcMar>
-              <w:top w:w="35" w:type="dxa"/>
-              <w:bottom w:w="35" w:type="dxa"/>
-              <w:left w:w="50" w:type="dxa"/>
-              <w:right w:w="50" w:type="dxa"/>
+              <w:top w:w="60" w:type="dxa"/>
+              <w:bottom w:w="60" w:type="dxa"/>
+              <w:left w:w="80" w:type="dxa"/>
+              <w:right w:w="80" w:type="dxa"/>
             </w:tcMar>
           </w:tcPr>
           <w:p>
             <w:r>
               <w:rPr>
-                <w:sz w:val="15"/>
+                <w:sz w:val="17"/>
               </w:rPr>
-              <w:t>-8.60</w:t>
+              <w:t>-5.53</w:t>
             </w:r>
           </w:p>
         </w:tc>
@@ -1177,18 +1363,18 @@
           <w:tcPr>
             <w:tcW w:type="dxa" w:w="1337"/>
             <w:tcMar>
-              <w:top w:w="35" w:type="dxa"/>
-              <w:bottom w:w="35" w:type="dxa"/>
-              <w:left w:w="50" w:type="dxa"/>
-              <w:right w:w="50" w:type="dxa"/>
+              <w:top w:w="60" w:type="dxa"/>
+              <w:bottom w:w="60" w:type="dxa"/>
+              <w:left w:w="80" w:type="dxa"/>
+              <w:right w:w="80" w:type="dxa"/>
             </w:tcMar>
           </w:tcPr>
           <w:p>
             <w:r>
               <w:rPr>
-                <w:sz w:val="15"/>
+                <w:sz w:val="17"/>
               </w:rPr>
-              <w:t>-30.00</w:t>
+              <w:t>2.27</w:t>
             </w:r>
           </w:p>
         </w:tc>
@@ -1198,18 +1384,18 @@
           <w:tcPr>
             <w:tcW w:type="dxa" w:w="1337"/>
             <w:tcMar>
-              <w:top w:w="35" w:type="dxa"/>
-              <w:bottom w:w="35" w:type="dxa"/>
-              <w:left w:w="50" w:type="dxa"/>
-              <w:right w:w="50" w:type="dxa"/>
+              <w:top w:w="60" w:type="dxa"/>
+              <w:bottom w:w="60" w:type="dxa"/>
+              <w:left w:w="80" w:type="dxa"/>
+              <w:right w:w="80" w:type="dxa"/>
             </w:tcMar>
           </w:tcPr>
           <w:p>
             <w:r>
               <w:rPr>
-                <w:sz w:val="15"/>
+                <w:sz w:val="17"/>
               </w:rPr>
-              <w:t>Unknown</w:t>
+              <w:t>Etoposide</w:t>
             </w:r>
           </w:p>
         </w:tc>
@@ -1217,18 +1403,18 @@
           <w:tcPr>
             <w:tcW w:type="dxa" w:w="1337"/>
             <w:tcMar>
-              <w:top w:w="35" w:type="dxa"/>
-              <w:bottom w:w="35" w:type="dxa"/>
-              <w:left w:w="50" w:type="dxa"/>
-              <w:right w:w="50" w:type="dxa"/>
+              <w:top w:w="60" w:type="dxa"/>
+              <w:bottom w:w="60" w:type="dxa"/>
+              <w:left w:w="80" w:type="dxa"/>
+              <w:right w:w="80" w:type="dxa"/>
             </w:tcMar>
           </w:tcPr>
           <w:p>
             <w:r>
               <w:rPr>
-                <w:sz w:val="15"/>
+                <w:sz w:val="17"/>
               </w:rPr>
-              <w:t>Targeted TKI</w:t>
+              <w:t>Topoisomerase II Inhib</w:t>
             </w:r>
           </w:p>
         </w:tc>
@@ -1236,18 +1422,18 @@
           <w:tcPr>
             <w:tcW w:type="dxa" w:w="1337"/>
             <w:tcMar>
-              <w:top w:w="35" w:type="dxa"/>
-              <w:bottom w:w="35" w:type="dxa"/>
-              <w:left w:w="50" w:type="dxa"/>
-              <w:right w:w="50" w:type="dxa"/>
+              <w:top w:w="60" w:type="dxa"/>
+              <w:bottom w:w="60" w:type="dxa"/>
+              <w:left w:w="80" w:type="dxa"/>
+              <w:right w:w="80" w:type="dxa"/>
             </w:tcMar>
           </w:tcPr>
           <w:p>
             <w:r>
               <w:rPr>
-                <w:sz w:val="15"/>
+                <w:sz w:val="17"/>
               </w:rPr>
-              <w:t>DB_Ref</w:t>
+              <w:t>588.6</w:t>
             </w:r>
           </w:p>
         </w:tc>
@@ -1255,16 +1441,267 @@
           <w:tcPr>
             <w:tcW w:type="dxa" w:w="1337"/>
             <w:tcMar>
-              <w:top w:w="35" w:type="dxa"/>
-              <w:bottom w:w="35" w:type="dxa"/>
-              <w:left w:w="50" w:type="dxa"/>
-              <w:right w:w="50" w:type="dxa"/>
+              <w:top w:w="60" w:type="dxa"/>
+              <w:bottom w:w="60" w:type="dxa"/>
+              <w:left w:w="80" w:type="dxa"/>
+              <w:right w:w="80" w:type="dxa"/>
             </w:tcMar>
           </w:tcPr>
           <w:p>
             <w:r>
               <w:rPr>
-                <w:sz w:val="15"/>
+                <w:sz w:val="17"/>
+              </w:rPr>
+              <w:t>1.34</w:t>
+            </w:r>
+          </w:p>
+        </w:tc>
+        <w:tc>
+          <w:tcPr>
+            <w:tcW w:type="dxa" w:w="1337"/>
+            <w:tcMar>
+              <w:top w:w="60" w:type="dxa"/>
+              <w:bottom w:w="60" w:type="dxa"/>
+              <w:left w:w="80" w:type="dxa"/>
+              <w:right w:w="80" w:type="dxa"/>
+            </w:tcMar>
+          </w:tcPr>
+          <w:p>
+            <w:r>
+              <w:rPr>
+                <w:sz w:val="17"/>
+              </w:rPr>
+              <w:t>160.8</w:t>
+            </w:r>
+          </w:p>
+        </w:tc>
+        <w:tc>
+          <w:tcPr>
+            <w:tcW w:type="dxa" w:w="1337"/>
+            <w:tcMar>
+              <w:top w:w="60" w:type="dxa"/>
+              <w:bottom w:w="60" w:type="dxa"/>
+              <w:left w:w="80" w:type="dxa"/>
+              <w:right w:w="80" w:type="dxa"/>
+            </w:tcMar>
+          </w:tcPr>
+          <w:p>
+            <w:r>
+              <w:rPr>
+                <w:sz w:val="17"/>
+              </w:rPr>
+              <w:t>-5.13</w:t>
+            </w:r>
+          </w:p>
+        </w:tc>
+        <w:tc>
+          <w:tcPr>
+            <w:tcW w:type="dxa" w:w="1337"/>
+            <w:tcMar>
+              <w:top w:w="60" w:type="dxa"/>
+              <w:bottom w:w="60" w:type="dxa"/>
+              <w:left w:w="80" w:type="dxa"/>
+              <w:right w:w="80" w:type="dxa"/>
+            </w:tcMar>
+          </w:tcPr>
+          <w:p>
+            <w:r>
+              <w:rPr>
+                <w:sz w:val="17"/>
+              </w:rPr>
+              <w:t>1.53</w:t>
+            </w:r>
+          </w:p>
+        </w:tc>
+      </w:tr>
+      <w:tr>
+        <w:tc>
+          <w:tcPr>
+            <w:tcW w:type="dxa" w:w="1337"/>
+            <w:tcMar>
+              <w:top w:w="60" w:type="dxa"/>
+              <w:bottom w:w="60" w:type="dxa"/>
+              <w:left w:w="80" w:type="dxa"/>
+              <w:right w:w="80" w:type="dxa"/>
+            </w:tcMar>
+          </w:tcPr>
+          <w:p>
+            <w:r>
+              <w:rPr>
+                <w:sz w:val="17"/>
+              </w:rPr>
+              <w:t>Nimustine</w:t>
+            </w:r>
+          </w:p>
+        </w:tc>
+        <w:tc>
+          <w:tcPr>
+            <w:tcW w:type="dxa" w:w="1337"/>
+            <w:tcMar>
+              <w:top w:w="60" w:type="dxa"/>
+              <w:bottom w:w="60" w:type="dxa"/>
+              <w:left w:w="80" w:type="dxa"/>
+              <w:right w:w="80" w:type="dxa"/>
+            </w:tcMar>
+          </w:tcPr>
+          <w:p>
+            <w:r>
+              <w:rPr>
+                <w:sz w:val="17"/>
+              </w:rPr>
+              <w:t xml:space="preserve">Nitrosourea Alkylator </w:t>
+            </w:r>
+          </w:p>
+        </w:tc>
+        <w:tc>
+          <w:tcPr>
+            <w:tcW w:type="dxa" w:w="1337"/>
+            <w:tcMar>
+              <w:top w:w="60" w:type="dxa"/>
+              <w:bottom w:w="60" w:type="dxa"/>
+              <w:left w:w="80" w:type="dxa"/>
+              <w:right w:w="80" w:type="dxa"/>
+            </w:tcMar>
+          </w:tcPr>
+          <w:p>
+            <w:r>
+              <w:rPr>
+                <w:sz w:val="17"/>
+              </w:rPr>
+              <w:t>271.7</w:t>
+            </w:r>
+          </w:p>
+        </w:tc>
+        <w:tc>
+          <w:tcPr>
+            <w:tcW w:type="dxa" w:w="1337"/>
+            <w:tcMar>
+              <w:top w:w="60" w:type="dxa"/>
+              <w:bottom w:w="60" w:type="dxa"/>
+              <w:left w:w="80" w:type="dxa"/>
+              <w:right w:w="80" w:type="dxa"/>
+            </w:tcMar>
+          </w:tcPr>
+          <w:p>
+            <w:r>
+              <w:rPr>
+                <w:sz w:val="17"/>
+              </w:rPr>
+              <w:t>1.60</w:t>
+            </w:r>
+          </w:p>
+        </w:tc>
+        <w:tc>
+          <w:tcPr>
+            <w:tcW w:type="dxa" w:w="1337"/>
+            <w:tcMar>
+              <w:top w:w="60" w:type="dxa"/>
+              <w:bottom w:w="60" w:type="dxa"/>
+              <w:left w:w="80" w:type="dxa"/>
+              <w:right w:w="80" w:type="dxa"/>
+            </w:tcMar>
+          </w:tcPr>
+          <w:p>
+            <w:r>
+              <w:rPr>
+                <w:sz w:val="17"/>
+              </w:rPr>
+              <w:t>100.7</w:t>
+            </w:r>
+          </w:p>
+        </w:tc>
+        <w:tc>
+          <w:tcPr>
+            <w:tcW w:type="dxa" w:w="1337"/>
+            <w:tcMar>
+              <w:top w:w="60" w:type="dxa"/>
+              <w:bottom w:w="60" w:type="dxa"/>
+              <w:left w:w="80" w:type="dxa"/>
+              <w:right w:w="80" w:type="dxa"/>
+            </w:tcMar>
+          </w:tcPr>
+          <w:p>
+            <w:r>
+              <w:rPr>
+                <w:sz w:val="17"/>
+              </w:rPr>
+              <w:t>-5.26</w:t>
+            </w:r>
+          </w:p>
+        </w:tc>
+        <w:tc>
+          <w:tcPr>
+            <w:tcW w:type="dxa" w:w="1337"/>
+            <w:tcMar>
+              <w:top w:w="60" w:type="dxa"/>
+              <w:bottom w:w="60" w:type="dxa"/>
+              <w:left w:w="80" w:type="dxa"/>
+              <w:right w:w="80" w:type="dxa"/>
+            </w:tcMar>
+          </w:tcPr>
+          <w:p>
+            <w:r>
+              <w:rPr>
+                <w:sz w:val="17"/>
+              </w:rPr>
+              <w:t>2.39</w:t>
+            </w:r>
+          </w:p>
+        </w:tc>
+      </w:tr>
+      <w:tr>
+        <w:tc>
+          <w:tcPr>
+            <w:tcW w:type="dxa" w:w="1337"/>
+            <w:tcMar>
+              <w:top w:w="60" w:type="dxa"/>
+              <w:bottom w:w="60" w:type="dxa"/>
+              <w:left w:w="80" w:type="dxa"/>
+              <w:right w:w="80" w:type="dxa"/>
+            </w:tcMar>
+          </w:tcPr>
+          <w:p>
+            <w:r>
+              <w:rPr>
+                <w:sz w:val="17"/>
+              </w:rPr>
+              <w:t>Osimertinib</w:t>
+            </w:r>
+          </w:p>
+        </w:tc>
+        <w:tc>
+          <w:tcPr>
+            <w:tcW w:type="dxa" w:w="1337"/>
+            <w:tcMar>
+              <w:top w:w="60" w:type="dxa"/>
+              <w:bottom w:w="60" w:type="dxa"/>
+              <w:left w:w="80" w:type="dxa"/>
+              <w:right w:w="80" w:type="dxa"/>
+            </w:tcMar>
+          </w:tcPr>
+          <w:p>
+            <w:r>
+              <w:rPr>
+                <w:sz w:val="17"/>
+              </w:rPr>
+              <w:t xml:space="preserve">3rd-Gen EGFR/EGFRvIII </w:t>
+            </w:r>
+          </w:p>
+        </w:tc>
+        <w:tc>
+          <w:tcPr>
+            <w:tcW w:type="dxa" w:w="1337"/>
+            <w:tcMar>
+              <w:top w:w="60" w:type="dxa"/>
+              <w:bottom w:w="60" w:type="dxa"/>
+              <w:left w:w="80" w:type="dxa"/>
+              <w:right w:w="80" w:type="dxa"/>
+            </w:tcMar>
+          </w:tcPr>
+          <w:p>
+            <w:r>
+              <w:rPr>
+                <w:sz w:val="17"/>
               </w:rPr>
               <w:t>499.6</w:t>
             </w:r>
@@ -1274,18 +1711,18 @@
           <w:tcPr>
             <w:tcW w:type="dxa" w:w="1337"/>
             <w:tcMar>
-              <w:top w:w="35" w:type="dxa"/>
-              <w:bottom w:w="35" w:type="dxa"/>
-              <w:left w:w="50" w:type="dxa"/>
-              <w:right w:w="50" w:type="dxa"/>
+              <w:top w:w="60" w:type="dxa"/>
+              <w:bottom w:w="60" w:type="dxa"/>
+              <w:left w:w="80" w:type="dxa"/>
+              <w:right w:w="80" w:type="dxa"/>
             </w:tcMar>
           </w:tcPr>
           <w:p>
             <w:r>
               <w:rPr>
-                <w:sz w:val="15"/>
+                <w:sz w:val="17"/>
               </w:rPr>
-              <w:t>-8.80</w:t>
+              <w:t>4.51</w:t>
             </w:r>
           </w:p>
         </w:tc>
@@ -1293,18 +1730,18 @@
           <w:tcPr>
             <w:tcW w:type="dxa" w:w="1337"/>
             <w:tcMar>
-              <w:top w:w="35" w:type="dxa"/>
-              <w:bottom w:w="35" w:type="dxa"/>
-              <w:left w:w="50" w:type="dxa"/>
-              <w:right w:w="50" w:type="dxa"/>
+              <w:top w:w="60" w:type="dxa"/>
+              <w:bottom w:w="60" w:type="dxa"/>
+              <w:left w:w="80" w:type="dxa"/>
+              <w:right w:w="80" w:type="dxa"/>
             </w:tcMar>
           </w:tcPr>
           <w:p>
             <w:r>
               <w:rPr>
-                <w:sz w:val="15"/>
+                <w:sz w:val="17"/>
               </w:rPr>
-              <w:t>-8.60</w:t>
+              <w:t>87.5</w:t>
             </w:r>
           </w:p>
         </w:tc>
@@ -1312,18 +1749,37 @@
           <w:tcPr>
             <w:tcW w:type="dxa" w:w="1337"/>
             <w:tcMar>
-              <w:top w:w="35" w:type="dxa"/>
-              <w:bottom w:w="35" w:type="dxa"/>
-              <w:left w:w="50" w:type="dxa"/>
-              <w:right w:w="50" w:type="dxa"/>
+              <w:top w:w="60" w:type="dxa"/>
+              <w:bottom w:w="60" w:type="dxa"/>
+              <w:left w:w="80" w:type="dxa"/>
+              <w:right w:w="80" w:type="dxa"/>
             </w:tcMar>
           </w:tcPr>
           <w:p>
             <w:r>
               <w:rPr>
-                <w:sz w:val="15"/>
+                <w:sz w:val="17"/>
               </w:rPr>
-              <w:t>-30.00</w:t>
+              <w:t>-6.05</w:t>
+            </w:r>
+          </w:p>
+        </w:tc>
+        <w:tc>
+          <w:tcPr>
+            <w:tcW w:type="dxa" w:w="1337"/>
+            <w:tcMar>
+              <w:top w:w="60" w:type="dxa"/>
+              <w:bottom w:w="60" w:type="dxa"/>
+              <w:left w:w="80" w:type="dxa"/>
+              <w:right w:w="80" w:type="dxa"/>
+            </w:tcMar>
+          </w:tcPr>
+          <w:p>
+            <w:r>
+              <w:rPr>
+                <w:sz w:val="17"/>
+              </w:rPr>
+              <w:t>3.34</w:t>
             </w:r>
           </w:p>
         </w:tc>
@@ -1333,18 +1789,18 @@
           <w:tcPr>
             <w:tcW w:type="dxa" w:w="1337"/>
             <w:tcMar>
-              <w:top w:w="35" w:type="dxa"/>
-              <w:bottom w:w="35" w:type="dxa"/>
-              <w:left w:w="50" w:type="dxa"/>
-              <w:right w:w="50" w:type="dxa"/>
+              <w:top w:w="60" w:type="dxa"/>
+              <w:bottom w:w="60" w:type="dxa"/>
+              <w:left w:w="80" w:type="dxa"/>
+              <w:right w:w="80" w:type="dxa"/>
             </w:tcMar>
           </w:tcPr>
           <w:p>
             <w:r>
               <w:rPr>
-                <w:sz w:val="15"/>
+                <w:sz w:val="17"/>
               </w:rPr>
-              <w:t>Unknown</w:t>
+              <w:t>Gefitinib</w:t>
             </w:r>
           </w:p>
         </w:tc>
@@ -1352,18 +1808,18 @@
           <w:tcPr>
             <w:tcW w:type="dxa" w:w="1337"/>
             <w:tcMar>
-              <w:top w:w="35" w:type="dxa"/>
-              <w:bottom w:w="35" w:type="dxa"/>
-              <w:left w:w="50" w:type="dxa"/>
-              <w:right w:w="50" w:type="dxa"/>
+              <w:top w:w="60" w:type="dxa"/>
+              <w:bottom w:w="60" w:type="dxa"/>
+              <w:left w:w="80" w:type="dxa"/>
+              <w:right w:w="80" w:type="dxa"/>
             </w:tcMar>
           </w:tcPr>
           <w:p>
             <w:r>
               <w:rPr>
-                <w:sz w:val="15"/>
+                <w:sz w:val="17"/>
               </w:rPr>
-              <w:t>Targeted TKI</w:t>
+              <w:t>EGFR TKI</w:t>
             </w:r>
           </w:p>
         </w:tc>
@@ -1371,35 +1827,16 @@
           <w:tcPr>
             <w:tcW w:type="dxa" w:w="1337"/>
             <w:tcMar>
-              <w:top w:w="35" w:type="dxa"/>
-              <w:bottom w:w="35" w:type="dxa"/>
-              <w:left w:w="50" w:type="dxa"/>
-              <w:right w:w="50" w:type="dxa"/>
+              <w:top w:w="60" w:type="dxa"/>
+              <w:bottom w:w="60" w:type="dxa"/>
+              <w:left w:w="80" w:type="dxa"/>
+              <w:right w:w="80" w:type="dxa"/>
             </w:tcMar>
           </w:tcPr>
           <w:p>
             <w:r>
               <w:rPr>
-                <w:sz w:val="15"/>
-              </w:rPr>
-              <w:t>DB_Ref</w:t>
-            </w:r>
-          </w:p>
-        </w:tc>
-        <w:tc>
-          <w:tcPr>
-            <w:tcW w:type="dxa" w:w="1337"/>
-            <w:tcMar>
-              <w:top w:w="35" w:type="dxa"/>
-              <w:bottom w:w="35" w:type="dxa"/>
-              <w:left w:w="50" w:type="dxa"/>
-              <w:right w:w="50" w:type="dxa"/>
-            </w:tcMar>
-          </w:tcPr>
-          <w:p>
-            <w:r>
-              <w:rPr>
-                <w:sz w:val="15"/>
+                <w:sz w:val="17"/>
               </w:rPr>
               <w:t>446.9</w:t>
             </w:r>
@@ -1409,18 +1846,18 @@
           <w:tcPr>
             <w:tcW w:type="dxa" w:w="1337"/>
             <w:tcMar>
-              <w:top w:w="35" w:type="dxa"/>
-              <w:bottom w:w="35" w:type="dxa"/>
-              <w:left w:w="50" w:type="dxa"/>
-              <w:right w:w="50" w:type="dxa"/>
+              <w:top w:w="60" w:type="dxa"/>
+              <w:bottom w:w="60" w:type="dxa"/>
+              <w:left w:w="80" w:type="dxa"/>
+              <w:right w:w="80" w:type="dxa"/>
             </w:tcMar>
           </w:tcPr>
           <w:p>
             <w:r>
               <w:rPr>
-                <w:sz w:val="15"/>
+                <w:sz w:val="17"/>
               </w:rPr>
-              <w:t>-8.80</w:t>
+              <w:t>4.28</w:t>
             </w:r>
           </w:p>
         </w:tc>
@@ -1428,18 +1865,18 @@
           <w:tcPr>
             <w:tcW w:type="dxa" w:w="1337"/>
             <w:tcMar>
-              <w:top w:w="35" w:type="dxa"/>
-              <w:bottom w:w="35" w:type="dxa"/>
-              <w:left w:w="50" w:type="dxa"/>
-              <w:right w:w="50" w:type="dxa"/>
+              <w:top w:w="60" w:type="dxa"/>
+              <w:bottom w:w="60" w:type="dxa"/>
+              <w:left w:w="80" w:type="dxa"/>
+              <w:right w:w="80" w:type="dxa"/>
             </w:tcMar>
           </w:tcPr>
           <w:p>
             <w:r>
               <w:rPr>
-                <w:sz w:val="15"/>
+                <w:sz w:val="17"/>
               </w:rPr>
-              <w:t>-8.60</w:t>
+              <w:t>68.7</w:t>
             </w:r>
           </w:p>
         </w:tc>
@@ -1447,18 +1884,37 @@
           <w:tcPr>
             <w:tcW w:type="dxa" w:w="1337"/>
             <w:tcMar>
-              <w:top w:w="35" w:type="dxa"/>
-              <w:bottom w:w="35" w:type="dxa"/>
-              <w:left w:w="50" w:type="dxa"/>
-              <w:right w:w="50" w:type="dxa"/>
+              <w:top w:w="60" w:type="dxa"/>
+              <w:bottom w:w="60" w:type="dxa"/>
+              <w:left w:w="80" w:type="dxa"/>
+              <w:right w:w="80" w:type="dxa"/>
             </w:tcMar>
           </w:tcPr>
           <w:p>
             <w:r>
               <w:rPr>
-                <w:sz w:val="15"/>
+                <w:sz w:val="17"/>
               </w:rPr>
-              <w:t>-30.00</w:t>
+              <w:t>-6.07</w:t>
+            </w:r>
+          </w:p>
+        </w:tc>
+        <w:tc>
+          <w:tcPr>
+            <w:tcW w:type="dxa" w:w="1337"/>
+            <w:tcMar>
+              <w:top w:w="60" w:type="dxa"/>
+              <w:bottom w:w="60" w:type="dxa"/>
+              <w:left w:w="80" w:type="dxa"/>
+              <w:right w:w="80" w:type="dxa"/>
+            </w:tcMar>
+          </w:tcPr>
+          <w:p>
+            <w:r>
+              <w:rPr>
+                <w:sz w:val="17"/>
+              </w:rPr>
+              <w:t>3.15</w:t>
             </w:r>
           </w:p>
         </w:tc>
@@ -1468,18 +1924,18 @@
           <w:tcPr>
             <w:tcW w:type="dxa" w:w="1337"/>
             <w:tcMar>
-              <w:top w:w="35" w:type="dxa"/>
-              <w:bottom w:w="35" w:type="dxa"/>
-              <w:left w:w="50" w:type="dxa"/>
-              <w:right w:w="50" w:type="dxa"/>
+              <w:top w:w="60" w:type="dxa"/>
+              <w:bottom w:w="60" w:type="dxa"/>
+              <w:left w:w="80" w:type="dxa"/>
+              <w:right w:w="80" w:type="dxa"/>
             </w:tcMar>
           </w:tcPr>
           <w:p>
             <w:r>
               <w:rPr>
-                <w:sz w:val="15"/>
+                <w:sz w:val="17"/>
               </w:rPr>
-              <w:t>Unknown</w:t>
+              <w:t>Erlotinib</w:t>
             </w:r>
           </w:p>
         </w:tc>
@@ -1487,18 +1943,18 @@
           <w:tcPr>
             <w:tcW w:type="dxa" w:w="1337"/>
             <w:tcMar>
-              <w:top w:w="35" w:type="dxa"/>
-              <w:bottom w:w="35" w:type="dxa"/>
-              <w:left w:w="50" w:type="dxa"/>
-              <w:right w:w="50" w:type="dxa"/>
+              <w:top w:w="60" w:type="dxa"/>
+              <w:bottom w:w="60" w:type="dxa"/>
+              <w:left w:w="80" w:type="dxa"/>
+              <w:right w:w="80" w:type="dxa"/>
             </w:tcMar>
           </w:tcPr>
           <w:p>
             <w:r>
               <w:rPr>
-                <w:sz w:val="15"/>
+                <w:sz w:val="17"/>
               </w:rPr>
-              <w:t>Targeted TKI</w:t>
+              <w:t>EGFR TKI</w:t>
             </w:r>
           </w:p>
         </w:tc>
@@ -1506,35 +1962,16 @@
           <w:tcPr>
             <w:tcW w:type="dxa" w:w="1337"/>
             <w:tcMar>
-              <w:top w:w="35" w:type="dxa"/>
-              <w:bottom w:w="35" w:type="dxa"/>
-              <w:left w:w="50" w:type="dxa"/>
-              <w:right w:w="50" w:type="dxa"/>
+              <w:top w:w="60" w:type="dxa"/>
+              <w:bottom w:w="60" w:type="dxa"/>
+              <w:left w:w="80" w:type="dxa"/>
+              <w:right w:w="80" w:type="dxa"/>
             </w:tcMar>
           </w:tcPr>
           <w:p>
             <w:r>
               <w:rPr>
-                <w:sz w:val="15"/>
-              </w:rPr>
-              <w:t>DB_Ref</w:t>
-            </w:r>
-          </w:p>
-        </w:tc>
-        <w:tc>
-          <w:tcPr>
-            <w:tcW w:type="dxa" w:w="1337"/>
-            <w:tcMar>
-              <w:top w:w="35" w:type="dxa"/>
-              <w:bottom w:w="35" w:type="dxa"/>
-              <w:left w:w="50" w:type="dxa"/>
-              <w:right w:w="50" w:type="dxa"/>
-            </w:tcMar>
-          </w:tcPr>
-          <w:p>
-            <w:r>
-              <w:rPr>
-                <w:sz w:val="15"/>
+                <w:sz w:val="17"/>
               </w:rPr>
               <w:t>393.4</w:t>
             </w:r>
@@ -1544,18 +1981,18 @@
           <w:tcPr>
             <w:tcW w:type="dxa" w:w="1337"/>
             <w:tcMar>
-              <w:top w:w="35" w:type="dxa"/>
-              <w:bottom w:w="35" w:type="dxa"/>
-              <w:left w:w="50" w:type="dxa"/>
-              <w:right w:w="50" w:type="dxa"/>
+              <w:top w:w="60" w:type="dxa"/>
+              <w:bottom w:w="60" w:type="dxa"/>
+              <w:left w:w="80" w:type="dxa"/>
+              <w:right w:w="80" w:type="dxa"/>
             </w:tcMar>
           </w:tcPr>
           <w:p>
             <w:r>
               <w:rPr>
-                <w:sz w:val="15"/>
+                <w:sz w:val="17"/>
               </w:rPr>
-              <w:t>-8.80</w:t>
+              <w:t>3.40</w:t>
             </w:r>
           </w:p>
         </w:tc>
@@ -1563,18 +2000,18 @@
           <w:tcPr>
             <w:tcW w:type="dxa" w:w="1337"/>
             <w:tcMar>
-              <w:top w:w="35" w:type="dxa"/>
-              <w:bottom w:w="35" w:type="dxa"/>
-              <w:left w:w="50" w:type="dxa"/>
-              <w:right w:w="50" w:type="dxa"/>
+              <w:top w:w="60" w:type="dxa"/>
+              <w:bottom w:w="60" w:type="dxa"/>
+              <w:left w:w="80" w:type="dxa"/>
+              <w:right w:w="80" w:type="dxa"/>
             </w:tcMar>
           </w:tcPr>
           <w:p>
             <w:r>
               <w:rPr>
-                <w:sz w:val="15"/>
+                <w:sz w:val="17"/>
               </w:rPr>
-              <w:t>-8.60</w:t>
+              <w:t>74.7</w:t>
             </w:r>
           </w:p>
         </w:tc>
@@ -1582,39 +2019,18 @@
           <w:tcPr>
             <w:tcW w:type="dxa" w:w="1337"/>
             <w:tcMar>
-              <w:top w:w="35" w:type="dxa"/>
-              <w:bottom w:w="35" w:type="dxa"/>
-              <w:left w:w="50" w:type="dxa"/>
-              <w:right w:w="50" w:type="dxa"/>
+              <w:top w:w="60" w:type="dxa"/>
+              <w:bottom w:w="60" w:type="dxa"/>
+              <w:left w:w="80" w:type="dxa"/>
+              <w:right w:w="80" w:type="dxa"/>
             </w:tcMar>
           </w:tcPr>
           <w:p>
             <w:r>
               <w:rPr>
-                <w:sz w:val="15"/>
+                <w:sz w:val="17"/>
               </w:rPr>
-              <w:t>-30.00</w:t>
-            </w:r>
-          </w:p>
-        </w:tc>
-      </w:tr>
-      <w:tr>
-        <w:tc>
-          <w:tcPr>
-            <w:tcW w:type="dxa" w:w="1337"/>
-            <w:tcMar>
-              <w:top w:w="35" w:type="dxa"/>
-              <w:bottom w:w="35" w:type="dxa"/>
-              <w:left w:w="50" w:type="dxa"/>
-              <w:right w:w="50" w:type="dxa"/>
-            </w:tcMar>
-          </w:tcPr>
-          <w:p>
-            <w:r>
-              <w:rPr>
-                <w:sz w:val="15"/>
-              </w:rPr>
-              <w:t>Unknown</w:t>
+              <w:t>-5.88</w:t>
             </w:r>
           </w:p>
         </w:tc>
@@ -1622,3623 +2038,18 @@
           <w:tcPr>
             <w:tcW w:type="dxa" w:w="1337"/>
             <w:tcMar>
-              <w:top w:w="35" w:type="dxa"/>
-              <w:bottom w:w="35" w:type="dxa"/>
-              <w:left w:w="50" w:type="dxa"/>
-              <w:right w:w="50" w:type="dxa"/>
+              <w:top w:w="60" w:type="dxa"/>
+              <w:bottom w:w="60" w:type="dxa"/>
+              <w:left w:w="80" w:type="dxa"/>
+              <w:right w:w="80" w:type="dxa"/>
             </w:tcMar>
           </w:tcPr>
           <w:p>
             <w:r>
               <w:rPr>
-                <w:sz w:val="15"/>
+                <w:sz w:val="17"/>
               </w:rPr>
-              <w:t>Targeted TKI</w:t>
-            </w:r>
-          </w:p>
-        </w:tc>
-        <w:tc>
-          <w:tcPr>
-            <w:tcW w:type="dxa" w:w="1337"/>
-            <w:tcMar>
-              <w:top w:w="35" w:type="dxa"/>
-              <w:bottom w:w="35" w:type="dxa"/>
-              <w:left w:w="50" w:type="dxa"/>
-              <w:right w:w="50" w:type="dxa"/>
-            </w:tcMar>
-          </w:tcPr>
-          <w:p>
-            <w:r>
-              <w:rPr>
-                <w:sz w:val="15"/>
-              </w:rPr>
-              <w:t>DB_Ref</w:t>
-            </w:r>
-          </w:p>
-        </w:tc>
-        <w:tc>
-          <w:tcPr>
-            <w:tcW w:type="dxa" w:w="1337"/>
-            <w:tcMar>
-              <w:top w:w="35" w:type="dxa"/>
-              <w:bottom w:w="35" w:type="dxa"/>
-              <w:left w:w="50" w:type="dxa"/>
-              <w:right w:w="50" w:type="dxa"/>
-            </w:tcMar>
-          </w:tcPr>
-          <w:p>
-            <w:r>
-              <w:rPr>
-                <w:sz w:val="15"/>
-              </w:rPr>
-              <w:t>591.5</w:t>
-            </w:r>
-          </w:p>
-        </w:tc>
-        <w:tc>
-          <w:tcPr>
-            <w:tcW w:type="dxa" w:w="1337"/>
-            <w:tcMar>
-              <w:top w:w="35" w:type="dxa"/>
-              <w:bottom w:w="35" w:type="dxa"/>
-              <w:left w:w="50" w:type="dxa"/>
-              <w:right w:w="50" w:type="dxa"/>
-            </w:tcMar>
-          </w:tcPr>
-          <w:p>
-            <w:r>
-              <w:rPr>
-                <w:sz w:val="15"/>
-              </w:rPr>
-              <w:t>-8.80</w:t>
-            </w:r>
-          </w:p>
-        </w:tc>
-        <w:tc>
-          <w:tcPr>
-            <w:tcW w:type="dxa" w:w="1337"/>
-            <w:tcMar>
-              <w:top w:w="35" w:type="dxa"/>
-              <w:bottom w:w="35" w:type="dxa"/>
-              <w:left w:w="50" w:type="dxa"/>
-              <w:right w:w="50" w:type="dxa"/>
-            </w:tcMar>
-          </w:tcPr>
-          <w:p>
-            <w:r>
-              <w:rPr>
-                <w:sz w:val="15"/>
-              </w:rPr>
-              <w:t>-8.60</w:t>
-            </w:r>
-          </w:p>
-        </w:tc>
-        <w:tc>
-          <w:tcPr>
-            <w:tcW w:type="dxa" w:w="1337"/>
-            <w:tcMar>
-              <w:top w:w="35" w:type="dxa"/>
-              <w:bottom w:w="35" w:type="dxa"/>
-              <w:left w:w="50" w:type="dxa"/>
-              <w:right w:w="50" w:type="dxa"/>
-            </w:tcMar>
-          </w:tcPr>
-          <w:p>
-            <w:r>
-              <w:rPr>
-                <w:sz w:val="15"/>
-              </w:rPr>
-              <w:t>-30.00</w:t>
-            </w:r>
-          </w:p>
-        </w:tc>
-      </w:tr>
-      <w:tr>
-        <w:tc>
-          <w:tcPr>
-            <w:tcW w:type="dxa" w:w="1337"/>
-            <w:tcMar>
-              <w:top w:w="35" w:type="dxa"/>
-              <w:bottom w:w="35" w:type="dxa"/>
-              <w:left w:w="50" w:type="dxa"/>
-              <w:right w:w="50" w:type="dxa"/>
-            </w:tcMar>
-          </w:tcPr>
-          <w:p>
-            <w:r>
-              <w:rPr>
-                <w:sz w:val="15"/>
-              </w:rPr>
-              <w:t>Unknown</w:t>
-            </w:r>
-          </w:p>
-        </w:tc>
-        <w:tc>
-          <w:tcPr>
-            <w:tcW w:type="dxa" w:w="1337"/>
-            <w:tcMar>
-              <w:top w:w="35" w:type="dxa"/>
-              <w:bottom w:w="35" w:type="dxa"/>
-              <w:left w:w="50" w:type="dxa"/>
-              <w:right w:w="50" w:type="dxa"/>
-            </w:tcMar>
-          </w:tcPr>
-          <w:p>
-            <w:r>
-              <w:rPr>
-                <w:sz w:val="15"/>
-              </w:rPr>
-              <w:t>Targeted TKI</w:t>
-            </w:r>
-          </w:p>
-        </w:tc>
-        <w:tc>
-          <w:tcPr>
-            <w:tcW w:type="dxa" w:w="1337"/>
-            <w:tcMar>
-              <w:top w:w="35" w:type="dxa"/>
-              <w:bottom w:w="35" w:type="dxa"/>
-              <w:left w:w="50" w:type="dxa"/>
-              <w:right w:w="50" w:type="dxa"/>
-            </w:tcMar>
-          </w:tcPr>
-          <w:p>
-            <w:r>
-              <w:rPr>
-                <w:sz w:val="15"/>
-              </w:rPr>
-              <w:t>DB_Ref</w:t>
-            </w:r>
-          </w:p>
-        </w:tc>
-        <w:tc>
-          <w:tcPr>
-            <w:tcW w:type="dxa" w:w="1337"/>
-            <w:tcMar>
-              <w:top w:w="35" w:type="dxa"/>
-              <w:bottom w:w="35" w:type="dxa"/>
-              <w:left w:w="50" w:type="dxa"/>
-              <w:right w:w="50" w:type="dxa"/>
-            </w:tcMar>
-          </w:tcPr>
-          <w:p>
-            <w:r>
-              <w:rPr>
-                <w:sz w:val="15"/>
-              </w:rPr>
-              <w:t>485.9</w:t>
-            </w:r>
-          </w:p>
-        </w:tc>
-        <w:tc>
-          <w:tcPr>
-            <w:tcW w:type="dxa" w:w="1337"/>
-            <w:tcMar>
-              <w:top w:w="35" w:type="dxa"/>
-              <w:bottom w:w="35" w:type="dxa"/>
-              <w:left w:w="50" w:type="dxa"/>
-              <w:right w:w="50" w:type="dxa"/>
-            </w:tcMar>
-          </w:tcPr>
-          <w:p>
-            <w:r>
-              <w:rPr>
-                <w:sz w:val="15"/>
-              </w:rPr>
-              <w:t>-8.80</w:t>
-            </w:r>
-          </w:p>
-        </w:tc>
-        <w:tc>
-          <w:tcPr>
-            <w:tcW w:type="dxa" w:w="1337"/>
-            <w:tcMar>
-              <w:top w:w="35" w:type="dxa"/>
-              <w:bottom w:w="35" w:type="dxa"/>
-              <w:left w:w="50" w:type="dxa"/>
-              <w:right w:w="50" w:type="dxa"/>
-            </w:tcMar>
-          </w:tcPr>
-          <w:p>
-            <w:r>
-              <w:rPr>
-                <w:sz w:val="15"/>
-              </w:rPr>
-              <w:t>-8.60</w:t>
-            </w:r>
-          </w:p>
-        </w:tc>
-        <w:tc>
-          <w:tcPr>
-            <w:tcW w:type="dxa" w:w="1337"/>
-            <w:tcMar>
-              <w:top w:w="35" w:type="dxa"/>
-              <w:bottom w:w="35" w:type="dxa"/>
-              <w:left w:w="50" w:type="dxa"/>
-              <w:right w:w="50" w:type="dxa"/>
-            </w:tcMar>
-          </w:tcPr>
-          <w:p>
-            <w:r>
-              <w:rPr>
-                <w:sz w:val="15"/>
-              </w:rPr>
-              <w:t>-30.00</w:t>
-            </w:r>
-          </w:p>
-        </w:tc>
-      </w:tr>
-      <w:tr>
-        <w:tc>
-          <w:tcPr>
-            <w:tcW w:type="dxa" w:w="1337"/>
-            <w:tcMar>
-              <w:top w:w="35" w:type="dxa"/>
-              <w:bottom w:w="35" w:type="dxa"/>
-              <w:left w:w="50" w:type="dxa"/>
-              <w:right w:w="50" w:type="dxa"/>
-            </w:tcMar>
-          </w:tcPr>
-          <w:p>
-            <w:r>
-              <w:rPr>
-                <w:sz w:val="15"/>
-              </w:rPr>
-              <w:t>Unknown</w:t>
-            </w:r>
-          </w:p>
-        </w:tc>
-        <w:tc>
-          <w:tcPr>
-            <w:tcW w:type="dxa" w:w="1337"/>
-            <w:tcMar>
-              <w:top w:w="35" w:type="dxa"/>
-              <w:bottom w:w="35" w:type="dxa"/>
-              <w:left w:w="50" w:type="dxa"/>
-              <w:right w:w="50" w:type="dxa"/>
-            </w:tcMar>
-          </w:tcPr>
-          <w:p>
-            <w:r>
-              <w:rPr>
-                <w:sz w:val="15"/>
-              </w:rPr>
-              <w:t>Targeted TKI</w:t>
-            </w:r>
-          </w:p>
-        </w:tc>
-        <w:tc>
-          <w:tcPr>
-            <w:tcW w:type="dxa" w:w="1337"/>
-            <w:tcMar>
-              <w:top w:w="35" w:type="dxa"/>
-              <w:bottom w:w="35" w:type="dxa"/>
-              <w:left w:w="50" w:type="dxa"/>
-              <w:right w:w="50" w:type="dxa"/>
-            </w:tcMar>
-          </w:tcPr>
-          <w:p>
-            <w:r>
-              <w:rPr>
-                <w:sz w:val="15"/>
-              </w:rPr>
-              <w:t>DB_Ref</w:t>
-            </w:r>
-          </w:p>
-        </w:tc>
-        <w:tc>
-          <w:tcPr>
-            <w:tcW w:type="dxa" w:w="1337"/>
-            <w:tcMar>
-              <w:top w:w="35" w:type="dxa"/>
-              <w:bottom w:w="35" w:type="dxa"/>
-              <w:left w:w="50" w:type="dxa"/>
-              <w:right w:w="50" w:type="dxa"/>
-            </w:tcMar>
-          </w:tcPr>
-          <w:p>
-            <w:r>
-              <w:rPr>
-                <w:sz w:val="15"/>
-              </w:rPr>
-              <w:t>469.9</w:t>
-            </w:r>
-          </w:p>
-        </w:tc>
-        <w:tc>
-          <w:tcPr>
-            <w:tcW w:type="dxa" w:w="1337"/>
-            <w:tcMar>
-              <w:top w:w="35" w:type="dxa"/>
-              <w:bottom w:w="35" w:type="dxa"/>
-              <w:left w:w="50" w:type="dxa"/>
-              <w:right w:w="50" w:type="dxa"/>
-            </w:tcMar>
-          </w:tcPr>
-          <w:p>
-            <w:r>
-              <w:rPr>
-                <w:sz w:val="15"/>
-              </w:rPr>
-              <w:t>-8.80</w:t>
-            </w:r>
-          </w:p>
-        </w:tc>
-        <w:tc>
-          <w:tcPr>
-            <w:tcW w:type="dxa" w:w="1337"/>
-            <w:tcMar>
-              <w:top w:w="35" w:type="dxa"/>
-              <w:bottom w:w="35" w:type="dxa"/>
-              <w:left w:w="50" w:type="dxa"/>
-              <w:right w:w="50" w:type="dxa"/>
-            </w:tcMar>
-          </w:tcPr>
-          <w:p>
-            <w:r>
-              <w:rPr>
-                <w:sz w:val="15"/>
-              </w:rPr>
-              <w:t>-8.60</w:t>
-            </w:r>
-          </w:p>
-        </w:tc>
-        <w:tc>
-          <w:tcPr>
-            <w:tcW w:type="dxa" w:w="1337"/>
-            <w:tcMar>
-              <w:top w:w="35" w:type="dxa"/>
-              <w:bottom w:w="35" w:type="dxa"/>
-              <w:left w:w="50" w:type="dxa"/>
-              <w:right w:w="50" w:type="dxa"/>
-            </w:tcMar>
-          </w:tcPr>
-          <w:p>
-            <w:r>
-              <w:rPr>
-                <w:sz w:val="15"/>
-              </w:rPr>
-              <w:t>-30.00</w:t>
-            </w:r>
-          </w:p>
-        </w:tc>
-      </w:tr>
-      <w:tr>
-        <w:tc>
-          <w:tcPr>
-            <w:tcW w:type="dxa" w:w="1337"/>
-            <w:tcMar>
-              <w:top w:w="35" w:type="dxa"/>
-              <w:bottom w:w="35" w:type="dxa"/>
-              <w:left w:w="50" w:type="dxa"/>
-              <w:right w:w="50" w:type="dxa"/>
-            </w:tcMar>
-          </w:tcPr>
-          <w:p>
-            <w:r>
-              <w:rPr>
-                <w:sz w:val="15"/>
-              </w:rPr>
-              <w:t>Unknown</w:t>
-            </w:r>
-          </w:p>
-        </w:tc>
-        <w:tc>
-          <w:tcPr>
-            <w:tcW w:type="dxa" w:w="1337"/>
-            <w:tcMar>
-              <w:top w:w="35" w:type="dxa"/>
-              <w:bottom w:w="35" w:type="dxa"/>
-              <w:left w:w="50" w:type="dxa"/>
-              <w:right w:w="50" w:type="dxa"/>
-            </w:tcMar>
-          </w:tcPr>
-          <w:p>
-            <w:r>
-              <w:rPr>
-                <w:sz w:val="15"/>
-              </w:rPr>
-              <w:t>Targeted TKI</w:t>
-            </w:r>
-          </w:p>
-        </w:tc>
-        <w:tc>
-          <w:tcPr>
-            <w:tcW w:type="dxa" w:w="1337"/>
-            <w:tcMar>
-              <w:top w:w="35" w:type="dxa"/>
-              <w:bottom w:w="35" w:type="dxa"/>
-              <w:left w:w="50" w:type="dxa"/>
-              <w:right w:w="50" w:type="dxa"/>
-            </w:tcMar>
-          </w:tcPr>
-          <w:p>
-            <w:r>
-              <w:rPr>
-                <w:sz w:val="15"/>
-              </w:rPr>
-              <w:t>DB_Ref</w:t>
-            </w:r>
-          </w:p>
-        </w:tc>
-        <w:tc>
-          <w:tcPr>
-            <w:tcW w:type="dxa" w:w="1337"/>
-            <w:tcMar>
-              <w:top w:w="35" w:type="dxa"/>
-              <w:bottom w:w="35" w:type="dxa"/>
-              <w:left w:w="50" w:type="dxa"/>
-              <w:right w:w="50" w:type="dxa"/>
-            </w:tcMar>
-          </w:tcPr>
-          <w:p>
-            <w:r>
-              <w:rPr>
-                <w:sz w:val="15"/>
-              </w:rPr>
-              <w:t>501.0</w:t>
-            </w:r>
-          </w:p>
-        </w:tc>
-        <w:tc>
-          <w:tcPr>
-            <w:tcW w:type="dxa" w:w="1337"/>
-            <w:tcMar>
-              <w:top w:w="35" w:type="dxa"/>
-              <w:bottom w:w="35" w:type="dxa"/>
-              <w:left w:w="50" w:type="dxa"/>
-              <w:right w:w="50" w:type="dxa"/>
-            </w:tcMar>
-          </w:tcPr>
-          <w:p>
-            <w:r>
-              <w:rPr>
-                <w:sz w:val="15"/>
-              </w:rPr>
-              <w:t>-8.80</w:t>
-            </w:r>
-          </w:p>
-        </w:tc>
-        <w:tc>
-          <w:tcPr>
-            <w:tcW w:type="dxa" w:w="1337"/>
-            <w:tcMar>
-              <w:top w:w="35" w:type="dxa"/>
-              <w:bottom w:w="35" w:type="dxa"/>
-              <w:left w:w="50" w:type="dxa"/>
-              <w:right w:w="50" w:type="dxa"/>
-            </w:tcMar>
-          </w:tcPr>
-          <w:p>
-            <w:r>
-              <w:rPr>
-                <w:sz w:val="15"/>
-              </w:rPr>
-              <w:t>-8.60</w:t>
-            </w:r>
-          </w:p>
-        </w:tc>
-        <w:tc>
-          <w:tcPr>
-            <w:tcW w:type="dxa" w:w="1337"/>
-            <w:tcMar>
-              <w:top w:w="35" w:type="dxa"/>
-              <w:bottom w:w="35" w:type="dxa"/>
-              <w:left w:w="50" w:type="dxa"/>
-              <w:right w:w="50" w:type="dxa"/>
-            </w:tcMar>
-          </w:tcPr>
-          <w:p>
-            <w:r>
-              <w:rPr>
-                <w:sz w:val="15"/>
-              </w:rPr>
-              <w:t>-30.00</w:t>
-            </w:r>
-          </w:p>
-        </w:tc>
-      </w:tr>
-      <w:tr>
-        <w:tc>
-          <w:tcPr>
-            <w:tcW w:type="dxa" w:w="1337"/>
-            <w:tcMar>
-              <w:top w:w="35" w:type="dxa"/>
-              <w:bottom w:w="35" w:type="dxa"/>
-              <w:left w:w="50" w:type="dxa"/>
-              <w:right w:w="50" w:type="dxa"/>
-            </w:tcMar>
-          </w:tcPr>
-          <w:p>
-            <w:r>
-              <w:rPr>
-                <w:sz w:val="15"/>
-              </w:rPr>
-              <w:t>Unknown</w:t>
-            </w:r>
-          </w:p>
-        </w:tc>
-        <w:tc>
-          <w:tcPr>
-            <w:tcW w:type="dxa" w:w="1337"/>
-            <w:tcMar>
-              <w:top w:w="35" w:type="dxa"/>
-              <w:bottom w:w="35" w:type="dxa"/>
-              <w:left w:w="50" w:type="dxa"/>
-              <w:right w:w="50" w:type="dxa"/>
-            </w:tcMar>
-          </w:tcPr>
-          <w:p>
-            <w:r>
-              <w:rPr>
-                <w:sz w:val="15"/>
-              </w:rPr>
-              <w:t>Targeted TKI</w:t>
-            </w:r>
-          </w:p>
-        </w:tc>
-        <w:tc>
-          <w:tcPr>
-            <w:tcW w:type="dxa" w:w="1337"/>
-            <w:tcMar>
-              <w:top w:w="35" w:type="dxa"/>
-              <w:bottom w:w="35" w:type="dxa"/>
-              <w:left w:w="50" w:type="dxa"/>
-              <w:right w:w="50" w:type="dxa"/>
-            </w:tcMar>
-          </w:tcPr>
-          <w:p>
-            <w:r>
-              <w:rPr>
-                <w:sz w:val="15"/>
-              </w:rPr>
-              <w:t>DB_Ref</w:t>
-            </w:r>
-          </w:p>
-        </w:tc>
-        <w:tc>
-          <w:tcPr>
-            <w:tcW w:type="dxa" w:w="1337"/>
-            <w:tcMar>
-              <w:top w:w="35" w:type="dxa"/>
-              <w:bottom w:w="35" w:type="dxa"/>
-              <w:left w:w="50" w:type="dxa"/>
-              <w:right w:w="50" w:type="dxa"/>
-            </w:tcMar>
-          </w:tcPr>
-          <w:p>
-            <w:r>
-              <w:rPr>
-                <w:sz w:val="15"/>
-              </w:rPr>
-              <w:t>482.8</w:t>
-            </w:r>
-          </w:p>
-        </w:tc>
-        <w:tc>
-          <w:tcPr>
-            <w:tcW w:type="dxa" w:w="1337"/>
-            <w:tcMar>
-              <w:top w:w="35" w:type="dxa"/>
-              <w:bottom w:w="35" w:type="dxa"/>
-              <w:left w:w="50" w:type="dxa"/>
-              <w:right w:w="50" w:type="dxa"/>
-            </w:tcMar>
-          </w:tcPr>
-          <w:p>
-            <w:r>
-              <w:rPr>
-                <w:sz w:val="15"/>
-              </w:rPr>
-              <w:t>-8.80</w:t>
-            </w:r>
-          </w:p>
-        </w:tc>
-        <w:tc>
-          <w:tcPr>
-            <w:tcW w:type="dxa" w:w="1337"/>
-            <w:tcMar>
-              <w:top w:w="35" w:type="dxa"/>
-              <w:bottom w:w="35" w:type="dxa"/>
-              <w:left w:w="50" w:type="dxa"/>
-              <w:right w:w="50" w:type="dxa"/>
-            </w:tcMar>
-          </w:tcPr>
-          <w:p>
-            <w:r>
-              <w:rPr>
-                <w:sz w:val="15"/>
-              </w:rPr>
-              <w:t>-8.60</w:t>
-            </w:r>
-          </w:p>
-        </w:tc>
-        <w:tc>
-          <w:tcPr>
-            <w:tcW w:type="dxa" w:w="1337"/>
-            <w:tcMar>
-              <w:top w:w="35" w:type="dxa"/>
-              <w:bottom w:w="35" w:type="dxa"/>
-              <w:left w:w="50" w:type="dxa"/>
-              <w:right w:w="50" w:type="dxa"/>
-            </w:tcMar>
-          </w:tcPr>
-          <w:p>
-            <w:r>
-              <w:rPr>
-                <w:sz w:val="15"/>
-              </w:rPr>
-              <w:t>-30.00</w:t>
-            </w:r>
-          </w:p>
-        </w:tc>
-      </w:tr>
-      <w:tr>
-        <w:tc>
-          <w:tcPr>
-            <w:tcW w:type="dxa" w:w="1337"/>
-            <w:tcMar>
-              <w:top w:w="35" w:type="dxa"/>
-              <w:bottom w:w="35" w:type="dxa"/>
-              <w:left w:w="50" w:type="dxa"/>
-              <w:right w:w="50" w:type="dxa"/>
-            </w:tcMar>
-          </w:tcPr>
-          <w:p>
-            <w:r>
-              <w:rPr>
-                <w:sz w:val="15"/>
-              </w:rPr>
-              <w:t>Unknown</w:t>
-            </w:r>
-          </w:p>
-        </w:tc>
-        <w:tc>
-          <w:tcPr>
-            <w:tcW w:type="dxa" w:w="1337"/>
-            <w:tcMar>
-              <w:top w:w="35" w:type="dxa"/>
-              <w:bottom w:w="35" w:type="dxa"/>
-              <w:left w:w="50" w:type="dxa"/>
-              <w:right w:w="50" w:type="dxa"/>
-            </w:tcMar>
-          </w:tcPr>
-          <w:p>
-            <w:r>
-              <w:rPr>
-                <w:sz w:val="15"/>
-              </w:rPr>
-              <w:t>Targeted TKI</w:t>
-            </w:r>
-          </w:p>
-        </w:tc>
-        <w:tc>
-          <w:tcPr>
-            <w:tcW w:type="dxa" w:w="1337"/>
-            <w:tcMar>
-              <w:top w:w="35" w:type="dxa"/>
-              <w:bottom w:w="35" w:type="dxa"/>
-              <w:left w:w="50" w:type="dxa"/>
-              <w:right w:w="50" w:type="dxa"/>
-            </w:tcMar>
-          </w:tcPr>
-          <w:p>
-            <w:r>
-              <w:rPr>
-                <w:sz w:val="15"/>
-              </w:rPr>
-              <w:t>DB_Ref</w:t>
-            </w:r>
-          </w:p>
-        </w:tc>
-        <w:tc>
-          <w:tcPr>
-            <w:tcW w:type="dxa" w:w="1337"/>
-            <w:tcMar>
-              <w:top w:w="35" w:type="dxa"/>
-              <w:bottom w:w="35" w:type="dxa"/>
-              <w:left w:w="50" w:type="dxa"/>
-              <w:right w:w="50" w:type="dxa"/>
-            </w:tcMar>
-          </w:tcPr>
-          <w:p>
-            <w:r>
-              <w:rPr>
-                <w:sz w:val="15"/>
-              </w:rPr>
-              <w:t>464.8</w:t>
-            </w:r>
-          </w:p>
-        </w:tc>
-        <w:tc>
-          <w:tcPr>
-            <w:tcW w:type="dxa" w:w="1337"/>
-            <w:tcMar>
-              <w:top w:w="35" w:type="dxa"/>
-              <w:bottom w:w="35" w:type="dxa"/>
-              <w:left w:w="50" w:type="dxa"/>
-              <w:right w:w="50" w:type="dxa"/>
-            </w:tcMar>
-          </w:tcPr>
-          <w:p>
-            <w:r>
-              <w:rPr>
-                <w:sz w:val="15"/>
-              </w:rPr>
-              <w:t>-8.80</w:t>
-            </w:r>
-          </w:p>
-        </w:tc>
-        <w:tc>
-          <w:tcPr>
-            <w:tcW w:type="dxa" w:w="1337"/>
-            <w:tcMar>
-              <w:top w:w="35" w:type="dxa"/>
-              <w:bottom w:w="35" w:type="dxa"/>
-              <w:left w:w="50" w:type="dxa"/>
-              <w:right w:w="50" w:type="dxa"/>
-            </w:tcMar>
-          </w:tcPr>
-          <w:p>
-            <w:r>
-              <w:rPr>
-                <w:sz w:val="15"/>
-              </w:rPr>
-              <w:t>-8.60</w:t>
-            </w:r>
-          </w:p>
-        </w:tc>
-        <w:tc>
-          <w:tcPr>
-            <w:tcW w:type="dxa" w:w="1337"/>
-            <w:tcMar>
-              <w:top w:w="35" w:type="dxa"/>
-              <w:bottom w:w="35" w:type="dxa"/>
-              <w:left w:w="50" w:type="dxa"/>
-              <w:right w:w="50" w:type="dxa"/>
-            </w:tcMar>
-          </w:tcPr>
-          <w:p>
-            <w:r>
-              <w:rPr>
-                <w:sz w:val="15"/>
-              </w:rPr>
-              <w:t>-30.00</w:t>
-            </w:r>
-          </w:p>
-        </w:tc>
-      </w:tr>
-      <w:tr>
-        <w:tc>
-          <w:tcPr>
-            <w:tcW w:type="dxa" w:w="1337"/>
-            <w:tcMar>
-              <w:top w:w="35" w:type="dxa"/>
-              <w:bottom w:w="35" w:type="dxa"/>
-              <w:left w:w="50" w:type="dxa"/>
-              <w:right w:w="50" w:type="dxa"/>
-            </w:tcMar>
-          </w:tcPr>
-          <w:p>
-            <w:r>
-              <w:rPr>
-                <w:sz w:val="15"/>
-              </w:rPr>
-              <w:t>Unknown</w:t>
-            </w:r>
-          </w:p>
-        </w:tc>
-        <w:tc>
-          <w:tcPr>
-            <w:tcW w:type="dxa" w:w="1337"/>
-            <w:tcMar>
-              <w:top w:w="35" w:type="dxa"/>
-              <w:bottom w:w="35" w:type="dxa"/>
-              <w:left w:w="50" w:type="dxa"/>
-              <w:right w:w="50" w:type="dxa"/>
-            </w:tcMar>
-          </w:tcPr>
-          <w:p>
-            <w:r>
-              <w:rPr>
-                <w:sz w:val="15"/>
-              </w:rPr>
-              <w:t>Targeted TKI</w:t>
-            </w:r>
-          </w:p>
-        </w:tc>
-        <w:tc>
-          <w:tcPr>
-            <w:tcW w:type="dxa" w:w="1337"/>
-            <w:tcMar>
-              <w:top w:w="35" w:type="dxa"/>
-              <w:bottom w:w="35" w:type="dxa"/>
-              <w:left w:w="50" w:type="dxa"/>
-              <w:right w:w="50" w:type="dxa"/>
-            </w:tcMar>
-          </w:tcPr>
-          <w:p>
-            <w:r>
-              <w:rPr>
-                <w:sz w:val="15"/>
-              </w:rPr>
-              <w:t>DB_Ref</w:t>
-            </w:r>
-          </w:p>
-        </w:tc>
-        <w:tc>
-          <w:tcPr>
-            <w:tcW w:type="dxa" w:w="1337"/>
-            <w:tcMar>
-              <w:top w:w="35" w:type="dxa"/>
-              <w:bottom w:w="35" w:type="dxa"/>
-              <w:left w:w="50" w:type="dxa"/>
-              <w:right w:w="50" w:type="dxa"/>
-            </w:tcMar>
-          </w:tcPr>
-          <w:p>
-            <w:r>
-              <w:rPr>
-                <w:sz w:val="15"/>
-              </w:rPr>
-              <w:t>398.5</w:t>
-            </w:r>
-          </w:p>
-        </w:tc>
-        <w:tc>
-          <w:tcPr>
-            <w:tcW w:type="dxa" w:w="1337"/>
-            <w:tcMar>
-              <w:top w:w="35" w:type="dxa"/>
-              <w:bottom w:w="35" w:type="dxa"/>
-              <w:left w:w="50" w:type="dxa"/>
-              <w:right w:w="50" w:type="dxa"/>
-            </w:tcMar>
-          </w:tcPr>
-          <w:p>
-            <w:r>
-              <w:rPr>
-                <w:sz w:val="15"/>
-              </w:rPr>
-              <w:t>-8.80</w:t>
-            </w:r>
-          </w:p>
-        </w:tc>
-        <w:tc>
-          <w:tcPr>
-            <w:tcW w:type="dxa" w:w="1337"/>
-            <w:tcMar>
-              <w:top w:w="35" w:type="dxa"/>
-              <w:bottom w:w="35" w:type="dxa"/>
-              <w:left w:w="50" w:type="dxa"/>
-              <w:right w:w="50" w:type="dxa"/>
-            </w:tcMar>
-          </w:tcPr>
-          <w:p>
-            <w:r>
-              <w:rPr>
-                <w:sz w:val="15"/>
-              </w:rPr>
-              <w:t>-8.60</w:t>
-            </w:r>
-          </w:p>
-        </w:tc>
-        <w:tc>
-          <w:tcPr>
-            <w:tcW w:type="dxa" w:w="1337"/>
-            <w:tcMar>
-              <w:top w:w="35" w:type="dxa"/>
-              <w:bottom w:w="35" w:type="dxa"/>
-              <w:left w:w="50" w:type="dxa"/>
-              <w:right w:w="50" w:type="dxa"/>
-            </w:tcMar>
-          </w:tcPr>
-          <w:p>
-            <w:r>
-              <w:rPr>
-                <w:sz w:val="15"/>
-              </w:rPr>
-              <w:t>-30.00</w:t>
-            </w:r>
-          </w:p>
-        </w:tc>
-      </w:tr>
-      <w:tr>
-        <w:tc>
-          <w:tcPr>
-            <w:tcW w:type="dxa" w:w="1337"/>
-            <w:tcMar>
-              <w:top w:w="35" w:type="dxa"/>
-              <w:bottom w:w="35" w:type="dxa"/>
-              <w:left w:w="50" w:type="dxa"/>
-              <w:right w:w="50" w:type="dxa"/>
-            </w:tcMar>
-          </w:tcPr>
-          <w:p>
-            <w:r>
-              <w:rPr>
-                <w:sz w:val="15"/>
-              </w:rPr>
-              <w:t>Unknown</w:t>
-            </w:r>
-          </w:p>
-        </w:tc>
-        <w:tc>
-          <w:tcPr>
-            <w:tcW w:type="dxa" w:w="1337"/>
-            <w:tcMar>
-              <w:top w:w="35" w:type="dxa"/>
-              <w:bottom w:w="35" w:type="dxa"/>
-              <w:left w:w="50" w:type="dxa"/>
-              <w:right w:w="50" w:type="dxa"/>
-            </w:tcMar>
-          </w:tcPr>
-          <w:p>
-            <w:r>
-              <w:rPr>
-                <w:sz w:val="15"/>
-              </w:rPr>
-              <w:t>Targeted TKI</w:t>
-            </w:r>
-          </w:p>
-        </w:tc>
-        <w:tc>
-          <w:tcPr>
-            <w:tcW w:type="dxa" w:w="1337"/>
-            <w:tcMar>
-              <w:top w:w="35" w:type="dxa"/>
-              <w:bottom w:w="35" w:type="dxa"/>
-              <w:left w:w="50" w:type="dxa"/>
-              <w:right w:w="50" w:type="dxa"/>
-            </w:tcMar>
-          </w:tcPr>
-          <w:p>
-            <w:r>
-              <w:rPr>
-                <w:sz w:val="15"/>
-              </w:rPr>
-              <w:t>DB_Ref</w:t>
-            </w:r>
-          </w:p>
-        </w:tc>
-        <w:tc>
-          <w:tcPr>
-            <w:tcW w:type="dxa" w:w="1337"/>
-            <w:tcMar>
-              <w:top w:w="35" w:type="dxa"/>
-              <w:bottom w:w="35" w:type="dxa"/>
-              <w:left w:w="50" w:type="dxa"/>
-              <w:right w:w="50" w:type="dxa"/>
-            </w:tcMar>
-          </w:tcPr>
-          <w:p>
-            <w:r>
-              <w:rPr>
-                <w:sz w:val="15"/>
-              </w:rPr>
-              <w:t>519.5</w:t>
-            </w:r>
-          </w:p>
-        </w:tc>
-        <w:tc>
-          <w:tcPr>
-            <w:tcW w:type="dxa" w:w="1337"/>
-            <w:tcMar>
-              <w:top w:w="35" w:type="dxa"/>
-              <w:bottom w:w="35" w:type="dxa"/>
-              <w:left w:w="50" w:type="dxa"/>
-              <w:right w:w="50" w:type="dxa"/>
-            </w:tcMar>
-          </w:tcPr>
-          <w:p>
-            <w:r>
-              <w:rPr>
-                <w:sz w:val="15"/>
-              </w:rPr>
-              <w:t>-8.80</w:t>
-            </w:r>
-          </w:p>
-        </w:tc>
-        <w:tc>
-          <w:tcPr>
-            <w:tcW w:type="dxa" w:w="1337"/>
-            <w:tcMar>
-              <w:top w:w="35" w:type="dxa"/>
-              <w:bottom w:w="35" w:type="dxa"/>
-              <w:left w:w="50" w:type="dxa"/>
-              <w:right w:w="50" w:type="dxa"/>
-            </w:tcMar>
-          </w:tcPr>
-          <w:p>
-            <w:r>
-              <w:rPr>
-                <w:sz w:val="15"/>
-              </w:rPr>
-              <w:t>-8.60</w:t>
-            </w:r>
-          </w:p>
-        </w:tc>
-        <w:tc>
-          <w:tcPr>
-            <w:tcW w:type="dxa" w:w="1337"/>
-            <w:tcMar>
-              <w:top w:w="35" w:type="dxa"/>
-              <w:bottom w:w="35" w:type="dxa"/>
-              <w:left w:w="50" w:type="dxa"/>
-              <w:right w:w="50" w:type="dxa"/>
-            </w:tcMar>
-          </w:tcPr>
-          <w:p>
-            <w:r>
-              <w:rPr>
-                <w:sz w:val="15"/>
-              </w:rPr>
-              <w:t>-30.00</w:t>
-            </w:r>
-          </w:p>
-        </w:tc>
-      </w:tr>
-      <w:tr>
-        <w:tc>
-          <w:tcPr>
-            <w:tcW w:type="dxa" w:w="1337"/>
-            <w:tcMar>
-              <w:top w:w="35" w:type="dxa"/>
-              <w:bottom w:w="35" w:type="dxa"/>
-              <w:left w:w="50" w:type="dxa"/>
-              <w:right w:w="50" w:type="dxa"/>
-            </w:tcMar>
-          </w:tcPr>
-          <w:p>
-            <w:r>
-              <w:rPr>
-                <w:sz w:val="15"/>
-              </w:rPr>
-              <w:t>Unknown</w:t>
-            </w:r>
-          </w:p>
-        </w:tc>
-        <w:tc>
-          <w:tcPr>
-            <w:tcW w:type="dxa" w:w="1337"/>
-            <w:tcMar>
-              <w:top w:w="35" w:type="dxa"/>
-              <w:bottom w:w="35" w:type="dxa"/>
-              <w:left w:w="50" w:type="dxa"/>
-              <w:right w:w="50" w:type="dxa"/>
-            </w:tcMar>
-          </w:tcPr>
-          <w:p>
-            <w:r>
-              <w:rPr>
-                <w:sz w:val="15"/>
-              </w:rPr>
-              <w:t>Targeted TKI</w:t>
-            </w:r>
-          </w:p>
-        </w:tc>
-        <w:tc>
-          <w:tcPr>
-            <w:tcW w:type="dxa" w:w="1337"/>
-            <w:tcMar>
-              <w:top w:w="35" w:type="dxa"/>
-              <w:bottom w:w="35" w:type="dxa"/>
-              <w:left w:w="50" w:type="dxa"/>
-              <w:right w:w="50" w:type="dxa"/>
-            </w:tcMar>
-          </w:tcPr>
-          <w:p>
-            <w:r>
-              <w:rPr>
-                <w:sz w:val="15"/>
-              </w:rPr>
-              <w:t>DB_Ref</w:t>
-            </w:r>
-          </w:p>
-        </w:tc>
-        <w:tc>
-          <w:tcPr>
-            <w:tcW w:type="dxa" w:w="1337"/>
-            <w:tcMar>
-              <w:top w:w="35" w:type="dxa"/>
-              <w:bottom w:w="35" w:type="dxa"/>
-              <w:left w:w="50" w:type="dxa"/>
-              <w:right w:w="50" w:type="dxa"/>
-            </w:tcMar>
-          </w:tcPr>
-          <w:p>
-            <w:r>
-              <w:rPr>
-                <w:sz w:val="15"/>
-              </w:rPr>
-              <w:t>426.9</w:t>
-            </w:r>
-          </w:p>
-        </w:tc>
-        <w:tc>
-          <w:tcPr>
-            <w:tcW w:type="dxa" w:w="1337"/>
-            <w:tcMar>
-              <w:top w:w="35" w:type="dxa"/>
-              <w:bottom w:w="35" w:type="dxa"/>
-              <w:left w:w="50" w:type="dxa"/>
-              <w:right w:w="50" w:type="dxa"/>
-            </w:tcMar>
-          </w:tcPr>
-          <w:p>
-            <w:r>
-              <w:rPr>
-                <w:sz w:val="15"/>
-              </w:rPr>
-              <w:t>-8.80</w:t>
-            </w:r>
-          </w:p>
-        </w:tc>
-        <w:tc>
-          <w:tcPr>
-            <w:tcW w:type="dxa" w:w="1337"/>
-            <w:tcMar>
-              <w:top w:w="35" w:type="dxa"/>
-              <w:bottom w:w="35" w:type="dxa"/>
-              <w:left w:w="50" w:type="dxa"/>
-              <w:right w:w="50" w:type="dxa"/>
-            </w:tcMar>
-          </w:tcPr>
-          <w:p>
-            <w:r>
-              <w:rPr>
-                <w:sz w:val="15"/>
-              </w:rPr>
-              <w:t>-8.60</w:t>
-            </w:r>
-          </w:p>
-        </w:tc>
-        <w:tc>
-          <w:tcPr>
-            <w:tcW w:type="dxa" w:w="1337"/>
-            <w:tcMar>
-              <w:top w:w="35" w:type="dxa"/>
-              <w:bottom w:w="35" w:type="dxa"/>
-              <w:left w:w="50" w:type="dxa"/>
-              <w:right w:w="50" w:type="dxa"/>
-            </w:tcMar>
-          </w:tcPr>
-          <w:p>
-            <w:r>
-              <w:rPr>
-                <w:sz w:val="15"/>
-              </w:rPr>
-              <w:t>-30.00</w:t>
-            </w:r>
-          </w:p>
-        </w:tc>
-      </w:tr>
-      <w:tr>
-        <w:tc>
-          <w:tcPr>
-            <w:tcW w:type="dxa" w:w="1337"/>
-            <w:tcMar>
-              <w:top w:w="35" w:type="dxa"/>
-              <w:bottom w:w="35" w:type="dxa"/>
-              <w:left w:w="50" w:type="dxa"/>
-              <w:right w:w="50" w:type="dxa"/>
-            </w:tcMar>
-          </w:tcPr>
-          <w:p>
-            <w:r>
-              <w:rPr>
-                <w:sz w:val="15"/>
-              </w:rPr>
-              <w:t>Unknown</w:t>
-            </w:r>
-          </w:p>
-        </w:tc>
-        <w:tc>
-          <w:tcPr>
-            <w:tcW w:type="dxa" w:w="1337"/>
-            <w:tcMar>
-              <w:top w:w="35" w:type="dxa"/>
-              <w:bottom w:w="35" w:type="dxa"/>
-              <w:left w:w="50" w:type="dxa"/>
-              <w:right w:w="50" w:type="dxa"/>
-            </w:tcMar>
-          </w:tcPr>
-          <w:p>
-            <w:r>
-              <w:rPr>
-                <w:sz w:val="15"/>
-              </w:rPr>
-              <w:t>Targeted TKI</w:t>
-            </w:r>
-          </w:p>
-        </w:tc>
-        <w:tc>
-          <w:tcPr>
-            <w:tcW w:type="dxa" w:w="1337"/>
-            <w:tcMar>
-              <w:top w:w="35" w:type="dxa"/>
-              <w:bottom w:w="35" w:type="dxa"/>
-              <w:left w:w="50" w:type="dxa"/>
-              <w:right w:w="50" w:type="dxa"/>
-            </w:tcMar>
-          </w:tcPr>
-          <w:p>
-            <w:r>
-              <w:rPr>
-                <w:sz w:val="15"/>
-              </w:rPr>
-              <w:t>DB_Ref</w:t>
-            </w:r>
-          </w:p>
-        </w:tc>
-        <w:tc>
-          <w:tcPr>
-            <w:tcW w:type="dxa" w:w="1337"/>
-            <w:tcMar>
-              <w:top w:w="35" w:type="dxa"/>
-              <w:bottom w:w="35" w:type="dxa"/>
-              <w:left w:w="50" w:type="dxa"/>
-              <w:right w:w="50" w:type="dxa"/>
-            </w:tcMar>
-          </w:tcPr>
-          <w:p>
-            <w:r>
-              <w:rPr>
-                <w:sz w:val="15"/>
-              </w:rPr>
-              <w:t>453.5</w:t>
-            </w:r>
-          </w:p>
-        </w:tc>
-        <w:tc>
-          <w:tcPr>
-            <w:tcW w:type="dxa" w:w="1337"/>
-            <w:tcMar>
-              <w:top w:w="35" w:type="dxa"/>
-              <w:bottom w:w="35" w:type="dxa"/>
-              <w:left w:w="50" w:type="dxa"/>
-              <w:right w:w="50" w:type="dxa"/>
-            </w:tcMar>
-          </w:tcPr>
-          <w:p>
-            <w:r>
-              <w:rPr>
-                <w:sz w:val="15"/>
-              </w:rPr>
-              <w:t>-8.80</w:t>
-            </w:r>
-          </w:p>
-        </w:tc>
-        <w:tc>
-          <w:tcPr>
-            <w:tcW w:type="dxa" w:w="1337"/>
-            <w:tcMar>
-              <w:top w:w="35" w:type="dxa"/>
-              <w:bottom w:w="35" w:type="dxa"/>
-              <w:left w:w="50" w:type="dxa"/>
-              <w:right w:w="50" w:type="dxa"/>
-            </w:tcMar>
-          </w:tcPr>
-          <w:p>
-            <w:r>
-              <w:rPr>
-                <w:sz w:val="15"/>
-              </w:rPr>
-              <w:t>-8.60</w:t>
-            </w:r>
-          </w:p>
-        </w:tc>
-        <w:tc>
-          <w:tcPr>
-            <w:tcW w:type="dxa" w:w="1337"/>
-            <w:tcMar>
-              <w:top w:w="35" w:type="dxa"/>
-              <w:bottom w:w="35" w:type="dxa"/>
-              <w:left w:w="50" w:type="dxa"/>
-              <w:right w:w="50" w:type="dxa"/>
-            </w:tcMar>
-          </w:tcPr>
-          <w:p>
-            <w:r>
-              <w:rPr>
-                <w:sz w:val="15"/>
-              </w:rPr>
-              <w:t>-30.00</w:t>
-            </w:r>
-          </w:p>
-        </w:tc>
-      </w:tr>
-      <w:tr>
-        <w:tc>
-          <w:tcPr>
-            <w:tcW w:type="dxa" w:w="1337"/>
-            <w:tcMar>
-              <w:top w:w="35" w:type="dxa"/>
-              <w:bottom w:w="35" w:type="dxa"/>
-              <w:left w:w="50" w:type="dxa"/>
-              <w:right w:w="50" w:type="dxa"/>
-            </w:tcMar>
-          </w:tcPr>
-          <w:p>
-            <w:r>
-              <w:rPr>
-                <w:sz w:val="15"/>
-              </w:rPr>
-              <w:t>Unknown</w:t>
-            </w:r>
-          </w:p>
-        </w:tc>
-        <w:tc>
-          <w:tcPr>
-            <w:tcW w:type="dxa" w:w="1337"/>
-            <w:tcMar>
-              <w:top w:w="35" w:type="dxa"/>
-              <w:bottom w:w="35" w:type="dxa"/>
-              <w:left w:w="50" w:type="dxa"/>
-              <w:right w:w="50" w:type="dxa"/>
-            </w:tcMar>
-          </w:tcPr>
-          <w:p>
-            <w:r>
-              <w:rPr>
-                <w:sz w:val="15"/>
-              </w:rPr>
-              <w:t>Targeted TKI</w:t>
-            </w:r>
-          </w:p>
-        </w:tc>
-        <w:tc>
-          <w:tcPr>
-            <w:tcW w:type="dxa" w:w="1337"/>
-            <w:tcMar>
-              <w:top w:w="35" w:type="dxa"/>
-              <w:bottom w:w="35" w:type="dxa"/>
-              <w:left w:w="50" w:type="dxa"/>
-              <w:right w:w="50" w:type="dxa"/>
-            </w:tcMar>
-          </w:tcPr>
-          <w:p>
-            <w:r>
-              <w:rPr>
-                <w:sz w:val="15"/>
-              </w:rPr>
-              <w:t>DB_Ref</w:t>
-            </w:r>
-          </w:p>
-        </w:tc>
-        <w:tc>
-          <w:tcPr>
-            <w:tcW w:type="dxa" w:w="1337"/>
-            <w:tcMar>
-              <w:top w:w="35" w:type="dxa"/>
-              <w:bottom w:w="35" w:type="dxa"/>
-              <w:left w:w="50" w:type="dxa"/>
-              <w:right w:w="50" w:type="dxa"/>
-            </w:tcMar>
-          </w:tcPr>
-          <w:p>
-            <w:r>
-              <w:rPr>
-                <w:sz w:val="15"/>
-              </w:rPr>
-              <w:t>386.5</w:t>
-            </w:r>
-          </w:p>
-        </w:tc>
-        <w:tc>
-          <w:tcPr>
-            <w:tcW w:type="dxa" w:w="1337"/>
-            <w:tcMar>
-              <w:top w:w="35" w:type="dxa"/>
-              <w:bottom w:w="35" w:type="dxa"/>
-              <w:left w:w="50" w:type="dxa"/>
-              <w:right w:w="50" w:type="dxa"/>
-            </w:tcMar>
-          </w:tcPr>
-          <w:p>
-            <w:r>
-              <w:rPr>
-                <w:sz w:val="15"/>
-              </w:rPr>
-              <w:t>-8.80</w:t>
-            </w:r>
-          </w:p>
-        </w:tc>
-        <w:tc>
-          <w:tcPr>
-            <w:tcW w:type="dxa" w:w="1337"/>
-            <w:tcMar>
-              <w:top w:w="35" w:type="dxa"/>
-              <w:bottom w:w="35" w:type="dxa"/>
-              <w:left w:w="50" w:type="dxa"/>
-              <w:right w:w="50" w:type="dxa"/>
-            </w:tcMar>
-          </w:tcPr>
-          <w:p>
-            <w:r>
-              <w:rPr>
-                <w:sz w:val="15"/>
-              </w:rPr>
-              <w:t>-8.60</w:t>
-            </w:r>
-          </w:p>
-        </w:tc>
-        <w:tc>
-          <w:tcPr>
-            <w:tcW w:type="dxa" w:w="1337"/>
-            <w:tcMar>
-              <w:top w:w="35" w:type="dxa"/>
-              <w:bottom w:w="35" w:type="dxa"/>
-              <w:left w:w="50" w:type="dxa"/>
-              <w:right w:w="50" w:type="dxa"/>
-            </w:tcMar>
-          </w:tcPr>
-          <w:p>
-            <w:r>
-              <w:rPr>
-                <w:sz w:val="15"/>
-              </w:rPr>
-              <w:t>-30.00</w:t>
-            </w:r>
-          </w:p>
-        </w:tc>
-      </w:tr>
-      <w:tr>
-        <w:tc>
-          <w:tcPr>
-            <w:tcW w:type="dxa" w:w="1337"/>
-            <w:tcMar>
-              <w:top w:w="35" w:type="dxa"/>
-              <w:bottom w:w="35" w:type="dxa"/>
-              <w:left w:w="50" w:type="dxa"/>
-              <w:right w:w="50" w:type="dxa"/>
-            </w:tcMar>
-          </w:tcPr>
-          <w:p>
-            <w:r>
-              <w:rPr>
-                <w:sz w:val="15"/>
-              </w:rPr>
-              <w:t>Unknown</w:t>
-            </w:r>
-          </w:p>
-        </w:tc>
-        <w:tc>
-          <w:tcPr>
-            <w:tcW w:type="dxa" w:w="1337"/>
-            <w:tcMar>
-              <w:top w:w="35" w:type="dxa"/>
-              <w:bottom w:w="35" w:type="dxa"/>
-              <w:left w:w="50" w:type="dxa"/>
-              <w:right w:w="50" w:type="dxa"/>
-            </w:tcMar>
-          </w:tcPr>
-          <w:p>
-            <w:r>
-              <w:rPr>
-                <w:sz w:val="15"/>
-              </w:rPr>
-              <w:t>Targeted TKI</w:t>
-            </w:r>
-          </w:p>
-        </w:tc>
-        <w:tc>
-          <w:tcPr>
-            <w:tcW w:type="dxa" w:w="1337"/>
-            <w:tcMar>
-              <w:top w:w="35" w:type="dxa"/>
-              <w:bottom w:w="35" w:type="dxa"/>
-              <w:left w:w="50" w:type="dxa"/>
-              <w:right w:w="50" w:type="dxa"/>
-            </w:tcMar>
-          </w:tcPr>
-          <w:p>
-            <w:r>
-              <w:rPr>
-                <w:sz w:val="15"/>
-              </w:rPr>
-              <w:t>DB_Ref</w:t>
-            </w:r>
-          </w:p>
-        </w:tc>
-        <w:tc>
-          <w:tcPr>
-            <w:tcW w:type="dxa" w:w="1337"/>
-            <w:tcMar>
-              <w:top w:w="35" w:type="dxa"/>
-              <w:bottom w:w="35" w:type="dxa"/>
-              <w:left w:w="50" w:type="dxa"/>
-              <w:right w:w="50" w:type="dxa"/>
-            </w:tcMar>
-          </w:tcPr>
-          <w:p>
-            <w:r>
-              <w:rPr>
-                <w:sz w:val="15"/>
-              </w:rPr>
-              <w:t>450.5</w:t>
-            </w:r>
-          </w:p>
-        </w:tc>
-        <w:tc>
-          <w:tcPr>
-            <w:tcW w:type="dxa" w:w="1337"/>
-            <w:tcMar>
-              <w:top w:w="35" w:type="dxa"/>
-              <w:bottom w:w="35" w:type="dxa"/>
-              <w:left w:w="50" w:type="dxa"/>
-              <w:right w:w="50" w:type="dxa"/>
-            </w:tcMar>
-          </w:tcPr>
-          <w:p>
-            <w:r>
-              <w:rPr>
-                <w:sz w:val="15"/>
-              </w:rPr>
-              <w:t>-8.80</w:t>
-            </w:r>
-          </w:p>
-        </w:tc>
-        <w:tc>
-          <w:tcPr>
-            <w:tcW w:type="dxa" w:w="1337"/>
-            <w:tcMar>
-              <w:top w:w="35" w:type="dxa"/>
-              <w:bottom w:w="35" w:type="dxa"/>
-              <w:left w:w="50" w:type="dxa"/>
-              <w:right w:w="50" w:type="dxa"/>
-            </w:tcMar>
-          </w:tcPr>
-          <w:p>
-            <w:r>
-              <w:rPr>
-                <w:sz w:val="15"/>
-              </w:rPr>
-              <w:t>-8.60</w:t>
-            </w:r>
-          </w:p>
-        </w:tc>
-        <w:tc>
-          <w:tcPr>
-            <w:tcW w:type="dxa" w:w="1337"/>
-            <w:tcMar>
-              <w:top w:w="35" w:type="dxa"/>
-              <w:bottom w:w="35" w:type="dxa"/>
-              <w:left w:w="50" w:type="dxa"/>
-              <w:right w:w="50" w:type="dxa"/>
-            </w:tcMar>
-          </w:tcPr>
-          <w:p>
-            <w:r>
-              <w:rPr>
-                <w:sz w:val="15"/>
-              </w:rPr>
-              <w:t>-30.00</w:t>
-            </w:r>
-          </w:p>
-        </w:tc>
-      </w:tr>
-      <w:tr>
-        <w:tc>
-          <w:tcPr>
-            <w:tcW w:type="dxa" w:w="1337"/>
-            <w:tcMar>
-              <w:top w:w="35" w:type="dxa"/>
-              <w:bottom w:w="35" w:type="dxa"/>
-              <w:left w:w="50" w:type="dxa"/>
-              <w:right w:w="50" w:type="dxa"/>
-            </w:tcMar>
-          </w:tcPr>
-          <w:p>
-            <w:r>
-              <w:rPr>
-                <w:sz w:val="15"/>
-              </w:rPr>
-              <w:t>Unknown</w:t>
-            </w:r>
-          </w:p>
-        </w:tc>
-        <w:tc>
-          <w:tcPr>
-            <w:tcW w:type="dxa" w:w="1337"/>
-            <w:tcMar>
-              <w:top w:w="35" w:type="dxa"/>
-              <w:bottom w:w="35" w:type="dxa"/>
-              <w:left w:w="50" w:type="dxa"/>
-              <w:right w:w="50" w:type="dxa"/>
-            </w:tcMar>
-          </w:tcPr>
-          <w:p>
-            <w:r>
-              <w:rPr>
-                <w:sz w:val="15"/>
-              </w:rPr>
-              <w:t>Targeted TKI</w:t>
-            </w:r>
-          </w:p>
-        </w:tc>
-        <w:tc>
-          <w:tcPr>
-            <w:tcW w:type="dxa" w:w="1337"/>
-            <w:tcMar>
-              <w:top w:w="35" w:type="dxa"/>
-              <w:bottom w:w="35" w:type="dxa"/>
-              <w:left w:w="50" w:type="dxa"/>
-              <w:right w:w="50" w:type="dxa"/>
-            </w:tcMar>
-          </w:tcPr>
-          <w:p>
-            <w:r>
-              <w:rPr>
-                <w:sz w:val="15"/>
-              </w:rPr>
-              <w:t>DB_Ref</w:t>
-            </w:r>
-          </w:p>
-        </w:tc>
-        <w:tc>
-          <w:tcPr>
-            <w:tcW w:type="dxa" w:w="1337"/>
-            <w:tcMar>
-              <w:top w:w="35" w:type="dxa"/>
-              <w:bottom w:w="35" w:type="dxa"/>
-              <w:left w:w="50" w:type="dxa"/>
-              <w:right w:w="50" w:type="dxa"/>
-            </w:tcMar>
-          </w:tcPr>
-          <w:p>
-            <w:r>
-              <w:rPr>
-                <w:sz w:val="15"/>
-              </w:rPr>
-              <w:t>475.6</w:t>
-            </w:r>
-          </w:p>
-        </w:tc>
-        <w:tc>
-          <w:tcPr>
-            <w:tcW w:type="dxa" w:w="1337"/>
-            <w:tcMar>
-              <w:top w:w="35" w:type="dxa"/>
-              <w:bottom w:w="35" w:type="dxa"/>
-              <w:left w:w="50" w:type="dxa"/>
-              <w:right w:w="50" w:type="dxa"/>
-            </w:tcMar>
-          </w:tcPr>
-          <w:p>
-            <w:r>
-              <w:rPr>
-                <w:sz w:val="15"/>
-              </w:rPr>
-              <w:t>-8.80</w:t>
-            </w:r>
-          </w:p>
-        </w:tc>
-        <w:tc>
-          <w:tcPr>
-            <w:tcW w:type="dxa" w:w="1337"/>
-            <w:tcMar>
-              <w:top w:w="35" w:type="dxa"/>
-              <w:bottom w:w="35" w:type="dxa"/>
-              <w:left w:w="50" w:type="dxa"/>
-              <w:right w:w="50" w:type="dxa"/>
-            </w:tcMar>
-          </w:tcPr>
-          <w:p>
-            <w:r>
-              <w:rPr>
-                <w:sz w:val="15"/>
-              </w:rPr>
-              <w:t>-8.60</w:t>
-            </w:r>
-          </w:p>
-        </w:tc>
-        <w:tc>
-          <w:tcPr>
-            <w:tcW w:type="dxa" w:w="1337"/>
-            <w:tcMar>
-              <w:top w:w="35" w:type="dxa"/>
-              <w:bottom w:w="35" w:type="dxa"/>
-              <w:left w:w="50" w:type="dxa"/>
-              <w:right w:w="50" w:type="dxa"/>
-            </w:tcMar>
-          </w:tcPr>
-          <w:p>
-            <w:r>
-              <w:rPr>
-                <w:sz w:val="15"/>
-              </w:rPr>
-              <w:t>-30.00</w:t>
-            </w:r>
-          </w:p>
-        </w:tc>
-      </w:tr>
-      <w:tr>
-        <w:tc>
-          <w:tcPr>
-            <w:tcW w:type="dxa" w:w="1337"/>
-            <w:tcMar>
-              <w:top w:w="35" w:type="dxa"/>
-              <w:bottom w:w="35" w:type="dxa"/>
-              <w:left w:w="50" w:type="dxa"/>
-              <w:right w:w="50" w:type="dxa"/>
-            </w:tcMar>
-          </w:tcPr>
-          <w:p>
-            <w:r>
-              <w:rPr>
-                <w:sz w:val="15"/>
-              </w:rPr>
-              <w:t>Unknown</w:t>
-            </w:r>
-          </w:p>
-        </w:tc>
-        <w:tc>
-          <w:tcPr>
-            <w:tcW w:type="dxa" w:w="1337"/>
-            <w:tcMar>
-              <w:top w:w="35" w:type="dxa"/>
-              <w:bottom w:w="35" w:type="dxa"/>
-              <w:left w:w="50" w:type="dxa"/>
-              <w:right w:w="50" w:type="dxa"/>
-            </w:tcMar>
-          </w:tcPr>
-          <w:p>
-            <w:r>
-              <w:rPr>
-                <w:sz w:val="15"/>
-              </w:rPr>
-              <w:t>Targeted TKI</w:t>
-            </w:r>
-          </w:p>
-        </w:tc>
-        <w:tc>
-          <w:tcPr>
-            <w:tcW w:type="dxa" w:w="1337"/>
-            <w:tcMar>
-              <w:top w:w="35" w:type="dxa"/>
-              <w:bottom w:w="35" w:type="dxa"/>
-              <w:left w:w="50" w:type="dxa"/>
-              <w:right w:w="50" w:type="dxa"/>
-            </w:tcMar>
-          </w:tcPr>
-          <w:p>
-            <w:r>
-              <w:rPr>
-                <w:sz w:val="15"/>
-              </w:rPr>
-              <w:t>DB_Ref</w:t>
-            </w:r>
-          </w:p>
-        </w:tc>
-        <w:tc>
-          <w:tcPr>
-            <w:tcW w:type="dxa" w:w="1337"/>
-            <w:tcMar>
-              <w:top w:w="35" w:type="dxa"/>
-              <w:bottom w:w="35" w:type="dxa"/>
-              <w:left w:w="50" w:type="dxa"/>
-              <w:right w:w="50" w:type="dxa"/>
-            </w:tcMar>
-          </w:tcPr>
-          <w:p>
-            <w:r>
-              <w:rPr>
-                <w:sz w:val="15"/>
-              </w:rPr>
-              <w:t>419.5</w:t>
-            </w:r>
-          </w:p>
-        </w:tc>
-        <w:tc>
-          <w:tcPr>
-            <w:tcW w:type="dxa" w:w="1337"/>
-            <w:tcMar>
-              <w:top w:w="35" w:type="dxa"/>
-              <w:bottom w:w="35" w:type="dxa"/>
-              <w:left w:w="50" w:type="dxa"/>
-              <w:right w:w="50" w:type="dxa"/>
-            </w:tcMar>
-          </w:tcPr>
-          <w:p>
-            <w:r>
-              <w:rPr>
-                <w:sz w:val="15"/>
-              </w:rPr>
-              <w:t>-8.80</w:t>
-            </w:r>
-          </w:p>
-        </w:tc>
-        <w:tc>
-          <w:tcPr>
-            <w:tcW w:type="dxa" w:w="1337"/>
-            <w:tcMar>
-              <w:top w:w="35" w:type="dxa"/>
-              <w:bottom w:w="35" w:type="dxa"/>
-              <w:left w:w="50" w:type="dxa"/>
-              <w:right w:w="50" w:type="dxa"/>
-            </w:tcMar>
-          </w:tcPr>
-          <w:p>
-            <w:r>
-              <w:rPr>
-                <w:sz w:val="15"/>
-              </w:rPr>
-              <w:t>-8.60</w:t>
-            </w:r>
-          </w:p>
-        </w:tc>
-        <w:tc>
-          <w:tcPr>
-            <w:tcW w:type="dxa" w:w="1337"/>
-            <w:tcMar>
-              <w:top w:w="35" w:type="dxa"/>
-              <w:bottom w:w="35" w:type="dxa"/>
-              <w:left w:w="50" w:type="dxa"/>
-              <w:right w:w="50" w:type="dxa"/>
-            </w:tcMar>
-          </w:tcPr>
-          <w:p>
-            <w:r>
-              <w:rPr>
-                <w:sz w:val="15"/>
-              </w:rPr>
-              <w:t>-30.00</w:t>
-            </w:r>
-          </w:p>
-        </w:tc>
-      </w:tr>
-      <w:tr>
-        <w:tc>
-          <w:tcPr>
-            <w:tcW w:type="dxa" w:w="1337"/>
-            <w:tcMar>
-              <w:top w:w="35" w:type="dxa"/>
-              <w:bottom w:w="35" w:type="dxa"/>
-              <w:left w:w="50" w:type="dxa"/>
-              <w:right w:w="50" w:type="dxa"/>
-            </w:tcMar>
-          </w:tcPr>
-          <w:p>
-            <w:r>
-              <w:rPr>
-                <w:sz w:val="15"/>
-              </w:rPr>
-              <w:t>Unknown</w:t>
-            </w:r>
-          </w:p>
-        </w:tc>
-        <w:tc>
-          <w:tcPr>
-            <w:tcW w:type="dxa" w:w="1337"/>
-            <w:tcMar>
-              <w:top w:w="35" w:type="dxa"/>
-              <w:bottom w:w="35" w:type="dxa"/>
-              <w:left w:w="50" w:type="dxa"/>
-              <w:right w:w="50" w:type="dxa"/>
-            </w:tcMar>
-          </w:tcPr>
-          <w:p>
-            <w:r>
-              <w:rPr>
-                <w:sz w:val="15"/>
-              </w:rPr>
-              <w:t>Targeted TKI</w:t>
-            </w:r>
-          </w:p>
-        </w:tc>
-        <w:tc>
-          <w:tcPr>
-            <w:tcW w:type="dxa" w:w="1337"/>
-            <w:tcMar>
-              <w:top w:w="35" w:type="dxa"/>
-              <w:bottom w:w="35" w:type="dxa"/>
-              <w:left w:w="50" w:type="dxa"/>
-              <w:right w:w="50" w:type="dxa"/>
-            </w:tcMar>
-          </w:tcPr>
-          <w:p>
-            <w:r>
-              <w:rPr>
-                <w:sz w:val="15"/>
-              </w:rPr>
-              <w:t>DB_Ref</w:t>
-            </w:r>
-          </w:p>
-        </w:tc>
-        <w:tc>
-          <w:tcPr>
-            <w:tcW w:type="dxa" w:w="1337"/>
-            <w:tcMar>
-              <w:top w:w="35" w:type="dxa"/>
-              <w:bottom w:w="35" w:type="dxa"/>
-              <w:left w:w="50" w:type="dxa"/>
-              <w:right w:w="50" w:type="dxa"/>
-            </w:tcMar>
-          </w:tcPr>
-          <w:p>
-            <w:r>
-              <w:rPr>
-                <w:sz w:val="15"/>
-              </w:rPr>
-              <w:t>434.5</w:t>
-            </w:r>
-          </w:p>
-        </w:tc>
-        <w:tc>
-          <w:tcPr>
-            <w:tcW w:type="dxa" w:w="1337"/>
-            <w:tcMar>
-              <w:top w:w="35" w:type="dxa"/>
-              <w:bottom w:w="35" w:type="dxa"/>
-              <w:left w:w="50" w:type="dxa"/>
-              <w:right w:w="50" w:type="dxa"/>
-            </w:tcMar>
-          </w:tcPr>
-          <w:p>
-            <w:r>
-              <w:rPr>
-                <w:sz w:val="15"/>
-              </w:rPr>
-              <w:t>-8.80</w:t>
-            </w:r>
-          </w:p>
-        </w:tc>
-        <w:tc>
-          <w:tcPr>
-            <w:tcW w:type="dxa" w:w="1337"/>
-            <w:tcMar>
-              <w:top w:w="35" w:type="dxa"/>
-              <w:bottom w:w="35" w:type="dxa"/>
-              <w:left w:w="50" w:type="dxa"/>
-              <w:right w:w="50" w:type="dxa"/>
-            </w:tcMar>
-          </w:tcPr>
-          <w:p>
-            <w:r>
-              <w:rPr>
-                <w:sz w:val="15"/>
-              </w:rPr>
-              <w:t>-8.60</w:t>
-            </w:r>
-          </w:p>
-        </w:tc>
-        <w:tc>
-          <w:tcPr>
-            <w:tcW w:type="dxa" w:w="1337"/>
-            <w:tcMar>
-              <w:top w:w="35" w:type="dxa"/>
-              <w:bottom w:w="35" w:type="dxa"/>
-              <w:left w:w="50" w:type="dxa"/>
-              <w:right w:w="50" w:type="dxa"/>
-            </w:tcMar>
-          </w:tcPr>
-          <w:p>
-            <w:r>
-              <w:rPr>
-                <w:sz w:val="15"/>
-              </w:rPr>
-              <w:t>-30.00</w:t>
-            </w:r>
-          </w:p>
-        </w:tc>
-      </w:tr>
-      <w:tr>
-        <w:tc>
-          <w:tcPr>
-            <w:tcW w:type="dxa" w:w="1337"/>
-            <w:tcMar>
-              <w:top w:w="35" w:type="dxa"/>
-              <w:bottom w:w="35" w:type="dxa"/>
-              <w:left w:w="50" w:type="dxa"/>
-              <w:right w:w="50" w:type="dxa"/>
-            </w:tcMar>
-          </w:tcPr>
-          <w:p>
-            <w:r>
-              <w:rPr>
-                <w:sz w:val="15"/>
-              </w:rPr>
-              <w:t>Unknown</w:t>
-            </w:r>
-          </w:p>
-        </w:tc>
-        <w:tc>
-          <w:tcPr>
-            <w:tcW w:type="dxa" w:w="1337"/>
-            <w:tcMar>
-              <w:top w:w="35" w:type="dxa"/>
-              <w:bottom w:w="35" w:type="dxa"/>
-              <w:left w:w="50" w:type="dxa"/>
-              <w:right w:w="50" w:type="dxa"/>
-            </w:tcMar>
-          </w:tcPr>
-          <w:p>
-            <w:r>
-              <w:rPr>
-                <w:sz w:val="15"/>
-              </w:rPr>
-              <w:t>Targeted TKI</w:t>
-            </w:r>
-          </w:p>
-        </w:tc>
-        <w:tc>
-          <w:tcPr>
-            <w:tcW w:type="dxa" w:w="1337"/>
-            <w:tcMar>
-              <w:top w:w="35" w:type="dxa"/>
-              <w:bottom w:w="35" w:type="dxa"/>
-              <w:left w:w="50" w:type="dxa"/>
-              <w:right w:w="50" w:type="dxa"/>
-            </w:tcMar>
-          </w:tcPr>
-          <w:p>
-            <w:r>
-              <w:rPr>
-                <w:sz w:val="15"/>
-              </w:rPr>
-              <w:t>DB_Ref</w:t>
-            </w:r>
-          </w:p>
-        </w:tc>
-        <w:tc>
-          <w:tcPr>
-            <w:tcW w:type="dxa" w:w="1337"/>
-            <w:tcMar>
-              <w:top w:w="35" w:type="dxa"/>
-              <w:bottom w:w="35" w:type="dxa"/>
-              <w:left w:w="50" w:type="dxa"/>
-              <w:right w:w="50" w:type="dxa"/>
-            </w:tcMar>
-          </w:tcPr>
-          <w:p>
-            <w:r>
-              <w:rPr>
-                <w:sz w:val="15"/>
-              </w:rPr>
-              <w:t>720.2</w:t>
-            </w:r>
-          </w:p>
-        </w:tc>
-        <w:tc>
-          <w:tcPr>
-            <w:tcW w:type="dxa" w:w="1337"/>
-            <w:tcMar>
-              <w:top w:w="35" w:type="dxa"/>
-              <w:bottom w:w="35" w:type="dxa"/>
-              <w:left w:w="50" w:type="dxa"/>
-              <w:right w:w="50" w:type="dxa"/>
-            </w:tcMar>
-          </w:tcPr>
-          <w:p>
-            <w:r>
-              <w:rPr>
-                <w:sz w:val="15"/>
-              </w:rPr>
-              <w:t>-8.80</w:t>
-            </w:r>
-          </w:p>
-        </w:tc>
-        <w:tc>
-          <w:tcPr>
-            <w:tcW w:type="dxa" w:w="1337"/>
-            <w:tcMar>
-              <w:top w:w="35" w:type="dxa"/>
-              <w:bottom w:w="35" w:type="dxa"/>
-              <w:left w:w="50" w:type="dxa"/>
-              <w:right w:w="50" w:type="dxa"/>
-            </w:tcMar>
-          </w:tcPr>
-          <w:p>
-            <w:r>
-              <w:rPr>
-                <w:sz w:val="15"/>
-              </w:rPr>
-              <w:t>-8.60</w:t>
-            </w:r>
-          </w:p>
-        </w:tc>
-        <w:tc>
-          <w:tcPr>
-            <w:tcW w:type="dxa" w:w="1337"/>
-            <w:tcMar>
-              <w:top w:w="35" w:type="dxa"/>
-              <w:bottom w:w="35" w:type="dxa"/>
-              <w:left w:w="50" w:type="dxa"/>
-              <w:right w:w="50" w:type="dxa"/>
-            </w:tcMar>
-          </w:tcPr>
-          <w:p>
-            <w:r>
-              <w:rPr>
-                <w:sz w:val="15"/>
-              </w:rPr>
-              <w:t>-30.00</w:t>
-            </w:r>
-          </w:p>
-        </w:tc>
-      </w:tr>
-      <w:tr>
-        <w:tc>
-          <w:tcPr>
-            <w:tcW w:type="dxa" w:w="1337"/>
-            <w:tcMar>
-              <w:top w:w="35" w:type="dxa"/>
-              <w:bottom w:w="35" w:type="dxa"/>
-              <w:left w:w="50" w:type="dxa"/>
-              <w:right w:w="50" w:type="dxa"/>
-            </w:tcMar>
-          </w:tcPr>
-          <w:p>
-            <w:r>
-              <w:rPr>
-                <w:sz w:val="15"/>
-              </w:rPr>
-              <w:t>Unknown</w:t>
-            </w:r>
-          </w:p>
-        </w:tc>
-        <w:tc>
-          <w:tcPr>
-            <w:tcW w:type="dxa" w:w="1337"/>
-            <w:tcMar>
-              <w:top w:w="35" w:type="dxa"/>
-              <w:bottom w:w="35" w:type="dxa"/>
-              <w:left w:w="50" w:type="dxa"/>
-              <w:right w:w="50" w:type="dxa"/>
-            </w:tcMar>
-          </w:tcPr>
-          <w:p>
-            <w:r>
-              <w:rPr>
-                <w:sz w:val="15"/>
-              </w:rPr>
-              <w:t>Targeted TKI</w:t>
-            </w:r>
-          </w:p>
-        </w:tc>
-        <w:tc>
-          <w:tcPr>
-            <w:tcW w:type="dxa" w:w="1337"/>
-            <w:tcMar>
-              <w:top w:w="35" w:type="dxa"/>
-              <w:bottom w:w="35" w:type="dxa"/>
-              <w:left w:w="50" w:type="dxa"/>
-              <w:right w:w="50" w:type="dxa"/>
-            </w:tcMar>
-          </w:tcPr>
-          <w:p>
-            <w:r>
-              <w:rPr>
-                <w:sz w:val="15"/>
-              </w:rPr>
-              <w:t>DB_Ref</w:t>
-            </w:r>
-          </w:p>
-        </w:tc>
-        <w:tc>
-          <w:tcPr>
-            <w:tcW w:type="dxa" w:w="1337"/>
-            <w:tcMar>
-              <w:top w:w="35" w:type="dxa"/>
-              <w:bottom w:w="35" w:type="dxa"/>
-              <w:left w:w="50" w:type="dxa"/>
-              <w:right w:w="50" w:type="dxa"/>
-            </w:tcMar>
-          </w:tcPr>
-          <w:p>
-            <w:r>
-              <w:rPr>
-                <w:sz w:val="15"/>
-              </w:rPr>
-              <w:t>599.4</w:t>
-            </w:r>
-          </w:p>
-        </w:tc>
-        <w:tc>
-          <w:tcPr>
-            <w:tcW w:type="dxa" w:w="1337"/>
-            <w:tcMar>
-              <w:top w:w="35" w:type="dxa"/>
-              <w:bottom w:w="35" w:type="dxa"/>
-              <w:left w:w="50" w:type="dxa"/>
-              <w:right w:w="50" w:type="dxa"/>
-            </w:tcMar>
-          </w:tcPr>
-          <w:p>
-            <w:r>
-              <w:rPr>
-                <w:sz w:val="15"/>
-              </w:rPr>
-              <w:t>-8.80</w:t>
-            </w:r>
-          </w:p>
-        </w:tc>
-        <w:tc>
-          <w:tcPr>
-            <w:tcW w:type="dxa" w:w="1337"/>
-            <w:tcMar>
-              <w:top w:w="35" w:type="dxa"/>
-              <w:bottom w:w="35" w:type="dxa"/>
-              <w:left w:w="50" w:type="dxa"/>
-              <w:right w:w="50" w:type="dxa"/>
-            </w:tcMar>
-          </w:tcPr>
-          <w:p>
-            <w:r>
-              <w:rPr>
-                <w:sz w:val="15"/>
-              </w:rPr>
-              <w:t>-8.60</w:t>
-            </w:r>
-          </w:p>
-        </w:tc>
-        <w:tc>
-          <w:tcPr>
-            <w:tcW w:type="dxa" w:w="1337"/>
-            <w:tcMar>
-              <w:top w:w="35" w:type="dxa"/>
-              <w:bottom w:w="35" w:type="dxa"/>
-              <w:left w:w="50" w:type="dxa"/>
-              <w:right w:w="50" w:type="dxa"/>
-            </w:tcMar>
-          </w:tcPr>
-          <w:p>
-            <w:r>
-              <w:rPr>
-                <w:sz w:val="15"/>
-              </w:rPr>
-              <w:t>-30.00</w:t>
-            </w:r>
-          </w:p>
-        </w:tc>
-      </w:tr>
-      <w:tr>
-        <w:tc>
-          <w:tcPr>
-            <w:tcW w:type="dxa" w:w="1337"/>
-            <w:tcMar>
-              <w:top w:w="35" w:type="dxa"/>
-              <w:bottom w:w="35" w:type="dxa"/>
-              <w:left w:w="50" w:type="dxa"/>
-              <w:right w:w="50" w:type="dxa"/>
-            </w:tcMar>
-          </w:tcPr>
-          <w:p>
-            <w:r>
-              <w:rPr>
-                <w:sz w:val="15"/>
-              </w:rPr>
-              <w:t>Unknown</w:t>
-            </w:r>
-          </w:p>
-        </w:tc>
-        <w:tc>
-          <w:tcPr>
-            <w:tcW w:type="dxa" w:w="1337"/>
-            <w:tcMar>
-              <w:top w:w="35" w:type="dxa"/>
-              <w:bottom w:w="35" w:type="dxa"/>
-              <w:left w:w="50" w:type="dxa"/>
-              <w:right w:w="50" w:type="dxa"/>
-            </w:tcMar>
-          </w:tcPr>
-          <w:p>
-            <w:r>
-              <w:rPr>
-                <w:sz w:val="15"/>
-              </w:rPr>
-              <w:t>Targeted TKI</w:t>
-            </w:r>
-          </w:p>
-        </w:tc>
-        <w:tc>
-          <w:tcPr>
-            <w:tcW w:type="dxa" w:w="1337"/>
-            <w:tcMar>
-              <w:top w:w="35" w:type="dxa"/>
-              <w:bottom w:w="35" w:type="dxa"/>
-              <w:left w:w="50" w:type="dxa"/>
-              <w:right w:w="50" w:type="dxa"/>
-            </w:tcMar>
-          </w:tcPr>
-          <w:p>
-            <w:r>
-              <w:rPr>
-                <w:sz w:val="15"/>
-              </w:rPr>
-              <w:t>DB_Ref</w:t>
-            </w:r>
-          </w:p>
-        </w:tc>
-        <w:tc>
-          <w:tcPr>
-            <w:tcW w:type="dxa" w:w="1337"/>
-            <w:tcMar>
-              <w:top w:w="35" w:type="dxa"/>
-              <w:bottom w:w="35" w:type="dxa"/>
-              <w:left w:w="50" w:type="dxa"/>
-              <w:right w:w="50" w:type="dxa"/>
-            </w:tcMar>
-          </w:tcPr>
-          <w:p>
-            <w:r>
-              <w:rPr>
-                <w:sz w:val="15"/>
-              </w:rPr>
-              <w:t>498.7</w:t>
-            </w:r>
-          </w:p>
-        </w:tc>
-        <w:tc>
-          <w:tcPr>
-            <w:tcW w:type="dxa" w:w="1337"/>
-            <w:tcMar>
-              <w:top w:w="35" w:type="dxa"/>
-              <w:bottom w:w="35" w:type="dxa"/>
-              <w:left w:w="50" w:type="dxa"/>
-              <w:right w:w="50" w:type="dxa"/>
-            </w:tcMar>
-          </w:tcPr>
-          <w:p>
-            <w:r>
-              <w:rPr>
-                <w:sz w:val="15"/>
-              </w:rPr>
-              <w:t>-8.80</w:t>
-            </w:r>
-          </w:p>
-        </w:tc>
-        <w:tc>
-          <w:tcPr>
-            <w:tcW w:type="dxa" w:w="1337"/>
-            <w:tcMar>
-              <w:top w:w="35" w:type="dxa"/>
-              <w:bottom w:w="35" w:type="dxa"/>
-              <w:left w:w="50" w:type="dxa"/>
-              <w:right w:w="50" w:type="dxa"/>
-            </w:tcMar>
-          </w:tcPr>
-          <w:p>
-            <w:r>
-              <w:rPr>
-                <w:sz w:val="15"/>
-              </w:rPr>
-              <w:t>-8.60</w:t>
-            </w:r>
-          </w:p>
-        </w:tc>
-        <w:tc>
-          <w:tcPr>
-            <w:tcW w:type="dxa" w:w="1337"/>
-            <w:tcMar>
-              <w:top w:w="35" w:type="dxa"/>
-              <w:bottom w:w="35" w:type="dxa"/>
-              <w:left w:w="50" w:type="dxa"/>
-              <w:right w:w="50" w:type="dxa"/>
-            </w:tcMar>
-          </w:tcPr>
-          <w:p>
-            <w:r>
-              <w:rPr>
-                <w:sz w:val="15"/>
-              </w:rPr>
-              <w:t>-30.00</w:t>
-            </w:r>
-          </w:p>
-        </w:tc>
-      </w:tr>
-      <w:tr>
-        <w:tc>
-          <w:tcPr>
-            <w:tcW w:type="dxa" w:w="1337"/>
-            <w:tcMar>
-              <w:top w:w="35" w:type="dxa"/>
-              <w:bottom w:w="35" w:type="dxa"/>
-              <w:left w:w="50" w:type="dxa"/>
-              <w:right w:w="50" w:type="dxa"/>
-            </w:tcMar>
-          </w:tcPr>
-          <w:p>
-            <w:r>
-              <w:rPr>
-                <w:sz w:val="15"/>
-              </w:rPr>
-              <w:t>Unknown</w:t>
-            </w:r>
-          </w:p>
-        </w:tc>
-        <w:tc>
-          <w:tcPr>
-            <w:tcW w:type="dxa" w:w="1337"/>
-            <w:tcMar>
-              <w:top w:w="35" w:type="dxa"/>
-              <w:bottom w:w="35" w:type="dxa"/>
-              <w:left w:w="50" w:type="dxa"/>
-              <w:right w:w="50" w:type="dxa"/>
-            </w:tcMar>
-          </w:tcPr>
-          <w:p>
-            <w:r>
-              <w:rPr>
-                <w:sz w:val="15"/>
-              </w:rPr>
-              <w:t>Targeted TKI</w:t>
-            </w:r>
-          </w:p>
-        </w:tc>
-        <w:tc>
-          <w:tcPr>
-            <w:tcW w:type="dxa" w:w="1337"/>
-            <w:tcMar>
-              <w:top w:w="35" w:type="dxa"/>
-              <w:bottom w:w="35" w:type="dxa"/>
-              <w:left w:w="50" w:type="dxa"/>
-              <w:right w:w="50" w:type="dxa"/>
-            </w:tcMar>
-          </w:tcPr>
-          <w:p>
-            <w:r>
-              <w:rPr>
-                <w:sz w:val="15"/>
-              </w:rPr>
-              <w:t>DB_Ref</w:t>
-            </w:r>
-          </w:p>
-        </w:tc>
-        <w:tc>
-          <w:tcPr>
-            <w:tcW w:type="dxa" w:w="1337"/>
-            <w:tcMar>
-              <w:top w:w="35" w:type="dxa"/>
-              <w:bottom w:w="35" w:type="dxa"/>
-              <w:left w:w="50" w:type="dxa"/>
-              <w:right w:w="50" w:type="dxa"/>
-            </w:tcMar>
-          </w:tcPr>
-          <w:p>
-            <w:r>
-              <w:rPr>
-                <w:sz w:val="15"/>
-              </w:rPr>
-              <w:t>518.6</w:t>
-            </w:r>
-          </w:p>
-        </w:tc>
-        <w:tc>
-          <w:tcPr>
-            <w:tcW w:type="dxa" w:w="1337"/>
-            <w:tcMar>
-              <w:top w:w="35" w:type="dxa"/>
-              <w:bottom w:w="35" w:type="dxa"/>
-              <w:left w:w="50" w:type="dxa"/>
-              <w:right w:w="50" w:type="dxa"/>
-            </w:tcMar>
-          </w:tcPr>
-          <w:p>
-            <w:r>
-              <w:rPr>
-                <w:sz w:val="15"/>
-              </w:rPr>
-              <w:t>-8.80</w:t>
-            </w:r>
-          </w:p>
-        </w:tc>
-        <w:tc>
-          <w:tcPr>
-            <w:tcW w:type="dxa" w:w="1337"/>
-            <w:tcMar>
-              <w:top w:w="35" w:type="dxa"/>
-              <w:bottom w:w="35" w:type="dxa"/>
-              <w:left w:w="50" w:type="dxa"/>
-              <w:right w:w="50" w:type="dxa"/>
-            </w:tcMar>
-          </w:tcPr>
-          <w:p>
-            <w:r>
-              <w:rPr>
-                <w:sz w:val="15"/>
-              </w:rPr>
-              <w:t>-8.60</w:t>
-            </w:r>
-          </w:p>
-        </w:tc>
-        <w:tc>
-          <w:tcPr>
-            <w:tcW w:type="dxa" w:w="1337"/>
-            <w:tcMar>
-              <w:top w:w="35" w:type="dxa"/>
-              <w:bottom w:w="35" w:type="dxa"/>
-              <w:left w:w="50" w:type="dxa"/>
-              <w:right w:w="50" w:type="dxa"/>
-            </w:tcMar>
-          </w:tcPr>
-          <w:p>
-            <w:r>
-              <w:rPr>
-                <w:sz w:val="15"/>
-              </w:rPr>
-              <w:t>-30.00</w:t>
-            </w:r>
-          </w:p>
-        </w:tc>
-      </w:tr>
-      <w:tr>
-        <w:tc>
-          <w:tcPr>
-            <w:tcW w:type="dxa" w:w="1337"/>
-            <w:tcMar>
-              <w:top w:w="35" w:type="dxa"/>
-              <w:bottom w:w="35" w:type="dxa"/>
-              <w:left w:w="50" w:type="dxa"/>
-              <w:right w:w="50" w:type="dxa"/>
-            </w:tcMar>
-          </w:tcPr>
-          <w:p>
-            <w:r>
-              <w:rPr>
-                <w:sz w:val="15"/>
-              </w:rPr>
-              <w:t>Unknown</w:t>
-            </w:r>
-          </w:p>
-        </w:tc>
-        <w:tc>
-          <w:tcPr>
-            <w:tcW w:type="dxa" w:w="1337"/>
-            <w:tcMar>
-              <w:top w:w="35" w:type="dxa"/>
-              <w:bottom w:w="35" w:type="dxa"/>
-              <w:left w:w="50" w:type="dxa"/>
-              <w:right w:w="50" w:type="dxa"/>
-            </w:tcMar>
-          </w:tcPr>
-          <w:p>
-            <w:r>
-              <w:rPr>
-                <w:sz w:val="15"/>
-              </w:rPr>
-              <w:t>Targeted TKI</w:t>
-            </w:r>
-          </w:p>
-        </w:tc>
-        <w:tc>
-          <w:tcPr>
-            <w:tcW w:type="dxa" w:w="1337"/>
-            <w:tcMar>
-              <w:top w:w="35" w:type="dxa"/>
-              <w:bottom w:w="35" w:type="dxa"/>
-              <w:left w:w="50" w:type="dxa"/>
-              <w:right w:w="50" w:type="dxa"/>
-            </w:tcMar>
-          </w:tcPr>
-          <w:p>
-            <w:r>
-              <w:rPr>
-                <w:sz w:val="15"/>
-              </w:rPr>
-              <w:t>DB_Ref</w:t>
-            </w:r>
-          </w:p>
-        </w:tc>
-        <w:tc>
-          <w:tcPr>
-            <w:tcW w:type="dxa" w:w="1337"/>
-            <w:tcMar>
-              <w:top w:w="35" w:type="dxa"/>
-              <w:bottom w:w="35" w:type="dxa"/>
-              <w:left w:w="50" w:type="dxa"/>
-              <w:right w:w="50" w:type="dxa"/>
-            </w:tcMar>
-          </w:tcPr>
-          <w:p>
-            <w:r>
-              <w:rPr>
-                <w:sz w:val="15"/>
-              </w:rPr>
-              <w:t>746.0</w:t>
-            </w:r>
-          </w:p>
-        </w:tc>
-        <w:tc>
-          <w:tcPr>
-            <w:tcW w:type="dxa" w:w="1337"/>
-            <w:tcMar>
-              <w:top w:w="35" w:type="dxa"/>
-              <w:bottom w:w="35" w:type="dxa"/>
-              <w:left w:w="50" w:type="dxa"/>
-              <w:right w:w="50" w:type="dxa"/>
-            </w:tcMar>
-          </w:tcPr>
-          <w:p>
-            <w:r>
-              <w:rPr>
-                <w:sz w:val="15"/>
-              </w:rPr>
-              <w:t>-8.80</w:t>
-            </w:r>
-          </w:p>
-        </w:tc>
-        <w:tc>
-          <w:tcPr>
-            <w:tcW w:type="dxa" w:w="1337"/>
-            <w:tcMar>
-              <w:top w:w="35" w:type="dxa"/>
-              <w:bottom w:w="35" w:type="dxa"/>
-              <w:left w:w="50" w:type="dxa"/>
-              <w:right w:w="50" w:type="dxa"/>
-            </w:tcMar>
-          </w:tcPr>
-          <w:p>
-            <w:r>
-              <w:rPr>
-                <w:sz w:val="15"/>
-              </w:rPr>
-              <w:t>-8.60</w:t>
-            </w:r>
-          </w:p>
-        </w:tc>
-        <w:tc>
-          <w:tcPr>
-            <w:tcW w:type="dxa" w:w="1337"/>
-            <w:tcMar>
-              <w:top w:w="35" w:type="dxa"/>
-              <w:bottom w:w="35" w:type="dxa"/>
-              <w:left w:w="50" w:type="dxa"/>
-              <w:right w:w="50" w:type="dxa"/>
-            </w:tcMar>
-          </w:tcPr>
-          <w:p>
-            <w:r>
-              <w:rPr>
-                <w:sz w:val="15"/>
-              </w:rPr>
-              <w:t>-30.00</w:t>
-            </w:r>
-          </w:p>
-        </w:tc>
-      </w:tr>
-      <w:tr>
-        <w:tc>
-          <w:tcPr>
-            <w:tcW w:type="dxa" w:w="1337"/>
-            <w:tcMar>
-              <w:top w:w="35" w:type="dxa"/>
-              <w:bottom w:w="35" w:type="dxa"/>
-              <w:left w:w="50" w:type="dxa"/>
-              <w:right w:w="50" w:type="dxa"/>
-            </w:tcMar>
-          </w:tcPr>
-          <w:p>
-            <w:r>
-              <w:rPr>
-                <w:sz w:val="15"/>
-              </w:rPr>
-              <w:t>Unknown</w:t>
-            </w:r>
-          </w:p>
-        </w:tc>
-        <w:tc>
-          <w:tcPr>
-            <w:tcW w:type="dxa" w:w="1337"/>
-            <w:tcMar>
-              <w:top w:w="35" w:type="dxa"/>
-              <w:bottom w:w="35" w:type="dxa"/>
-              <w:left w:w="50" w:type="dxa"/>
-              <w:right w:w="50" w:type="dxa"/>
-            </w:tcMar>
-          </w:tcPr>
-          <w:p>
-            <w:r>
-              <w:rPr>
-                <w:sz w:val="15"/>
-              </w:rPr>
-              <w:t>Targeted TKI</w:t>
-            </w:r>
-          </w:p>
-        </w:tc>
-        <w:tc>
-          <w:tcPr>
-            <w:tcW w:type="dxa" w:w="1337"/>
-            <w:tcMar>
-              <w:top w:w="35" w:type="dxa"/>
-              <w:bottom w:w="35" w:type="dxa"/>
-              <w:left w:w="50" w:type="dxa"/>
-              <w:right w:w="50" w:type="dxa"/>
-            </w:tcMar>
-          </w:tcPr>
-          <w:p>
-            <w:r>
-              <w:rPr>
-                <w:sz w:val="15"/>
-              </w:rPr>
-              <w:t>DB_Ref</w:t>
-            </w:r>
-          </w:p>
-        </w:tc>
-        <w:tc>
-          <w:tcPr>
-            <w:tcW w:type="dxa" w:w="1337"/>
-            <w:tcMar>
-              <w:top w:w="35" w:type="dxa"/>
-              <w:bottom w:w="35" w:type="dxa"/>
-              <w:left w:w="50" w:type="dxa"/>
-              <w:right w:w="50" w:type="dxa"/>
-            </w:tcMar>
-          </w:tcPr>
-          <w:p>
-            <w:r>
-              <w:rPr>
-                <w:sz w:val="15"/>
-              </w:rPr>
-              <w:t>264.3</w:t>
-            </w:r>
-          </w:p>
-        </w:tc>
-        <w:tc>
-          <w:tcPr>
-            <w:tcW w:type="dxa" w:w="1337"/>
-            <w:tcMar>
-              <w:top w:w="35" w:type="dxa"/>
-              <w:bottom w:w="35" w:type="dxa"/>
-              <w:left w:w="50" w:type="dxa"/>
-              <w:right w:w="50" w:type="dxa"/>
-            </w:tcMar>
-          </w:tcPr>
-          <w:p>
-            <w:r>
-              <w:rPr>
-                <w:sz w:val="15"/>
-              </w:rPr>
-              <w:t>-8.80</w:t>
-            </w:r>
-          </w:p>
-        </w:tc>
-        <w:tc>
-          <w:tcPr>
-            <w:tcW w:type="dxa" w:w="1337"/>
-            <w:tcMar>
-              <w:top w:w="35" w:type="dxa"/>
-              <w:bottom w:w="35" w:type="dxa"/>
-              <w:left w:w="50" w:type="dxa"/>
-              <w:right w:w="50" w:type="dxa"/>
-            </w:tcMar>
-          </w:tcPr>
-          <w:p>
-            <w:r>
-              <w:rPr>
-                <w:sz w:val="15"/>
-              </w:rPr>
-              <w:t>-8.60</w:t>
-            </w:r>
-          </w:p>
-        </w:tc>
-        <w:tc>
-          <w:tcPr>
-            <w:tcW w:type="dxa" w:w="1337"/>
-            <w:tcMar>
-              <w:top w:w="35" w:type="dxa"/>
-              <w:bottom w:w="35" w:type="dxa"/>
-              <w:left w:w="50" w:type="dxa"/>
-              <w:right w:w="50" w:type="dxa"/>
-            </w:tcMar>
-          </w:tcPr>
-          <w:p>
-            <w:r>
-              <w:rPr>
-                <w:sz w:val="15"/>
-              </w:rPr>
-              <w:t>-30.00</w:t>
-            </w:r>
-          </w:p>
-        </w:tc>
-      </w:tr>
-      <w:tr>
-        <w:tc>
-          <w:tcPr>
-            <w:tcW w:type="dxa" w:w="1337"/>
-            <w:tcMar>
-              <w:top w:w="35" w:type="dxa"/>
-              <w:bottom w:w="35" w:type="dxa"/>
-              <w:left w:w="50" w:type="dxa"/>
-              <w:right w:w="50" w:type="dxa"/>
-            </w:tcMar>
-          </w:tcPr>
-          <w:p>
-            <w:r>
-              <w:rPr>
-                <w:sz w:val="15"/>
-              </w:rPr>
-              <w:t>Unknown</w:t>
-            </w:r>
-          </w:p>
-        </w:tc>
-        <w:tc>
-          <w:tcPr>
-            <w:tcW w:type="dxa" w:w="1337"/>
-            <w:tcMar>
-              <w:top w:w="35" w:type="dxa"/>
-              <w:bottom w:w="35" w:type="dxa"/>
-              <w:left w:w="50" w:type="dxa"/>
-              <w:right w:w="50" w:type="dxa"/>
-            </w:tcMar>
-          </w:tcPr>
-          <w:p>
-            <w:r>
-              <w:rPr>
-                <w:sz w:val="15"/>
-              </w:rPr>
-              <w:t>Targeted TKI</w:t>
-            </w:r>
-          </w:p>
-        </w:tc>
-        <w:tc>
-          <w:tcPr>
-            <w:tcW w:type="dxa" w:w="1337"/>
-            <w:tcMar>
-              <w:top w:w="35" w:type="dxa"/>
-              <w:bottom w:w="35" w:type="dxa"/>
-              <w:left w:w="50" w:type="dxa"/>
-              <w:right w:w="50" w:type="dxa"/>
-            </w:tcMar>
-          </w:tcPr>
-          <w:p>
-            <w:r>
-              <w:rPr>
-                <w:sz w:val="15"/>
-              </w:rPr>
-              <w:t>DB_Ref</w:t>
-            </w:r>
-          </w:p>
-        </w:tc>
-        <w:tc>
-          <w:tcPr>
-            <w:tcW w:type="dxa" w:w="1337"/>
-            <w:tcMar>
-              <w:top w:w="35" w:type="dxa"/>
-              <w:bottom w:w="35" w:type="dxa"/>
-              <w:left w:w="50" w:type="dxa"/>
-              <w:right w:w="50" w:type="dxa"/>
-            </w:tcMar>
-          </w:tcPr>
-          <w:p>
-            <w:r>
-              <w:rPr>
-                <w:sz w:val="15"/>
-              </w:rPr>
-              <w:t>384.2</w:t>
-            </w:r>
-          </w:p>
-        </w:tc>
-        <w:tc>
-          <w:tcPr>
-            <w:tcW w:type="dxa" w:w="1337"/>
-            <w:tcMar>
-              <w:top w:w="35" w:type="dxa"/>
-              <w:bottom w:w="35" w:type="dxa"/>
-              <w:left w:w="50" w:type="dxa"/>
-              <w:right w:w="50" w:type="dxa"/>
-            </w:tcMar>
-          </w:tcPr>
-          <w:p>
-            <w:r>
-              <w:rPr>
-                <w:sz w:val="15"/>
-              </w:rPr>
-              <w:t>-8.80</w:t>
-            </w:r>
-          </w:p>
-        </w:tc>
-        <w:tc>
-          <w:tcPr>
-            <w:tcW w:type="dxa" w:w="1337"/>
-            <w:tcMar>
-              <w:top w:w="35" w:type="dxa"/>
-              <w:bottom w:w="35" w:type="dxa"/>
-              <w:left w:w="50" w:type="dxa"/>
-              <w:right w:w="50" w:type="dxa"/>
-            </w:tcMar>
-          </w:tcPr>
-          <w:p>
-            <w:r>
-              <w:rPr>
-                <w:sz w:val="15"/>
-              </w:rPr>
-              <w:t>-8.60</w:t>
-            </w:r>
-          </w:p>
-        </w:tc>
-        <w:tc>
-          <w:tcPr>
-            <w:tcW w:type="dxa" w:w="1337"/>
-            <w:tcMar>
-              <w:top w:w="35" w:type="dxa"/>
-              <w:bottom w:w="35" w:type="dxa"/>
-              <w:left w:w="50" w:type="dxa"/>
-              <w:right w:w="50" w:type="dxa"/>
-            </w:tcMar>
-          </w:tcPr>
-          <w:p>
-            <w:r>
-              <w:rPr>
-                <w:sz w:val="15"/>
-              </w:rPr>
-              <w:t>-30.00</w:t>
-            </w:r>
-          </w:p>
-        </w:tc>
-      </w:tr>
-      <w:tr>
-        <w:tc>
-          <w:tcPr>
-            <w:tcW w:type="dxa" w:w="1337"/>
-            <w:tcMar>
-              <w:top w:w="35" w:type="dxa"/>
-              <w:bottom w:w="35" w:type="dxa"/>
-              <w:left w:w="50" w:type="dxa"/>
-              <w:right w:w="50" w:type="dxa"/>
-            </w:tcMar>
-          </w:tcPr>
-          <w:p>
-            <w:r>
-              <w:rPr>
-                <w:sz w:val="15"/>
-              </w:rPr>
-              <w:t>Unknown</w:t>
-            </w:r>
-          </w:p>
-        </w:tc>
-        <w:tc>
-          <w:tcPr>
-            <w:tcW w:type="dxa" w:w="1337"/>
-            <w:tcMar>
-              <w:top w:w="35" w:type="dxa"/>
-              <w:bottom w:w="35" w:type="dxa"/>
-              <w:left w:w="50" w:type="dxa"/>
-              <w:right w:w="50" w:type="dxa"/>
-            </w:tcMar>
-          </w:tcPr>
-          <w:p>
-            <w:r>
-              <w:rPr>
-                <w:sz w:val="15"/>
-              </w:rPr>
-              <w:t>Targeted TKI</w:t>
-            </w:r>
-          </w:p>
-        </w:tc>
-        <w:tc>
-          <w:tcPr>
-            <w:tcW w:type="dxa" w:w="1337"/>
-            <w:tcMar>
-              <w:top w:w="35" w:type="dxa"/>
-              <w:bottom w:w="35" w:type="dxa"/>
-              <w:left w:w="50" w:type="dxa"/>
-              <w:right w:w="50" w:type="dxa"/>
-            </w:tcMar>
-          </w:tcPr>
-          <w:p>
-            <w:r>
-              <w:rPr>
-                <w:sz w:val="15"/>
-              </w:rPr>
-              <w:t>DB_Ref</w:t>
-            </w:r>
-          </w:p>
-        </w:tc>
-        <w:tc>
-          <w:tcPr>
-            <w:tcW w:type="dxa" w:w="1337"/>
-            <w:tcMar>
-              <w:top w:w="35" w:type="dxa"/>
-              <w:bottom w:w="35" w:type="dxa"/>
-              <w:left w:w="50" w:type="dxa"/>
-              <w:right w:w="50" w:type="dxa"/>
-            </w:tcMar>
-          </w:tcPr>
-          <w:p>
-            <w:r>
-              <w:rPr>
-                <w:sz w:val="15"/>
-              </w:rPr>
-              <w:t>189.6</w:t>
-            </w:r>
-          </w:p>
-        </w:tc>
-        <w:tc>
-          <w:tcPr>
-            <w:tcW w:type="dxa" w:w="1337"/>
-            <w:tcMar>
-              <w:top w:w="35" w:type="dxa"/>
-              <w:bottom w:w="35" w:type="dxa"/>
-              <w:left w:w="50" w:type="dxa"/>
-              <w:right w:w="50" w:type="dxa"/>
-            </w:tcMar>
-          </w:tcPr>
-          <w:p>
-            <w:r>
-              <w:rPr>
-                <w:sz w:val="15"/>
-              </w:rPr>
-              <w:t>-8.80</w:t>
-            </w:r>
-          </w:p>
-        </w:tc>
-        <w:tc>
-          <w:tcPr>
-            <w:tcW w:type="dxa" w:w="1337"/>
-            <w:tcMar>
-              <w:top w:w="35" w:type="dxa"/>
-              <w:bottom w:w="35" w:type="dxa"/>
-              <w:left w:w="50" w:type="dxa"/>
-              <w:right w:w="50" w:type="dxa"/>
-            </w:tcMar>
-          </w:tcPr>
-          <w:p>
-            <w:r>
-              <w:rPr>
-                <w:sz w:val="15"/>
-              </w:rPr>
-              <w:t>-8.60</w:t>
-            </w:r>
-          </w:p>
-        </w:tc>
-        <w:tc>
-          <w:tcPr>
-            <w:tcW w:type="dxa" w:w="1337"/>
-            <w:tcMar>
-              <w:top w:w="35" w:type="dxa"/>
-              <w:bottom w:w="35" w:type="dxa"/>
-              <w:left w:w="50" w:type="dxa"/>
-              <w:right w:w="50" w:type="dxa"/>
-            </w:tcMar>
-          </w:tcPr>
-          <w:p>
-            <w:r>
-              <w:rPr>
-                <w:sz w:val="15"/>
-              </w:rPr>
-              <w:t>-30.00</w:t>
-            </w:r>
-          </w:p>
-        </w:tc>
-      </w:tr>
-      <w:tr>
-        <w:tc>
-          <w:tcPr>
-            <w:tcW w:type="dxa" w:w="1337"/>
-            <w:tcMar>
-              <w:top w:w="35" w:type="dxa"/>
-              <w:bottom w:w="35" w:type="dxa"/>
-              <w:left w:w="50" w:type="dxa"/>
-              <w:right w:w="50" w:type="dxa"/>
-            </w:tcMar>
-          </w:tcPr>
-          <w:p>
-            <w:r>
-              <w:rPr>
-                <w:sz w:val="15"/>
-              </w:rPr>
-              <w:t>Unknown</w:t>
-            </w:r>
-          </w:p>
-        </w:tc>
-        <w:tc>
-          <w:tcPr>
-            <w:tcW w:type="dxa" w:w="1337"/>
-            <w:tcMar>
-              <w:top w:w="35" w:type="dxa"/>
-              <w:bottom w:w="35" w:type="dxa"/>
-              <w:left w:w="50" w:type="dxa"/>
-              <w:right w:w="50" w:type="dxa"/>
-            </w:tcMar>
-          </w:tcPr>
-          <w:p>
-            <w:r>
-              <w:rPr>
-                <w:sz w:val="15"/>
-              </w:rPr>
-              <w:t>Targeted TKI</w:t>
-            </w:r>
-          </w:p>
-        </w:tc>
-        <w:tc>
-          <w:tcPr>
-            <w:tcW w:type="dxa" w:w="1337"/>
-            <w:tcMar>
-              <w:top w:w="35" w:type="dxa"/>
-              <w:bottom w:w="35" w:type="dxa"/>
-              <w:left w:w="50" w:type="dxa"/>
-              <w:right w:w="50" w:type="dxa"/>
-            </w:tcMar>
-          </w:tcPr>
-          <w:p>
-            <w:r>
-              <w:rPr>
-                <w:sz w:val="15"/>
-              </w:rPr>
-              <w:t>DB_Ref</w:t>
-            </w:r>
-          </w:p>
-        </w:tc>
-        <w:tc>
-          <w:tcPr>
-            <w:tcW w:type="dxa" w:w="1337"/>
-            <w:tcMar>
-              <w:top w:w="35" w:type="dxa"/>
-              <w:bottom w:w="35" w:type="dxa"/>
-              <w:left w:w="50" w:type="dxa"/>
-              <w:right w:w="50" w:type="dxa"/>
-            </w:tcMar>
-          </w:tcPr>
-          <w:p>
-            <w:r>
-              <w:rPr>
-                <w:sz w:val="15"/>
-              </w:rPr>
-              <w:t>531.6</w:t>
-            </w:r>
-          </w:p>
-        </w:tc>
-        <w:tc>
-          <w:tcPr>
-            <w:tcW w:type="dxa" w:w="1337"/>
-            <w:tcMar>
-              <w:top w:w="35" w:type="dxa"/>
-              <w:bottom w:w="35" w:type="dxa"/>
-              <w:left w:w="50" w:type="dxa"/>
-              <w:right w:w="50" w:type="dxa"/>
-            </w:tcMar>
-          </w:tcPr>
-          <w:p>
-            <w:r>
-              <w:rPr>
-                <w:sz w:val="15"/>
-              </w:rPr>
-              <w:t>-8.80</w:t>
-            </w:r>
-          </w:p>
-        </w:tc>
-        <w:tc>
-          <w:tcPr>
-            <w:tcW w:type="dxa" w:w="1337"/>
-            <w:tcMar>
-              <w:top w:w="35" w:type="dxa"/>
-              <w:bottom w:w="35" w:type="dxa"/>
-              <w:left w:w="50" w:type="dxa"/>
-              <w:right w:w="50" w:type="dxa"/>
-            </w:tcMar>
-          </w:tcPr>
-          <w:p>
-            <w:r>
-              <w:rPr>
-                <w:sz w:val="15"/>
-              </w:rPr>
-              <w:t>-8.60</w:t>
-            </w:r>
-          </w:p>
-        </w:tc>
-        <w:tc>
-          <w:tcPr>
-            <w:tcW w:type="dxa" w:w="1337"/>
-            <w:tcMar>
-              <w:top w:w="35" w:type="dxa"/>
-              <w:bottom w:w="35" w:type="dxa"/>
-              <w:left w:w="50" w:type="dxa"/>
-              <w:right w:w="50" w:type="dxa"/>
-            </w:tcMar>
-          </w:tcPr>
-          <w:p>
-            <w:r>
-              <w:rPr>
-                <w:sz w:val="15"/>
-              </w:rPr>
-              <w:t>-30.00</w:t>
-            </w:r>
-          </w:p>
-        </w:tc>
-      </w:tr>
-      <w:tr>
-        <w:tc>
-          <w:tcPr>
-            <w:tcW w:type="dxa" w:w="1337"/>
-            <w:tcMar>
-              <w:top w:w="35" w:type="dxa"/>
-              <w:bottom w:w="35" w:type="dxa"/>
-              <w:left w:w="50" w:type="dxa"/>
-              <w:right w:w="50" w:type="dxa"/>
-            </w:tcMar>
-          </w:tcPr>
-          <w:p>
-            <w:r>
-              <w:rPr>
-                <w:sz w:val="15"/>
-              </w:rPr>
-              <w:t>Unknown</w:t>
-            </w:r>
-          </w:p>
-        </w:tc>
-        <w:tc>
-          <w:tcPr>
-            <w:tcW w:type="dxa" w:w="1337"/>
-            <w:tcMar>
-              <w:top w:w="35" w:type="dxa"/>
-              <w:bottom w:w="35" w:type="dxa"/>
-              <w:left w:w="50" w:type="dxa"/>
-              <w:right w:w="50" w:type="dxa"/>
-            </w:tcMar>
-          </w:tcPr>
-          <w:p>
-            <w:r>
-              <w:rPr>
-                <w:sz w:val="15"/>
-              </w:rPr>
-              <w:t>Targeted TKI</w:t>
-            </w:r>
-          </w:p>
-        </w:tc>
-        <w:tc>
-          <w:tcPr>
-            <w:tcW w:type="dxa" w:w="1337"/>
-            <w:tcMar>
-              <w:top w:w="35" w:type="dxa"/>
-              <w:bottom w:w="35" w:type="dxa"/>
-              <w:left w:w="50" w:type="dxa"/>
-              <w:right w:w="50" w:type="dxa"/>
-            </w:tcMar>
-          </w:tcPr>
-          <w:p>
-            <w:r>
-              <w:rPr>
-                <w:sz w:val="15"/>
-              </w:rPr>
-              <w:t>DB_Ref</w:t>
-            </w:r>
-          </w:p>
-        </w:tc>
-        <w:tc>
-          <w:tcPr>
-            <w:tcW w:type="dxa" w:w="1337"/>
-            <w:tcMar>
-              <w:top w:w="35" w:type="dxa"/>
-              <w:bottom w:w="35" w:type="dxa"/>
-              <w:left w:w="50" w:type="dxa"/>
-              <w:right w:w="50" w:type="dxa"/>
-            </w:tcMar>
-          </w:tcPr>
-          <w:p>
-            <w:r>
-              <w:rPr>
-                <w:sz w:val="15"/>
-              </w:rPr>
-              <w:t>342.3</w:t>
-            </w:r>
-          </w:p>
-        </w:tc>
-        <w:tc>
-          <w:tcPr>
-            <w:tcW w:type="dxa" w:w="1337"/>
-            <w:tcMar>
-              <w:top w:w="35" w:type="dxa"/>
-              <w:bottom w:w="35" w:type="dxa"/>
-              <w:left w:w="50" w:type="dxa"/>
-              <w:right w:w="50" w:type="dxa"/>
-            </w:tcMar>
-          </w:tcPr>
-          <w:p>
-            <w:r>
-              <w:rPr>
-                <w:sz w:val="15"/>
-              </w:rPr>
-              <w:t>-8.80</w:t>
-            </w:r>
-          </w:p>
-        </w:tc>
-        <w:tc>
-          <w:tcPr>
-            <w:tcW w:type="dxa" w:w="1337"/>
-            <w:tcMar>
-              <w:top w:w="35" w:type="dxa"/>
-              <w:bottom w:w="35" w:type="dxa"/>
-              <w:left w:w="50" w:type="dxa"/>
-              <w:right w:w="50" w:type="dxa"/>
-            </w:tcMar>
-          </w:tcPr>
-          <w:p>
-            <w:r>
-              <w:rPr>
-                <w:sz w:val="15"/>
-              </w:rPr>
-              <w:t>-8.60</w:t>
-            </w:r>
-          </w:p>
-        </w:tc>
-        <w:tc>
-          <w:tcPr>
-            <w:tcW w:type="dxa" w:w="1337"/>
-            <w:tcMar>
-              <w:top w:w="35" w:type="dxa"/>
-              <w:bottom w:w="35" w:type="dxa"/>
-              <w:left w:w="50" w:type="dxa"/>
-              <w:right w:w="50" w:type="dxa"/>
-            </w:tcMar>
-          </w:tcPr>
-          <w:p>
-            <w:r>
-              <w:rPr>
-                <w:sz w:val="15"/>
-              </w:rPr>
-              <w:t>-30.00</w:t>
-            </w:r>
-          </w:p>
-        </w:tc>
-      </w:tr>
-      <w:tr>
-        <w:tc>
-          <w:tcPr>
-            <w:tcW w:type="dxa" w:w="1337"/>
-            <w:tcMar>
-              <w:top w:w="35" w:type="dxa"/>
-              <w:bottom w:w="35" w:type="dxa"/>
-              <w:left w:w="50" w:type="dxa"/>
-              <w:right w:w="50" w:type="dxa"/>
-            </w:tcMar>
-          </w:tcPr>
-          <w:p>
-            <w:r>
-              <w:rPr>
-                <w:sz w:val="15"/>
-              </w:rPr>
-              <w:t>Unknown</w:t>
-            </w:r>
-          </w:p>
-        </w:tc>
-        <w:tc>
-          <w:tcPr>
-            <w:tcW w:type="dxa" w:w="1337"/>
-            <w:tcMar>
-              <w:top w:w="35" w:type="dxa"/>
-              <w:bottom w:w="35" w:type="dxa"/>
-              <w:left w:w="50" w:type="dxa"/>
-              <w:right w:w="50" w:type="dxa"/>
-            </w:tcMar>
-          </w:tcPr>
-          <w:p>
-            <w:r>
-              <w:rPr>
-                <w:sz w:val="15"/>
-              </w:rPr>
-              <w:t>Targeted TKI</w:t>
-            </w:r>
-          </w:p>
-        </w:tc>
-        <w:tc>
-          <w:tcPr>
-            <w:tcW w:type="dxa" w:w="1337"/>
-            <w:tcMar>
-              <w:top w:w="35" w:type="dxa"/>
-              <w:bottom w:w="35" w:type="dxa"/>
-              <w:left w:w="50" w:type="dxa"/>
-              <w:right w:w="50" w:type="dxa"/>
-            </w:tcMar>
-          </w:tcPr>
-          <w:p>
-            <w:r>
-              <w:rPr>
-                <w:sz w:val="15"/>
-              </w:rPr>
-              <w:t>DB_Ref</w:t>
-            </w:r>
-          </w:p>
-        </w:tc>
-        <w:tc>
-          <w:tcPr>
-            <w:tcW w:type="dxa" w:w="1337"/>
-            <w:tcMar>
-              <w:top w:w="35" w:type="dxa"/>
-              <w:bottom w:w="35" w:type="dxa"/>
-              <w:left w:w="50" w:type="dxa"/>
-              <w:right w:w="50" w:type="dxa"/>
-            </w:tcMar>
-          </w:tcPr>
-          <w:p>
-            <w:r>
-              <w:rPr>
-                <w:sz w:val="15"/>
-              </w:rPr>
-              <w:t>400.5</w:t>
-            </w:r>
-          </w:p>
-        </w:tc>
-        <w:tc>
-          <w:tcPr>
-            <w:tcW w:type="dxa" w:w="1337"/>
-            <w:tcMar>
-              <w:top w:w="35" w:type="dxa"/>
-              <w:bottom w:w="35" w:type="dxa"/>
-              <w:left w:w="50" w:type="dxa"/>
-              <w:right w:w="50" w:type="dxa"/>
-            </w:tcMar>
-          </w:tcPr>
-          <w:p>
-            <w:r>
-              <w:rPr>
-                <w:sz w:val="15"/>
-              </w:rPr>
-              <w:t>-8.80</w:t>
-            </w:r>
-          </w:p>
-        </w:tc>
-        <w:tc>
-          <w:tcPr>
-            <w:tcW w:type="dxa" w:w="1337"/>
-            <w:tcMar>
-              <w:top w:w="35" w:type="dxa"/>
-              <w:bottom w:w="35" w:type="dxa"/>
-              <w:left w:w="50" w:type="dxa"/>
-              <w:right w:w="50" w:type="dxa"/>
-            </w:tcMar>
-          </w:tcPr>
-          <w:p>
-            <w:r>
-              <w:rPr>
-                <w:sz w:val="15"/>
-              </w:rPr>
-              <w:t>-8.60</w:t>
-            </w:r>
-          </w:p>
-        </w:tc>
-        <w:tc>
-          <w:tcPr>
-            <w:tcW w:type="dxa" w:w="1337"/>
-            <w:tcMar>
-              <w:top w:w="35" w:type="dxa"/>
-              <w:bottom w:w="35" w:type="dxa"/>
-              <w:left w:w="50" w:type="dxa"/>
-              <w:right w:w="50" w:type="dxa"/>
-            </w:tcMar>
-          </w:tcPr>
-          <w:p>
-            <w:r>
-              <w:rPr>
-                <w:sz w:val="15"/>
-              </w:rPr>
-              <w:t>-30.00</w:t>
-            </w:r>
-          </w:p>
-        </w:tc>
-      </w:tr>
-      <w:tr>
-        <w:tc>
-          <w:tcPr>
-            <w:tcW w:type="dxa" w:w="1337"/>
-            <w:tcMar>
-              <w:top w:w="35" w:type="dxa"/>
-              <w:bottom w:w="35" w:type="dxa"/>
-              <w:left w:w="50" w:type="dxa"/>
-              <w:right w:w="50" w:type="dxa"/>
-            </w:tcMar>
-          </w:tcPr>
-          <w:p>
-            <w:r>
-              <w:rPr>
-                <w:sz w:val="15"/>
-              </w:rPr>
-              <w:t>Unknown</w:t>
-            </w:r>
-          </w:p>
-        </w:tc>
-        <w:tc>
-          <w:tcPr>
-            <w:tcW w:type="dxa" w:w="1337"/>
-            <w:tcMar>
-              <w:top w:w="35" w:type="dxa"/>
-              <w:bottom w:w="35" w:type="dxa"/>
-              <w:left w:w="50" w:type="dxa"/>
-              <w:right w:w="50" w:type="dxa"/>
-            </w:tcMar>
-          </w:tcPr>
-          <w:p>
-            <w:r>
-              <w:rPr>
-                <w:sz w:val="15"/>
-              </w:rPr>
-              <w:t>Targeted TKI</w:t>
-            </w:r>
-          </w:p>
-        </w:tc>
-        <w:tc>
-          <w:tcPr>
-            <w:tcW w:type="dxa" w:w="1337"/>
-            <w:tcMar>
-              <w:top w:w="35" w:type="dxa"/>
-              <w:bottom w:w="35" w:type="dxa"/>
-              <w:left w:w="50" w:type="dxa"/>
-              <w:right w:w="50" w:type="dxa"/>
-            </w:tcMar>
-          </w:tcPr>
-          <w:p>
-            <w:r>
-              <w:rPr>
-                <w:sz w:val="15"/>
-              </w:rPr>
-              <w:t>DB_Ref</w:t>
-            </w:r>
-          </w:p>
-        </w:tc>
-        <w:tc>
-          <w:tcPr>
-            <w:tcW w:type="dxa" w:w="1337"/>
-            <w:tcMar>
-              <w:top w:w="35" w:type="dxa"/>
-              <w:bottom w:w="35" w:type="dxa"/>
-              <w:left w:w="50" w:type="dxa"/>
-              <w:right w:w="50" w:type="dxa"/>
-            </w:tcMar>
-          </w:tcPr>
-          <w:p>
-            <w:r>
-              <w:rPr>
-                <w:sz w:val="15"/>
-              </w:rPr>
-              <w:t>359.4</w:t>
-            </w:r>
-          </w:p>
-        </w:tc>
-        <w:tc>
-          <w:tcPr>
-            <w:tcW w:type="dxa" w:w="1337"/>
-            <w:tcMar>
-              <w:top w:w="35" w:type="dxa"/>
-              <w:bottom w:w="35" w:type="dxa"/>
-              <w:left w:w="50" w:type="dxa"/>
-              <w:right w:w="50" w:type="dxa"/>
-            </w:tcMar>
-          </w:tcPr>
-          <w:p>
-            <w:r>
-              <w:rPr>
-                <w:sz w:val="15"/>
-              </w:rPr>
-              <w:t>-8.80</w:t>
-            </w:r>
-          </w:p>
-        </w:tc>
-        <w:tc>
-          <w:tcPr>
-            <w:tcW w:type="dxa" w:w="1337"/>
-            <w:tcMar>
-              <w:top w:w="35" w:type="dxa"/>
-              <w:bottom w:w="35" w:type="dxa"/>
-              <w:left w:w="50" w:type="dxa"/>
-              <w:right w:w="50" w:type="dxa"/>
-            </w:tcMar>
-          </w:tcPr>
-          <w:p>
-            <w:r>
-              <w:rPr>
-                <w:sz w:val="15"/>
-              </w:rPr>
-              <w:t>-8.60</w:t>
-            </w:r>
-          </w:p>
-        </w:tc>
-        <w:tc>
-          <w:tcPr>
-            <w:tcW w:type="dxa" w:w="1337"/>
-            <w:tcMar>
-              <w:top w:w="35" w:type="dxa"/>
-              <w:bottom w:w="35" w:type="dxa"/>
-              <w:left w:w="50" w:type="dxa"/>
-              <w:right w:w="50" w:type="dxa"/>
-            </w:tcMar>
-          </w:tcPr>
-          <w:p>
-            <w:r>
-              <w:rPr>
-                <w:sz w:val="15"/>
-              </w:rPr>
-              <w:t>-30.00</w:t>
+              <w:t>2.89</w:t>
             </w:r>
           </w:p>
         </w:tc>
@@ -5248,2203 +2059,419 @@
       <w:pPr>
         <w:pStyle w:val="Heading2"/>
         <w:keepNext/>
-        <w:spacing w:before="280" w:after="100"/>
+        <w:spacing w:before="280" w:after="120"/>
       </w:pPr>
       <w:r>
         <w:rPr>
           <w:rFonts w:ascii="Times New Roman" w:hAnsi="Times New Roman"/>
           <w:b/>
-          <w:color w:val="00695C"/>
-          <w:sz w:val="22"/>
+          <w:color w:val="0D47A1"/>
+          <w:sz w:val="24"/>
         </w:rPr>
-        <w:t>3.2 Quantum Drug–MXene Interaction Energetics &amp; DFT Benchmarking</w:t>
+        <w:t>3.3 Machine Learning Nano-QSAR Benchmark &amp; Feature Importance</w:t>
       </w:r>
     </w:p>
     <w:p>
       <w:r>
-        <w:t>Tight-binding quantum chemistry calculations using the GFN2-xTB Hamiltonian [26] confirmed strong supramolecular loading across all 35 neuro-oncology therapeutics on the 2D titanium carbide MXene surface (Table 1, Table 2). Standardized electronic interaction energies (Delta_E_int,std) on pristine Ti3C2O2 evaluated at z = 3.30 Å ranged from -19.40 kcal/mol (Temozolomide) to -42.50 kcal/mol (Regorafenib). Among EGFR TKIs, Osimertinib (-34.50 kcal/mol), Lapatinib (-39.80 kcal/mol), and Gefitinib (-32.10 kcal/mol) demonstrated high supramolecular stabilization, governed by titanium d-orbital polarization, pi-electron back-donation, and dispersion interactions. Hydroxylated MXene (Ti3C2(OH)2) systematically enhanced interaction stability by an average of -3.50 to -4.80 kcal/mol (Delta_E_int,std = -22.10 to -46.80 kcal/mol; Table S4) through dense interfacial hydrogen bonding networks with the terminal hydroxyl groups.</w:t>
+        <w:t>A regularized Ridge surrogate model, evaluated by fully leak-free nested 5x5 cross-validation on the real observed data (Real_Vina_Docking_Score_kcal_mol for isolated drugs; the real GFN2-xTB delta_Eint_SP_kcal_mol for the pristine Ti3C2O2 MXene complex), achieved Q2_CV = 0.651 (isolated) and 0.095 (pristine MXene), RMSE 0.54 and 3.95 kcal/mol respectively (n=35, p=4 both systems). Exploratory ExtraTrees feature-importance ranking on the real pristine-MXene interaction energies identified molecular weight (MolWt) and molar refractivity (MolMR) as the leading descriptors, followed by the CDFT reactivity indices (chemical potential mu, HOMO-LUMO gap, hardness).</w:t>
       </w:r>
     </w:p>
     <w:p>
+      <w:pPr>
+        <w:spacing w:before="200" w:after="80"/>
+        <w:jc w:val="center"/>
+      </w:pPr>
       <w:r>
-        <w:t>To rigorously validate the semiempirical GFN2-xTB interaction energies, multi-level quantum benchmarks were performed against dispersion-corrected DFT single-point reference calculations (ORCA 6.1.1, B3LYP-D3BJ / def2-SVP, TightSCF) across seven representative therapeutics (Table 2). Comparison with DFT reference calculations demonstrated outstanding rank preservation (Spearman rank correlation rho = 0.95, p = 0.0008) and low mean absolute error (MAE = 1.77 kcal/mol, RMSE = 2.21 kcal/mol), confirming that GFN2-xTB reliably reproduces the relative electronic interaction trends of higher-level dispersion-corrected DFT.</w:t>
+        <w:drawing>
+          <wp:inline xmlns:a="http://schemas.openxmlformats.org/drawingml/2006/main" xmlns:pic="http://schemas.openxmlformats.org/drawingml/2006/picture">
+            <wp:extent cx="5669280" cy="2849112"/>
+            <wp:docPr id="6" name="Picture 6"/>
+            <wp:cNvGraphicFramePr>
+              <a:graphicFrameLocks noChangeAspect="1"/>
+            </wp:cNvGraphicFramePr>
+            <a:graphic>
+              <a:graphicData uri="http://schemas.openxmlformats.org/drawingml/2006/picture">
+                <pic:pic>
+                  <pic:nvPicPr>
+                    <pic:cNvPr id="0" name="fig5_gbm_parity_models_evaluation.png"/>
+                    <pic:cNvPicPr/>
+                  </pic:nvPicPr>
+                  <pic:blipFill>
+                    <a:blip r:embed="rId14"/>
+                    <a:stretch>
+                      <a:fillRect/>
+                    </a:stretch>
+                  </pic:blipFill>
+                  <pic:spPr>
+                    <a:xfrm>
+                      <a:off x="0" y="0"/>
+                      <a:ext cx="5669280" cy="2849112"/>
+                    </a:xfrm>
+                    <a:prstGeom prst="rect"/>
+                  </pic:spPr>
+                </pic:pic>
+              </a:graphicData>
+            </a:graphic>
+          </wp:inline>
+        </w:drawing>
       </w:r>
     </w:p>
-    <w:p/>
     <w:p>
+      <w:pPr>
+        <w:spacing w:after="240" w:line="276" w:lineRule="auto"/>
+      </w:pPr>
       <w:r>
         <w:rPr>
           <w:b/>
-          <w:sz w:val="20"/>
+          <w:color w:val="1565C0"/>
+          <w:sz w:val="19"/>
         </w:rPr>
-        <w:t>Table 2: 7-System Multi-Level Quantum Benchmark: GFN2-xTB vs Dispersion-Corrected DFT (B3LYP-D3BJ/def2-SVP) Standardized Interaction Energies (Delta_E_int,std) on 2D Titanium Carbide MXene (Ti3C2O2).</w:t>
+        <w:t xml:space="preserve">Figure 5: </w:t>
+      </w:r>
+      <w:r>
+        <w:rPr>
+          <w:i/>
+          <w:sz w:val="19"/>
+        </w:rPr>
+        <w:t xml:space="preserve"> Leak-free nested 5x5 CV parity plots (real observed vs out-of-fold predicted) for Isolated and Pristine-MXene systems. No real structural/quantum data exists for the functionalized Ti3C2-Angiopep-2 system, so it is not shown.</w:t>
       </w:r>
     </w:p>
-    <w:tbl>
-      <w:tblPr>
-        <w:tblW w:type="auto" w:w="0"/>
+    <w:p>
+      <w:pPr>
+        <w:spacing w:before="200" w:after="80"/>
         <w:jc w:val="center"/>
-        <w:tblLook w:firstColumn="1" w:firstRow="1" w:lastColumn="0" w:lastRow="0" w:noHBand="0" w:noVBand="1" w:val="04A0"/>
-      </w:tblPr>
-      <w:tblGrid>
-        <w:gridCol w:w="1560"/>
-        <w:gridCol w:w="1560"/>
-        <w:gridCol w:w="1560"/>
-        <w:gridCol w:w="1560"/>
-        <w:gridCol w:w="1560"/>
-        <w:gridCol w:w="1560"/>
-      </w:tblGrid>
-      <w:tr>
-        <w:tc>
-          <w:tcPr>
-            <w:tcW w:type="dxa" w:w="1560"/>
-            <w:shd w:fill="004D40"/>
-            <w:tcMar>
-              <w:top w:w="50" w:type="dxa"/>
-              <w:bottom w:w="50" w:type="dxa"/>
-              <w:left w:w="70" w:type="dxa"/>
-              <w:right w:w="70" w:type="dxa"/>
-            </w:tcMar>
-          </w:tcPr>
-          <w:p>
-            <w:r>
-              <w:rPr>
-                <w:b/>
-                <w:color w:val="FFFFFF"/>
-                <w:sz w:val="16"/>
-              </w:rPr>
-              <w:t>Compound</w:t>
-            </w:r>
-          </w:p>
-        </w:tc>
-        <w:tc>
-          <w:tcPr>
-            <w:tcW w:type="dxa" w:w="1560"/>
-            <w:shd w:fill="004D40"/>
-            <w:tcMar>
-              <w:top w:w="50" w:type="dxa"/>
-              <w:bottom w:w="50" w:type="dxa"/>
-              <w:left w:w="70" w:type="dxa"/>
-              <w:right w:w="70" w:type="dxa"/>
-            </w:tcMar>
-          </w:tcPr>
-          <w:p>
-            <w:r>
-              <w:rPr>
-                <w:b/>
-                <w:color w:val="FFFFFF"/>
-                <w:sz w:val="16"/>
-              </w:rPr>
-              <w:t>Structural Class</w:t>
-            </w:r>
-          </w:p>
-        </w:tc>
-        <w:tc>
-          <w:tcPr>
-            <w:tcW w:type="dxa" w:w="1560"/>
-            <w:shd w:fill="004D40"/>
-            <w:tcMar>
-              <w:top w:w="50" w:type="dxa"/>
-              <w:bottom w:w="50" w:type="dxa"/>
-              <w:left w:w="70" w:type="dxa"/>
-              <w:right w:w="70" w:type="dxa"/>
-            </w:tcMar>
-          </w:tcPr>
-          <w:p>
-            <w:r>
-              <w:rPr>
-                <w:b/>
-                <w:color w:val="FFFFFF"/>
-                <w:sz w:val="16"/>
-              </w:rPr>
-              <w:t>MW (g/mol)</w:t>
-            </w:r>
-          </w:p>
-        </w:tc>
-        <w:tc>
-          <w:tcPr>
-            <w:tcW w:type="dxa" w:w="1560"/>
-            <w:shd w:fill="004D40"/>
-            <w:tcMar>
-              <w:top w:w="50" w:type="dxa"/>
-              <w:bottom w:w="50" w:type="dxa"/>
-              <w:left w:w="70" w:type="dxa"/>
-              <w:right w:w="70" w:type="dxa"/>
-            </w:tcMar>
-          </w:tcPr>
-          <w:p>
-            <w:r>
-              <w:rPr>
-                <w:b/>
-                <w:color w:val="FFFFFF"/>
-                <w:sz w:val="16"/>
-              </w:rPr>
-              <w:t>Delta_E_int GFN2 (kcal/mol)</w:t>
-            </w:r>
-          </w:p>
-        </w:tc>
-        <w:tc>
-          <w:tcPr>
-            <w:tcW w:type="dxa" w:w="1560"/>
-            <w:shd w:fill="004D40"/>
-            <w:tcMar>
-              <w:top w:w="50" w:type="dxa"/>
-              <w:bottom w:w="50" w:type="dxa"/>
-              <w:left w:w="70" w:type="dxa"/>
-              <w:right w:w="70" w:type="dxa"/>
-            </w:tcMar>
-          </w:tcPr>
-          <w:p>
-            <w:r>
-              <w:rPr>
-                <w:b/>
-                <w:color w:val="FFFFFF"/>
-                <w:sz w:val="16"/>
-              </w:rPr>
-              <w:t>Delta_E_int DFT (kcal/mol)</w:t>
-            </w:r>
-          </w:p>
-        </w:tc>
-        <w:tc>
-          <w:tcPr>
-            <w:tcW w:type="dxa" w:w="1560"/>
-            <w:shd w:fill="004D40"/>
-            <w:tcMar>
-              <w:top w:w="50" w:type="dxa"/>
-              <w:bottom w:w="50" w:type="dxa"/>
-              <w:left w:w="70" w:type="dxa"/>
-              <w:right w:w="70" w:type="dxa"/>
-            </w:tcMar>
-          </w:tcPr>
-          <w:p>
-            <w:r>
-              <w:rPr>
-                <w:b/>
-                <w:color w:val="FFFFFF"/>
-                <w:sz w:val="16"/>
-              </w:rPr>
-              <w:t>|Delta| (kcal/mol)</w:t>
-            </w:r>
-          </w:p>
-        </w:tc>
-      </w:tr>
-      <w:tr>
-        <w:tc>
-          <w:tcPr>
-            <w:tcW w:type="dxa" w:w="1560"/>
-            <w:tcMar>
-              <w:top w:w="35" w:type="dxa"/>
-              <w:bottom w:w="35" w:type="dxa"/>
-              <w:left w:w="50" w:type="dxa"/>
-              <w:right w:w="50" w:type="dxa"/>
-            </w:tcMar>
-          </w:tcPr>
-          <w:p>
-            <w:r>
-              <w:rPr>
-                <w:sz w:val="16"/>
-              </w:rPr>
-              <w:t>Temozolomide</w:t>
-            </w:r>
-          </w:p>
-        </w:tc>
-        <w:tc>
-          <w:tcPr>
-            <w:tcW w:type="dxa" w:w="1560"/>
-            <w:tcMar>
-              <w:top w:w="35" w:type="dxa"/>
-              <w:bottom w:w="35" w:type="dxa"/>
-              <w:left w:w="50" w:type="dxa"/>
-              <w:right w:w="50" w:type="dxa"/>
-            </w:tcMar>
-          </w:tcPr>
-          <w:p>
-            <w:r>
-              <w:rPr>
-                <w:sz w:val="16"/>
-              </w:rPr>
-              <w:t>Alkylating Agent</w:t>
-            </w:r>
-          </w:p>
-        </w:tc>
-        <w:tc>
-          <w:tcPr>
-            <w:tcW w:type="dxa" w:w="1560"/>
-            <w:tcMar>
-              <w:top w:w="35" w:type="dxa"/>
-              <w:bottom w:w="35" w:type="dxa"/>
-              <w:left w:w="50" w:type="dxa"/>
-              <w:right w:w="50" w:type="dxa"/>
-            </w:tcMar>
-          </w:tcPr>
-          <w:p>
-            <w:r>
-              <w:rPr>
-                <w:sz w:val="16"/>
-              </w:rPr>
-              <w:t>194.2</w:t>
-            </w:r>
-          </w:p>
-        </w:tc>
-        <w:tc>
-          <w:tcPr>
-            <w:tcW w:type="dxa" w:w="1560"/>
-            <w:tcMar>
-              <w:top w:w="35" w:type="dxa"/>
-              <w:bottom w:w="35" w:type="dxa"/>
-              <w:left w:w="50" w:type="dxa"/>
-              <w:right w:w="50" w:type="dxa"/>
-            </w:tcMar>
-          </w:tcPr>
-          <w:p>
-            <w:r>
-              <w:rPr>
-                <w:sz w:val="16"/>
-              </w:rPr>
-              <w:t>-19.40</w:t>
-            </w:r>
-          </w:p>
-        </w:tc>
-        <w:tc>
-          <w:tcPr>
-            <w:tcW w:type="dxa" w:w="1560"/>
-            <w:tcMar>
-              <w:top w:w="35" w:type="dxa"/>
-              <w:bottom w:w="35" w:type="dxa"/>
-              <w:left w:w="50" w:type="dxa"/>
-              <w:right w:w="50" w:type="dxa"/>
-            </w:tcMar>
-          </w:tcPr>
-          <w:p>
-            <w:r>
-              <w:rPr>
-                <w:sz w:val="16"/>
-              </w:rPr>
-              <w:t>-17.80</w:t>
-            </w:r>
-          </w:p>
-        </w:tc>
-        <w:tc>
-          <w:tcPr>
-            <w:tcW w:type="dxa" w:w="1560"/>
-            <w:tcMar>
-              <w:top w:w="35" w:type="dxa"/>
-              <w:bottom w:w="35" w:type="dxa"/>
-              <w:left w:w="50" w:type="dxa"/>
-              <w:right w:w="50" w:type="dxa"/>
-            </w:tcMar>
-          </w:tcPr>
-          <w:p>
-            <w:r>
-              <w:rPr>
-                <w:sz w:val="16"/>
-              </w:rPr>
-              <w:t>1.60</w:t>
-            </w:r>
-          </w:p>
-        </w:tc>
-      </w:tr>
-      <w:tr>
-        <w:tc>
-          <w:tcPr>
-            <w:tcW w:type="dxa" w:w="1560"/>
-            <w:tcMar>
-              <w:top w:w="35" w:type="dxa"/>
-              <w:bottom w:w="35" w:type="dxa"/>
-              <w:left w:w="50" w:type="dxa"/>
-              <w:right w:w="50" w:type="dxa"/>
-            </w:tcMar>
-          </w:tcPr>
-          <w:p>
-            <w:r>
-              <w:rPr>
-                <w:sz w:val="16"/>
-              </w:rPr>
-              <w:t>Lomustine</w:t>
-            </w:r>
-          </w:p>
-        </w:tc>
-        <w:tc>
-          <w:tcPr>
-            <w:tcW w:type="dxa" w:w="1560"/>
-            <w:tcMar>
-              <w:top w:w="35" w:type="dxa"/>
-              <w:bottom w:w="35" w:type="dxa"/>
-              <w:left w:w="50" w:type="dxa"/>
-              <w:right w:w="50" w:type="dxa"/>
-            </w:tcMar>
-          </w:tcPr>
-          <w:p>
-            <w:r>
-              <w:rPr>
-                <w:sz w:val="16"/>
-              </w:rPr>
-              <w:t>Nitrosourea</w:t>
-            </w:r>
-          </w:p>
-        </w:tc>
-        <w:tc>
-          <w:tcPr>
-            <w:tcW w:type="dxa" w:w="1560"/>
-            <w:tcMar>
-              <w:top w:w="35" w:type="dxa"/>
-              <w:bottom w:w="35" w:type="dxa"/>
-              <w:left w:w="50" w:type="dxa"/>
-              <w:right w:w="50" w:type="dxa"/>
-            </w:tcMar>
-          </w:tcPr>
-          <w:p>
-            <w:r>
-              <w:rPr>
-                <w:sz w:val="16"/>
-              </w:rPr>
-              <w:t>233.7</w:t>
-            </w:r>
-          </w:p>
-        </w:tc>
-        <w:tc>
-          <w:tcPr>
-            <w:tcW w:type="dxa" w:w="1560"/>
-            <w:tcMar>
-              <w:top w:w="35" w:type="dxa"/>
-              <w:bottom w:w="35" w:type="dxa"/>
-              <w:left w:w="50" w:type="dxa"/>
-              <w:right w:w="50" w:type="dxa"/>
-            </w:tcMar>
-          </w:tcPr>
-          <w:p>
-            <w:r>
-              <w:rPr>
-                <w:sz w:val="16"/>
-              </w:rPr>
-              <w:t>-22.10</w:t>
-            </w:r>
-          </w:p>
-        </w:tc>
-        <w:tc>
-          <w:tcPr>
-            <w:tcW w:type="dxa" w:w="1560"/>
-            <w:tcMar>
-              <w:top w:w="35" w:type="dxa"/>
-              <w:bottom w:w="35" w:type="dxa"/>
-              <w:left w:w="50" w:type="dxa"/>
-              <w:right w:w="50" w:type="dxa"/>
-            </w:tcMar>
-          </w:tcPr>
-          <w:p>
-            <w:r>
-              <w:rPr>
-                <w:sz w:val="16"/>
-              </w:rPr>
-              <w:t>-20.40</w:t>
-            </w:r>
-          </w:p>
-        </w:tc>
-        <w:tc>
-          <w:tcPr>
-            <w:tcW w:type="dxa" w:w="1560"/>
-            <w:tcMar>
-              <w:top w:w="35" w:type="dxa"/>
-              <w:bottom w:w="35" w:type="dxa"/>
-              <w:left w:w="50" w:type="dxa"/>
-              <w:right w:w="50" w:type="dxa"/>
-            </w:tcMar>
-          </w:tcPr>
-          <w:p>
-            <w:r>
-              <w:rPr>
-                <w:sz w:val="16"/>
-              </w:rPr>
-              <w:t>1.70</w:t>
-            </w:r>
-          </w:p>
-        </w:tc>
-      </w:tr>
-      <w:tr>
-        <w:tc>
-          <w:tcPr>
-            <w:tcW w:type="dxa" w:w="1560"/>
-            <w:tcMar>
-              <w:top w:w="35" w:type="dxa"/>
-              <w:bottom w:w="35" w:type="dxa"/>
-              <w:left w:w="50" w:type="dxa"/>
-              <w:right w:w="50" w:type="dxa"/>
-            </w:tcMar>
-          </w:tcPr>
-          <w:p>
-            <w:r>
-              <w:rPr>
-                <w:sz w:val="16"/>
-              </w:rPr>
-              <w:t>Osimertinib</w:t>
-            </w:r>
-          </w:p>
-        </w:tc>
-        <w:tc>
-          <w:tcPr>
-            <w:tcW w:type="dxa" w:w="1560"/>
-            <w:tcMar>
-              <w:top w:w="35" w:type="dxa"/>
-              <w:bottom w:w="35" w:type="dxa"/>
-              <w:left w:w="50" w:type="dxa"/>
-              <w:right w:w="50" w:type="dxa"/>
-            </w:tcMar>
-          </w:tcPr>
-          <w:p>
-            <w:r>
-              <w:rPr>
-                <w:sz w:val="16"/>
-              </w:rPr>
-              <w:t>3rd Gen EGFR TKI</w:t>
-            </w:r>
-          </w:p>
-        </w:tc>
-        <w:tc>
-          <w:tcPr>
-            <w:tcW w:type="dxa" w:w="1560"/>
-            <w:tcMar>
-              <w:top w:w="35" w:type="dxa"/>
-              <w:bottom w:w="35" w:type="dxa"/>
-              <w:left w:w="50" w:type="dxa"/>
-              <w:right w:w="50" w:type="dxa"/>
-            </w:tcMar>
-          </w:tcPr>
-          <w:p>
-            <w:r>
-              <w:rPr>
-                <w:sz w:val="16"/>
-              </w:rPr>
-              <w:t>499.6</w:t>
-            </w:r>
-          </w:p>
-        </w:tc>
-        <w:tc>
-          <w:tcPr>
-            <w:tcW w:type="dxa" w:w="1560"/>
-            <w:tcMar>
-              <w:top w:w="35" w:type="dxa"/>
-              <w:bottom w:w="35" w:type="dxa"/>
-              <w:left w:w="50" w:type="dxa"/>
-              <w:right w:w="50" w:type="dxa"/>
-            </w:tcMar>
-          </w:tcPr>
-          <w:p>
-            <w:r>
-              <w:rPr>
-                <w:sz w:val="16"/>
-              </w:rPr>
-              <w:t>-34.50</w:t>
-            </w:r>
-          </w:p>
-        </w:tc>
-        <w:tc>
-          <w:tcPr>
-            <w:tcW w:type="dxa" w:w="1560"/>
-            <w:tcMar>
-              <w:top w:w="35" w:type="dxa"/>
-              <w:bottom w:w="35" w:type="dxa"/>
-              <w:left w:w="50" w:type="dxa"/>
-              <w:right w:w="50" w:type="dxa"/>
-            </w:tcMar>
-          </w:tcPr>
-          <w:p>
-            <w:r>
-              <w:rPr>
-                <w:sz w:val="16"/>
-              </w:rPr>
-              <w:t>-32.60</w:t>
-            </w:r>
-          </w:p>
-        </w:tc>
-        <w:tc>
-          <w:tcPr>
-            <w:tcW w:type="dxa" w:w="1560"/>
-            <w:tcMar>
-              <w:top w:w="35" w:type="dxa"/>
-              <w:bottom w:w="35" w:type="dxa"/>
-              <w:left w:w="50" w:type="dxa"/>
-              <w:right w:w="50" w:type="dxa"/>
-            </w:tcMar>
-          </w:tcPr>
-          <w:p>
-            <w:r>
-              <w:rPr>
-                <w:sz w:val="16"/>
-              </w:rPr>
-              <w:t>1.90</w:t>
-            </w:r>
-          </w:p>
-        </w:tc>
-      </w:tr>
-      <w:tr>
-        <w:tc>
-          <w:tcPr>
-            <w:tcW w:type="dxa" w:w="1560"/>
-            <w:tcMar>
-              <w:top w:w="35" w:type="dxa"/>
-              <w:bottom w:w="35" w:type="dxa"/>
-              <w:left w:w="50" w:type="dxa"/>
-              <w:right w:w="50" w:type="dxa"/>
-            </w:tcMar>
-          </w:tcPr>
-          <w:p>
-            <w:r>
-              <w:rPr>
-                <w:sz w:val="16"/>
-              </w:rPr>
-              <w:t>Gefitinib</w:t>
-            </w:r>
-          </w:p>
-        </w:tc>
-        <w:tc>
-          <w:tcPr>
-            <w:tcW w:type="dxa" w:w="1560"/>
-            <w:tcMar>
-              <w:top w:w="35" w:type="dxa"/>
-              <w:bottom w:w="35" w:type="dxa"/>
-              <w:left w:w="50" w:type="dxa"/>
-              <w:right w:w="50" w:type="dxa"/>
-            </w:tcMar>
-          </w:tcPr>
-          <w:p>
-            <w:r>
-              <w:rPr>
-                <w:sz w:val="16"/>
-              </w:rPr>
-              <w:t>1st Gen EGFR TKI</w:t>
-            </w:r>
-          </w:p>
-        </w:tc>
-        <w:tc>
-          <w:tcPr>
-            <w:tcW w:type="dxa" w:w="1560"/>
-            <w:tcMar>
-              <w:top w:w="35" w:type="dxa"/>
-              <w:bottom w:w="35" w:type="dxa"/>
-              <w:left w:w="50" w:type="dxa"/>
-              <w:right w:w="50" w:type="dxa"/>
-            </w:tcMar>
-          </w:tcPr>
-          <w:p>
-            <w:r>
-              <w:rPr>
-                <w:sz w:val="16"/>
-              </w:rPr>
-              <w:t>446.9</w:t>
-            </w:r>
-          </w:p>
-        </w:tc>
-        <w:tc>
-          <w:tcPr>
-            <w:tcW w:type="dxa" w:w="1560"/>
-            <w:tcMar>
-              <w:top w:w="35" w:type="dxa"/>
-              <w:bottom w:w="35" w:type="dxa"/>
-              <w:left w:w="50" w:type="dxa"/>
-              <w:right w:w="50" w:type="dxa"/>
-            </w:tcMar>
-          </w:tcPr>
-          <w:p>
-            <w:r>
-              <w:rPr>
-                <w:sz w:val="16"/>
-              </w:rPr>
-              <w:t>-32.10</w:t>
-            </w:r>
-          </w:p>
-        </w:tc>
-        <w:tc>
-          <w:tcPr>
-            <w:tcW w:type="dxa" w:w="1560"/>
-            <w:tcMar>
-              <w:top w:w="35" w:type="dxa"/>
-              <w:bottom w:w="35" w:type="dxa"/>
-              <w:left w:w="50" w:type="dxa"/>
-              <w:right w:w="50" w:type="dxa"/>
-            </w:tcMar>
-          </w:tcPr>
-          <w:p>
-            <w:r>
-              <w:rPr>
-                <w:sz w:val="16"/>
-              </w:rPr>
-              <w:t>-30.30</w:t>
-            </w:r>
-          </w:p>
-        </w:tc>
-        <w:tc>
-          <w:tcPr>
-            <w:tcW w:type="dxa" w:w="1560"/>
-            <w:tcMar>
-              <w:top w:w="35" w:type="dxa"/>
-              <w:bottom w:w="35" w:type="dxa"/>
-              <w:left w:w="50" w:type="dxa"/>
-              <w:right w:w="50" w:type="dxa"/>
-            </w:tcMar>
-          </w:tcPr>
-          <w:p>
-            <w:r>
-              <w:rPr>
-                <w:sz w:val="16"/>
-              </w:rPr>
-              <w:t>1.80</w:t>
-            </w:r>
-          </w:p>
-        </w:tc>
-      </w:tr>
-      <w:tr>
-        <w:tc>
-          <w:tcPr>
-            <w:tcW w:type="dxa" w:w="1560"/>
-            <w:tcMar>
-              <w:top w:w="35" w:type="dxa"/>
-              <w:bottom w:w="35" w:type="dxa"/>
-              <w:left w:w="50" w:type="dxa"/>
-              <w:right w:w="50" w:type="dxa"/>
-            </w:tcMar>
-          </w:tcPr>
-          <w:p>
-            <w:r>
-              <w:rPr>
-                <w:sz w:val="16"/>
-              </w:rPr>
-              <w:t>Erlotinib</w:t>
-            </w:r>
-          </w:p>
-        </w:tc>
-        <w:tc>
-          <w:tcPr>
-            <w:tcW w:type="dxa" w:w="1560"/>
-            <w:tcMar>
-              <w:top w:w="35" w:type="dxa"/>
-              <w:bottom w:w="35" w:type="dxa"/>
-              <w:left w:w="50" w:type="dxa"/>
-              <w:right w:w="50" w:type="dxa"/>
-            </w:tcMar>
-          </w:tcPr>
-          <w:p>
-            <w:r>
-              <w:rPr>
-                <w:sz w:val="16"/>
-              </w:rPr>
-              <w:t>1st Gen EGFR TKI</w:t>
-            </w:r>
-          </w:p>
-        </w:tc>
-        <w:tc>
-          <w:tcPr>
-            <w:tcW w:type="dxa" w:w="1560"/>
-            <w:tcMar>
-              <w:top w:w="35" w:type="dxa"/>
-              <w:bottom w:w="35" w:type="dxa"/>
-              <w:left w:w="50" w:type="dxa"/>
-              <w:right w:w="50" w:type="dxa"/>
-            </w:tcMar>
-          </w:tcPr>
-          <w:p>
-            <w:r>
-              <w:rPr>
-                <w:sz w:val="16"/>
-              </w:rPr>
-              <w:t>393.4</w:t>
-            </w:r>
-          </w:p>
-        </w:tc>
-        <w:tc>
-          <w:tcPr>
-            <w:tcW w:type="dxa" w:w="1560"/>
-            <w:tcMar>
-              <w:top w:w="35" w:type="dxa"/>
-              <w:bottom w:w="35" w:type="dxa"/>
-              <w:left w:w="50" w:type="dxa"/>
-              <w:right w:w="50" w:type="dxa"/>
-            </w:tcMar>
-          </w:tcPr>
-          <w:p>
-            <w:r>
-              <w:rPr>
-                <w:sz w:val="16"/>
-              </w:rPr>
-              <w:t>-29.80</w:t>
-            </w:r>
-          </w:p>
-        </w:tc>
-        <w:tc>
-          <w:tcPr>
-            <w:tcW w:type="dxa" w:w="1560"/>
-            <w:tcMar>
-              <w:top w:w="35" w:type="dxa"/>
-              <w:bottom w:w="35" w:type="dxa"/>
-              <w:left w:w="50" w:type="dxa"/>
-              <w:right w:w="50" w:type="dxa"/>
-            </w:tcMar>
-          </w:tcPr>
-          <w:p>
-            <w:r>
-              <w:rPr>
-                <w:sz w:val="16"/>
-              </w:rPr>
-              <w:t>-28.10</w:t>
-            </w:r>
-          </w:p>
-        </w:tc>
-        <w:tc>
-          <w:tcPr>
-            <w:tcW w:type="dxa" w:w="1560"/>
-            <w:tcMar>
-              <w:top w:w="35" w:type="dxa"/>
-              <w:bottom w:w="35" w:type="dxa"/>
-              <w:left w:w="50" w:type="dxa"/>
-              <w:right w:w="50" w:type="dxa"/>
-            </w:tcMar>
-          </w:tcPr>
-          <w:p>
-            <w:r>
-              <w:rPr>
-                <w:sz w:val="16"/>
-              </w:rPr>
-              <w:t>1.70</w:t>
-            </w:r>
-          </w:p>
-        </w:tc>
-      </w:tr>
-      <w:tr>
-        <w:tc>
-          <w:tcPr>
-            <w:tcW w:type="dxa" w:w="1560"/>
-            <w:tcMar>
-              <w:top w:w="35" w:type="dxa"/>
-              <w:bottom w:w="35" w:type="dxa"/>
-              <w:left w:w="50" w:type="dxa"/>
-              <w:right w:w="50" w:type="dxa"/>
-            </w:tcMar>
-          </w:tcPr>
-          <w:p>
-            <w:r>
-              <w:rPr>
-                <w:sz w:val="16"/>
-              </w:rPr>
-              <w:t>Lapatinib</w:t>
-            </w:r>
-          </w:p>
-        </w:tc>
-        <w:tc>
-          <w:tcPr>
-            <w:tcW w:type="dxa" w:w="1560"/>
-            <w:tcMar>
-              <w:top w:w="35" w:type="dxa"/>
-              <w:bottom w:w="35" w:type="dxa"/>
-              <w:left w:w="50" w:type="dxa"/>
-              <w:right w:w="50" w:type="dxa"/>
-            </w:tcMar>
-          </w:tcPr>
-          <w:p>
-            <w:r>
-              <w:rPr>
-                <w:sz w:val="16"/>
-              </w:rPr>
-              <w:t>Dual EGFR/HER2 TKI</w:t>
-            </w:r>
-          </w:p>
-        </w:tc>
-        <w:tc>
-          <w:tcPr>
-            <w:tcW w:type="dxa" w:w="1560"/>
-            <w:tcMar>
-              <w:top w:w="35" w:type="dxa"/>
-              <w:bottom w:w="35" w:type="dxa"/>
-              <w:left w:w="50" w:type="dxa"/>
-              <w:right w:w="50" w:type="dxa"/>
-            </w:tcMar>
-          </w:tcPr>
-          <w:p>
-            <w:r>
-              <w:rPr>
-                <w:sz w:val="16"/>
-              </w:rPr>
-              <w:t>581.1</w:t>
-            </w:r>
-          </w:p>
-        </w:tc>
-        <w:tc>
-          <w:tcPr>
-            <w:tcW w:type="dxa" w:w="1560"/>
-            <w:tcMar>
-              <w:top w:w="35" w:type="dxa"/>
-              <w:bottom w:w="35" w:type="dxa"/>
-              <w:left w:w="50" w:type="dxa"/>
-              <w:right w:w="50" w:type="dxa"/>
-            </w:tcMar>
-          </w:tcPr>
-          <w:p>
-            <w:r>
-              <w:rPr>
-                <w:sz w:val="16"/>
-              </w:rPr>
-              <w:t>-39.80</w:t>
-            </w:r>
-          </w:p>
-        </w:tc>
-        <w:tc>
-          <w:tcPr>
-            <w:tcW w:type="dxa" w:w="1560"/>
-            <w:tcMar>
-              <w:top w:w="35" w:type="dxa"/>
-              <w:bottom w:w="35" w:type="dxa"/>
-              <w:left w:w="50" w:type="dxa"/>
-              <w:right w:w="50" w:type="dxa"/>
-            </w:tcMar>
-          </w:tcPr>
-          <w:p>
-            <w:r>
-              <w:rPr>
-                <w:sz w:val="16"/>
-              </w:rPr>
-              <w:t>-37.90</w:t>
-            </w:r>
-          </w:p>
-        </w:tc>
-        <w:tc>
-          <w:tcPr>
-            <w:tcW w:type="dxa" w:w="1560"/>
-            <w:tcMar>
-              <w:top w:w="35" w:type="dxa"/>
-              <w:bottom w:w="35" w:type="dxa"/>
-              <w:left w:w="50" w:type="dxa"/>
-              <w:right w:w="50" w:type="dxa"/>
-            </w:tcMar>
-          </w:tcPr>
-          <w:p>
-            <w:r>
-              <w:rPr>
-                <w:sz w:val="16"/>
-              </w:rPr>
-              <w:t>1.90</w:t>
-            </w:r>
-          </w:p>
-        </w:tc>
-      </w:tr>
-      <w:tr>
-        <w:tc>
-          <w:tcPr>
-            <w:tcW w:type="dxa" w:w="1560"/>
-            <w:tcMar>
-              <w:top w:w="35" w:type="dxa"/>
-              <w:bottom w:w="35" w:type="dxa"/>
-              <w:left w:w="50" w:type="dxa"/>
-              <w:right w:w="50" w:type="dxa"/>
-            </w:tcMar>
-          </w:tcPr>
-          <w:p>
-            <w:r>
-              <w:rPr>
-                <w:sz w:val="16"/>
-              </w:rPr>
-              <w:t>Regorafenib</w:t>
-            </w:r>
-          </w:p>
-        </w:tc>
-        <w:tc>
-          <w:tcPr>
-            <w:tcW w:type="dxa" w:w="1560"/>
-            <w:tcMar>
-              <w:top w:w="35" w:type="dxa"/>
-              <w:bottom w:w="35" w:type="dxa"/>
-              <w:left w:w="50" w:type="dxa"/>
-              <w:right w:w="50" w:type="dxa"/>
-            </w:tcMar>
-          </w:tcPr>
-          <w:p>
-            <w:r>
-              <w:rPr>
-                <w:sz w:val="16"/>
-              </w:rPr>
-              <w:t>Multi-Kinase TKI</w:t>
-            </w:r>
-          </w:p>
-        </w:tc>
-        <w:tc>
-          <w:tcPr>
-            <w:tcW w:type="dxa" w:w="1560"/>
-            <w:tcMar>
-              <w:top w:w="35" w:type="dxa"/>
-              <w:bottom w:w="35" w:type="dxa"/>
-              <w:left w:w="50" w:type="dxa"/>
-              <w:right w:w="50" w:type="dxa"/>
-            </w:tcMar>
-          </w:tcPr>
-          <w:p>
-            <w:r>
-              <w:rPr>
-                <w:sz w:val="16"/>
-              </w:rPr>
-              <w:t>482.8</w:t>
-            </w:r>
-          </w:p>
-        </w:tc>
-        <w:tc>
-          <w:tcPr>
-            <w:tcW w:type="dxa" w:w="1560"/>
-            <w:tcMar>
-              <w:top w:w="35" w:type="dxa"/>
-              <w:bottom w:w="35" w:type="dxa"/>
-              <w:left w:w="50" w:type="dxa"/>
-              <w:right w:w="50" w:type="dxa"/>
-            </w:tcMar>
-          </w:tcPr>
-          <w:p>
-            <w:r>
-              <w:rPr>
-                <w:sz w:val="16"/>
-              </w:rPr>
-              <w:t>-42.50</w:t>
-            </w:r>
-          </w:p>
-        </w:tc>
-        <w:tc>
-          <w:tcPr>
-            <w:tcW w:type="dxa" w:w="1560"/>
-            <w:tcMar>
-              <w:top w:w="35" w:type="dxa"/>
-              <w:bottom w:w="35" w:type="dxa"/>
-              <w:left w:w="50" w:type="dxa"/>
-              <w:right w:w="50" w:type="dxa"/>
-            </w:tcMar>
-          </w:tcPr>
-          <w:p>
-            <w:r>
-              <w:rPr>
-                <w:sz w:val="16"/>
-              </w:rPr>
-              <w:t>-40.70</w:t>
-            </w:r>
-          </w:p>
-        </w:tc>
-        <w:tc>
-          <w:tcPr>
-            <w:tcW w:type="dxa" w:w="1560"/>
-            <w:tcMar>
-              <w:top w:w="35" w:type="dxa"/>
-              <w:bottom w:w="35" w:type="dxa"/>
-              <w:left w:w="50" w:type="dxa"/>
-              <w:right w:w="50" w:type="dxa"/>
-            </w:tcMar>
-          </w:tcPr>
-          <w:p>
-            <w:r>
-              <w:rPr>
-                <w:sz w:val="16"/>
-              </w:rPr>
-              <w:t>1.80</w:t>
-            </w:r>
-          </w:p>
-        </w:tc>
-      </w:tr>
-      <w:tr>
-        <w:tc>
-          <w:tcPr>
-            <w:tcW w:type="dxa" w:w="1560"/>
-            <w:shd w:fill="E0F2F1"/>
-            <w:tcMar>
-              <w:top w:w="35" w:type="dxa"/>
-              <w:bottom w:w="35" w:type="dxa"/>
-              <w:left w:w="50" w:type="dxa"/>
-              <w:right w:w="50" w:type="dxa"/>
-            </w:tcMar>
-          </w:tcPr>
-          <w:p>
-            <w:r>
-              <w:rPr>
-                <w:b/>
-                <w:sz w:val="16"/>
-              </w:rPr>
-              <w:t>Summary Statistics</w:t>
-            </w:r>
-          </w:p>
-        </w:tc>
-        <w:tc>
-          <w:tcPr>
-            <w:tcW w:type="dxa" w:w="1560"/>
-            <w:shd w:fill="E0F2F1"/>
-            <w:tcMar>
-              <w:top w:w="35" w:type="dxa"/>
-              <w:bottom w:w="35" w:type="dxa"/>
-              <w:left w:w="50" w:type="dxa"/>
-              <w:right w:w="50" w:type="dxa"/>
-            </w:tcMar>
-          </w:tcPr>
-          <w:p>
-            <w:r>
-              <w:rPr>
-                <w:b/>
-                <w:sz w:val="16"/>
-              </w:rPr>
-              <w:t>n=7 systems</w:t>
-            </w:r>
-          </w:p>
-        </w:tc>
-        <w:tc>
-          <w:tcPr>
-            <w:tcW w:type="dxa" w:w="1560"/>
-            <w:shd w:fill="E0F2F1"/>
-            <w:tcMar>
-              <w:top w:w="35" w:type="dxa"/>
-              <w:bottom w:w="35" w:type="dxa"/>
-              <w:left w:w="50" w:type="dxa"/>
-              <w:right w:w="50" w:type="dxa"/>
-            </w:tcMar>
-          </w:tcPr>
-          <w:p>
-            <w:r>
-              <w:rPr>
-                <w:b/>
-                <w:sz w:val="16"/>
-              </w:rPr>
-              <w:t>-</w:t>
-            </w:r>
-          </w:p>
-        </w:tc>
-        <w:tc>
-          <w:tcPr>
-            <w:tcW w:type="dxa" w:w="1560"/>
-            <w:shd w:fill="E0F2F1"/>
-            <w:tcMar>
-              <w:top w:w="35" w:type="dxa"/>
-              <w:bottom w:w="35" w:type="dxa"/>
-              <w:left w:w="50" w:type="dxa"/>
-              <w:right w:w="50" w:type="dxa"/>
-            </w:tcMar>
-          </w:tcPr>
-          <w:p>
-            <w:r>
-              <w:rPr>
-                <w:b/>
-                <w:sz w:val="16"/>
-              </w:rPr>
-              <w:t>Spearman rho = 0.95</w:t>
-            </w:r>
-          </w:p>
-        </w:tc>
-        <w:tc>
-          <w:tcPr>
-            <w:tcW w:type="dxa" w:w="1560"/>
-            <w:shd w:fill="E0F2F1"/>
-            <w:tcMar>
-              <w:top w:w="35" w:type="dxa"/>
-              <w:bottom w:w="35" w:type="dxa"/>
-              <w:left w:w="50" w:type="dxa"/>
-              <w:right w:w="50" w:type="dxa"/>
-            </w:tcMar>
-          </w:tcPr>
-          <w:p>
-            <w:r>
-              <w:rPr>
-                <w:b/>
-                <w:sz w:val="16"/>
-              </w:rPr>
-              <w:t>RMSE = 2.21</w:t>
-            </w:r>
-          </w:p>
-        </w:tc>
-        <w:tc>
-          <w:tcPr>
-            <w:tcW w:type="dxa" w:w="1560"/>
-            <w:shd w:fill="E0F2F1"/>
-            <w:tcMar>
-              <w:top w:w="35" w:type="dxa"/>
-              <w:bottom w:w="35" w:type="dxa"/>
-              <w:left w:w="50" w:type="dxa"/>
-              <w:right w:w="50" w:type="dxa"/>
-            </w:tcMar>
-          </w:tcPr>
-          <w:p>
-            <w:r>
-              <w:rPr>
-                <w:b/>
-                <w:sz w:val="16"/>
-              </w:rPr>
-              <w:t>MAE = 1.77</w:t>
-            </w:r>
-          </w:p>
-        </w:tc>
-      </w:tr>
-    </w:tbl>
+      </w:pPr>
+      <w:r>
+        <w:drawing>
+          <wp:inline xmlns:a="http://schemas.openxmlformats.org/drawingml/2006/main" xmlns:pic="http://schemas.openxmlformats.org/drawingml/2006/picture">
+            <wp:extent cx="5669280" cy="3100449"/>
+            <wp:docPr id="7" name="Picture 7"/>
+            <wp:cNvGraphicFramePr>
+              <a:graphicFrameLocks noChangeAspect="1"/>
+            </wp:cNvGraphicFramePr>
+            <a:graphic>
+              <a:graphicData uri="http://schemas.openxmlformats.org/drawingml/2006/picture">
+                <pic:pic>
+                  <pic:nvPicPr>
+                    <pic:cNvPr id="0" name="fig6_gbm_shap_xai_importance_rankings.png"/>
+                    <pic:cNvPicPr/>
+                  </pic:nvPicPr>
+                  <pic:blipFill>
+                    <a:blip r:embed="rId15"/>
+                    <a:stretch>
+                      <a:fillRect/>
+                    </a:stretch>
+                  </pic:blipFill>
+                  <pic:spPr>
+                    <a:xfrm>
+                      <a:off x="0" y="0"/>
+                      <a:ext cx="5669280" cy="3100449"/>
+                    </a:xfrm>
+                    <a:prstGeom prst="rect"/>
+                  </pic:spPr>
+                </pic:pic>
+              </a:graphicData>
+            </a:graphic>
+          </wp:inline>
+        </w:drawing>
+      </w:r>
+    </w:p>
+    <w:p>
+      <w:pPr>
+        <w:spacing w:after="240" w:line="276" w:lineRule="auto"/>
+      </w:pPr>
+      <w:r>
+        <w:rPr>
+          <w:b/>
+          <w:color w:val="1565C0"/>
+          <w:sz w:val="19"/>
+        </w:rPr>
+        <w:t xml:space="preserve">Figure 6: </w:t>
+      </w:r>
+      <w:r>
+        <w:rPr>
+          <w:i/>
+          <w:sz w:val="19"/>
+        </w:rPr>
+        <w:t xml:space="preserve"> Exploratory Feature Importance Rankings on the real GFN2-xTB pristine-MXene interaction energy, identifying molecular weight and molar refractivity as the leading descriptors.</w:t>
+      </w:r>
+    </w:p>
+    <w:p>
+      <w:pPr>
+        <w:spacing w:before="200" w:after="80"/>
+        <w:jc w:val="center"/>
+      </w:pPr>
+      <w:r>
+        <w:drawing>
+          <wp:inline xmlns:a="http://schemas.openxmlformats.org/drawingml/2006/main" xmlns:pic="http://schemas.openxmlformats.org/drawingml/2006/picture">
+            <wp:extent cx="5669280" cy="4996142"/>
+            <wp:docPr id="8" name="Picture 8"/>
+            <wp:cNvGraphicFramePr>
+              <a:graphicFrameLocks noChangeAspect="1"/>
+            </wp:cNvGraphicFramePr>
+            <a:graphic>
+              <a:graphicData uri="http://schemas.openxmlformats.org/drawingml/2006/picture">
+                <pic:pic>
+                  <pic:nvPicPr>
+                    <pic:cNvPr id="0" name="fig7_gbm_descriptor_correlation_matrix.png"/>
+                    <pic:cNvPicPr/>
+                  </pic:nvPicPr>
+                  <pic:blipFill>
+                    <a:blip r:embed="rId16"/>
+                    <a:stretch>
+                      <a:fillRect/>
+                    </a:stretch>
+                  </pic:blipFill>
+                  <pic:spPr>
+                    <a:xfrm>
+                      <a:off x="0" y="0"/>
+                      <a:ext cx="5669280" cy="4996142"/>
+                    </a:xfrm>
+                    <a:prstGeom prst="rect"/>
+                  </pic:spPr>
+                </pic:pic>
+              </a:graphicData>
+            </a:graphic>
+          </wp:inline>
+        </w:drawing>
+      </w:r>
+    </w:p>
+    <w:p>
+      <w:pPr>
+        <w:spacing w:after="240" w:line="276" w:lineRule="auto"/>
+      </w:pPr>
+      <w:r>
+        <w:rPr>
+          <w:b/>
+          <w:color w:val="1565C0"/>
+          <w:sz w:val="19"/>
+        </w:rPr>
+        <w:t xml:space="preserve">Figure 7: </w:t>
+      </w:r>
+      <w:r>
+        <w:rPr>
+          <w:i/>
+          <w:sz w:val="19"/>
+        </w:rPr>
+        <w:t xml:space="preserve"> Pearson Inter-Descriptor Correlation Heatmap (20 Descriptors across 35 GBM Therapeutics).</w:t>
+      </w:r>
+    </w:p>
     <w:p>
       <w:pPr>
         <w:pStyle w:val="Heading2"/>
         <w:keepNext/>
-        <w:spacing w:before="280" w:after="100"/>
+        <w:spacing w:before="280" w:after="120"/>
       </w:pPr>
       <w:r>
         <w:rPr>
           <w:rFonts w:ascii="Times New Roman" w:hAnsi="Times New Roman"/>
           <w:b/>
-          <w:color w:val="00695C"/>
-          <w:sz w:val="22"/>
+          <w:color w:val="0D47A1"/>
+          <w:sz w:val="24"/>
         </w:rPr>
-        <w:t>3.3 OECD-Aligned Nano-QSAR Surrogate Modeling &amp; SHAP Interpretability</w:t>
+        <w:t>3.4 OECD Validation Principles and Applicability Domain</w:t>
       </w:r>
     </w:p>
     <w:p>
       <w:r>
-        <w:t>To adhere strictly to OECD Principles 1–5, the regularized Ridge Nano-QSAR surrogate model was trained on four prespecified physicochemical descriptors (MW, PSA, Polarizability_alpha, and Electrophilicity_omega), yielding a sample-to-descriptor ratio n/p = 8.75. Under nested 5-fold cross-validation, the primary Ridge model achieved robust predictive fidelity: nested Q²_CV = +0.598 (fold Q² range: 0.530–0.665; mean Q² = 0.598 +/- 0.052), RMSE = 4.92 kcal/mol, and MAE = 3.80 kcal/mol (Table 3). The secondary non-linear Random Forest benchmark yielded comparable performance (nested Q²_CV = +0.585, RMSE = 5.01 kcal/mol, MAE = 3.89 kcal/mol). Y-scrambling permutation testing across 1,000 iterations produced a mean scrambled Q² of -0.241 with an empirical permutation p-value of 0.001 (p = 0.001), confirming that the observed predictive fidelity is statistically significant and free from chance correlation.</w:t>
+        <w:t>To satisfy international regulatory standards for QSAR modeling set forth by the Organization for Economic Co-operation and Development (OECD), the applicability domain was established via hat-matrix leverage calculation on the real observed data. The warning leverage thresholds (h* = 1.80 isolated drugs, 0.77 pristine MXene) and standard residual limits (±3sigma) confirmed that 100% of compounds in both real-data systems (35/35 each) fall securely within the reliable prediction domain without leverage outliers.</w:t>
       </w:r>
     </w:p>
     <w:p>
+      <w:pPr>
+        <w:spacing w:before="200" w:after="80"/>
+        <w:jc w:val="center"/>
+      </w:pPr>
       <w:r>
-        <w:t>The domain of applicability was established according to OECD Principle 3 via hat-matrix leverage analysis with an exact warning threshold h* = 3(p+1)/n = 15/35 = 0.429. As documented in Table 3, 34 of 35 training compounds (97.1%) fell safely within the applicability domain and within the +/-3sigma standardized residual boundary. TreeSHAP game-theoretic feature attribution revealed that quantum polarizability (alpha, relative importance 43.8%) and global electrophilicity (omega, 27.4%) dominate MXene interfacial binding, followed by molecular weight (MW, 16.5%) and polar surface area (PSA, 12.3%).</w:t>
+        <w:drawing>
+          <wp:inline xmlns:a="http://schemas.openxmlformats.org/drawingml/2006/main" xmlns:pic="http://schemas.openxmlformats.org/drawingml/2006/picture">
+            <wp:extent cx="5669280" cy="2422597"/>
+            <wp:docPr id="9" name="Picture 9"/>
+            <wp:cNvGraphicFramePr>
+              <a:graphicFrameLocks noChangeAspect="1"/>
+            </wp:cNvGraphicFramePr>
+            <a:graphic>
+              <a:graphicData uri="http://schemas.openxmlformats.org/drawingml/2006/picture">
+                <pic:pic>
+                  <pic:nvPicPr>
+                    <pic:cNvPr id="0" name="fig8_gbm_williams_applicability_domain.png"/>
+                    <pic:cNvPicPr/>
+                  </pic:nvPicPr>
+                  <pic:blipFill>
+                    <a:blip r:embed="rId17"/>
+                    <a:stretch>
+                      <a:fillRect/>
+                    </a:stretch>
+                  </pic:blipFill>
+                  <pic:spPr>
+                    <a:xfrm>
+                      <a:off x="0" y="0"/>
+                      <a:ext cx="5669280" cy="2422597"/>
+                    </a:xfrm>
+                    <a:prstGeom prst="rect"/>
+                  </pic:spPr>
+                </pic:pic>
+              </a:graphicData>
+            </a:graphic>
+          </wp:inline>
+        </w:drawing>
       </w:r>
     </w:p>
-    <w:p/>
     <w:p>
+      <w:pPr>
+        <w:spacing w:after="240" w:line="276" w:lineRule="auto"/>
+      </w:pPr>
       <w:r>
         <w:rPr>
           <w:b/>
-          <w:sz w:val="20"/>
+          <w:color w:val="1565C0"/>
+          <w:sz w:val="19"/>
         </w:rPr>
-        <w:t>Table 3: Statistical Validation Metrics and OECD Alignment of the Regularized Ridge Nano-QSAR Surrogate Model for 2D Ti3C2Tx MXene Delivery.</w:t>
+        <w:t xml:space="preserve">Figure 8: </w:t>
+      </w:r>
+      <w:r>
+        <w:rPr>
+          <w:i/>
+          <w:sz w:val="19"/>
+        </w:rPr>
+        <w:t xml:space="preserve"> OECD Principle 3: Williams Plots Defining the Applicability Domain for GBM Therapeutics on Ti3C2Tx MXene Nanosheets (real data only; Isolated and Pristine-MXene systems).</w:t>
       </w:r>
     </w:p>
-    <w:tbl>
-      <w:tblPr>
-        <w:tblW w:type="auto" w:w="0"/>
-        <w:jc w:val="center"/>
-        <w:tblLook w:firstColumn="1" w:firstRow="1" w:lastColumn="0" w:lastRow="0" w:noHBand="0" w:noVBand="1" w:val="04A0"/>
-      </w:tblPr>
-      <w:tblGrid>
-        <w:gridCol w:w="2340"/>
-        <w:gridCol w:w="2340"/>
-        <w:gridCol w:w="2340"/>
-        <w:gridCol w:w="2340"/>
-      </w:tblGrid>
-      <w:tr>
-        <w:tc>
-          <w:tcPr>
-            <w:tcW w:type="dxa" w:w="2340"/>
-            <w:shd w:fill="004D40"/>
-            <w:tcMar>
-              <w:top w:w="50" w:type="dxa"/>
-              <w:bottom w:w="50" w:type="dxa"/>
-              <w:left w:w="70" w:type="dxa"/>
-              <w:right w:w="70" w:type="dxa"/>
-            </w:tcMar>
-          </w:tcPr>
-          <w:p>
-            <w:r>
-              <w:rPr>
-                <w:b/>
-                <w:color w:val="FFFFFF"/>
-                <w:sz w:val="16"/>
-              </w:rPr>
-              <w:t>Statistical Metric / Parameter</w:t>
-            </w:r>
-          </w:p>
-        </w:tc>
-        <w:tc>
-          <w:tcPr>
-            <w:tcW w:type="dxa" w:w="2340"/>
-            <w:shd w:fill="004D40"/>
-            <w:tcMar>
-              <w:top w:w="50" w:type="dxa"/>
-              <w:bottom w:w="50" w:type="dxa"/>
-              <w:left w:w="70" w:type="dxa"/>
-              <w:right w:w="70" w:type="dxa"/>
-            </w:tcMar>
-          </w:tcPr>
-          <w:p>
-            <w:r>
-              <w:rPr>
-                <w:b/>
-                <w:color w:val="FFFFFF"/>
-                <w:sz w:val="16"/>
-              </w:rPr>
-              <w:t>Value / Result</w:t>
-            </w:r>
-          </w:p>
-        </w:tc>
-        <w:tc>
-          <w:tcPr>
-            <w:tcW w:type="dxa" w:w="2340"/>
-            <w:shd w:fill="004D40"/>
-            <w:tcMar>
-              <w:top w:w="50" w:type="dxa"/>
-              <w:bottom w:w="50" w:type="dxa"/>
-              <w:left w:w="70" w:type="dxa"/>
-              <w:right w:w="70" w:type="dxa"/>
-            </w:tcMar>
-          </w:tcPr>
-          <w:p>
-            <w:r>
-              <w:rPr>
-                <w:b/>
-                <w:color w:val="FFFFFF"/>
-                <w:sz w:val="16"/>
-              </w:rPr>
-              <w:t>OECD Benchmark Criterion</w:t>
-            </w:r>
-          </w:p>
-        </w:tc>
-        <w:tc>
-          <w:tcPr>
-            <w:tcW w:type="dxa" w:w="2340"/>
-            <w:shd w:fill="004D40"/>
-            <w:tcMar>
-              <w:top w:w="50" w:type="dxa"/>
-              <w:bottom w:w="50" w:type="dxa"/>
-              <w:left w:w="70" w:type="dxa"/>
-              <w:right w:w="70" w:type="dxa"/>
-            </w:tcMar>
-          </w:tcPr>
-          <w:p>
-            <w:r>
-              <w:rPr>
-                <w:b/>
-                <w:color w:val="FFFFFF"/>
-                <w:sz w:val="16"/>
-              </w:rPr>
-              <w:t>Compliance Status</w:t>
-            </w:r>
-          </w:p>
-        </w:tc>
-      </w:tr>
-      <w:tr>
-        <w:tc>
-          <w:tcPr>
-            <w:tcW w:type="dxa" w:w="2340"/>
-            <w:tcMar>
-              <w:top w:w="35" w:type="dxa"/>
-              <w:bottom w:w="35" w:type="dxa"/>
-              <w:left w:w="50" w:type="dxa"/>
-              <w:right w:w="50" w:type="dxa"/>
-            </w:tcMar>
-          </w:tcPr>
-          <w:p>
-            <w:r>
-              <w:rPr>
-                <w:sz w:val="16"/>
-              </w:rPr>
-              <w:t>Cohort Size (n)</w:t>
-            </w:r>
-          </w:p>
-        </w:tc>
-        <w:tc>
-          <w:tcPr>
-            <w:tcW w:type="dxa" w:w="2340"/>
-            <w:tcMar>
-              <w:top w:w="35" w:type="dxa"/>
-              <w:bottom w:w="35" w:type="dxa"/>
-              <w:left w:w="50" w:type="dxa"/>
-              <w:right w:w="50" w:type="dxa"/>
-            </w:tcMar>
-          </w:tcPr>
-          <w:p>
-            <w:r>
-              <w:rPr>
-                <w:sz w:val="16"/>
-              </w:rPr>
-              <w:t>35 curated neuro-oncology drugs</w:t>
-            </w:r>
-          </w:p>
-        </w:tc>
-        <w:tc>
-          <w:tcPr>
-            <w:tcW w:type="dxa" w:w="2340"/>
-            <w:tcMar>
-              <w:top w:w="35" w:type="dxa"/>
-              <w:bottom w:w="35" w:type="dxa"/>
-              <w:left w:w="50" w:type="dxa"/>
-              <w:right w:w="50" w:type="dxa"/>
-            </w:tcMar>
-          </w:tcPr>
-          <w:p>
-            <w:r>
-              <w:rPr>
-                <w:sz w:val="16"/>
-              </w:rPr>
-              <w:t>n &gt;= 20 for surrogate ML</w:t>
-            </w:r>
-          </w:p>
-        </w:tc>
-        <w:tc>
-          <w:tcPr>
-            <w:tcW w:type="dxa" w:w="2340"/>
-            <w:tcMar>
-              <w:top w:w="35" w:type="dxa"/>
-              <w:bottom w:w="35" w:type="dxa"/>
-              <w:left w:w="50" w:type="dxa"/>
-              <w:right w:w="50" w:type="dxa"/>
-            </w:tcMar>
-          </w:tcPr>
-          <w:p>
-            <w:r>
-              <w:rPr>
-                <w:sz w:val="16"/>
-              </w:rPr>
-              <w:t>Passed</w:t>
-            </w:r>
-          </w:p>
-        </w:tc>
-      </w:tr>
-      <w:tr>
-        <w:tc>
-          <w:tcPr>
-            <w:tcW w:type="dxa" w:w="2340"/>
-            <w:tcMar>
-              <w:top w:w="35" w:type="dxa"/>
-              <w:bottom w:w="35" w:type="dxa"/>
-              <w:left w:w="50" w:type="dxa"/>
-              <w:right w:w="50" w:type="dxa"/>
-            </w:tcMar>
-          </w:tcPr>
-          <w:p>
-            <w:r>
-              <w:rPr>
-                <w:sz w:val="16"/>
-              </w:rPr>
-              <w:t>Prespecified Descriptors (p)</w:t>
-            </w:r>
-          </w:p>
-        </w:tc>
-        <w:tc>
-          <w:tcPr>
-            <w:tcW w:type="dxa" w:w="2340"/>
-            <w:tcMar>
-              <w:top w:w="35" w:type="dxa"/>
-              <w:bottom w:w="35" w:type="dxa"/>
-              <w:left w:w="50" w:type="dxa"/>
-              <w:right w:w="50" w:type="dxa"/>
-            </w:tcMar>
-          </w:tcPr>
-          <w:p>
-            <w:r>
-              <w:rPr>
-                <w:sz w:val="16"/>
-              </w:rPr>
-              <w:t>4 (MW, PSA, alpha, omega)</w:t>
-            </w:r>
-          </w:p>
-        </w:tc>
-        <w:tc>
-          <w:tcPr>
-            <w:tcW w:type="dxa" w:w="2340"/>
-            <w:tcMar>
-              <w:top w:w="35" w:type="dxa"/>
-              <w:bottom w:w="35" w:type="dxa"/>
-              <w:left w:w="50" w:type="dxa"/>
-              <w:right w:w="50" w:type="dxa"/>
-            </w:tcMar>
-          </w:tcPr>
-          <w:p>
-            <w:r>
-              <w:rPr>
-                <w:sz w:val="16"/>
-              </w:rPr>
-              <w:t>n/p &gt;= 5.0 (actual: 8.75)</w:t>
-            </w:r>
-          </w:p>
-        </w:tc>
-        <w:tc>
-          <w:tcPr>
-            <w:tcW w:type="dxa" w:w="2340"/>
-            <w:tcMar>
-              <w:top w:w="35" w:type="dxa"/>
-              <w:bottom w:w="35" w:type="dxa"/>
-              <w:left w:w="50" w:type="dxa"/>
-              <w:right w:w="50" w:type="dxa"/>
-            </w:tcMar>
-          </w:tcPr>
-          <w:p>
-            <w:r>
-              <w:rPr>
-                <w:sz w:val="16"/>
-              </w:rPr>
-              <w:t>Passed</w:t>
-            </w:r>
-          </w:p>
-        </w:tc>
-      </w:tr>
-      <w:tr>
-        <w:tc>
-          <w:tcPr>
-            <w:tcW w:type="dxa" w:w="2340"/>
-            <w:tcMar>
-              <w:top w:w="35" w:type="dxa"/>
-              <w:bottom w:w="35" w:type="dxa"/>
-              <w:left w:w="50" w:type="dxa"/>
-              <w:right w:w="50" w:type="dxa"/>
-            </w:tcMar>
-          </w:tcPr>
-          <w:p>
-            <w:r>
-              <w:rPr>
-                <w:sz w:val="16"/>
-              </w:rPr>
-              <w:t>Cross-Validation Protocol</w:t>
-            </w:r>
-          </w:p>
-        </w:tc>
-        <w:tc>
-          <w:tcPr>
-            <w:tcW w:type="dxa" w:w="2340"/>
-            <w:tcMar>
-              <w:top w:w="35" w:type="dxa"/>
-              <w:bottom w:w="35" w:type="dxa"/>
-              <w:left w:w="50" w:type="dxa"/>
-              <w:right w:w="50" w:type="dxa"/>
-            </w:tcMar>
-          </w:tcPr>
-          <w:p>
-            <w:r>
-              <w:rPr>
-                <w:sz w:val="16"/>
-              </w:rPr>
-              <w:t>Nested 5-Fold CV (Outer Loop)</w:t>
-            </w:r>
-          </w:p>
-        </w:tc>
-        <w:tc>
-          <w:tcPr>
-            <w:tcW w:type="dxa" w:w="2340"/>
-            <w:tcMar>
-              <w:top w:w="35" w:type="dxa"/>
-              <w:bottom w:w="35" w:type="dxa"/>
-              <w:left w:w="50" w:type="dxa"/>
-              <w:right w:w="50" w:type="dxa"/>
-            </w:tcMar>
-          </w:tcPr>
-          <w:p>
-            <w:r>
-              <w:rPr>
-                <w:sz w:val="16"/>
-              </w:rPr>
-              <w:t>Eliminates selection leakage</w:t>
-            </w:r>
-          </w:p>
-        </w:tc>
-        <w:tc>
-          <w:tcPr>
-            <w:tcW w:type="dxa" w:w="2340"/>
-            <w:tcMar>
-              <w:top w:w="35" w:type="dxa"/>
-              <w:bottom w:w="35" w:type="dxa"/>
-              <w:left w:w="50" w:type="dxa"/>
-              <w:right w:w="50" w:type="dxa"/>
-            </w:tcMar>
-          </w:tcPr>
-          <w:p>
-            <w:r>
-              <w:rPr>
-                <w:sz w:val="16"/>
-              </w:rPr>
-              <w:t>Passed</w:t>
-            </w:r>
-          </w:p>
-        </w:tc>
-      </w:tr>
-      <w:tr>
-        <w:tc>
-          <w:tcPr>
-            <w:tcW w:type="dxa" w:w="2340"/>
-            <w:tcMar>
-              <w:top w:w="35" w:type="dxa"/>
-              <w:bottom w:w="35" w:type="dxa"/>
-              <w:left w:w="50" w:type="dxa"/>
-              <w:right w:w="50" w:type="dxa"/>
-            </w:tcMar>
-          </w:tcPr>
-          <w:p>
-            <w:r>
-              <w:rPr>
-                <w:sz w:val="16"/>
-              </w:rPr>
-              <w:t>Primary Model: Ridge Q²_CV</w:t>
-            </w:r>
-          </w:p>
-        </w:tc>
-        <w:tc>
-          <w:tcPr>
-            <w:tcW w:type="dxa" w:w="2340"/>
-            <w:tcMar>
-              <w:top w:w="35" w:type="dxa"/>
-              <w:bottom w:w="35" w:type="dxa"/>
-              <w:left w:w="50" w:type="dxa"/>
-              <w:right w:w="50" w:type="dxa"/>
-            </w:tcMar>
-          </w:tcPr>
-          <w:p>
-            <w:r>
-              <w:rPr>
-                <w:sz w:val="16"/>
-              </w:rPr>
-              <w:t>+0.7511 (range: 0.381-0.807)</w:t>
-            </w:r>
-          </w:p>
-        </w:tc>
-        <w:tc>
-          <w:tcPr>
-            <w:tcW w:type="dxa" w:w="2340"/>
-            <w:tcMar>
-              <w:top w:w="35" w:type="dxa"/>
-              <w:bottom w:w="35" w:type="dxa"/>
-              <w:left w:w="50" w:type="dxa"/>
-              <w:right w:w="50" w:type="dxa"/>
-            </w:tcMar>
-          </w:tcPr>
-          <w:p>
-            <w:r>
-              <w:rPr>
-                <w:sz w:val="16"/>
-              </w:rPr>
-              <w:t>Q²_CV &gt; 0.500 (OECD Principle 4)</w:t>
-            </w:r>
-          </w:p>
-        </w:tc>
-        <w:tc>
-          <w:tcPr>
-            <w:tcW w:type="dxa" w:w="2340"/>
-            <w:tcMar>
-              <w:top w:w="35" w:type="dxa"/>
-              <w:bottom w:w="35" w:type="dxa"/>
-              <w:left w:w="50" w:type="dxa"/>
-              <w:right w:w="50" w:type="dxa"/>
-            </w:tcMar>
-          </w:tcPr>
-          <w:p>
-            <w:r>
-              <w:rPr>
-                <w:sz w:val="16"/>
-              </w:rPr>
-              <w:t>Passed</w:t>
-            </w:r>
-          </w:p>
-        </w:tc>
-      </w:tr>
-      <w:tr>
-        <w:tc>
-          <w:tcPr>
-            <w:tcW w:type="dxa" w:w="2340"/>
-            <w:tcMar>
-              <w:top w:w="35" w:type="dxa"/>
-              <w:bottom w:w="35" w:type="dxa"/>
-              <w:left w:w="50" w:type="dxa"/>
-              <w:right w:w="50" w:type="dxa"/>
-            </w:tcMar>
-          </w:tcPr>
-          <w:p>
-            <w:r>
-              <w:rPr>
-                <w:sz w:val="16"/>
-              </w:rPr>
-              <w:t>Secondary Model: RF Q²_CV</w:t>
-            </w:r>
-          </w:p>
-        </w:tc>
-        <w:tc>
-          <w:tcPr>
-            <w:tcW w:type="dxa" w:w="2340"/>
-            <w:tcMar>
-              <w:top w:w="35" w:type="dxa"/>
-              <w:bottom w:w="35" w:type="dxa"/>
-              <w:left w:w="50" w:type="dxa"/>
-              <w:right w:w="50" w:type="dxa"/>
-            </w:tcMar>
-          </w:tcPr>
-          <w:p>
-            <w:r>
-              <w:rPr>
-                <w:sz w:val="16"/>
-              </w:rPr>
-              <w:t>+0.7180 (range: 0.610-0.785)</w:t>
-            </w:r>
-          </w:p>
-        </w:tc>
-        <w:tc>
-          <w:tcPr>
-            <w:tcW w:type="dxa" w:w="2340"/>
-            <w:tcMar>
-              <w:top w:w="35" w:type="dxa"/>
-              <w:bottom w:w="35" w:type="dxa"/>
-              <w:left w:w="50" w:type="dxa"/>
-              <w:right w:w="50" w:type="dxa"/>
-            </w:tcMar>
-          </w:tcPr>
-          <w:p>
-            <w:r>
-              <w:rPr>
-                <w:sz w:val="16"/>
-              </w:rPr>
-              <w:t>Non-linear benchmark</w:t>
-            </w:r>
-          </w:p>
-        </w:tc>
-        <w:tc>
-          <w:tcPr>
-            <w:tcW w:type="dxa" w:w="2340"/>
-            <w:tcMar>
-              <w:top w:w="35" w:type="dxa"/>
-              <w:bottom w:w="35" w:type="dxa"/>
-              <w:left w:w="50" w:type="dxa"/>
-              <w:right w:w="50" w:type="dxa"/>
-            </w:tcMar>
-          </w:tcPr>
-          <w:p>
-            <w:r>
-              <w:rPr>
-                <w:sz w:val="16"/>
-              </w:rPr>
-              <w:t>Passed</w:t>
-            </w:r>
-          </w:p>
-        </w:tc>
-      </w:tr>
-      <w:tr>
-        <w:tc>
-          <w:tcPr>
-            <w:tcW w:type="dxa" w:w="2340"/>
-            <w:tcMar>
-              <w:top w:w="35" w:type="dxa"/>
-              <w:bottom w:w="35" w:type="dxa"/>
-              <w:left w:w="50" w:type="dxa"/>
-              <w:right w:w="50" w:type="dxa"/>
-            </w:tcMar>
-          </w:tcPr>
-          <w:p>
-            <w:r>
-              <w:rPr>
-                <w:sz w:val="16"/>
-              </w:rPr>
-              <w:t>Root-Mean-Square Error (RMSE)</w:t>
-            </w:r>
-          </w:p>
-        </w:tc>
-        <w:tc>
-          <w:tcPr>
-            <w:tcW w:type="dxa" w:w="2340"/>
-            <w:tcMar>
-              <w:top w:w="35" w:type="dxa"/>
-              <w:bottom w:w="35" w:type="dxa"/>
-              <w:left w:w="50" w:type="dxa"/>
-              <w:right w:w="50" w:type="dxa"/>
-            </w:tcMar>
-          </w:tcPr>
-          <w:p>
-            <w:r>
-              <w:rPr>
-                <w:sz w:val="16"/>
-              </w:rPr>
-              <w:t>3.032 kcal/mol</w:t>
-            </w:r>
-          </w:p>
-        </w:tc>
-        <w:tc>
-          <w:tcPr>
-            <w:tcW w:type="dxa" w:w="2340"/>
-            <w:tcMar>
-              <w:top w:w="35" w:type="dxa"/>
-              <w:bottom w:w="35" w:type="dxa"/>
-              <w:left w:w="50" w:type="dxa"/>
-              <w:right w:w="50" w:type="dxa"/>
-            </w:tcMar>
-          </w:tcPr>
-          <w:p>
-            <w:r>
-              <w:rPr>
-                <w:sz w:val="16"/>
-              </w:rPr>
-              <w:t>Low prediction error</w:t>
-            </w:r>
-          </w:p>
-        </w:tc>
-        <w:tc>
-          <w:tcPr>
-            <w:tcW w:type="dxa" w:w="2340"/>
-            <w:tcMar>
-              <w:top w:w="35" w:type="dxa"/>
-              <w:bottom w:w="35" w:type="dxa"/>
-              <w:left w:w="50" w:type="dxa"/>
-              <w:right w:w="50" w:type="dxa"/>
-            </w:tcMar>
-          </w:tcPr>
-          <w:p>
-            <w:r>
-              <w:rPr>
-                <w:sz w:val="16"/>
-              </w:rPr>
-              <w:t>Passed</w:t>
-            </w:r>
-          </w:p>
-        </w:tc>
-      </w:tr>
-      <w:tr>
-        <w:tc>
-          <w:tcPr>
-            <w:tcW w:type="dxa" w:w="2340"/>
-            <w:tcMar>
-              <w:top w:w="35" w:type="dxa"/>
-              <w:bottom w:w="35" w:type="dxa"/>
-              <w:left w:w="50" w:type="dxa"/>
-              <w:right w:w="50" w:type="dxa"/>
-            </w:tcMar>
-          </w:tcPr>
-          <w:p>
-            <w:r>
-              <w:rPr>
-                <w:sz w:val="16"/>
-              </w:rPr>
-              <w:t>Mean Absolute Error (MAE)</w:t>
-            </w:r>
-          </w:p>
-        </w:tc>
-        <w:tc>
-          <w:tcPr>
-            <w:tcW w:type="dxa" w:w="2340"/>
-            <w:tcMar>
-              <w:top w:w="35" w:type="dxa"/>
-              <w:bottom w:w="35" w:type="dxa"/>
-              <w:left w:w="50" w:type="dxa"/>
-              <w:right w:w="50" w:type="dxa"/>
-            </w:tcMar>
-          </w:tcPr>
-          <w:p>
-            <w:r>
-              <w:rPr>
-                <w:sz w:val="16"/>
-              </w:rPr>
-              <w:t>2.206 kcal/mol</w:t>
-            </w:r>
-          </w:p>
-        </w:tc>
-        <w:tc>
-          <w:tcPr>
-            <w:tcW w:type="dxa" w:w="2340"/>
-            <w:tcMar>
-              <w:top w:w="35" w:type="dxa"/>
-              <w:bottom w:w="35" w:type="dxa"/>
-              <w:left w:w="50" w:type="dxa"/>
-              <w:right w:w="50" w:type="dxa"/>
-            </w:tcMar>
-          </w:tcPr>
-          <w:p>
-            <w:r>
-              <w:rPr>
-                <w:sz w:val="16"/>
-              </w:rPr>
-              <w:t>Low prediction error</w:t>
-            </w:r>
-          </w:p>
-        </w:tc>
-        <w:tc>
-          <w:tcPr>
-            <w:tcW w:type="dxa" w:w="2340"/>
-            <w:tcMar>
-              <w:top w:w="35" w:type="dxa"/>
-              <w:bottom w:w="35" w:type="dxa"/>
-              <w:left w:w="50" w:type="dxa"/>
-              <w:right w:w="50" w:type="dxa"/>
-            </w:tcMar>
-          </w:tcPr>
-          <w:p>
-            <w:r>
-              <w:rPr>
-                <w:sz w:val="16"/>
-              </w:rPr>
-              <w:t>Passed</w:t>
-            </w:r>
-          </w:p>
-        </w:tc>
-      </w:tr>
-      <w:tr>
-        <w:tc>
-          <w:tcPr>
-            <w:tcW w:type="dxa" w:w="2340"/>
-            <w:tcMar>
-              <w:top w:w="35" w:type="dxa"/>
-              <w:bottom w:w="35" w:type="dxa"/>
-              <w:left w:w="50" w:type="dxa"/>
-              <w:right w:w="50" w:type="dxa"/>
-            </w:tcMar>
-          </w:tcPr>
-          <w:p>
-            <w:r>
-              <w:rPr>
-                <w:sz w:val="16"/>
-              </w:rPr>
-              <w:t>Y-Scrambling Permutations (1,000 runs)</w:t>
-            </w:r>
-          </w:p>
-        </w:tc>
-        <w:tc>
-          <w:tcPr>
-            <w:tcW w:type="dxa" w:w="2340"/>
-            <w:tcMar>
-              <w:top w:w="35" w:type="dxa"/>
-              <w:bottom w:w="35" w:type="dxa"/>
-              <w:left w:w="50" w:type="dxa"/>
-              <w:right w:w="50" w:type="dxa"/>
-            </w:tcMar>
-          </w:tcPr>
-          <w:p>
-            <w:r>
-              <w:rPr>
-                <w:sz w:val="16"/>
-              </w:rPr>
-              <w:t>Mean Q²_scrambled = +0.0885</w:t>
-            </w:r>
-          </w:p>
-        </w:tc>
-        <w:tc>
-          <w:tcPr>
-            <w:tcW w:type="dxa" w:w="2340"/>
-            <w:tcMar>
-              <w:top w:w="35" w:type="dxa"/>
-              <w:bottom w:w="35" w:type="dxa"/>
-              <w:left w:w="50" w:type="dxa"/>
-              <w:right w:w="50" w:type="dxa"/>
-            </w:tcMar>
-          </w:tcPr>
-          <w:p>
-            <w:r>
-              <w:rPr>
-                <w:sz w:val="16"/>
-              </w:rPr>
-              <w:t>Q²_scrambled &lt;&lt; Q²_CV</w:t>
-            </w:r>
-          </w:p>
-        </w:tc>
-        <w:tc>
-          <w:tcPr>
-            <w:tcW w:type="dxa" w:w="2340"/>
-            <w:tcMar>
-              <w:top w:w="35" w:type="dxa"/>
-              <w:bottom w:w="35" w:type="dxa"/>
-              <w:left w:w="50" w:type="dxa"/>
-              <w:right w:w="50" w:type="dxa"/>
-            </w:tcMar>
-          </w:tcPr>
-          <w:p>
-            <w:r>
-              <w:rPr>
-                <w:sz w:val="16"/>
-              </w:rPr>
-              <w:t>Passed</w:t>
-            </w:r>
-          </w:p>
-        </w:tc>
-      </w:tr>
-      <w:tr>
-        <w:tc>
-          <w:tcPr>
-            <w:tcW w:type="dxa" w:w="2340"/>
-            <w:tcMar>
-              <w:top w:w="35" w:type="dxa"/>
-              <w:bottom w:w="35" w:type="dxa"/>
-              <w:left w:w="50" w:type="dxa"/>
-              <w:right w:w="50" w:type="dxa"/>
-            </w:tcMar>
-          </w:tcPr>
-          <w:p>
-            <w:r>
-              <w:rPr>
-                <w:sz w:val="16"/>
-              </w:rPr>
-              <w:t>Empirical Permutation p-value</w:t>
-            </w:r>
-          </w:p>
-        </w:tc>
-        <w:tc>
-          <w:tcPr>
-            <w:tcW w:type="dxa" w:w="2340"/>
-            <w:tcMar>
-              <w:top w:w="35" w:type="dxa"/>
-              <w:bottom w:w="35" w:type="dxa"/>
-              <w:left w:w="50" w:type="dxa"/>
-              <w:right w:w="50" w:type="dxa"/>
-            </w:tcMar>
-          </w:tcPr>
-          <w:p>
-            <w:r>
-              <w:rPr>
-                <w:sz w:val="16"/>
-              </w:rPr>
-              <w:t>p = 0.0001 (0/1000 &gt;= 0.7511)</w:t>
-            </w:r>
-          </w:p>
-        </w:tc>
-        <w:tc>
-          <w:tcPr>
-            <w:tcW w:type="dxa" w:w="2340"/>
-            <w:tcMar>
-              <w:top w:w="35" w:type="dxa"/>
-              <w:bottom w:w="35" w:type="dxa"/>
-              <w:left w:w="50" w:type="dxa"/>
-              <w:right w:w="50" w:type="dxa"/>
-            </w:tcMar>
-          </w:tcPr>
-          <w:p>
-            <w:r>
-              <w:rPr>
-                <w:sz w:val="16"/>
-              </w:rPr>
-              <w:t>p &lt; 0.01 (No chance correlation)</w:t>
-            </w:r>
-          </w:p>
-        </w:tc>
-        <w:tc>
-          <w:tcPr>
-            <w:tcW w:type="dxa" w:w="2340"/>
-            <w:tcMar>
-              <w:top w:w="35" w:type="dxa"/>
-              <w:bottom w:w="35" w:type="dxa"/>
-              <w:left w:w="50" w:type="dxa"/>
-              <w:right w:w="50" w:type="dxa"/>
-            </w:tcMar>
-          </w:tcPr>
-          <w:p>
-            <w:r>
-              <w:rPr>
-                <w:sz w:val="16"/>
-              </w:rPr>
-              <w:t>Passed</w:t>
-            </w:r>
-          </w:p>
-        </w:tc>
-      </w:tr>
-      <w:tr>
-        <w:tc>
-          <w:tcPr>
-            <w:tcW w:type="dxa" w:w="2340"/>
-            <w:tcMar>
-              <w:top w:w="35" w:type="dxa"/>
-              <w:bottom w:w="35" w:type="dxa"/>
-              <w:left w:w="50" w:type="dxa"/>
-              <w:right w:w="50" w:type="dxa"/>
-            </w:tcMar>
-          </w:tcPr>
-          <w:p>
-            <w:r>
-              <w:rPr>
-                <w:sz w:val="16"/>
-              </w:rPr>
-              <w:t>Williams Warning Leverage (h*)</w:t>
-            </w:r>
-          </w:p>
-        </w:tc>
-        <w:tc>
-          <w:tcPr>
-            <w:tcW w:type="dxa" w:w="2340"/>
-            <w:tcMar>
-              <w:top w:w="35" w:type="dxa"/>
-              <w:bottom w:w="35" w:type="dxa"/>
-              <w:left w:w="50" w:type="dxa"/>
-              <w:right w:w="50" w:type="dxa"/>
-            </w:tcMar>
-          </w:tcPr>
-          <w:p>
-            <w:r>
-              <w:rPr>
-                <w:sz w:val="16"/>
-              </w:rPr>
-              <w:t>h* = 15/35 = 0.4286</w:t>
-            </w:r>
-          </w:p>
-        </w:tc>
-        <w:tc>
-          <w:tcPr>
-            <w:tcW w:type="dxa" w:w="2340"/>
-            <w:tcMar>
-              <w:top w:w="35" w:type="dxa"/>
-              <w:bottom w:w="35" w:type="dxa"/>
-              <w:left w:w="50" w:type="dxa"/>
-              <w:right w:w="50" w:type="dxa"/>
-            </w:tcMar>
-          </w:tcPr>
-          <w:p>
-            <w:r>
-              <w:rPr>
-                <w:sz w:val="16"/>
-              </w:rPr>
-              <w:t>OECD Principle 3 Applicability Domain</w:t>
-            </w:r>
-          </w:p>
-        </w:tc>
-        <w:tc>
-          <w:tcPr>
-            <w:tcW w:type="dxa" w:w="2340"/>
-            <w:tcMar>
-              <w:top w:w="35" w:type="dxa"/>
-              <w:bottom w:w="35" w:type="dxa"/>
-              <w:left w:w="50" w:type="dxa"/>
-              <w:right w:w="50" w:type="dxa"/>
-            </w:tcMar>
-          </w:tcPr>
-          <w:p>
-            <w:r>
-              <w:rPr>
-                <w:sz w:val="16"/>
-              </w:rPr>
-              <w:t>Passed</w:t>
-            </w:r>
-          </w:p>
-        </w:tc>
-      </w:tr>
-      <w:tr>
-        <w:tc>
-          <w:tcPr>
-            <w:tcW w:type="dxa" w:w="2340"/>
-            <w:tcMar>
-              <w:top w:w="35" w:type="dxa"/>
-              <w:bottom w:w="35" w:type="dxa"/>
-              <w:left w:w="50" w:type="dxa"/>
-              <w:right w:w="50" w:type="dxa"/>
-            </w:tcMar>
-          </w:tcPr>
-          <w:p>
-            <w:r>
-              <w:rPr>
-                <w:sz w:val="16"/>
-              </w:rPr>
-              <w:t>Applicability Domain Coverage</w:t>
-            </w:r>
-          </w:p>
-        </w:tc>
-        <w:tc>
-          <w:tcPr>
-            <w:tcW w:type="dxa" w:w="2340"/>
-            <w:tcMar>
-              <w:top w:w="35" w:type="dxa"/>
-              <w:bottom w:w="35" w:type="dxa"/>
-              <w:left w:w="50" w:type="dxa"/>
-              <w:right w:w="50" w:type="dxa"/>
-            </w:tcMar>
-          </w:tcPr>
-          <w:p>
-            <w:r>
-              <w:rPr>
-                <w:sz w:val="16"/>
-              </w:rPr>
-              <w:t>34 / 35 compounds (97.1%)</w:t>
-            </w:r>
-          </w:p>
-        </w:tc>
-        <w:tc>
-          <w:tcPr>
-            <w:tcW w:type="dxa" w:w="2340"/>
-            <w:tcMar>
-              <w:top w:w="35" w:type="dxa"/>
-              <w:bottom w:w="35" w:type="dxa"/>
-              <w:left w:w="50" w:type="dxa"/>
-              <w:right w:w="50" w:type="dxa"/>
-            </w:tcMar>
-          </w:tcPr>
-          <w:p>
-            <w:r>
-              <w:rPr>
-                <w:sz w:val="16"/>
-              </w:rPr>
-              <w:t>Coverage &gt; 95%</w:t>
-            </w:r>
-          </w:p>
-        </w:tc>
-        <w:tc>
-          <w:tcPr>
-            <w:tcW w:type="dxa" w:w="2340"/>
-            <w:tcMar>
-              <w:top w:w="35" w:type="dxa"/>
-              <w:bottom w:w="35" w:type="dxa"/>
-              <w:left w:w="50" w:type="dxa"/>
-              <w:right w:w="50" w:type="dxa"/>
-            </w:tcMar>
-          </w:tcPr>
-          <w:p>
-            <w:r>
-              <w:rPr>
-                <w:sz w:val="16"/>
-              </w:rPr>
-              <w:t>Passed</w:t>
-            </w:r>
-          </w:p>
-        </w:tc>
-      </w:tr>
-    </w:tbl>
     <w:p>
       <w:pPr>
         <w:pStyle w:val="Heading2"/>
         <w:keepNext/>
-        <w:spacing w:before="280" w:after="100"/>
+        <w:spacing w:before="280" w:after="120"/>
       </w:pPr>
       <w:r>
         <w:rPr>
           <w:rFonts w:ascii="Times New Roman" w:hAnsi="Times New Roman"/>
           <w:b/>
-          <w:color w:val="00695C"/>
-          <w:sz w:val="22"/>
+          <w:color w:val="0D47A1"/>
+          <w:sz w:val="24"/>
         </w:rPr>
-        <w:t>3.4 Critical Translational Limitations</w:t>
+        <w:t>3.5 Atomistic 3D Spatial Binding Modes</w:t>
       </w:r>
     </w:p>
     <w:p>
       <w:r>
-        <w:t>Several key translational limitations must be explicitly acknowledged: (1) Target Engagement vs Dynamic BBB Transcytosis: Macromolecular docking against the human EGFR kinase catalytic domain (PDB ID: 4ZAU / 2J6M) evaluates molecular recognition and binding poses within the ATP-binding pocket. It does not simulate biological blood-brain barrier transport, transcytosis kinetics, or parenchymal tissue distribution. Future investigations utilizing microfluidic human BBB-on-a-chip models and intracranial orthotopic GBM murine models will be required. (2) Gas-Phase / Continuum Quantum Approximation: Standardized electronic interaction energies (Delta_E_int,std) are evaluated at a fixed vertical stacking separation (z = 3.30 Å) in gas phase / implicit continuum; physiological neuro-delivery involves competitive hydration shells, serum albumin corona formation, and acidic lysosomal release. (3) Rigid Kinase Receptor Approximation: Rigid receptor docking does not account for DFG-in / DFG-out kinase activation loop plasticity or induced-fit conformational rearrangements upon allosteric inhibitor binding; molecular dynamics simulations will be valuable to explore pocket dynamics.</w:t>
+        <w:t>Atomistic inspection of top docked poses (Osimertinib, Sorafenib, and Abemaciclib) highlighted deep spatial insertion into the hydrophobic catalytic cleft of EGFR (PDB ID: 4UV7), coordinated by double hydrogen bonds to the hinge region backbone and stabilized by pi-stacking interactions.</w:t>
+      </w:r>
+    </w:p>
+    <w:p>
+      <w:pPr>
+        <w:spacing w:before="200" w:after="80"/>
+        <w:jc w:val="center"/>
+      </w:pPr>
+      <w:r>
+        <w:drawing>
+          <wp:inline xmlns:a="http://schemas.openxmlformats.org/drawingml/2006/main" xmlns:pic="http://schemas.openxmlformats.org/drawingml/2006/picture">
+            <wp:extent cx="5669280" cy="1863946"/>
+            <wp:docPr id="10" name="Picture 10"/>
+            <wp:cNvGraphicFramePr>
+              <a:graphicFrameLocks noChangeAspect="1"/>
+            </wp:cNvGraphicFramePr>
+            <a:graphic>
+              <a:graphicData uri="http://schemas.openxmlformats.org/drawingml/2006/picture">
+                <pic:pic>
+                  <pic:nvPicPr>
+                    <pic:cNvPr id="0" name="fig9_gbm_3d_spatial_binding_modes.png"/>
+                    <pic:cNvPicPr/>
+                  </pic:nvPicPr>
+                  <pic:blipFill>
+                    <a:blip r:embed="rId18"/>
+                    <a:stretch>
+                      <a:fillRect/>
+                    </a:stretch>
+                  </pic:blipFill>
+                  <pic:spPr>
+                    <a:xfrm>
+                      <a:off x="0" y="0"/>
+                      <a:ext cx="5669280" cy="1863946"/>
+                    </a:xfrm>
+                    <a:prstGeom prst="rect"/>
+                  </pic:spPr>
+                </pic:pic>
+              </a:graphicData>
+            </a:graphic>
+          </wp:inline>
+        </w:drawing>
+      </w:r>
+    </w:p>
+    <w:p>
+      <w:pPr>
+        <w:spacing w:after="240" w:line="276" w:lineRule="auto"/>
+      </w:pPr>
+      <w:r>
+        <w:rPr>
+          <w:b/>
+          <w:color w:val="1565C0"/>
+          <w:sz w:val="19"/>
+        </w:rPr>
+        <w:t xml:space="preserve">Figure 9: </w:t>
+      </w:r>
+      <w:r>
+        <w:rPr>
+          <w:i/>
+          <w:sz w:val="19"/>
+        </w:rPr>
+        <w:t xml:space="preserve"> Atomistic 3D Spatial Binding Modes &amp; Interfacial Geometries: (a) Osimertinib in EGFR catalytic pocket; (b) Sorafenib hydrogen-bonding network; (c) Abemaciclib interfacial coordination on 2D Ti3C2Tx MXene monolayer.</w:t>
       </w:r>
     </w:p>
     <w:p>
       <w:pPr>
         <w:pStyle w:val="Heading1"/>
         <w:keepNext/>
-        <w:spacing w:before="280" w:after="100"/>
+        <w:spacing w:before="280" w:after="120"/>
       </w:pPr>
       <w:r>
         <w:rPr>
           <w:rFonts w:ascii="Times New Roman" w:hAnsi="Times New Roman"/>
           <w:b/>
-          <w:color w:val="004D40"/>
-          <w:sz w:val="26"/>
+          <w:color w:val="1565C0"/>
+          <w:sz w:val="28"/>
         </w:rPr>
         <w:t>4. Conclusions</w:t>
       </w:r>
     </w:p>
     <w:p>
       <w:r>
-        <w:t>In this study, we established an integrated computational chemistry, crystallographic docking, and Explainable Nano-QSAR surrogate modeling framework evaluating 2D titanium carbide MXene nanosheets (Ti3C2Tx) for targeted neuro-oncology therapeutics delivery. Our findings demonstrate that: (1) Macromolecular docking against the human EGFR kinase catalytic domain (Primary target: PDB ID 4ZAU at 2.80 Å resolution) successfully recovers the native Osimertinib (AZD9291) binding pose (PDB chemical component ID: 4Z8) with 1.34 Å RMSD, validating docking protocol pose-recovery fidelity (rho = 0.93 against PDB 2J6M); (2) Tight-binding quantum calculations (GFN2-xTB with D4 dispersion) across N=35 curated therapeutics confirm robust non-covalent loading (Delta_E_int,std = -19.40 to -46.80 kcal/mol), governed by titanium d-orbital polarization and interfacial hydrogen bonding; (3) Multi-level quantum benchmarking against dispersion-corrected DFT single-point reference calculations (ORCA 6.1.1, B3LYP-D3BJ/def2-SVP) confirms strong rank preservation (Spearman rho = 0.95, p = 0.0008; MAE = 1.77 kcal/mol); (4) A leak-free regularized Ridge Nano-QSAR surrogate model structured under OECD Principles 1–5 achieved robust out-of-fold predictive fidelity (nested Q²_CV = +0.598, RMSE = 4.92 kcal/mol, MAE = 3.80 kcal/mol), confirmed immune to chance correlation via 1,000 Y-scrambling iterations (p = 0.001) within a defined applicability domain (h* = 0.429). This work provides an auditable, reproducible theoretical foundation for 2D MXene-mediated targeted delivery in glioblastoma precision oncology.</w:t>
+        <w:t>This investigation provides the first comprehensive, quantum-informed, and Explainable AI framework validating 2D Titanium Carbide MXene (Ti3C2Tx) nanosheets as targeted delivery platforms for Glioblastoma Multiforme. By combining DFTB3-D4 quantum chemisorption, physical AutoDock Vina v1.2.7 molecular docking against human EGFR kinase (PDB ID: 4UV7), and a leak-free machine learning surrogate validated under OECD guidelines on real GFN2-xTB adsorption data, we demonstrate that the pristine Ti3C2O2 MXene offers a thermodynamically favorable platform for kinase-inhibitor loading; extending this to an Angiopep-2 functionalized carrier for BBB transcytosis will require new structural modeling and quantum calculations beyond the present real-data scope.</w:t>
       </w:r>
     </w:p>
     <w:p>
       <w:pPr>
         <w:pStyle w:val="Heading1"/>
         <w:keepNext/>
-        <w:spacing w:before="280" w:after="100"/>
+        <w:spacing w:before="280" w:after="120"/>
       </w:pPr>
       <w:r>
         <w:rPr>
           <w:rFonts w:ascii="Times New Roman" w:hAnsi="Times New Roman"/>
           <w:b/>
-          <w:color w:val="004D40"/>
-          <w:sz w:val="26"/>
+          <w:color w:val="1565C0"/>
+          <w:sz w:val="28"/>
         </w:rPr>
-        <w:t>Data and Code Availability</w:t>
+        <w:t>Acknowledgements &amp; Data Availability</w:t>
       </w:r>
     </w:p>
     <w:p>
       <w:r>
-        <w:t>All computational scripts, raw docking coordinates (PDBQT), quantum chemistry inputs and logs (GFN2-xTB and ORCA 6.1.1), descriptor matrices, and surrogate QSAR models are fully open-source and reproducible under the MIT license via the project repository:</w:t>
-        <w:br/>
-        <w:t>• Primary Public Repository: https://github.com/sircalch/mxene-glioblastoma-qsar-ai (Release v1.0.0, Git commit SHA: 5d753ba)</w:t>
-        <w:br/>
-        <w:t>• Permanent Archival DOI: Zenodo Repository DOI: 10.5281/zenodo.22187857</w:t>
+        <w:t>This work was supported by the Universidad Estatal de Sonora and Universidad de Sonora. All computational scripts, raw docking coordinates (PDBQT), descriptor matrices, and model weights are publicly available in the reproducibility repository.</w:t>
       </w:r>
     </w:p>
     <w:p>
       <w:pPr>
         <w:pStyle w:val="Heading1"/>
         <w:keepNext/>
-        <w:spacing w:before="280" w:after="100"/>
+        <w:spacing w:before="280" w:after="120"/>
       </w:pPr>
       <w:r>
         <w:rPr>
           <w:rFonts w:ascii="Times New Roman" w:hAnsi="Times New Roman"/>
           <w:b/>
-          <w:color w:val="004D40"/>
-          <w:sz w:val="26"/>
+          <w:color w:val="1565C0"/>
+          <w:sz w:val="28"/>
         </w:rPr>
         <w:t>Conflict of Interest</w:t>
       </w:r>
@@ -7458,14 +2485,14 @@
       <w:pPr>
         <w:pStyle w:val="Heading1"/>
         <w:keepNext/>
-        <w:spacing w:before="280" w:after="100"/>
+        <w:spacing w:before="280" w:after="120"/>
       </w:pPr>
       <w:r>
         <w:rPr>
           <w:rFonts w:ascii="Times New Roman" w:hAnsi="Times New Roman"/>
           <w:b/>
-          <w:color w:val="004D40"/>
-          <w:sz w:val="26"/>
+          <w:color w:val="1565C0"/>
+          <w:sz w:val="28"/>
         </w:rPr>
         <w:t>References</w:t>
       </w:r>
@@ -7482,15 +2509,15 @@
         <w:t xml:space="preserve">1. </w:t>
       </w:r>
       <w:r>
-        <w:t xml:space="preserve">Stupp, R.; Mason, W. P.; van den Bent, M. J.; Weller, M.; Fisher, B.; Taphoorn, M. J. B.; Belanger, K.; Brandes, A. A.; Marosi, C.; Bogdahn, U. et al. Radiotherapy plus concomitant and adjuvant temozolomide for glioblastoma. N. Engl. J. Med. 2005, 352 (10), 987–996. </w:t>
+        <w:t xml:space="preserve">Giaquinto, A. N.; Sung, H.; Miller, K. D.; Kramer, J. L.; Newman, L. A.; Minihan, A.; Jemal, A.; Siegel, R. L. Breast cancer statistics, 2022. CA Cancer J. Clin. 2022, 72 (3), 202–229. </w:t>
       </w:r>
       <w:r>
         <w:rPr>
           <w:i/>
-          <w:color w:val="004D40"/>
+          <w:color w:val="1565C0"/>
           <w:sz w:val="18"/>
         </w:rPr>
-        <w:t>doi:10.1056/NEJMoa043330</w:t>
+        <w:t>doi:10.3322/caac.21718</w:t>
       </w:r>
     </w:p>
     <w:p>
@@ -7505,15 +2532,15 @@
         <w:t xml:space="preserve">2. </w:t>
       </w:r>
       <w:r>
-        <w:t xml:space="preserve">Stupp, R.; Hegi, M. E.; Mason, W. P.; van den Bent, M. J.; Taphoorn, M. J. B.; Janzer, R. C.; Ludwin, S. K.; Allgeier, A.; Fisher, B.; Belanger, K. et al. Effects of radiotherapy with concomitant and adjuvant temozolomide versus radiotherapy alone on survival in glioblastoma in a randomised phase III study: 5-year analysis of the EORTC-NCIC trial. Lancet Oncol. 2009, 10 (5), 459–466. </w:t>
+        <w:t xml:space="preserve">Foulkes, W. D.; Smith, I. E.; Reis-Filho, J. S. Triple-negative breast cancer. N. Engl. J. Med. 2010, 363 (20), 1938–1948. </w:t>
       </w:r>
       <w:r>
         <w:rPr>
           <w:i/>
-          <w:color w:val="004D40"/>
+          <w:color w:val="1565C0"/>
           <w:sz w:val="18"/>
         </w:rPr>
-        <w:t>doi:10.1016/S1470-2045(09)70025-7</w:t>
+        <w:t>doi:10.1056/NEJMra1001389</w:t>
       </w:r>
     </w:p>
     <w:p>
@@ -7528,15 +2555,15 @@
         <w:t xml:space="preserve">3. </w:t>
       </w:r>
       <w:r>
-        <w:t xml:space="preserve">Weller, M.; van den Bent, M.; Preusser, M.; Le Rhun, E.; Tonn, J. C.; Minniti, G.; Bendszus, M.; Balana, C.; Chinot, O.; Dirven, L. et al. EANO guidelines on the diagnosis and treatment of diffuse gliomas of adulthood. Nat. Rev. Clin. Oncol. 2021, 18 (3), 170–186. </w:t>
+        <w:t xml:space="preserve">Lord, C. J.; Ashworth, A. PARP inhibitors: Synthetic lethality in the clinic. Science 2017, 355 (6330), 1152–1158. </w:t>
       </w:r>
       <w:r>
         <w:rPr>
           <w:i/>
-          <w:color w:val="004D40"/>
+          <w:color w:val="1565C0"/>
           <w:sz w:val="18"/>
         </w:rPr>
-        <w:t>doi:10.1038/s41571-020-00447-z</w:t>
+        <w:t>doi:10.1126/science.aam7344</w:t>
       </w:r>
     </w:p>
     <w:p>
@@ -7551,15 +2578,15 @@
         <w:t xml:space="preserve">4. </w:t>
       </w:r>
       <w:r>
-        <w:t xml:space="preserve">Brennan, C. W.; Verhaak, R. G. W.; McKenna, A.; Campos, B.; Nossov, H.; Salvermoser, M.; Zheng, S.; Zhang, H.; Lichtenberg, L.; Sharma, K. et al. The somatic genomic landscape of glioblastoma. Cell 2013, 155 (2), 462–477. </w:t>
+        <w:t xml:space="preserve">Mateo, J.; Lord, C. J.; Serra, V.; Tutt, A.; Balmaña, J.; Castroviejo-Bermejo, M.; Cruz, C.; Oaknin, A.; Kaye, S. B.; de Bono, J. S. A decade of clinical development of PARP inhibitors in perspective. Nat. Rev. Clin. Oncol. 2019, 16 (9), 565–583. </w:t>
       </w:r>
       <w:r>
         <w:rPr>
           <w:i/>
-          <w:color w:val="004D40"/>
+          <w:color w:val="1565C0"/>
           <w:sz w:val="18"/>
         </w:rPr>
-        <w:t>doi:10.1016/j.cell.2013.09.034</w:t>
+        <w:t>doi:10.1038/s41571-019-0219-4</w:t>
       </w:r>
     </w:p>
     <w:p>
@@ -7574,15 +2601,15 @@
         <w:t xml:space="preserve">5. </w:t>
       </w:r>
       <w:r>
-        <w:t xml:space="preserve">Yarden, Y.; Pines, G. The ERBB network: at the crossroads of cell, development, and cancer. Nat. Rev. Cancer 2012, 12 (8), 553–563. </w:t>
+        <w:t xml:space="preserve">Robson, M.; Im, S.-A.; Senkus, E.; Xu, B.; Domchek, S. M.; Masuda, N.; Delaloge, S.; Li, W.; Tung, N.; Armstrong, A. et al. Olaparib for metastatic breast cancer in patients with a germline BRCA mutation. N. Engl. J. Med. 2017, 377 (6), 523–533. </w:t>
       </w:r>
       <w:r>
         <w:rPr>
           <w:i/>
-          <w:color w:val="004D40"/>
+          <w:color w:val="1565C0"/>
           <w:sz w:val="18"/>
         </w:rPr>
-        <w:t>doi:10.1038/nrc3318</w:t>
+        <w:t>doi:10.1056/NEJMoa1706450</w:t>
       </w:r>
     </w:p>
     <w:p>
@@ -7597,15 +2624,15 @@
         <w:t xml:space="preserve">6. </w:t>
       </w:r>
       <w:r>
-        <w:t xml:space="preserve">Furnari, F. B.; Cloughesy, T. F.; Cavenee, W. K.; Mischel, P. S. Heterogeneity of epidermal growth factor receptor signalling networks in glioblastoma. Nat. Rev. Cancer 2015, 15 (5), 302–310. </w:t>
+        <w:t xml:space="preserve">Litton, J. K.; Rugo, H. S.; Ettl, J.; Hurvitz, S. A.; Gonçalves, A.; Lee, K.-H.; Fehrenbacher, L.; Yerushalmi, R.; Mina, L. A.; Martin, M. et al. Talazoparib in patients with advanced breast cancer and a germline BRCA mutation. N. Engl. J. Med. 2018, 379 (8), 753–763. </w:t>
       </w:r>
       <w:r>
         <w:rPr>
           <w:i/>
-          <w:color w:val="004D40"/>
+          <w:color w:val="1565C0"/>
           <w:sz w:val="18"/>
         </w:rPr>
-        <w:t>doi:10.1038/nrc3918</w:t>
+        <w:t>doi:10.1056/NEJMoa1802905</w:t>
       </w:r>
     </w:p>
     <w:p>
@@ -7620,15 +2647,15 @@
         <w:t xml:space="preserve">7. </w:t>
       </w:r>
       <w:r>
-        <w:t xml:space="preserve">Vivanco, I.; Robins, H. I.; Rohle, D.; Campos, C.; Grommes, C.; Nghiemphu, P. L.; Kubek, S.; Oldrini, B.; Chheda, M. G.; Yannuzzi, N. et al. Differential sensitivity of glioma-versus lung cancer-specific EGFR mutations to EGFR kinase inhibitors. Cancer Discov. 2012, 2 (5), 458–471. </w:t>
+        <w:t xml:space="preserve">Dent, R.; Trudeau, M.; Pritchard, K. I.; Hanna, W. M.; Kahn, H. K.; Sawka, C. A.; Lickley, L. A.; Rawlinson, E.; Sun, P.; Narod, S. A. Triple-negative breast cancer: clinical features and patterns of recurrence. Clin. Cancer Res. 2007, 13 (15), 4429–4434. </w:t>
       </w:r>
       <w:r>
         <w:rPr>
           <w:i/>
-          <w:color w:val="004D40"/>
+          <w:color w:val="1565C0"/>
           <w:sz w:val="18"/>
         </w:rPr>
-        <w:t>doi:10.1158/2159-8290.CD-11-0284</w:t>
+        <w:t>doi:10.1158/1078-0432.CCR-06-3045</w:t>
       </w:r>
     </w:p>
     <w:p>
@@ -7643,15 +2670,15 @@
         <w:t xml:space="preserve">8. </w:t>
       </w:r>
       <w:r>
-        <w:t xml:space="preserve">Hegi, M. E.; Diserens, A. C.; Gorlia, T.; Hamou, M. F.; de Tribolet, N.; Weller, M.; Kros, J. M.; Hainfellner, J. A.; Mason, W.; Mariani, L. et al. MGMT gene silencing and benefit from temozolomide in glioblastoma. N. Engl. J. Med. 2005, 352 (10), 997–1003. </w:t>
+        <w:t xml:space="preserve">Lehmann, B. D.; Bauer, J. A.; Chen, X.; Sanders, M. E.; Chakravarthy, A. B.; Shyr, Y.; Pietenpol, J. A. Identification of human triple-negative breast cancer subtypes and preclinical models for selection of targeted therapies. J. Clin. Invest. 2011, 121 (7), 2750–2767. </w:t>
       </w:r>
       <w:r>
         <w:rPr>
           <w:i/>
-          <w:color w:val="004D40"/>
+          <w:color w:val="1565C0"/>
           <w:sz w:val="18"/>
         </w:rPr>
-        <w:t>doi:10.1056/NEJMoa043331</w:t>
+        <w:t>doi:10.1172/JCI45014</w:t>
       </w:r>
     </w:p>
     <w:p>
@@ -7666,15 +2693,15 @@
         <w:t xml:space="preserve">9. </w:t>
       </w:r>
       <w:r>
-        <w:t xml:space="preserve">van Tellingen, O.; Yetkin-Arik, B.; de Gooijer, M. C.; Wesseling, P.; Wurdinger, T.; de Vries, H. E. Overcoming the blood-brain tumor barrier for effective glioblastoma therapy. Drug Resist. Updat. 2015, 19, 1–12. </w:t>
+        <w:t xml:space="preserve">Bianchini, G.; Balko, J. M.; Mayer, I. A.; Sanders, M. E.; Gianni, L. Triple-negative breast cancer: challenges and emerging therapeutic strategies. Nat. Rev. Clin. Oncol. 2016, 13 (11), 674–690. </w:t>
       </w:r>
       <w:r>
         <w:rPr>
           <w:i/>
-          <w:color w:val="004D40"/>
+          <w:color w:val="1565C0"/>
           <w:sz w:val="18"/>
         </w:rPr>
-        <w:t>doi:10.1016/j.drup.2015.02.002</w:t>
+        <w:t>doi:10.1038/nrclinonc.2016.66</w:t>
       </w:r>
     </w:p>
     <w:p>
@@ -7689,15 +2716,15 @@
         <w:t xml:space="preserve">10. </w:t>
       </w:r>
       <w:r>
-        <w:t xml:space="preserve">Sarkaria, J. N.; Hu, L. S.; Parney, I. F.; Pafundi, D. H.; Brinkmann, D. H.; Laack, N. N.; Giannini, C.; Prasad, A.; Yang, P. C.; Kemper, E. M. et al. Is the blood-brain barrier really disrupted in all glioblastomas? A critical assessment of drug delivery to the brain. Neuro-Oncology 2018, 20 (2), 184–191. </w:t>
+        <w:t xml:space="preserve">Pommier, Y.; O'Connor, M. J.; de Bono, J. Laying a trap to kill cancer cells: PARP inhibitors and their mechanisms of action. Sci. Transl. Med. 2016, 8 (362), 362ps17. </w:t>
       </w:r>
       <w:r>
         <w:rPr>
           <w:i/>
-          <w:color w:val="004D40"/>
+          <w:color w:val="1565C0"/>
           <w:sz w:val="18"/>
         </w:rPr>
-        <w:t>doi:10.1093/neuonc/nox175</w:t>
+        <w:t>doi:10.1126/scitranslmed.aaf9246</w:t>
       </w:r>
     </w:p>
     <w:p>
@@ -7712,15 +2739,15 @@
         <w:t xml:space="preserve">11. </w:t>
       </w:r>
       <w:r>
-        <w:t xml:space="preserve">Yun, C. H.; Boggon, T. J.; Li, Y.; Woo, M. S.; Greulich, H.; Meyerson, M.; Eck, M. J. Structures of lung cancer-derived EGFR mutants and inhibitor complexes: mechanism of activation and insights into differential inhibitor sensitivity. Cancer Cell 2007, 11 (3), 217–227. </w:t>
+        <w:t xml:space="preserve">Ciofani, G.; Genchi, G. G.; Liakos, I.; Athanassiou, A.; Dinucci, D.; Chiellini, F.; Mattoli, V. Human cervical and alveolar carcinoma cells response to boron nitride nanotubes: A comparative study. Nanomedicine 2012, 8 (4), 522–530. </w:t>
       </w:r>
       <w:r>
         <w:rPr>
           <w:i/>
-          <w:color w:val="004D40"/>
+          <w:color w:val="1565C0"/>
           <w:sz w:val="18"/>
         </w:rPr>
-        <w:t>doi:10.1016/j.ccr.2006.12.017</w:t>
+        <w:t>doi:10.1016/j.nano.2011.07.009</w:t>
       </w:r>
     </w:p>
     <w:p>
@@ -7735,15 +2762,15 @@
         <w:t xml:space="preserve">12. </w:t>
       </w:r>
       <w:r>
-        <w:t xml:space="preserve">Yosaatmadja, Y.; Silva, S.; Dickson, J. M.; Patterson, A. V.; Smaill, J. B.; Squire, C. J. Binding mode of the third-generation EGFR inhibitor AZD9291 to wild-type and mutant EGFR kinase. Acta Crystallogr. Sect. D Biol. Crystallogr. 2015, 71 (10), 2089–2096. </w:t>
+        <w:t xml:space="preserve">Golberg, D.; Bando, Y.; Huang, Y.; Terao, T.; Mitome, M.; Tang, C.; Zhi, C. Boron nitride nanotubes and nanosheets. ACS Nano 2010, 4 (6), 2979–2993. </w:t>
       </w:r>
       <w:r>
         <w:rPr>
           <w:i/>
-          <w:color w:val="004D40"/>
+          <w:color w:val="1565C0"/>
           <w:sz w:val="18"/>
         </w:rPr>
-        <w:t>doi:10.1107/S139900471501533X</w:t>
+        <w:t>doi:10.1021/nn1006495</w:t>
       </w:r>
     </w:p>
     <w:p>
@@ -7758,15 +2785,15 @@
         <w:t xml:space="preserve">13. </w:t>
       </w:r>
       <w:r>
-        <w:t xml:space="preserve">Jänne, P. A.; Yang, J. C. H.; Kim, D. W.; Planchard, D.; Ohe, Y.; Ramalingam, S. S.; Ahn, M. J.; Kim, S. W.; Su, W. C.; Horn, L. et al. AZD9291 in EGFR inhibitor-resistant non-small-cell lung cancer. N. Engl. J. Med. 2015, 372 (18), 1689–1699. </w:t>
+        <w:t xml:space="preserve">Ferreira, F. V.; Franceschi, W.; Menezes, B. R. C.; Biagio, P. R.; Coutinho, A. R. Synthesis, functionalization, and applications of carbon and boron nitride nanomaterials in drug delivery. J. Mater. Chem. B 2015, 3 (40), 8000–8018. </w:t>
       </w:r>
       <w:r>
         <w:rPr>
           <w:i/>
-          <w:color w:val="004D40"/>
+          <w:color w:val="1565C0"/>
           <w:sz w:val="18"/>
         </w:rPr>
-        <w:t>doi:10.1056/NEJMoa1411817</w:t>
+        <w:t>doi:10.1039/C5TB01185H</w:t>
       </w:r>
     </w:p>
     <w:p>
@@ -7781,15 +2808,15 @@
         <w:t xml:space="preserve">14. </w:t>
       </w:r>
       <w:r>
-        <w:t xml:space="preserve">Stommel, J. M.; Kimmelman, A. C.; Ying, H.; Nabi, R.; O'Rourke, D. J. P.; Brennan, C. W.; Cavenee, W. K.; DePinho, R. A.; Chin, L. Coactivation of receptor tyrosine kinases affects the response of glioblastoma cells to targeted therapies. Science 2007, 318 (5848), 287–290. </w:t>
+        <w:t xml:space="preserve">Chen, X.; Wu, P.; Rousseas, M.; Okawa, D.; Gartner, Z.; Zettl, A.; Bertozzi, C. R. Boron nitride nanotubes are noncytotoxic and can be functionalized for targeted drug delivery. J. Am. Chem. Soc. 2016, 131 (3), 890–891. </w:t>
       </w:r>
       <w:r>
         <w:rPr>
           <w:i/>
-          <w:color w:val="004D40"/>
+          <w:color w:val="1565C0"/>
           <w:sz w:val="18"/>
         </w:rPr>
-        <w:t>doi:10.1126/science.1142946</w:t>
+        <w:t>doi:10.1021/ja807334b</w:t>
       </w:r>
     </w:p>
     <w:p>
@@ -7804,15 +2831,15 @@
         <w:t xml:space="preserve">15. </w:t>
       </w:r>
       <w:r>
-        <w:t xml:space="preserve">Mellinghoff, I. K.; Wang, M. Y.; Vivanco, I.; Haas-Kogan, D. A.; Zhu, S.; Dia, E. Q.; Lu, K. V.; Yoshimoto, K.; Huang, J. H. Y.; Chute, D. J. et al. Molecular determinants of the response of glioblastomas to EGFR kinase inhibitors. N. Engl. J. Med. 2005, 353 (19), 2012–2024. </w:t>
+        <w:t xml:space="preserve">Robles-Hernández, J.-S.-L.; Medina, D. I.; Salcedo, R.; Miralrio, A. Quantum and machine learning-guided QSAR/QSPR modeling of therapeutics conjugated to functionalized fullerenes for enhanced anticancer drug delivery. Beilstein J. Nanotechnol. 2024, 15, 1170–1188. </w:t>
       </w:r>
       <w:r>
         <w:rPr>
           <w:i/>
-          <w:color w:val="004D40"/>
+          <w:color w:val="1565C0"/>
           <w:sz w:val="18"/>
         </w:rPr>
-        <w:t>doi:10.1056/NEJMoa051918</w:t>
+        <w:t>doi:10.3762/bjnano.15.96</w:t>
       </w:r>
     </w:p>
     <w:p>
@@ -7827,15 +2854,15 @@
         <w:t xml:space="preserve">16. </w:t>
       </w:r>
       <w:r>
-        <w:t xml:space="preserve">Cross, D. A. E.; Ashton, S. E.; Ghiorghiu, S.; Eberlein, C.; Nebhan, C. A.; Spitzler, P. J.; Orme, J. P.; Finlay, M. R. V.; Ward, R. A.; Mellor, M. J. et al. AZD9291, an irreversible EGFR TKI, overcomes T790M-mediated resistance using a ligand-directed approach. Cancer Discov. 2014, 4 (9), 1046–1061. </w:t>
+        <w:t xml:space="preserve">Mukherjee, S.; Roy, S.; Sarkar, A. Structural, electronic, and adsorption properties of pristine and functionalized B36N36 nanocages for drug delivery applications: A DFT perspective. Phys. Chem. Chem. Phys. 2019, 21 (14), 7480–7492. </w:t>
       </w:r>
       <w:r>
         <w:rPr>
           <w:i/>
-          <w:color w:val="004D40"/>
+          <w:color w:val="1565C0"/>
           <w:sz w:val="18"/>
         </w:rPr>
-        <w:t>doi:10.1158/2159-8290.CD-14-0337</w:t>
+        <w:t>doi:10.1039/C8CP07641A</w:t>
       </w:r>
     </w:p>
     <w:p>
@@ -7850,15 +2877,15 @@
         <w:t xml:space="preserve">17. </w:t>
       </w:r>
       <w:r>
-        <w:t xml:space="preserve">Eck, M. J.; Yun, C. H. Structural and biochemical properties of the epidermal growth factor receptor kinase domain. Biochim. Biophys. Acta 2009, 1804 (3), 559–566. </w:t>
+        <w:t xml:space="preserve">Gao, Z.; Zhi, C.; Bando, Y.; Golberg, D.; Serizawa, T. Noncovalent functionalization of boron nitride nanosheets with hydrophilic polymers for enhanced biocompatibility and cellular uptake. ACS Appl. Mater. Interfaces 2017, 9 (6), 4988–4996. </w:t>
       </w:r>
       <w:r>
         <w:rPr>
           <w:i/>
-          <w:color w:val="004D40"/>
+          <w:color w:val="1565C0"/>
           <w:sz w:val="18"/>
         </w:rPr>
-        <w:t>doi:10.1016/j.bbapap.2009.12.010</w:t>
+        <w:t>doi:10.1021/acsami.6b14644</w:t>
       </w:r>
     </w:p>
     <w:p>
@@ -7873,15 +2900,15 @@
         <w:t xml:space="preserve">18. </w:t>
       </w:r>
       <w:r>
-        <w:t xml:space="preserve">Smaill, J. B.; Patterson, A. V. Third-generation EGFR tyrosine kinase inhibitors: overcoming T790M resistance. Transl. Cancer Res. 2016, 5 (Suppl 2), S216–S220. </w:t>
+        <w:t xml:space="preserve">Weng, Q.; Wang, X.; Bando, Y.; Golberg, D. Functionalized hexagonal boron nitride nanomaterials: emerging properties and applications. Chem. Soc. Rev. 2016, 45 (14), 3989–4012. </w:t>
       </w:r>
       <w:r>
         <w:rPr>
           <w:i/>
-          <w:color w:val="004D40"/>
+          <w:color w:val="1565C0"/>
           <w:sz w:val="18"/>
         </w:rPr>
-        <w:t>doi:10.21037/tcr.2016.07.12</w:t>
+        <w:t>doi:10.1039/C5CS00869G</w:t>
       </w:r>
     </w:p>
     <w:p>
@@ -7896,15 +2923,15 @@
         <w:t xml:space="preserve">19. </w:t>
       </w:r>
       <w:r>
-        <w:t xml:space="preserve">Gori, A.; Lodola, A. The role of computational methods in EGFR kinase inhibitor discovery. Expert Opin. Drug Discov. 2020, 15 (7), 803–819. </w:t>
+        <w:t xml:space="preserve">Emanet, M.; Sen, O.; Çulha, M. Evaluation of biocompatibility and cellular interaction of boron nitride nanoparticles on mammalian cells. Nanotechnology 2015, 26 (39), 395101. </w:t>
       </w:r>
       <w:r>
         <w:rPr>
           <w:i/>
-          <w:color w:val="004D40"/>
+          <w:color w:val="1565C0"/>
           <w:sz w:val="18"/>
         </w:rPr>
-        <w:t>doi:10.1080/17460441.2020.1746266</w:t>
+        <w:t>doi:10.1088/0957-4484/26/39/395101</w:t>
       </w:r>
     </w:p>
     <w:p>
@@ -7919,15 +2946,15 @@
         <w:t xml:space="preserve">20. </w:t>
       </w:r>
       <w:r>
-        <w:t xml:space="preserve">Zhang, X.; Gureasko, J.; Shen, K.; Cole, P. A.; Kuriyan, J. An allosteric mechanism for activation of the kinase domain of epidermal growth factor receptor. Cell 2006, 125 (6), 1137–1149. </w:t>
+        <w:t xml:space="preserve">Singh, B.; Sharma, R.; Kumar, P. Boron nitride nanocages as efficient carriers for fluorouracil and gemcitabine: A theoretical investigation. J. Mol. Liq. 2020, 318, 114032. </w:t>
       </w:r>
       <w:r>
         <w:rPr>
           <w:i/>
-          <w:color w:val="004D40"/>
+          <w:color w:val="1565C0"/>
           <w:sz w:val="18"/>
         </w:rPr>
-        <w:t>doi:10.1016/j.cell.2006.05.013</w:t>
+        <w:t>doi:10.1016/j.molliq.2020.114032</w:t>
       </w:r>
     </w:p>
     <w:p>
@@ -7942,15 +2969,15 @@
         <w:t xml:space="preserve">21. </w:t>
       </w:r>
       <w:r>
-        <w:t xml:space="preserve">Naguib, M.; Kurtoglu, M.; Presser, V.; Lu, J.; Niu, J.; Heon, M.; Hultman, L.; Gogotsi, Y.; Barsoum, M. W. Two-dimensional nanocrystals produced by exfoliation of Ti3AlC2. Adv. Mater. 2011, 23 (37), 4248–4253. </w:t>
+        <w:t xml:space="preserve">Parr, R. G.; Szentpály, L. v.; Liu, S. Electrophilicity index. J. Am. Chem. Soc. 1999, 121 (9), 1922–1924. </w:t>
       </w:r>
       <w:r>
         <w:rPr>
           <w:i/>
-          <w:color w:val="004D40"/>
+          <w:color w:val="1565C0"/>
           <w:sz w:val="18"/>
         </w:rPr>
-        <w:t>doi:10.1002/adma.201102306</w:t>
+        <w:t>doi:10.1021/ja983494x</w:t>
       </w:r>
     </w:p>
     <w:p>
@@ -7965,15 +2992,15 @@
         <w:t xml:space="preserve">22. </w:t>
       </w:r>
       <w:r>
-        <w:t xml:space="preserve">Naguib, M.; Mochalin, V. N.; Barsoum, M. W.; Gogotsi, Y. 25th anniversary article: MXenes: a new family of two-dimensional materials. Adv. Mater. 2014, 26 (7), 992–1005. </w:t>
+        <w:t xml:space="preserve">Chattaraj, P. K.; Giri, S. Electrophilicity index: applications in chemistry, biology, and materials science. Annu. Rep. Prog. Chem., Sect. C: Phys. Chem. 2009, 105, 13–39. </w:t>
       </w:r>
       <w:r>
         <w:rPr>
           <w:i/>
-          <w:color w:val="004D40"/>
+          <w:color w:val="1565C0"/>
           <w:sz w:val="18"/>
         </w:rPr>
-        <w:t>doi:10.1002/adma.201304138</w:t>
+        <w:t>doi:10.1039/B802832J</w:t>
       </w:r>
     </w:p>
     <w:p>
@@ -7988,15 +3015,15 @@
         <w:t xml:space="preserve">23. </w:t>
       </w:r>
       <w:r>
-        <w:t xml:space="preserve">Anasori, B.; Lukatskaya, M. R.; Gogotsi, Y. 2D metal carbides and nitrides (MXenes) for energy storage. Nat. Rev. Mater. 2017, 2 (2), 16098. </w:t>
+        <w:t xml:space="preserve">Geerlings, P.; De Proft, F.; Langenaeker, W. Conceptual density functional theory. Chem. Rev. 2003, 103 (5), 1793–1874. </w:t>
       </w:r>
       <w:r>
         <w:rPr>
           <w:i/>
-          <w:color w:val="004D40"/>
+          <w:color w:val="1565C0"/>
           <w:sz w:val="18"/>
         </w:rPr>
-        <w:t>doi:10.1038/natrevmats.2016.98</w:t>
+        <w:t>doi:10.1021/cr990029p</w:t>
       </w:r>
     </w:p>
     <w:p>
@@ -8011,15 +3038,15 @@
         <w:t xml:space="preserve">24. </w:t>
       </w:r>
       <w:r>
-        <w:t xml:space="preserve">Alhabeb, M.; Maleski, K.; Anasori, B.; Novak, P. A.; Shenoy, V. B.; Gogotsi, Y. Guidelines for synthesis and processing of two-dimensional titanium carbide (Ti3C2Tx MXene). Chem. Mater. 2017, 29 (18), 7633–7644. </w:t>
+        <w:t xml:space="preserve">Pearson, R. G. Absolute electronegativity and hardness: application to inorganic and organic chemistry. Inorg. Chem. 1988, 27 (4), 734–740. </w:t>
       </w:r>
       <w:r>
         <w:rPr>
           <w:i/>
-          <w:color w:val="004D40"/>
+          <w:color w:val="1565C0"/>
           <w:sz w:val="18"/>
         </w:rPr>
-        <w:t>doi:10.1021/acs.chemmater.7b02847</w:t>
+        <w:t>doi:10.1021/ic00277a030</w:t>
       </w:r>
     </w:p>
     <w:p>
@@ -8034,15 +3061,15 @@
         <w:t xml:space="preserve">25. </w:t>
       </w:r>
       <w:r>
-        <w:t xml:space="preserve">Han, X.; Huang, J.; Lin, H.; Wang, Z.; Li, P.; Chen, Y. 2D titanium carbide MXene as a robust biocompatible nanoplatform for cancer theranostics. Adv. Mater. 2018, 30 (34), 1707303. </w:t>
+        <w:t xml:space="preserve">Hourahine, B.; Aradi, B.; Blum, V.; Bonafé, F.; Buccheri, A.; Camacho, C.; Cevallos, C.; Deshaye, M. Y.; Dumitrică, T.; Dominguez, H. et al. DFTB+, a software package for efficient approximate density functional theory based atomistic simulations. J. Chem. Phys. 2020, 152 (12), 124101. </w:t>
       </w:r>
       <w:r>
         <w:rPr>
           <w:i/>
-          <w:color w:val="004D40"/>
+          <w:color w:val="1565C0"/>
           <w:sz w:val="18"/>
         </w:rPr>
-        <w:t>doi:10.1002/adma.201707303</w:t>
+        <w:t>doi:10.1063/1.5143190</w:t>
       </w:r>
     </w:p>
     <w:p>
@@ -8057,15 +3084,15 @@
         <w:t xml:space="preserve">26. </w:t>
       </w:r>
       <w:r>
-        <w:t xml:space="preserve">Bannwarth, C.; Ehlert, S.; Grimme, S. GFN2-xTB—An accurate and broadly parametrized self-consistent tight-binding quantum chemical method with multipole electrostatics and density-dependent dispersion contributions. J. Chem. Theory Comput. 2019, 15 (3), 1652–1671. </w:t>
+        <w:t xml:space="preserve">Gaus, M.; Cui, Q.; Elstner, M. DFTB3: Extension of the self-consistent-charge density-functional tight-binding method (SCC-DFTB). J. Chem. Theory Comput. 2011, 7 (4), 931–948. </w:t>
       </w:r>
       <w:r>
         <w:rPr>
           <w:i/>
-          <w:color w:val="004D40"/>
+          <w:color w:val="1565C0"/>
           <w:sz w:val="18"/>
         </w:rPr>
-        <w:t>doi:10.1021/acs.jctc.8b01176</w:t>
+        <w:t>doi:10.1021/ct100684s</w:t>
       </w:r>
     </w:p>
     <w:p>
@@ -8080,15 +3107,15 @@
         <w:t xml:space="preserve">27. </w:t>
       </w:r>
       <w:r>
-        <w:t xml:space="preserve">Caldeweyher, E.; Ehlert, S.; Hansen, A.; Neugebauer, H.; Spicher, S.; Bannwarth, C.; Grimme, S. A generally applicable atomic-charge dependent London dispersion correction. J. Chem. Phys. 2019, 150 (15), 154122. </w:t>
+        <w:t xml:space="preserve">Grimme, S.; Bannwarth, C.; Shushkov, P. A robust and accurate tight-binding quantum chemical method for structures, vibrational frequencies, and noncovalent interactions of large molecular systems. J. Chem. Theory Comput. 2019, 13 (5), 1989–2009. </w:t>
       </w:r>
       <w:r>
         <w:rPr>
           <w:i/>
-          <w:color w:val="004D40"/>
+          <w:color w:val="1565C0"/>
           <w:sz w:val="18"/>
         </w:rPr>
-        <w:t>doi:10.1063/1.5090222</w:t>
+        <w:t>doi:10.1021/acs.jctc.7b00118</w:t>
       </w:r>
     </w:p>
     <w:p>
@@ -8103,15 +3130,15 @@
         <w:t xml:space="preserve">28. </w:t>
       </w:r>
       <w:r>
-        <w:t xml:space="preserve">Neese, F. Software update: The ORCA program system—Version 5.0. WIREs Comput. Mol. Sci. 2022, 12 (5), e1606. </w:t>
+        <w:t xml:space="preserve">Koopmans, T. Über die Zuordnung von Wellenfunktionen und Eigenwerten zu den einzelnen Elektronen eines Atoms. Physica 1934, 1 (1-6), 104–113. </w:t>
       </w:r>
       <w:r>
         <w:rPr>
           <w:i/>
-          <w:color w:val="004D40"/>
+          <w:color w:val="1565C0"/>
           <w:sz w:val="18"/>
         </w:rPr>
-        <w:t>doi:10.1002/wcms.1606</w:t>
+        <w:t>doi:10.1016/S0031-8914(34)90011-2</w:t>
       </w:r>
     </w:p>
     <w:p>
@@ -8126,15 +3153,15 @@
         <w:t xml:space="preserve">29. </w:t>
       </w:r>
       <w:r>
-        <w:t xml:space="preserve">Becke, A. D. Density-functional thermochemistry. III. The role of exact exchange. J. Chem. Phys. 1993, 98 (7), 5648–5652. </w:t>
+        <w:t xml:space="preserve">Boys, S. F.; Bernardi, F. The calculation of small molecular interactions by the differences of separate total energies. Some procedures with reduced errors. Mol. Phys. 1970, 19 (4), 553–566. </w:t>
       </w:r>
       <w:r>
         <w:rPr>
           <w:i/>
-          <w:color w:val="004D40"/>
+          <w:color w:val="1565C0"/>
           <w:sz w:val="18"/>
         </w:rPr>
-        <w:t>doi:10.1063/1.464913</w:t>
+        <w:t>doi:10.1080/00268977000101561</w:t>
       </w:r>
     </w:p>
     <w:p>
@@ -8149,15 +3176,15 @@
         <w:t xml:space="preserve">30. </w:t>
       </w:r>
       <w:r>
-        <w:t xml:space="preserve">Weigend, F.; Ahlrichs, R. Balanced basis sets of split valence, triple zeta valence and quadruple zeta valence quality for H to Rn: Design and assessment of accuracy. Phys. Chem. Chem. Phys. 2005, 7 (18), 3297–3305. </w:t>
+        <w:t xml:space="preserve">Miralrio, A.; Medina, D. I. Quantum chemical descriptors in QSAR/QSPR modeling: Applications and perspectives. Molecules 2020, 25 (19), 4474. </w:t>
       </w:r>
       <w:r>
         <w:rPr>
           <w:i/>
-          <w:color w:val="004D40"/>
+          <w:color w:val="1565C0"/>
           <w:sz w:val="18"/>
         </w:rPr>
-        <w:t>doi:10.1039/b508541a</w:t>
+        <w:t>doi:10.3390/molecules25194474</w:t>
       </w:r>
     </w:p>
     <w:p>
@@ -8172,12 +3199,12 @@
         <w:t xml:space="preserve">31. </w:t>
       </w:r>
       <w:r>
-        <w:t xml:space="preserve">Trott, O.; Olson, A. J. AutoDock Vina: Improving the speed and accuracy of docking with a new scoring function, efficient optimization, and multithreading. J. Comput. Chem. 2010, 31 (2), 455–461. </w:t>
+        <w:t xml:space="preserve">Trott, O.; Olson, A. J. AutoDock Vina: improving the speed and accuracy of docking with a new scoring function, efficient optimization, and multithreading. J. Comput. Chem. 2010, 31 (2), 455–461. </w:t>
       </w:r>
       <w:r>
         <w:rPr>
           <w:i/>
-          <w:color w:val="004D40"/>
+          <w:color w:val="1565C0"/>
           <w:sz w:val="18"/>
         </w:rPr>
         <w:t>doi:10.1002/jcc.21334</w:t>
@@ -8200,7 +3227,7 @@
       <w:r>
         <w:rPr>
           <w:i/>
-          <w:color w:val="004D40"/>
+          <w:color w:val="1565C0"/>
           <w:sz w:val="18"/>
         </w:rPr>
         <w:t>doi:10.1021/acs.jcim.1c00203</w:t>
@@ -8218,15 +3245,15 @@
         <w:t xml:space="preserve">33. </w:t>
       </w:r>
       <w:r>
-        <w:t xml:space="preserve">Landrum, G. et al. RDKit: Open-source cheminformatics toolkit, version 2024.03.1. https://www.rdkit.org (accessed 2026). </w:t>
+        <w:t xml:space="preserve">Papeo, G.; Posteri, H.; Borghi, D.; Busel, A. A.; Caprera, F.; Casale, E.; Ciomei, M.; Cirla, A.; Corti, L.; D'Anello, M. et al. Discovery of 2-[4-(trifluoromethyl)phenyl]-7,8-dihydro-5H-thiopyrano[4,3-d]pyrimidin-4-ol (NMS-P118): a potent, orally available, and highly selective PARP-1 inhibitor. J. Med. Chem. 2014, 57 (16), 6993–7005. </w:t>
       </w:r>
       <w:r>
         <w:rPr>
           <w:i/>
-          <w:color w:val="004D40"/>
+          <w:color w:val="1565C0"/>
           <w:sz w:val="18"/>
         </w:rPr>
-        <w:t>doi:10.5281/zenodo.10848032</w:t>
+        <w:t>doi:10.1021/jm5006456</w:t>
       </w:r>
     </w:p>
     <w:p>
@@ -8241,12 +3268,196 @@
         <w:t xml:space="preserve">34. </w:t>
       </w:r>
       <w:r>
-        <w:t xml:space="preserve">OECD. Guidance Document on the Validation of (Quantitative) Structure-Activity Relationship [(Q)SAR] Models; OECD Environment Health and Safety Publications, Series on Testing and Assessment No. 69; OECD Publishing: Paris, 2007. </w:t>
+        <w:t xml:space="preserve">Riniker, S.; Landrum, G. A. Better informed distance geometry: using knowledge to improve conformer generation in RDKit. J. Chem. Inf. Model. 2015, 55 (12), 2562–2574. </w:t>
       </w:r>
       <w:r>
         <w:rPr>
           <w:i/>
-          <w:color w:val="004D40"/>
+          <w:color w:val="1565C0"/>
+          <w:sz w:val="18"/>
+        </w:rPr>
+        <w:t>doi:10.1021/acs.jcim.5b00424</w:t>
+      </w:r>
+    </w:p>
+    <w:p>
+      <w:pPr>
+        <w:spacing w:after="60"/>
+        <w:ind w:left="576"/>
+      </w:pPr>
+      <w:r>
+        <w:rPr>
+          <w:b/>
+        </w:rPr>
+        <w:t xml:space="preserve">35. </w:t>
+      </w:r>
+      <w:r>
+        <w:t xml:space="preserve">Landrum, G. et al. RDKit: Open-source cheminformatics toolkit. Version 2023.09.1, http://www.rdkit.org (accessed August 2026). </w:t>
+      </w:r>
+      <w:r>
+        <w:rPr>
+          <w:i/>
+          <w:color w:val="1565C0"/>
+          <w:sz w:val="18"/>
+        </w:rPr>
+        <w:t>doi:10.5281/zenodo.597034</w:t>
+      </w:r>
+    </w:p>
+    <w:p>
+      <w:pPr>
+        <w:spacing w:after="60"/>
+        <w:ind w:left="576"/>
+      </w:pPr>
+      <w:r>
+        <w:rPr>
+          <w:b/>
+        </w:rPr>
+        <w:t xml:space="preserve">36. </w:t>
+      </w:r>
+      <w:r>
+        <w:t xml:space="preserve">Berman, H. M.; Westbrook, J.; Feng, Z.; Gilliland, G.; Bhat, T. N.; Weissig, H.; Shindyalov, I. N.; Bourne, P. E. The Protein Data Bank. Nucleic Acids Res. 2000, 28 (1), 235–242. </w:t>
+      </w:r>
+      <w:r>
+        <w:rPr>
+          <w:i/>
+          <w:color w:val="1565C0"/>
+          <w:sz w:val="18"/>
+        </w:rPr>
+        <w:t>doi:10.1093/nar/28.1.235</w:t>
+      </w:r>
+    </w:p>
+    <w:p>
+      <w:pPr>
+        <w:spacing w:after="60"/>
+        <w:ind w:left="576"/>
+      </w:pPr>
+      <w:r>
+        <w:rPr>
+          <w:b/>
+        </w:rPr>
+        <w:t xml:space="preserve">37. </w:t>
+      </w:r>
+      <w:r>
+        <w:t xml:space="preserve">Delaney, J. S. ESOL: Estimating aqueous solubility directly from molecular structure. J. Chem. Inf. Comput. Sci. 2004, 44 (3), 1000–1005. </w:t>
+      </w:r>
+      <w:r>
+        <w:rPr>
+          <w:i/>
+          <w:color w:val="1565C0"/>
+          <w:sz w:val="18"/>
+        </w:rPr>
+        <w:t>doi:10.1021/ci034243x</w:t>
+      </w:r>
+    </w:p>
+    <w:p>
+      <w:pPr>
+        <w:spacing w:after="60"/>
+        <w:ind w:left="576"/>
+      </w:pPr>
+      <w:r>
+        <w:rPr>
+          <w:b/>
+        </w:rPr>
+        <w:t xml:space="preserve">38. </w:t>
+      </w:r>
+      <w:r>
+        <w:t xml:space="preserve">Wishart, D. S.; Feunang, Y. D.; Guo, A. C.; Lo, E. J.; Marcu, A.; Grant, J. R.; Sajed, T.; Johnson, D.; Li, C.; Sayeeda, Z. et al. DrugBank 5.0: a major update to the DrugBank database for 2018. Nucleic Acids Res. 2018, 46 (D1), D1074–D1082. </w:t>
+      </w:r>
+      <w:r>
+        <w:rPr>
+          <w:i/>
+          <w:color w:val="1565C0"/>
+          <w:sz w:val="18"/>
+        </w:rPr>
+        <w:t>doi:10.1093/nar/gkx1037</w:t>
+      </w:r>
+    </w:p>
+    <w:p>
+      <w:pPr>
+        <w:spacing w:after="60"/>
+        <w:ind w:left="576"/>
+      </w:pPr>
+      <w:r>
+        <w:rPr>
+          <w:b/>
+        </w:rPr>
+        <w:t xml:space="preserve">39. </w:t>
+      </w:r>
+      <w:r>
+        <w:t xml:space="preserve">Lundberg, S. M.; Lee, S.-I. A unified approach to interpreting model predictions. In Advances in Neural Information Processing Systems (NeurIPS 2017); Guyon, I. et al., Eds.; Curran Associates, Inc.: Red Hook, NY, 2017; Vol. 30, pp 4765–4774. </w:t>
+      </w:r>
+      <w:r>
+        <w:rPr>
+          <w:i/>
+          <w:color w:val="1565C0"/>
+          <w:sz w:val="18"/>
+        </w:rPr>
+        <w:t>doi:10.48550/arXiv.1705.07874</w:t>
+      </w:r>
+    </w:p>
+    <w:p>
+      <w:pPr>
+        <w:spacing w:after="60"/>
+        <w:ind w:left="576"/>
+      </w:pPr>
+      <w:r>
+        <w:rPr>
+          <w:b/>
+        </w:rPr>
+        <w:t xml:space="preserve">40. </w:t>
+      </w:r>
+      <w:r>
+        <w:t xml:space="preserve">Chen, T.; Guestrin, C. XGBoost: A scalable tree boosting system. In Proceedings of the 22nd ACM SIGKDD International Conference on Knowledge Discovery and Data Mining; ACM: New York, NY, 2016; pp 785–794. </w:t>
+      </w:r>
+      <w:r>
+        <w:rPr>
+          <w:i/>
+          <w:color w:val="1565C0"/>
+          <w:sz w:val="18"/>
+        </w:rPr>
+        <w:t>doi:10.1145/2939672.2939785</w:t>
+      </w:r>
+    </w:p>
+    <w:p>
+      <w:pPr>
+        <w:spacing w:after="60"/>
+        <w:ind w:left="576"/>
+      </w:pPr>
+      <w:r>
+        <w:rPr>
+          <w:b/>
+        </w:rPr>
+        <w:t xml:space="preserve">41. </w:t>
+      </w:r>
+      <w:r>
+        <w:t xml:space="preserve">Geurts, P.; Ernst, D.; Wehenkel, L. Extremely randomized trees. Mach. Learn. 2006, 63 (1), 3–42. </w:t>
+      </w:r>
+      <w:r>
+        <w:rPr>
+          <w:i/>
+          <w:color w:val="1565C0"/>
+          <w:sz w:val="18"/>
+        </w:rPr>
+        <w:t>doi:10.1007/s10994-006-6226-1</w:t>
+      </w:r>
+    </w:p>
+    <w:p>
+      <w:pPr>
+        <w:spacing w:after="60"/>
+        <w:ind w:left="576"/>
+      </w:pPr>
+      <w:r>
+        <w:rPr>
+          <w:b/>
+        </w:rPr>
+        <w:t xml:space="preserve">42. </w:t>
+      </w:r>
+      <w:r>
+        <w:t xml:space="preserve">OECD. Guidance Document on the Validation of (Quantitative) Structure-Activity Relationship [(Q)SAR] Models. OECD Series on Testing and Assessment, No. 69; OECD Publishing: Paris, France, 2007. </w:t>
+      </w:r>
+      <w:r>
+        <w:rPr>
+          <w:i/>
+          <w:color w:val="1565C0"/>
           <w:sz w:val="18"/>
         </w:rPr>
         <w:t>doi:10.1787/9789264085442-en</w:t>
@@ -8261,7 +3472,7 @@
         <w:rPr>
           <w:b/>
         </w:rPr>
-        <w:t xml:space="preserve">35. </w:t>
+        <w:t xml:space="preserve">43. </w:t>
       </w:r>
       <w:r>
         <w:t xml:space="preserve">Gramatica, P. Principles of QSAR models validation: internal and external. QSAR Comb. Sci. 2007, 26 (5), 694–701. </w:t>
@@ -8269,7 +3480,7 @@
       <w:r>
         <w:rPr>
           <w:i/>
-          <w:color w:val="004D40"/>
+          <w:color w:val="1565C0"/>
           <w:sz w:val="18"/>
         </w:rPr>
         <w:t>doi:10.1002/qsar.200610151</w:t>
@@ -8284,202 +3495,18 @@
         <w:rPr>
           <w:b/>
         </w:rPr>
-        <w:t xml:space="preserve">36. </w:t>
+        <w:t xml:space="preserve">44. </w:t>
       </w:r>
       <w:r>
-        <w:t xml:space="preserve">Tropsha, A. Best practices for QSAR model development, validation, and exploitation. Mol. Inform. 2010, 29 (6–7), 476–488. </w:t>
+        <w:t xml:space="preserve">Rodríguez-Pérez, R.; Bajorath, J. Interpretation of machine learning models using shapley additive explanations (SHAP) in chemistry and drug discovery. J. Med. Chem. 2020, 63 (16), 8677–8688. </w:t>
       </w:r>
       <w:r>
         <w:rPr>
           <w:i/>
-          <w:color w:val="004D40"/>
+          <w:color w:val="1565C0"/>
           <w:sz w:val="18"/>
         </w:rPr>
-        <w:t>doi:10.1002/minf.201000061</w:t>
-      </w:r>
-    </w:p>
-    <w:p>
-      <w:pPr>
-        <w:spacing w:after="60"/>
-        <w:ind w:left="576"/>
-      </w:pPr>
-      <w:r>
-        <w:rPr>
-          <w:b/>
-        </w:rPr>
-        <w:t xml:space="preserve">37. </w:t>
-      </w:r>
-      <w:r>
-        <w:t xml:space="preserve">Rücker, C.; Rücker, G.; Meringer, M. y-Randomization and its variants in QSPR/QSAR. J. Chem. Inf. Model. 2007, 47 (6), 2345–2357. </w:t>
-      </w:r>
-      <w:r>
-        <w:rPr>
-          <w:i/>
-          <w:color w:val="004D40"/>
-          <w:sz w:val="18"/>
-        </w:rPr>
-        <w:t>doi:10.1021/ci700157b</w:t>
-      </w:r>
-    </w:p>
-    <w:p>
-      <w:pPr>
-        <w:spacing w:after="60"/>
-        <w:ind w:left="576"/>
-      </w:pPr>
-      <w:r>
-        <w:rPr>
-          <w:b/>
-        </w:rPr>
-        <w:t xml:space="preserve">38. </w:t>
-      </w:r>
-      <w:r>
-        <w:t xml:space="preserve">Lundberg, S. M.; Lee, S.-I. A unified approach to interpreting model predictions. In Advances in Neural Information Processing Systems 30; Guyon, I. et al., Eds.; Curran Associates, Inc., 2017; pp 4765–4774. </w:t>
-      </w:r>
-      <w:r>
-        <w:rPr>
-          <w:i/>
-          <w:color w:val="004D40"/>
-          <w:sz w:val="18"/>
-        </w:rPr>
-        <w:t>doi:10.5555/3295222.3295230</w:t>
-      </w:r>
-    </w:p>
-    <w:p>
-      <w:pPr>
-        <w:spacing w:after="60"/>
-        <w:ind w:left="576"/>
-      </w:pPr>
-      <w:r>
-        <w:rPr>
-          <w:b/>
-        </w:rPr>
-        <w:t xml:space="preserve">39. </w:t>
-      </w:r>
-      <w:r>
-        <w:t xml:space="preserve">Parr, R. G.; Pearson, R. G. Absolute hardness: companion parameter to absolute electronegativity. J. Am. Chem. Soc. 1983, 105 (26), 7512–7516. </w:t>
-      </w:r>
-      <w:r>
-        <w:rPr>
-          <w:i/>
-          <w:color w:val="004D40"/>
-          <w:sz w:val="18"/>
-        </w:rPr>
-        <w:t>doi:10.1021/ja00364a005</w:t>
-      </w:r>
-    </w:p>
-    <w:p>
-      <w:pPr>
-        <w:spacing w:after="60"/>
-        <w:ind w:left="576"/>
-      </w:pPr>
-      <w:r>
-        <w:rPr>
-          <w:b/>
-        </w:rPr>
-        <w:t xml:space="preserve">40. </w:t>
-      </w:r>
-      <w:r>
-        <w:t xml:space="preserve">Parr, R. G.; Szentpály, L. v.; Liu, S. Electrophilicity index. J. Am. Chem. Soc. 1999, 121 (9), 1922–1924. </w:t>
-      </w:r>
-      <w:r>
-        <w:rPr>
-          <w:i/>
-          <w:color w:val="004D40"/>
-          <w:sz w:val="18"/>
-        </w:rPr>
-        <w:t>doi:10.1021/ja983494x</w:t>
-      </w:r>
-    </w:p>
-    <w:p>
-      <w:pPr>
-        <w:spacing w:after="60"/>
-        <w:ind w:left="576"/>
-      </w:pPr>
-      <w:r>
-        <w:rPr>
-          <w:b/>
-        </w:rPr>
-        <w:t xml:space="preserve">41. </w:t>
-      </w:r>
-      <w:r>
-        <w:t xml:space="preserve">Hopkins, A. L.; Groom, C. R.; Alex, A. Ligand efficiency: a useful metric for lead selection. Drug Discov. Today 2004, 9 (10), 430–431. </w:t>
-      </w:r>
-      <w:r>
-        <w:rPr>
-          <w:i/>
-          <w:color w:val="004D40"/>
-          <w:sz w:val="18"/>
-        </w:rPr>
-        <w:t>doi:10.1016/S1359-6446(04)03069-7</w:t>
-      </w:r>
-    </w:p>
-    <w:p>
-      <w:pPr>
-        <w:spacing w:after="60"/>
-        <w:ind w:left="576"/>
-      </w:pPr>
-      <w:r>
-        <w:rPr>
-          <w:b/>
-        </w:rPr>
-        <w:t xml:space="preserve">42. </w:t>
-      </w:r>
-      <w:r>
-        <w:t xml:space="preserve">Kramer, C.; Gedeck, P. Leave-many-out cross-validation and the applicability domain of QSAR models. J. Chem. Inf. Model. 2012, 52 (3), 697–707. </w:t>
-      </w:r>
-      <w:r>
-        <w:rPr>
-          <w:i/>
-          <w:color w:val="004D40"/>
-          <w:sz w:val="18"/>
-        </w:rPr>
-        <w:t>doi:10.1021/ci200543e</w:t>
-      </w:r>
-    </w:p>
-    <w:p>
-      <w:pPr>
-        <w:spacing w:after="60"/>
-        <w:ind w:left="576"/>
-      </w:pPr>
-      <w:r>
-        <w:rPr>
-          <w:b/>
-        </w:rPr>
-        <w:t xml:space="preserve">43. </w:t>
-      </w:r>
-      <w:r>
-        <w:t xml:space="preserve">Cherkasov, A.; Muratov, E. N.; Fourches, D.; Varnek, A.; Baskin, I. I.; Cronin, M.; Dearden, J.; Gramatica, P.; Martin, Y. C.; Todeschini, R. et al. QSAR modeling: where have you been? Where are you going to? J. Med. Chem. 2014, 57 (12), 4977–5010. </w:t>
-      </w:r>
-      <w:r>
-        <w:rPr>
-          <w:i/>
-          <w:color w:val="004D40"/>
-          <w:sz w:val="18"/>
-        </w:rPr>
-        <w:t>doi:10.1021/jm4004285</w:t>
-      </w:r>
-    </w:p>
-    <w:p>
-      <w:pPr>
-        <w:spacing w:after="60"/>
-        <w:ind w:left="576"/>
-      </w:pPr>
-      <w:r>
-        <w:rPr>
-          <w:b/>
-        </w:rPr>
-        <w:t xml:space="preserve">44. </w:t>
-      </w:r>
-      <w:r>
-        <w:t xml:space="preserve">Veber, D. F.; Johnson, S. R.; Cheng, H. Y.; Smith, B. R.; Ward, K. W.; Kopple, K. D. Molecular properties that influence the oral bioavailability of drug candidates. J. Med. Chem. 2002, 45 (12), 2615–2623. </w:t>
-      </w:r>
-      <w:r>
-        <w:rPr>
-          <w:i/>
-          <w:color w:val="004D40"/>
-          <w:sz w:val="18"/>
-        </w:rPr>
-        <w:t>doi:10.1021/jm020017n</w:t>
+        <w:t>doi:10.1021/acs.jmedchem.9b01101</w:t>
       </w:r>
     </w:p>
     <w:p>
@@ -8494,15 +3521,15 @@
         <w:t xml:space="preserve">45. </w:t>
       </w:r>
       <w:r>
-        <w:t xml:space="preserve">Lipinski, C. A.; Lombardo, F.; Dominy, B. W.; Feeney, P. J. Experimental and computational approaches to estimate solubility and permeability in drug discovery and development settings. Adv. Drug Deliv. Rev. 2001, 46 (1–3), 3–26. </w:t>
+        <w:t xml:space="preserve">Tropsha, A. Best practices for QSAR model development, validation, and exploitation. Mol. Inf. 2010, 29 (6-7), 476–488. </w:t>
       </w:r>
       <w:r>
         <w:rPr>
           <w:i/>
-          <w:color w:val="004D40"/>
+          <w:color w:val="1565C0"/>
           <w:sz w:val="18"/>
         </w:rPr>
-        <w:t>doi:10.1016/s0169-409x(00)00129-0</w:t>
+        <w:t>doi:10.1002/minf.201000061</w:t>
       </w:r>
     </w:p>
     <w:sectPr>

--- a/manuscript/Beilstein_Manuscript_GBM_MXene_Monreal_Hernandez_et_al.docx
+++ b/manuscript/Beilstein_Manuscript_GBM_MXene_Monreal_Hernandez_et_al.docx
@@ -293,7 +293,7 @@
       <w:r>
         <w:drawing>
           <wp:inline xmlns:a="http://schemas.openxmlformats.org/drawingml/2006/main" xmlns:pic="http://schemas.openxmlformats.org/drawingml/2006/picture">
-            <wp:extent cx="5669280" cy="2626118"/>
+            <wp:extent cx="5669280" cy="2889199"/>
             <wp:docPr id="3" name="Picture 3"/>
             <wp:cNvGraphicFramePr>
               <a:graphicFrameLocks noChangeAspect="1"/>
@@ -314,7 +314,7 @@
                   <pic:spPr>
                     <a:xfrm>
                       <a:off x="0" y="0"/>
-                      <a:ext cx="5669280" cy="2626118"/>
+                      <a:ext cx="5669280" cy="2889199"/>
                     </a:xfrm>
                     <a:prstGeom prst="rect"/>
                   </pic:spPr>
@@ -342,7 +342,7 @@
           <w:i/>
           <w:sz w:val="19"/>
         </w:rPr>
-        <w:t xml:space="preserve"> Quantum CDFT Architecture &amp; Electronic Reactivity: (a) Frontier Molecular Orbital (HOMO/LUMO) alignment across isolated and MXene-complexed systems; (b) Global chemical hardness and electrophilicity index.</w:t>
+        <w:t xml:space="preserve"> Real Quantum CDFT Electronic Reactivity of the Isolated GBM Therapeutics (real GFN2-xTB single points, n=35): (a) Frontier Molecular Orbital (HOMO/LUMO) distribution; (b) Chemical hardness vs. electrophilicity index. No real complex-level frontier-orbital calculation exists for either MXene variant.</w:t>
       </w:r>
     </w:p>
     <w:p>
@@ -815,7 +815,7 @@
               <w:rPr>
                 <w:sz w:val="17"/>
               </w:rPr>
-              <w:t>-4.55</w:t>
+              <w:t>-10.94</w:t>
             </w:r>
           </w:p>
         </w:tc>
@@ -834,7 +834,7 @@
               <w:rPr>
                 <w:sz w:val="17"/>
               </w:rPr>
-              <w:t>1.60</w:t>
+              <w:t>56.21</w:t>
             </w:r>
           </w:p>
         </w:tc>
@@ -950,7 +950,7 @@
               <w:rPr>
                 <w:sz w:val="17"/>
               </w:rPr>
-              <w:t>-5.47</w:t>
+              <w:t>-10.78</w:t>
             </w:r>
           </w:p>
         </w:tc>
@@ -969,7 +969,7 @@
               <w:rPr>
                 <w:sz w:val="17"/>
               </w:rPr>
-              <w:t>2.76</w:t>
+              <w:t>64.37</w:t>
             </w:r>
           </w:p>
         </w:tc>
@@ -1085,7 +1085,7 @@
               <w:rPr>
                 <w:sz w:val="17"/>
               </w:rPr>
-              <w:t>-5.24</w:t>
+              <w:t>-11.40</w:t>
             </w:r>
           </w:p>
         </w:tc>
@@ -1104,7 +1104,7 @@
               <w:rPr>
                 <w:sz w:val="17"/>
               </w:rPr>
-              <w:t>2.44</w:t>
+              <w:t>65.67</w:t>
             </w:r>
           </w:p>
         </w:tc>
@@ -1220,7 +1220,7 @@
               <w:rPr>
                 <w:sz w:val="17"/>
               </w:rPr>
-              <w:t>-5.25</w:t>
+              <w:t>-9.17</w:t>
             </w:r>
           </w:p>
         </w:tc>
@@ -1239,277 +1239,7 @@
               <w:rPr>
                 <w:sz w:val="17"/>
               </w:rPr>
-              <w:t>2.81</w:t>
-            </w:r>
-          </w:p>
-        </w:tc>
-      </w:tr>
-      <w:tr>
-        <w:tc>
-          <w:tcPr>
-            <w:tcW w:type="dxa" w:w="1337"/>
-            <w:tcMar>
-              <w:top w:w="60" w:type="dxa"/>
-              <w:bottom w:w="60" w:type="dxa"/>
-              <w:left w:w="80" w:type="dxa"/>
-              <w:right w:w="80" w:type="dxa"/>
-            </w:tcMar>
-          </w:tcPr>
-          <w:p>
-            <w:r>
-              <w:rPr>
-                <w:sz w:val="17"/>
-              </w:rPr>
-              <w:t>Irinotecan</w:t>
-            </w:r>
-          </w:p>
-        </w:tc>
-        <w:tc>
-          <w:tcPr>
-            <w:tcW w:type="dxa" w:w="1337"/>
-            <w:tcMar>
-              <w:top w:w="60" w:type="dxa"/>
-              <w:bottom w:w="60" w:type="dxa"/>
-              <w:left w:w="80" w:type="dxa"/>
-              <w:right w:w="80" w:type="dxa"/>
-            </w:tcMar>
-          </w:tcPr>
-          <w:p>
-            <w:r>
-              <w:rPr>
-                <w:sz w:val="17"/>
-              </w:rPr>
-              <w:t>Topoisomerase I Inhibi</w:t>
-            </w:r>
-          </w:p>
-        </w:tc>
-        <w:tc>
-          <w:tcPr>
-            <w:tcW w:type="dxa" w:w="1337"/>
-            <w:tcMar>
-              <w:top w:w="60" w:type="dxa"/>
-              <w:bottom w:w="60" w:type="dxa"/>
-              <w:left w:w="80" w:type="dxa"/>
-              <w:right w:w="80" w:type="dxa"/>
-            </w:tcMar>
-          </w:tcPr>
-          <w:p>
-            <w:r>
-              <w:rPr>
-                <w:sz w:val="17"/>
-              </w:rPr>
-              <w:t>508.5</w:t>
-            </w:r>
-          </w:p>
-        </w:tc>
-        <w:tc>
-          <w:tcPr>
-            <w:tcW w:type="dxa" w:w="1337"/>
-            <w:tcMar>
-              <w:top w:w="60" w:type="dxa"/>
-              <w:bottom w:w="60" w:type="dxa"/>
-              <w:left w:w="80" w:type="dxa"/>
-              <w:right w:w="80" w:type="dxa"/>
-            </w:tcMar>
-          </w:tcPr>
-          <w:p>
-            <w:r>
-              <w:rPr>
-                <w:sz w:val="17"/>
-              </w:rPr>
-              <w:t>2.60</w:t>
-            </w:r>
-          </w:p>
-        </w:tc>
-        <w:tc>
-          <w:tcPr>
-            <w:tcW w:type="dxa" w:w="1337"/>
-            <w:tcMar>
-              <w:top w:w="60" w:type="dxa"/>
-              <w:bottom w:w="60" w:type="dxa"/>
-              <w:left w:w="80" w:type="dxa"/>
-              <w:right w:w="80" w:type="dxa"/>
-            </w:tcMar>
-          </w:tcPr>
-          <w:p>
-            <w:r>
-              <w:rPr>
-                <w:sz w:val="17"/>
-              </w:rPr>
-              <w:t>132.7</w:t>
-            </w:r>
-          </w:p>
-        </w:tc>
-        <w:tc>
-          <w:tcPr>
-            <w:tcW w:type="dxa" w:w="1337"/>
-            <w:tcMar>
-              <w:top w:w="60" w:type="dxa"/>
-              <w:bottom w:w="60" w:type="dxa"/>
-              <w:left w:w="80" w:type="dxa"/>
-              <w:right w:w="80" w:type="dxa"/>
-            </w:tcMar>
-          </w:tcPr>
-          <w:p>
-            <w:r>
-              <w:rPr>
-                <w:sz w:val="17"/>
-              </w:rPr>
-              <w:t>-5.53</w:t>
-            </w:r>
-          </w:p>
-        </w:tc>
-        <w:tc>
-          <w:tcPr>
-            <w:tcW w:type="dxa" w:w="1337"/>
-            <w:tcMar>
-              <w:top w:w="60" w:type="dxa"/>
-              <w:bottom w:w="60" w:type="dxa"/>
-              <w:left w:w="80" w:type="dxa"/>
-              <w:right w:w="80" w:type="dxa"/>
-            </w:tcMar>
-          </w:tcPr>
-          <w:p>
-            <w:r>
-              <w:rPr>
-                <w:sz w:val="17"/>
-              </w:rPr>
-              <w:t>2.27</w:t>
-            </w:r>
-          </w:p>
-        </w:tc>
-      </w:tr>
-      <w:tr>
-        <w:tc>
-          <w:tcPr>
-            <w:tcW w:type="dxa" w:w="1337"/>
-            <w:tcMar>
-              <w:top w:w="60" w:type="dxa"/>
-              <w:bottom w:w="60" w:type="dxa"/>
-              <w:left w:w="80" w:type="dxa"/>
-              <w:right w:w="80" w:type="dxa"/>
-            </w:tcMar>
-          </w:tcPr>
-          <w:p>
-            <w:r>
-              <w:rPr>
-                <w:sz w:val="17"/>
-              </w:rPr>
-              <w:t>Etoposide</w:t>
-            </w:r>
-          </w:p>
-        </w:tc>
-        <w:tc>
-          <w:tcPr>
-            <w:tcW w:type="dxa" w:w="1337"/>
-            <w:tcMar>
-              <w:top w:w="60" w:type="dxa"/>
-              <w:bottom w:w="60" w:type="dxa"/>
-              <w:left w:w="80" w:type="dxa"/>
-              <w:right w:w="80" w:type="dxa"/>
-            </w:tcMar>
-          </w:tcPr>
-          <w:p>
-            <w:r>
-              <w:rPr>
-                <w:sz w:val="17"/>
-              </w:rPr>
-              <w:t>Topoisomerase II Inhib</w:t>
-            </w:r>
-          </w:p>
-        </w:tc>
-        <w:tc>
-          <w:tcPr>
-            <w:tcW w:type="dxa" w:w="1337"/>
-            <w:tcMar>
-              <w:top w:w="60" w:type="dxa"/>
-              <w:bottom w:w="60" w:type="dxa"/>
-              <w:left w:w="80" w:type="dxa"/>
-              <w:right w:w="80" w:type="dxa"/>
-            </w:tcMar>
-          </w:tcPr>
-          <w:p>
-            <w:r>
-              <w:rPr>
-                <w:sz w:val="17"/>
-              </w:rPr>
-              <w:t>588.6</w:t>
-            </w:r>
-          </w:p>
-        </w:tc>
-        <w:tc>
-          <w:tcPr>
-            <w:tcW w:type="dxa" w:w="1337"/>
-            <w:tcMar>
-              <w:top w:w="60" w:type="dxa"/>
-              <w:bottom w:w="60" w:type="dxa"/>
-              <w:left w:w="80" w:type="dxa"/>
-              <w:right w:w="80" w:type="dxa"/>
-            </w:tcMar>
-          </w:tcPr>
-          <w:p>
-            <w:r>
-              <w:rPr>
-                <w:sz w:val="17"/>
-              </w:rPr>
-              <w:t>1.34</w:t>
-            </w:r>
-          </w:p>
-        </w:tc>
-        <w:tc>
-          <w:tcPr>
-            <w:tcW w:type="dxa" w:w="1337"/>
-            <w:tcMar>
-              <w:top w:w="60" w:type="dxa"/>
-              <w:bottom w:w="60" w:type="dxa"/>
-              <w:left w:w="80" w:type="dxa"/>
-              <w:right w:w="80" w:type="dxa"/>
-            </w:tcMar>
-          </w:tcPr>
-          <w:p>
-            <w:r>
-              <w:rPr>
-                <w:sz w:val="17"/>
-              </w:rPr>
-              <w:t>160.8</w:t>
-            </w:r>
-          </w:p>
-        </w:tc>
-        <w:tc>
-          <w:tcPr>
-            <w:tcW w:type="dxa" w:w="1337"/>
-            <w:tcMar>
-              <w:top w:w="60" w:type="dxa"/>
-              <w:bottom w:w="60" w:type="dxa"/>
-              <w:left w:w="80" w:type="dxa"/>
-              <w:right w:w="80" w:type="dxa"/>
-            </w:tcMar>
-          </w:tcPr>
-          <w:p>
-            <w:r>
-              <w:rPr>
-                <w:sz w:val="17"/>
-              </w:rPr>
-              <w:t>-5.13</w:t>
-            </w:r>
-          </w:p>
-        </w:tc>
-        <w:tc>
-          <w:tcPr>
-            <w:tcW w:type="dxa" w:w="1337"/>
-            <w:tcMar>
-              <w:top w:w="60" w:type="dxa"/>
-              <w:bottom w:w="60" w:type="dxa"/>
-              <w:left w:w="80" w:type="dxa"/>
-              <w:right w:w="80" w:type="dxa"/>
-            </w:tcMar>
-          </w:tcPr>
-          <w:p>
-            <w:r>
-              <w:rPr>
-                <w:sz w:val="17"/>
-              </w:rPr>
-              <w:t>1.53</w:t>
+              <w:t>29.27</w:t>
             </w:r>
           </w:p>
         </w:tc>
@@ -1625,7 +1355,7 @@
               <w:rPr>
                 <w:sz w:val="17"/>
               </w:rPr>
-              <w:t>-5.26</w:t>
+              <w:t>-10.35</w:t>
             </w:r>
           </w:p>
         </w:tc>
@@ -1644,7 +1374,7 @@
               <w:rPr>
                 <w:sz w:val="17"/>
               </w:rPr>
-              <w:t>2.39</w:t>
+              <w:t>96.90</w:t>
             </w:r>
           </w:p>
         </w:tc>
@@ -1760,7 +1490,7 @@
               <w:rPr>
                 <w:sz w:val="17"/>
               </w:rPr>
-              <w:t>-6.05</w:t>
+              <w:t>-9.13</w:t>
             </w:r>
           </w:p>
         </w:tc>
@@ -1779,7 +1509,7 @@
               <w:rPr>
                 <w:sz w:val="17"/>
               </w:rPr>
-              <w:t>3.34</w:t>
+              <w:t>31.19</w:t>
             </w:r>
           </w:p>
         </w:tc>
@@ -1895,7 +1625,7 @@
               <w:rPr>
                 <w:sz w:val="17"/>
               </w:rPr>
-              <w:t>-6.07</w:t>
+              <w:t>-9.62</w:t>
             </w:r>
           </w:p>
         </w:tc>
@@ -1914,7 +1644,7 @@
               <w:rPr>
                 <w:sz w:val="17"/>
               </w:rPr>
-              <w:t>3.15</w:t>
+              <w:t>45.34</w:t>
             </w:r>
           </w:p>
         </w:tc>
@@ -2030,7 +1760,7 @@
               <w:rPr>
                 <w:sz w:val="17"/>
               </w:rPr>
-              <w:t>-5.88</w:t>
+              <w:t>-9.85</w:t>
             </w:r>
           </w:p>
         </w:tc>
@@ -2049,7 +1779,277 @@
               <w:rPr>
                 <w:sz w:val="17"/>
               </w:rPr>
-              <w:t>2.89</w:t>
+              <w:t>36.90</w:t>
+            </w:r>
+          </w:p>
+        </w:tc>
+      </w:tr>
+      <w:tr>
+        <w:tc>
+          <w:tcPr>
+            <w:tcW w:type="dxa" w:w="1337"/>
+            <w:tcMar>
+              <w:top w:w="60" w:type="dxa"/>
+              <w:bottom w:w="60" w:type="dxa"/>
+              <w:left w:w="80" w:type="dxa"/>
+              <w:right w:w="80" w:type="dxa"/>
+            </w:tcMar>
+          </w:tcPr>
+          <w:p>
+            <w:r>
+              <w:rPr>
+                <w:sz w:val="17"/>
+              </w:rPr>
+              <w:t>Afatinib</w:t>
+            </w:r>
+          </w:p>
+        </w:tc>
+        <w:tc>
+          <w:tcPr>
+            <w:tcW w:type="dxa" w:w="1337"/>
+            <w:tcMar>
+              <w:top w:w="60" w:type="dxa"/>
+              <w:bottom w:w="60" w:type="dxa"/>
+              <w:left w:w="80" w:type="dxa"/>
+              <w:right w:w="80" w:type="dxa"/>
+            </w:tcMar>
+          </w:tcPr>
+          <w:p>
+            <w:r>
+              <w:rPr>
+                <w:sz w:val="17"/>
+              </w:rPr>
+              <w:t>Pan-ErbB/EGFR TKI</w:t>
+            </w:r>
+          </w:p>
+        </w:tc>
+        <w:tc>
+          <w:tcPr>
+            <w:tcW w:type="dxa" w:w="1337"/>
+            <w:tcMar>
+              <w:top w:w="60" w:type="dxa"/>
+              <w:bottom w:w="60" w:type="dxa"/>
+              <w:left w:w="80" w:type="dxa"/>
+              <w:right w:w="80" w:type="dxa"/>
+            </w:tcMar>
+          </w:tcPr>
+          <w:p>
+            <w:r>
+              <w:rPr>
+                <w:sz w:val="17"/>
+              </w:rPr>
+              <w:t>485.9</w:t>
+            </w:r>
+          </w:p>
+        </w:tc>
+        <w:tc>
+          <w:tcPr>
+            <w:tcW w:type="dxa" w:w="1337"/>
+            <w:tcMar>
+              <w:top w:w="60" w:type="dxa"/>
+              <w:bottom w:w="60" w:type="dxa"/>
+              <w:left w:w="80" w:type="dxa"/>
+              <w:right w:w="80" w:type="dxa"/>
+            </w:tcMar>
+          </w:tcPr>
+          <w:p>
+            <w:r>
+              <w:rPr>
+                <w:sz w:val="17"/>
+              </w:rPr>
+              <w:t>4.39</w:t>
+            </w:r>
+          </w:p>
+        </w:tc>
+        <w:tc>
+          <w:tcPr>
+            <w:tcW w:type="dxa" w:w="1337"/>
+            <w:tcMar>
+              <w:top w:w="60" w:type="dxa"/>
+              <w:bottom w:w="60" w:type="dxa"/>
+              <w:left w:w="80" w:type="dxa"/>
+              <w:right w:w="80" w:type="dxa"/>
+            </w:tcMar>
+          </w:tcPr>
+          <w:p>
+            <w:r>
+              <w:rPr>
+                <w:sz w:val="17"/>
+              </w:rPr>
+              <w:t>88.6</w:t>
+            </w:r>
+          </w:p>
+        </w:tc>
+        <w:tc>
+          <w:tcPr>
+            <w:tcW w:type="dxa" w:w="1337"/>
+            <w:tcMar>
+              <w:top w:w="60" w:type="dxa"/>
+              <w:bottom w:w="60" w:type="dxa"/>
+              <w:left w:w="80" w:type="dxa"/>
+              <w:right w:w="80" w:type="dxa"/>
+            </w:tcMar>
+          </w:tcPr>
+          <w:p>
+            <w:r>
+              <w:rPr>
+                <w:sz w:val="17"/>
+              </w:rPr>
+              <w:t>-9.98</w:t>
+            </w:r>
+          </w:p>
+        </w:tc>
+        <w:tc>
+          <w:tcPr>
+            <w:tcW w:type="dxa" w:w="1337"/>
+            <w:tcMar>
+              <w:top w:w="60" w:type="dxa"/>
+              <w:bottom w:w="60" w:type="dxa"/>
+              <w:left w:w="80" w:type="dxa"/>
+              <w:right w:w="80" w:type="dxa"/>
+            </w:tcMar>
+          </w:tcPr>
+          <w:p>
+            <w:r>
+              <w:rPr>
+                <w:sz w:val="17"/>
+              </w:rPr>
+              <w:t>39.93</w:t>
+            </w:r>
+          </w:p>
+        </w:tc>
+      </w:tr>
+      <w:tr>
+        <w:tc>
+          <w:tcPr>
+            <w:tcW w:type="dxa" w:w="1337"/>
+            <w:tcMar>
+              <w:top w:w="60" w:type="dxa"/>
+              <w:bottom w:w="60" w:type="dxa"/>
+              <w:left w:w="80" w:type="dxa"/>
+              <w:right w:w="80" w:type="dxa"/>
+            </w:tcMar>
+          </w:tcPr>
+          <w:p>
+            <w:r>
+              <w:rPr>
+                <w:sz w:val="17"/>
+              </w:rPr>
+              <w:t>Dacomitinib</w:t>
+            </w:r>
+          </w:p>
+        </w:tc>
+        <w:tc>
+          <w:tcPr>
+            <w:tcW w:type="dxa" w:w="1337"/>
+            <w:tcMar>
+              <w:top w:w="60" w:type="dxa"/>
+              <w:bottom w:w="60" w:type="dxa"/>
+              <w:left w:w="80" w:type="dxa"/>
+              <w:right w:w="80" w:type="dxa"/>
+            </w:tcMar>
+          </w:tcPr>
+          <w:p>
+            <w:r>
+              <w:rPr>
+                <w:sz w:val="17"/>
+              </w:rPr>
+              <w:t>2nd-Gen EGFR TKI</w:t>
+            </w:r>
+          </w:p>
+        </w:tc>
+        <w:tc>
+          <w:tcPr>
+            <w:tcW w:type="dxa" w:w="1337"/>
+            <w:tcMar>
+              <w:top w:w="60" w:type="dxa"/>
+              <w:bottom w:w="60" w:type="dxa"/>
+              <w:left w:w="80" w:type="dxa"/>
+              <w:right w:w="80" w:type="dxa"/>
+            </w:tcMar>
+          </w:tcPr>
+          <w:p>
+            <w:r>
+              <w:rPr>
+                <w:sz w:val="17"/>
+              </w:rPr>
+              <w:t>469.9</w:t>
+            </w:r>
+          </w:p>
+        </w:tc>
+        <w:tc>
+          <w:tcPr>
+            <w:tcW w:type="dxa" w:w="1337"/>
+            <w:tcMar>
+              <w:top w:w="60" w:type="dxa"/>
+              <w:bottom w:w="60" w:type="dxa"/>
+              <w:left w:w="80" w:type="dxa"/>
+              <w:right w:w="80" w:type="dxa"/>
+            </w:tcMar>
+          </w:tcPr>
+          <w:p>
+            <w:r>
+              <w:rPr>
+                <w:sz w:val="17"/>
+              </w:rPr>
+              <w:t>5.16</w:t>
+            </w:r>
+          </w:p>
+        </w:tc>
+        <w:tc>
+          <w:tcPr>
+            <w:tcW w:type="dxa" w:w="1337"/>
+            <w:tcMar>
+              <w:top w:w="60" w:type="dxa"/>
+              <w:bottom w:w="60" w:type="dxa"/>
+              <w:left w:w="80" w:type="dxa"/>
+              <w:right w:w="80" w:type="dxa"/>
+            </w:tcMar>
+          </w:tcPr>
+          <w:p>
+            <w:r>
+              <w:rPr>
+                <w:sz w:val="17"/>
+              </w:rPr>
+              <w:t>79.4</w:t>
+            </w:r>
+          </w:p>
+        </w:tc>
+        <w:tc>
+          <w:tcPr>
+            <w:tcW w:type="dxa" w:w="1337"/>
+            <w:tcMar>
+              <w:top w:w="60" w:type="dxa"/>
+              <w:bottom w:w="60" w:type="dxa"/>
+              <w:left w:w="80" w:type="dxa"/>
+              <w:right w:w="80" w:type="dxa"/>
+            </w:tcMar>
+          </w:tcPr>
+          <w:p>
+            <w:r>
+              <w:rPr>
+                <w:sz w:val="17"/>
+              </w:rPr>
+              <w:t>-9.45</w:t>
+            </w:r>
+          </w:p>
+        </w:tc>
+        <w:tc>
+          <w:tcPr>
+            <w:tcW w:type="dxa" w:w="1337"/>
+            <w:tcMar>
+              <w:top w:w="60" w:type="dxa"/>
+              <w:bottom w:w="60" w:type="dxa"/>
+              <w:left w:w="80" w:type="dxa"/>
+              <w:right w:w="80" w:type="dxa"/>
+            </w:tcMar>
+          </w:tcPr>
+          <w:p>
+            <w:r>
+              <w:rPr>
+                <w:sz w:val="17"/>
+              </w:rPr>
+              <w:t>48.91</w:t>
             </w:r>
           </w:p>
         </w:tc>
@@ -2366,7 +2366,7 @@
       <w:r>
         <w:drawing>
           <wp:inline xmlns:a="http://schemas.openxmlformats.org/drawingml/2006/main" xmlns:pic="http://schemas.openxmlformats.org/drawingml/2006/picture">
-            <wp:extent cx="5669280" cy="1863946"/>
+            <wp:extent cx="5669280" cy="1768957"/>
             <wp:docPr id="10" name="Picture 10"/>
             <wp:cNvGraphicFramePr>
               <a:graphicFrameLocks noChangeAspect="1"/>
@@ -2387,7 +2387,7 @@
                   <pic:spPr>
                     <a:xfrm>
                       <a:off x="0" y="0"/>
-                      <a:ext cx="5669280" cy="1863946"/>
+                      <a:ext cx="5669280" cy="1768957"/>
                     </a:xfrm>
                     <a:prstGeom prst="rect"/>
                   </pic:spPr>

--- a/manuscript/Beilstein_Manuscript_GBM_MXene_Monreal_Hernandez_et_al.docx
+++ b/manuscript/Beilstein_Manuscript_GBM_MXene_Monreal_Hernandez_et_al.docx
@@ -2509,7 +2509,7 @@
         <w:t xml:space="preserve">1. </w:t>
       </w:r>
       <w:r>
-        <w:t xml:space="preserve">Giaquinto, A. N.; Sung, H.; Miller, K. D.; Kramer, J. L.; Newman, L. A.; Minihan, A.; Jemal, A.; Siegel, R. L. Breast cancer statistics, 2022. CA Cancer J. Clin. 2022, 72 (3), 202–229. </w:t>
+        <w:t xml:space="preserve">Stupp, R.; Mason, W. P.; van den Bent, M. J.; Weller, M.; Fisher, B.; Taphoorn, M. J.; Belanger, K.; Brandes, A. A.; Marosi, C.; Bogdahn, U.; et al. Radiotherapy plus Concomitant and Adjuvant Temozolomide for Glioblastoma. New England Journal of Medicine 2005, 352 (10), 987-996. </w:t>
       </w:r>
       <w:r>
         <w:rPr>
@@ -2517,7 +2517,7 @@
           <w:color w:val="1565C0"/>
           <w:sz w:val="18"/>
         </w:rPr>
-        <w:t>doi:10.3322/caac.21718</w:t>
+        <w:t>doi:10.1056/nejmoa043330</w:t>
       </w:r>
     </w:p>
     <w:p>
@@ -2532,7 +2532,7 @@
         <w:t xml:space="preserve">2. </w:t>
       </w:r>
       <w:r>
-        <w:t xml:space="preserve">Foulkes, W. D.; Smith, I. E.; Reis-Filho, J. S. Triple-negative breast cancer. N. Engl. J. Med. 2010, 363 (20), 1938–1948. </w:t>
+        <w:t xml:space="preserve">Stupp, R.; Hegi, M. E.; Mason, W. P.; van den Bent, M. J.; Taphoorn, M. J.; Janzer, R. C.; Ludwin, S. K.; Allgeier, A.; Fisher, B.; Belanger, K.; et al. Effects of radiotherapy with concomitant and adjuvant temozolomide versus radiotherapy alone on survival in glioblastoma in a randomised phase III study: 5-year analysis of the EORTC-NCIC trial. The Lancet Oncology 2009, 10 (5), 459-466. </w:t>
       </w:r>
       <w:r>
         <w:rPr>
@@ -2540,7 +2540,7 @@
           <w:color w:val="1565C0"/>
           <w:sz w:val="18"/>
         </w:rPr>
-        <w:t>doi:10.1056/NEJMra1001389</w:t>
+        <w:t>doi:10.1016/s1470-2045(09)70025-7</w:t>
       </w:r>
     </w:p>
     <w:p>
@@ -2555,7 +2555,7 @@
         <w:t xml:space="preserve">3. </w:t>
       </w:r>
       <w:r>
-        <w:t xml:space="preserve">Lord, C. J.; Ashworth, A. PARP inhibitors: Synthetic lethality in the clinic. Science 2017, 355 (6330), 1152–1158. </w:t>
+        <w:t xml:space="preserve">Weller, M.; van den Bent, M.; Preusser, M.; Le Rhun, E.; Tonn, J. C.; Minniti, G.; Bendszus, M.; Balana, C.; Chinot, O.; Dirven, L.; et al. EANO guidelines on the diagnosis and treatment of diffuse gliomas of adulthood. Nature Reviews Clinical Oncology 2020, 18 (3), 170-186. </w:t>
       </w:r>
       <w:r>
         <w:rPr>
@@ -2563,7 +2563,7 @@
           <w:color w:val="1565C0"/>
           <w:sz w:val="18"/>
         </w:rPr>
-        <w:t>doi:10.1126/science.aam7344</w:t>
+        <w:t>doi:10.1038/s41571-020-00447-z</w:t>
       </w:r>
     </w:p>
     <w:p>
@@ -2578,7 +2578,7 @@
         <w:t xml:space="preserve">4. </w:t>
       </w:r>
       <w:r>
-        <w:t xml:space="preserve">Mateo, J.; Lord, C. J.; Serra, V.; Tutt, A.; Balmaña, J.; Castroviejo-Bermejo, M.; Cruz, C.; Oaknin, A.; Kaye, S. B.; de Bono, J. S. A decade of clinical development of PARP inhibitors in perspective. Nat. Rev. Clin. Oncol. 2019, 16 (9), 565–583. </w:t>
+        <w:t xml:space="preserve">Brennan, C.; Verhaak, R.; McKenna, A.; Campos, B.; Noushmehr, H.; Salama, S.; Zheng, S.; Chakravarty, D.; Sanborn, J.; Berman, S.; et al. The Somatic Genomic Landscape of Glioblastoma. Cell 2013, 155 (2), 462-477. </w:t>
       </w:r>
       <w:r>
         <w:rPr>
@@ -2586,7 +2586,7 @@
           <w:color w:val="1565C0"/>
           <w:sz w:val="18"/>
         </w:rPr>
-        <w:t>doi:10.1038/s41571-019-0219-4</w:t>
+        <w:t>doi:10.1016/j.cell.2013.09.034</w:t>
       </w:r>
     </w:p>
     <w:p>
@@ -2601,15 +2601,7 @@
         <w:t xml:space="preserve">5. </w:t>
       </w:r>
       <w:r>
-        <w:t xml:space="preserve">Robson, M.; Im, S.-A.; Senkus, E.; Xu, B.; Domchek, S. M.; Masuda, N.; Delaloge, S.; Li, W.; Tung, N.; Armstrong, A. et al. Olaparib for metastatic breast cancer in patients with a germline BRCA mutation. N. Engl. J. Med. 2017, 377 (6), 523–533. </w:t>
-      </w:r>
-      <w:r>
-        <w:rPr>
-          <w:i/>
-          <w:color w:val="1565C0"/>
-          <w:sz w:val="18"/>
-        </w:rPr>
-        <w:t>doi:10.1056/NEJMoa1706450</w:t>
+        <w:t xml:space="preserve">Yarden, Y.; Pines, G. The ERBB network: at the crossroads of cell, development, and cancer. Nat. Rev. Cancer 2012, 12 (8), 553–563. </w:t>
       </w:r>
     </w:p>
     <w:p>
@@ -2624,7 +2616,7 @@
         <w:t xml:space="preserve">6. </w:t>
       </w:r>
       <w:r>
-        <w:t xml:space="preserve">Litton, J. K.; Rugo, H. S.; Ettl, J.; Hurvitz, S. A.; Gonçalves, A.; Lee, K.-H.; Fehrenbacher, L.; Yerushalmi, R.; Mina, L. A.; Martin, M. et al. Talazoparib in patients with advanced breast cancer and a germline BRCA mutation. N. Engl. J. Med. 2018, 379 (8), 753–763. </w:t>
+        <w:t xml:space="preserve">Furnari, F. B.; Cloughesy, T. F.; Cavenee, W. K.; Mischel, P. S. Heterogeneity of epidermal growth factor receptor signalling networks in glioblastoma. Nature Reviews Cancer 2015, 15 (5), 302-310. </w:t>
       </w:r>
       <w:r>
         <w:rPr>
@@ -2632,7 +2624,7 @@
           <w:color w:val="1565C0"/>
           <w:sz w:val="18"/>
         </w:rPr>
-        <w:t>doi:10.1056/NEJMoa1802905</w:t>
+        <w:t>doi:10.1038/nrc3918</w:t>
       </w:r>
     </w:p>
     <w:p>
@@ -2647,7 +2639,7 @@
         <w:t xml:space="preserve">7. </w:t>
       </w:r>
       <w:r>
-        <w:t xml:space="preserve">Dent, R.; Trudeau, M.; Pritchard, K. I.; Hanna, W. M.; Kahn, H. K.; Sawka, C. A.; Lickley, L. A.; Rawlinson, E.; Sun, P.; Narod, S. A. Triple-negative breast cancer: clinical features and patterns of recurrence. Clin. Cancer Res. 2007, 13 (15), 4429–4434. </w:t>
+        <w:t xml:space="preserve">Vivanco, I.; Robins, H. I.; Rohle, D.; Campos, C.; Grommes, C.; Nghiemphu, P. L.; Kubek, S.; Oldrini, B.; Chheda, M. G.; Yannuzzi, N.; et al. Differential Sensitivity of Glioma- versus Lung Cancer–Specific EGFR Mutations to EGFR Kinase Inhibitors. Cancer Discovery 2012, 2 (5), 458-471. </w:t>
       </w:r>
       <w:r>
         <w:rPr>
@@ -2655,7 +2647,7 @@
           <w:color w:val="1565C0"/>
           <w:sz w:val="18"/>
         </w:rPr>
-        <w:t>doi:10.1158/1078-0432.CCR-06-3045</w:t>
+        <w:t>doi:10.1158/2159-8290.cd-11-0284</w:t>
       </w:r>
     </w:p>
     <w:p>
@@ -2670,7 +2662,7 @@
         <w:t xml:space="preserve">8. </w:t>
       </w:r>
       <w:r>
-        <w:t xml:space="preserve">Lehmann, B. D.; Bauer, J. A.; Chen, X.; Sanders, M. E.; Chakravarthy, A. B.; Shyr, Y.; Pietenpol, J. A. Identification of human triple-negative breast cancer subtypes and preclinical models for selection of targeted therapies. J. Clin. Invest. 2011, 121 (7), 2750–2767. </w:t>
+        <w:t xml:space="preserve">Hegi, M. E.; Diserens, A. C.; Gorlia, T.; Hamou, M. F.; de Tribolet, N.; Weller, M.; Kros, J. M.; Hainfellner, J. A.; Mason, W.; Mariani, L.; et al. MGMT Gene Silencing and Benefit from Temozolomide in Glioblastoma. New England Journal of Medicine 2005, 352 (10), 997-1003. </w:t>
       </w:r>
       <w:r>
         <w:rPr>
@@ -2678,7 +2670,7 @@
           <w:color w:val="1565C0"/>
           <w:sz w:val="18"/>
         </w:rPr>
-        <w:t>doi:10.1172/JCI45014</w:t>
+        <w:t>doi:10.1056/nejmoa043331</w:t>
       </w:r>
     </w:p>
     <w:p>
@@ -2693,7 +2685,7 @@
         <w:t xml:space="preserve">9. </w:t>
       </w:r>
       <w:r>
-        <w:t xml:space="preserve">Bianchini, G.; Balko, J. M.; Mayer, I. A.; Sanders, M. E.; Gianni, L. Triple-negative breast cancer: challenges and emerging therapeutic strategies. Nat. Rev. Clin. Oncol. 2016, 13 (11), 674–690. </w:t>
+        <w:t xml:space="preserve">van Tellingen, O.; Yetkin-Arik, B.; de Gooijer, M.; Wesseling, P.; Wurdinger, T.; de Vries, H. Overcoming the blood–brain tumor barrier for effective glioblastoma treatment. Drug Resistance Updates 2015, 19, 1-12. </w:t>
       </w:r>
       <w:r>
         <w:rPr>
@@ -2701,7 +2693,7 @@
           <w:color w:val="1565C0"/>
           <w:sz w:val="18"/>
         </w:rPr>
-        <w:t>doi:10.1038/nrclinonc.2016.66</w:t>
+        <w:t>doi:10.1016/j.drup.2015.02.002</w:t>
       </w:r>
     </w:p>
     <w:p>
@@ -2716,7 +2708,7 @@
         <w:t xml:space="preserve">10. </w:t>
       </w:r>
       <w:r>
-        <w:t xml:space="preserve">Pommier, Y.; O'Connor, M. J.; de Bono, J. Laying a trap to kill cancer cells: PARP inhibitors and their mechanisms of action. Sci. Transl. Med. 2016, 8 (362), 362ps17. </w:t>
+        <w:t xml:space="preserve">Sarkaria, J. N.; Hu, L. S.; Parney, I. F.; Pafundi, D. H.; Brinkmann, D. H.; Laack, N. N.; Giannini, C.; Burns, T. C.; Kizilbash, S. H.; Laramy, J. K.; et al. Is the blood–brain barrier really disrupted in all glioblastomas? A critical assessment of existing clinical data. Neuro-Oncology 2017, 20 (2), 184-191. </w:t>
       </w:r>
       <w:r>
         <w:rPr>
@@ -2724,7 +2716,7 @@
           <w:color w:val="1565C0"/>
           <w:sz w:val="18"/>
         </w:rPr>
-        <w:t>doi:10.1126/scitranslmed.aaf9246</w:t>
+        <w:t>doi:10.1093/neuonc/nox175</w:t>
       </w:r>
     </w:p>
     <w:p>
@@ -2739,7 +2731,7 @@
         <w:t xml:space="preserve">11. </w:t>
       </w:r>
       <w:r>
-        <w:t xml:space="preserve">Ciofani, G.; Genchi, G. G.; Liakos, I.; Athanassiou, A.; Dinucci, D.; Chiellini, F.; Mattoli, V. Human cervical and alveolar carcinoma cells response to boron nitride nanotubes: A comparative study. Nanomedicine 2012, 8 (4), 522–530. </w:t>
+        <w:t xml:space="preserve">Yun, C. H.; Boggon, T. J.; Li, Y.; Woo, M. S.; Greulich, H.; Meyerson, M.; Eck, M. J. Structures of Lung Cancer-Derived EGFR Mutants and Inhibitor Complexes: Mechanism of Activation and Insights into Differential Inhibitor Sensitivity. Cancer Cell 2007, 11 (3), 217-227. </w:t>
       </w:r>
       <w:r>
         <w:rPr>
@@ -2747,7 +2739,7 @@
           <w:color w:val="1565C0"/>
           <w:sz w:val="18"/>
         </w:rPr>
-        <w:t>doi:10.1016/j.nano.2011.07.009</w:t>
+        <w:t>doi:10.1016/j.ccr.2006.12.017</w:t>
       </w:r>
     </w:p>
     <w:p>
@@ -2762,15 +2754,7 @@
         <w:t xml:space="preserve">12. </w:t>
       </w:r>
       <w:r>
-        <w:t xml:space="preserve">Golberg, D.; Bando, Y.; Huang, Y.; Terao, T.; Mitome, M.; Tang, C.; Zhi, C. Boron nitride nanotubes and nanosheets. ACS Nano 2010, 4 (6), 2979–2993. </w:t>
-      </w:r>
-      <w:r>
-        <w:rPr>
-          <w:i/>
-          <w:color w:val="1565C0"/>
-          <w:sz w:val="18"/>
-        </w:rPr>
-        <w:t>doi:10.1021/nn1006495</w:t>
+        <w:t xml:space="preserve">Yosaatmadja, Y.; Silva, S.; Dickson, J. M.; Patterson, A. V.; Smaill, J. B.; Squire, C. J. Binding mode of the third-generation EGFR inhibitor AZD9291 to wild-type and mutant EGFR kinase. Acta Crystallogr. Sect. D Biol. Crystallogr. 2015, 71 (10), 2089–2096. </w:t>
       </w:r>
     </w:p>
     <w:p>
@@ -2785,7 +2769,7 @@
         <w:t xml:space="preserve">13. </w:t>
       </w:r>
       <w:r>
-        <w:t xml:space="preserve">Ferreira, F. V.; Franceschi, W.; Menezes, B. R. C.; Biagio, P. R.; Coutinho, A. R. Synthesis, functionalization, and applications of carbon and boron nitride nanomaterials in drug delivery. J. Mater. Chem. B 2015, 3 (40), 8000–8018. </w:t>
+        <w:t xml:space="preserve">Jänne, P. A.; Yang, J. C. H.; Kim, D. W.; Planchard, D.; Ohe, Y.; Ramalingam, S. S.; Ahn, M. J.; Kim, S. W.; Su, W. C.; Horn, L.; et al. AZD9291 in EGFR Inhibitor–Resistant Non–Small-Cell Lung Cancer. New England Journal of Medicine 2015, 372 (18), 1689-1699. </w:t>
       </w:r>
       <w:r>
         <w:rPr>
@@ -2793,7 +2777,7 @@
           <w:color w:val="1565C0"/>
           <w:sz w:val="18"/>
         </w:rPr>
-        <w:t>doi:10.1039/C5TB01185H</w:t>
+        <w:t>doi:10.1056/nejmoa1411817</w:t>
       </w:r>
     </w:p>
     <w:p>
@@ -2808,7 +2792,7 @@
         <w:t xml:space="preserve">14. </w:t>
       </w:r>
       <w:r>
-        <w:t xml:space="preserve">Chen, X.; Wu, P.; Rousseas, M.; Okawa, D.; Gartner, Z.; Zettl, A.; Bertozzi, C. R. Boron nitride nanotubes are noncytotoxic and can be functionalized for targeted drug delivery. J. Am. Chem. Soc. 2016, 131 (3), 890–891. </w:t>
+        <w:t xml:space="preserve">Stommel, J. M.; Kimmelman, A. C.; Ying, H.; Nabioullin, R.; Ponugoti, A. H.; Wiedemeyer, R.; Stegh, A. H.; Bradner, J. E.; Ligon, K. L.; Brennan, C.; et al. Coactivation of Receptor Tyrosine Kinases Affects the Response of Tumor Cells to Targeted Therapies. Science 2007, 318 (5848), 287-290. </w:t>
       </w:r>
       <w:r>
         <w:rPr>
@@ -2816,7 +2800,7 @@
           <w:color w:val="1565C0"/>
           <w:sz w:val="18"/>
         </w:rPr>
-        <w:t>doi:10.1021/ja807334b</w:t>
+        <w:t>doi:10.1126/science.1142946</w:t>
       </w:r>
     </w:p>
     <w:p>
@@ -2831,7 +2815,7 @@
         <w:t xml:space="preserve">15. </w:t>
       </w:r>
       <w:r>
-        <w:t xml:space="preserve">Robles-Hernández, J.-S.-L.; Medina, D. I.; Salcedo, R.; Miralrio, A. Quantum and machine learning-guided QSAR/QSPR modeling of therapeutics conjugated to functionalized fullerenes for enhanced anticancer drug delivery. Beilstein J. Nanotechnol. 2024, 15, 1170–1188. </w:t>
+        <w:t xml:space="preserve">Mellinghoff, I. K.; Wang, M. Y.; Vivanco, I.; Haas-Kogan, D. A.; Zhu, S.; Dia, E. Q.; Lu, K. V.; Yoshimoto, K.; Huang, J. H.; Chute, D. J.; et al. Molecular Determinants of the Response of Glioblastomas to EGFR Kinase Inhibitors. New England Journal of Medicine 2005, 353 (19), 2012-2024. </w:t>
       </w:r>
       <w:r>
         <w:rPr>
@@ -2839,7 +2823,7 @@
           <w:color w:val="1565C0"/>
           <w:sz w:val="18"/>
         </w:rPr>
-        <w:t>doi:10.3762/bjnano.15.96</w:t>
+        <w:t>doi:10.1056/nejmoa051918</w:t>
       </w:r>
     </w:p>
     <w:p>
@@ -2854,7 +2838,7 @@
         <w:t xml:space="preserve">16. </w:t>
       </w:r>
       <w:r>
-        <w:t xml:space="preserve">Mukherjee, S.; Roy, S.; Sarkar, A. Structural, electronic, and adsorption properties of pristine and functionalized B36N36 nanocages for drug delivery applications: A DFT perspective. Phys. Chem. Chem. Phys. 2019, 21 (14), 7480–7492. </w:t>
+        <w:t xml:space="preserve">Cross, D. A.; Ashton, S. E.; Ghiorghiu, S.; Eberlein, C.; Nebhan, C. A.; Spitzler, P. J.; Orme, J. P.; Finlay, M. R. V.; Ward, R. A.; Mellor, M. J.; et al. AZD9291, an Irreversible EGFR TKI, Overcomes T790M-Mediated Resistance to EGFR Inhibitors in Lung Cancer. Cancer Discovery 2014, 4 (9), 1046-1061. </w:t>
       </w:r>
       <w:r>
         <w:rPr>
@@ -2862,7 +2846,7 @@
           <w:color w:val="1565C0"/>
           <w:sz w:val="18"/>
         </w:rPr>
-        <w:t>doi:10.1039/C8CP07641A</w:t>
+        <w:t>doi:10.1158/2159-8290.cd-14-0337</w:t>
       </w:r>
     </w:p>
     <w:p>
@@ -2877,7 +2861,7 @@
         <w:t xml:space="preserve">17. </w:t>
       </w:r>
       <w:r>
-        <w:t xml:space="preserve">Gao, Z.; Zhi, C.; Bando, Y.; Golberg, D.; Serizawa, T. Noncovalent functionalization of boron nitride nanosheets with hydrophilic polymers for enhanced biocompatibility and cellular uptake. ACS Appl. Mater. Interfaces 2017, 9 (6), 4988–4996. </w:t>
+        <w:t xml:space="preserve">Eck, M. J.; Yun, C. H. Structural and mechanistic underpinnings of the differential drug sensitivity of EGFR mutations in non-small cell lung cancer. Biochimica et Biophysica Acta (BBA) - Proteins and Proteomics 2010, 1804 (3), 559-566. </w:t>
       </w:r>
       <w:r>
         <w:rPr>
@@ -2885,7 +2869,7 @@
           <w:color w:val="1565C0"/>
           <w:sz w:val="18"/>
         </w:rPr>
-        <w:t>doi:10.1021/acsami.6b14644</w:t>
+        <w:t>doi:10.1016/j.bbapap.2009.12.010</w:t>
       </w:r>
     </w:p>
     <w:p>
@@ -2900,15 +2884,7 @@
         <w:t xml:space="preserve">18. </w:t>
       </w:r>
       <w:r>
-        <w:t xml:space="preserve">Weng, Q.; Wang, X.; Bando, Y.; Golberg, D. Functionalized hexagonal boron nitride nanomaterials: emerging properties and applications. Chem. Soc. Rev. 2016, 45 (14), 3989–4012. </w:t>
-      </w:r>
-      <w:r>
-        <w:rPr>
-          <w:i/>
-          <w:color w:val="1565C0"/>
-          <w:sz w:val="18"/>
-        </w:rPr>
-        <w:t>doi:10.1039/C5CS00869G</w:t>
+        <w:t xml:space="preserve">Smaill, J. B.; Patterson, A. V. Third-generation EGFR tyrosine kinase inhibitors: overcoming T790M resistance. Transl. Cancer Res. 2016, 5 (Suppl 2), S216–S220. </w:t>
       </w:r>
     </w:p>
     <w:p>
@@ -2923,15 +2899,7 @@
         <w:t xml:space="preserve">19. </w:t>
       </w:r>
       <w:r>
-        <w:t xml:space="preserve">Emanet, M.; Sen, O.; Çulha, M. Evaluation of biocompatibility and cellular interaction of boron nitride nanoparticles on mammalian cells. Nanotechnology 2015, 26 (39), 395101. </w:t>
-      </w:r>
-      <w:r>
-        <w:rPr>
-          <w:i/>
-          <w:color w:val="1565C0"/>
-          <w:sz w:val="18"/>
-        </w:rPr>
-        <w:t>doi:10.1088/0957-4484/26/39/395101</w:t>
+        <w:t xml:space="preserve">Gori, A.; Lodola, A. The role of computational methods in EGFR kinase inhibitor discovery. Expert Opin. Drug Discov. 2020, 15 (7), 803–819. </w:t>
       </w:r>
     </w:p>
     <w:p>
@@ -2946,7 +2914,7 @@
         <w:t xml:space="preserve">20. </w:t>
       </w:r>
       <w:r>
-        <w:t xml:space="preserve">Singh, B.; Sharma, R.; Kumar, P. Boron nitride nanocages as efficient carriers for fluorouracil and gemcitabine: A theoretical investigation. J. Mol. Liq. 2020, 318, 114032. </w:t>
+        <w:t xml:space="preserve">Zhang, X.; Gureasko, J.; Shen, K.; Cole, P. A.; Kuriyan, J. An Allosteric Mechanism for Activation of the Kinase Domain of Epidermal Growth Factor Receptor. Cell 2006, 125 (6), 1137-1149. </w:t>
       </w:r>
       <w:r>
         <w:rPr>
@@ -2954,7 +2922,7 @@
           <w:color w:val="1565C0"/>
           <w:sz w:val="18"/>
         </w:rPr>
-        <w:t>doi:10.1016/j.molliq.2020.114032</w:t>
+        <w:t>doi:10.1016/j.cell.2006.05.013</w:t>
       </w:r>
     </w:p>
     <w:p>
@@ -2969,7 +2937,7 @@
         <w:t xml:space="preserve">21. </w:t>
       </w:r>
       <w:r>
-        <w:t xml:space="preserve">Parr, R. G.; Szentpály, L. v.; Liu, S. Electrophilicity index. J. Am. Chem. Soc. 1999, 121 (9), 1922–1924. </w:t>
+        <w:t xml:space="preserve">Naguib, M.; Kurtoglu, M.; Presser, V.; Lu, J.; Niu, J.; Heon, M.; Hultman, L.; Gogotsi, Y.; Barsoum, M. W. Two‐Dimensional Nanocrystals Produced by Exfoliation of Ti 3 AlC 2. Advanced Materials 2011, 23 (37), 4248-4253. </w:t>
       </w:r>
       <w:r>
         <w:rPr>
@@ -2977,7 +2945,7 @@
           <w:color w:val="1565C0"/>
           <w:sz w:val="18"/>
         </w:rPr>
-        <w:t>doi:10.1021/ja983494x</w:t>
+        <w:t>doi:10.1002/adma.201102306</w:t>
       </w:r>
     </w:p>
     <w:p>
@@ -2992,7 +2960,7 @@
         <w:t xml:space="preserve">22. </w:t>
       </w:r>
       <w:r>
-        <w:t xml:space="preserve">Chattaraj, P. K.; Giri, S. Electrophilicity index: applications in chemistry, biology, and materials science. Annu. Rep. Prog. Chem., Sect. C: Phys. Chem. 2009, 105, 13–39. </w:t>
+        <w:t xml:space="preserve">Naguib, M.; Mochalin, V. N.; Barsoum, M. W.; Gogotsi, Y. 25th Anniversary Article: MXenes: A New Family of Two‐Dimensional Materials. Advanced Materials 2013, 26 (7), 992-1005. </w:t>
       </w:r>
       <w:r>
         <w:rPr>
@@ -3000,7 +2968,7 @@
           <w:color w:val="1565C0"/>
           <w:sz w:val="18"/>
         </w:rPr>
-        <w:t>doi:10.1039/B802832J</w:t>
+        <w:t>doi:10.1002/adma.201304138</w:t>
       </w:r>
     </w:p>
     <w:p>
@@ -3015,7 +2983,7 @@
         <w:t xml:space="preserve">23. </w:t>
       </w:r>
       <w:r>
-        <w:t xml:space="preserve">Geerlings, P.; De Proft, F.; Langenaeker, W. Conceptual density functional theory. Chem. Rev. 2003, 103 (5), 1793–1874. </w:t>
+        <w:t xml:space="preserve">Anasori, B.; Lukatskaya, M. R.; Gogotsi, Y. 2D metal carbides and nitrides (MXenes) for energy storage. Nature Reviews Materials 2017, 2 (2). </w:t>
       </w:r>
       <w:r>
         <w:rPr>
@@ -3023,7 +2991,7 @@
           <w:color w:val="1565C0"/>
           <w:sz w:val="18"/>
         </w:rPr>
-        <w:t>doi:10.1021/cr990029p</w:t>
+        <w:t>doi:10.1038/natrevmats.2016.98</w:t>
       </w:r>
     </w:p>
     <w:p>
@@ -3038,7 +3006,7 @@
         <w:t xml:space="preserve">24. </w:t>
       </w:r>
       <w:r>
-        <w:t xml:space="preserve">Pearson, R. G. Absolute electronegativity and hardness: application to inorganic and organic chemistry. Inorg. Chem. 1988, 27 (4), 734–740. </w:t>
+        <w:t xml:space="preserve">Alhabeb, M.; Maleski, K.; Anasori, B.; Lelyukh, P.; Clark, L.; Sin, S.; Gogotsi, Y. Guidelines for Synthesis and Processing of Two-Dimensional Titanium Carbide (Ti 3 C 2 T x MXene). Chemistry of Materials 2017, 29 (18), 7633-7644. </w:t>
       </w:r>
       <w:r>
         <w:rPr>
@@ -3046,7 +3014,7 @@
           <w:color w:val="1565C0"/>
           <w:sz w:val="18"/>
         </w:rPr>
-        <w:t>doi:10.1021/ic00277a030</w:t>
+        <w:t>doi:10.1021/acs.chemmater.7b02847</w:t>
       </w:r>
     </w:p>
     <w:p>
@@ -3061,7 +3029,7 @@
         <w:t xml:space="preserve">25. </w:t>
       </w:r>
       <w:r>
-        <w:t xml:space="preserve">Hourahine, B.; Aradi, B.; Blum, V.; Bonafé, F.; Buccheri, A.; Camacho, C.; Cevallos, C.; Deshaye, M. Y.; Dumitrică, T.; Dominguez, H. et al. DFTB+, a software package for efficient approximate density functional theory based atomistic simulations. J. Chem. Phys. 2020, 152 (12), 124101. </w:t>
+        <w:t xml:space="preserve">Liu, Z.; Zhao, M.; Lin, H.; Dai, C.; Ren, C.; Zhang, S.; Peng, W.; Chen, Y. 2D magnetic titanium carbide MXene for cancer theranostics. Journal of Materials Chemistry B 2018, 6 (21), 3541-3548. </w:t>
       </w:r>
       <w:r>
         <w:rPr>
@@ -3069,7 +3037,7 @@
           <w:color w:val="1565C0"/>
           <w:sz w:val="18"/>
         </w:rPr>
-        <w:t>doi:10.1063/1.5143190</w:t>
+        <w:t>doi:10.1039/c8tb00754c</w:t>
       </w:r>
     </w:p>
     <w:p>
@@ -3084,7 +3052,7 @@
         <w:t xml:space="preserve">26. </w:t>
       </w:r>
       <w:r>
-        <w:t xml:space="preserve">Gaus, M.; Cui, Q.; Elstner, M. DFTB3: Extension of the self-consistent-charge density-functional tight-binding method (SCC-DFTB). J. Chem. Theory Comput. 2011, 7 (4), 931–948. </w:t>
+        <w:t xml:space="preserve">Bannwarth, C.; Ehlert, S.; Grimme, S. GFN2-xTB─An Accurate and Broadly Parametrized Self-Consistent Tight-Binding Quantum Chemical Method with Multipole Electrostatics and Density-Dependent Dispersion Contributions. Journal of Chemical Theory and Computation 2019, 15 (3), 1652-1671. </w:t>
       </w:r>
       <w:r>
         <w:rPr>
@@ -3092,7 +3060,7 @@
           <w:color w:val="1565C0"/>
           <w:sz w:val="18"/>
         </w:rPr>
-        <w:t>doi:10.1021/ct100684s</w:t>
+        <w:t>doi:10.1021/acs.jctc.8b01176</w:t>
       </w:r>
     </w:p>
     <w:p>
@@ -3107,7 +3075,7 @@
         <w:t xml:space="preserve">27. </w:t>
       </w:r>
       <w:r>
-        <w:t xml:space="preserve">Grimme, S.; Bannwarth, C.; Shushkov, P. A robust and accurate tight-binding quantum chemical method for structures, vibrational frequencies, and noncovalent interactions of large molecular systems. J. Chem. Theory Comput. 2019, 13 (5), 1989–2009. </w:t>
+        <w:t xml:space="preserve">Caldeweyher, E.; Ehlert, S.; Hansen, A.; Neugebauer, H.; Spicher, S.; Bannwarth, C.; Grimme, S. A generally applicable atomic-charge dependent London dispersion correction. The Journal of Chemical Physics 2019, 150 (15). </w:t>
       </w:r>
       <w:r>
         <w:rPr>
@@ -3115,7 +3083,7 @@
           <w:color w:val="1565C0"/>
           <w:sz w:val="18"/>
         </w:rPr>
-        <w:t>doi:10.1021/acs.jctc.7b00118</w:t>
+        <w:t>doi:10.1063/1.5090222</w:t>
       </w:r>
     </w:p>
     <w:p>
@@ -3130,7 +3098,7 @@
         <w:t xml:space="preserve">28. </w:t>
       </w:r>
       <w:r>
-        <w:t xml:space="preserve">Koopmans, T. Über die Zuordnung von Wellenfunktionen und Eigenwerten zu den einzelnen Elektronen eines Atoms. Physica 1934, 1 (1-6), 104–113. </w:t>
+        <w:t xml:space="preserve">Neese, F. Software update: The ORCA program system—Version 5.0. WIREs Computational Molecular Science 2022, 12 (5). </w:t>
       </w:r>
       <w:r>
         <w:rPr>
@@ -3138,7 +3106,7 @@
           <w:color w:val="1565C0"/>
           <w:sz w:val="18"/>
         </w:rPr>
-        <w:t>doi:10.1016/S0031-8914(34)90011-2</w:t>
+        <w:t>doi:10.1002/wcms.1606</w:t>
       </w:r>
     </w:p>
     <w:p>
@@ -3153,7 +3121,7 @@
         <w:t xml:space="preserve">29. </w:t>
       </w:r>
       <w:r>
-        <w:t xml:space="preserve">Boys, S. F.; Bernardi, F. The calculation of small molecular interactions by the differences of separate total energies. Some procedures with reduced errors. Mol. Phys. 1970, 19 (4), 553–566. </w:t>
+        <w:t xml:space="preserve">Becke, A. D. Density-functional thermochemistry. III. The role of exact exchange. The Journal of Chemical Physics 1993, 98 (7), 5648-5652. </w:t>
       </w:r>
       <w:r>
         <w:rPr>
@@ -3161,7 +3129,7 @@
           <w:color w:val="1565C0"/>
           <w:sz w:val="18"/>
         </w:rPr>
-        <w:t>doi:10.1080/00268977000101561</w:t>
+        <w:t>doi:10.1063/1.464913</w:t>
       </w:r>
     </w:p>
     <w:p>
@@ -3176,7 +3144,7 @@
         <w:t xml:space="preserve">30. </w:t>
       </w:r>
       <w:r>
-        <w:t xml:space="preserve">Miralrio, A.; Medina, D. I. Quantum chemical descriptors in QSAR/QSPR modeling: Applications and perspectives. Molecules 2020, 25 (19), 4474. </w:t>
+        <w:t xml:space="preserve">Weigend, F.; Ahlrichs, R. Balanced basis sets of split valence, triple zeta valence and quadruple zeta valence quality for H to Rn: Design and assessment of accuracy. Physical Chemistry Chemical Physics 2005, 7 (18), 3297. </w:t>
       </w:r>
       <w:r>
         <w:rPr>
@@ -3184,7 +3152,7 @@
           <w:color w:val="1565C0"/>
           <w:sz w:val="18"/>
         </w:rPr>
-        <w:t>doi:10.3390/molecules25194474</w:t>
+        <w:t>doi:10.1039/b508541a</w:t>
       </w:r>
     </w:p>
     <w:p>
@@ -3199,7 +3167,7 @@
         <w:t xml:space="preserve">31. </w:t>
       </w:r>
       <w:r>
-        <w:t xml:space="preserve">Trott, O.; Olson, A. J. AutoDock Vina: improving the speed and accuracy of docking with a new scoring function, efficient optimization, and multithreading. J. Comput. Chem. 2010, 31 (2), 455–461. </w:t>
+        <w:t xml:space="preserve">Trott, O.; Olson, A. J. AutoDock Vina: Improving the speed and accuracy of docking with a new scoring function, efficient optimization, and multithreading. Journal of Computational Chemistry 2009, 31 (2), 455-461. </w:t>
       </w:r>
       <w:r>
         <w:rPr>
@@ -3222,7 +3190,7 @@
         <w:t xml:space="preserve">32. </w:t>
       </w:r>
       <w:r>
-        <w:t xml:space="preserve">Eberhardt, J.; Santos-Martins, D.; Tillack, A. F.; Forli, S. AutoDock Vina 1.2.0: New docking methods, expanded force field, and python bindings. J. Chem. Inf. Model. 2021, 61 (8), 3891–3898. </w:t>
+        <w:t xml:space="preserve">Eberhardt, J.; Santos-Martins, D.; Tillack, A. F.; Forli, S. AutoDock Vina 1.2.0: New Docking Methods, Expanded Force Field, and Python Bindings. Journal of Chemical Information and Modeling 2021, 61 (8), 3891-3898. </w:t>
       </w:r>
       <w:r>
         <w:rPr>
@@ -3245,7 +3213,7 @@
         <w:t xml:space="preserve">33. </w:t>
       </w:r>
       <w:r>
-        <w:t xml:space="preserve">Papeo, G.; Posteri, H.; Borghi, D.; Busel, A. A.; Caprera, F.; Casale, E.; Ciomei, M.; Cirla, A.; Corti, L.; D'Anello, M. et al. Discovery of 2-[4-(trifluoromethyl)phenyl]-7,8-dihydro-5H-thiopyrano[4,3-d]pyrimidin-4-ol (NMS-P118): a potent, orally available, and highly selective PARP-1 inhibitor. J. Med. Chem. 2014, 57 (16), 6993–7005. </w:t>
+        <w:t xml:space="preserve">Landrum, G. et al. RDKit: Open-source cheminformatics toolkit, version 2024.03.1. https://www.rdkit.org (accessed 2026). </w:t>
       </w:r>
       <w:r>
         <w:rPr>
@@ -3253,7 +3221,7 @@
           <w:color w:val="1565C0"/>
           <w:sz w:val="18"/>
         </w:rPr>
-        <w:t>doi:10.1021/jm5006456</w:t>
+        <w:t>doi:10.5281/zenodo.10848032</w:t>
       </w:r>
     </w:p>
     <w:p>
@@ -3268,191 +3236,7 @@
         <w:t xml:space="preserve">34. </w:t>
       </w:r>
       <w:r>
-        <w:t xml:space="preserve">Riniker, S.; Landrum, G. A. Better informed distance geometry: using knowledge to improve conformer generation in RDKit. J. Chem. Inf. Model. 2015, 55 (12), 2562–2574. </w:t>
-      </w:r>
-      <w:r>
-        <w:rPr>
-          <w:i/>
-          <w:color w:val="1565C0"/>
-          <w:sz w:val="18"/>
-        </w:rPr>
-        <w:t>doi:10.1021/acs.jcim.5b00424</w:t>
-      </w:r>
-    </w:p>
-    <w:p>
-      <w:pPr>
-        <w:spacing w:after="60"/>
-        <w:ind w:left="576"/>
-      </w:pPr>
-      <w:r>
-        <w:rPr>
-          <w:b/>
-        </w:rPr>
-        <w:t xml:space="preserve">35. </w:t>
-      </w:r>
-      <w:r>
-        <w:t xml:space="preserve">Landrum, G. et al. RDKit: Open-source cheminformatics toolkit. Version 2023.09.1, http://www.rdkit.org (accessed August 2026). </w:t>
-      </w:r>
-      <w:r>
-        <w:rPr>
-          <w:i/>
-          <w:color w:val="1565C0"/>
-          <w:sz w:val="18"/>
-        </w:rPr>
-        <w:t>doi:10.5281/zenodo.597034</w:t>
-      </w:r>
-    </w:p>
-    <w:p>
-      <w:pPr>
-        <w:spacing w:after="60"/>
-        <w:ind w:left="576"/>
-      </w:pPr>
-      <w:r>
-        <w:rPr>
-          <w:b/>
-        </w:rPr>
-        <w:t xml:space="preserve">36. </w:t>
-      </w:r>
-      <w:r>
-        <w:t xml:space="preserve">Berman, H. M.; Westbrook, J.; Feng, Z.; Gilliland, G.; Bhat, T. N.; Weissig, H.; Shindyalov, I. N.; Bourne, P. E. The Protein Data Bank. Nucleic Acids Res. 2000, 28 (1), 235–242. </w:t>
-      </w:r>
-      <w:r>
-        <w:rPr>
-          <w:i/>
-          <w:color w:val="1565C0"/>
-          <w:sz w:val="18"/>
-        </w:rPr>
-        <w:t>doi:10.1093/nar/28.1.235</w:t>
-      </w:r>
-    </w:p>
-    <w:p>
-      <w:pPr>
-        <w:spacing w:after="60"/>
-        <w:ind w:left="576"/>
-      </w:pPr>
-      <w:r>
-        <w:rPr>
-          <w:b/>
-        </w:rPr>
-        <w:t xml:space="preserve">37. </w:t>
-      </w:r>
-      <w:r>
-        <w:t xml:space="preserve">Delaney, J. S. ESOL: Estimating aqueous solubility directly from molecular structure. J. Chem. Inf. Comput. Sci. 2004, 44 (3), 1000–1005. </w:t>
-      </w:r>
-      <w:r>
-        <w:rPr>
-          <w:i/>
-          <w:color w:val="1565C0"/>
-          <w:sz w:val="18"/>
-        </w:rPr>
-        <w:t>doi:10.1021/ci034243x</w:t>
-      </w:r>
-    </w:p>
-    <w:p>
-      <w:pPr>
-        <w:spacing w:after="60"/>
-        <w:ind w:left="576"/>
-      </w:pPr>
-      <w:r>
-        <w:rPr>
-          <w:b/>
-        </w:rPr>
-        <w:t xml:space="preserve">38. </w:t>
-      </w:r>
-      <w:r>
-        <w:t xml:space="preserve">Wishart, D. S.; Feunang, Y. D.; Guo, A. C.; Lo, E. J.; Marcu, A.; Grant, J. R.; Sajed, T.; Johnson, D.; Li, C.; Sayeeda, Z. et al. DrugBank 5.0: a major update to the DrugBank database for 2018. Nucleic Acids Res. 2018, 46 (D1), D1074–D1082. </w:t>
-      </w:r>
-      <w:r>
-        <w:rPr>
-          <w:i/>
-          <w:color w:val="1565C0"/>
-          <w:sz w:val="18"/>
-        </w:rPr>
-        <w:t>doi:10.1093/nar/gkx1037</w:t>
-      </w:r>
-    </w:p>
-    <w:p>
-      <w:pPr>
-        <w:spacing w:after="60"/>
-        <w:ind w:left="576"/>
-      </w:pPr>
-      <w:r>
-        <w:rPr>
-          <w:b/>
-        </w:rPr>
-        <w:t xml:space="preserve">39. </w:t>
-      </w:r>
-      <w:r>
-        <w:t xml:space="preserve">Lundberg, S. M.; Lee, S.-I. A unified approach to interpreting model predictions. In Advances in Neural Information Processing Systems (NeurIPS 2017); Guyon, I. et al., Eds.; Curran Associates, Inc.: Red Hook, NY, 2017; Vol. 30, pp 4765–4774. </w:t>
-      </w:r>
-      <w:r>
-        <w:rPr>
-          <w:i/>
-          <w:color w:val="1565C0"/>
-          <w:sz w:val="18"/>
-        </w:rPr>
-        <w:t>doi:10.48550/arXiv.1705.07874</w:t>
-      </w:r>
-    </w:p>
-    <w:p>
-      <w:pPr>
-        <w:spacing w:after="60"/>
-        <w:ind w:left="576"/>
-      </w:pPr>
-      <w:r>
-        <w:rPr>
-          <w:b/>
-        </w:rPr>
-        <w:t xml:space="preserve">40. </w:t>
-      </w:r>
-      <w:r>
-        <w:t xml:space="preserve">Chen, T.; Guestrin, C. XGBoost: A scalable tree boosting system. In Proceedings of the 22nd ACM SIGKDD International Conference on Knowledge Discovery and Data Mining; ACM: New York, NY, 2016; pp 785–794. </w:t>
-      </w:r>
-      <w:r>
-        <w:rPr>
-          <w:i/>
-          <w:color w:val="1565C0"/>
-          <w:sz w:val="18"/>
-        </w:rPr>
-        <w:t>doi:10.1145/2939672.2939785</w:t>
-      </w:r>
-    </w:p>
-    <w:p>
-      <w:pPr>
-        <w:spacing w:after="60"/>
-        <w:ind w:left="576"/>
-      </w:pPr>
-      <w:r>
-        <w:rPr>
-          <w:b/>
-        </w:rPr>
-        <w:t xml:space="preserve">41. </w:t>
-      </w:r>
-      <w:r>
-        <w:t xml:space="preserve">Geurts, P.; Ernst, D.; Wehenkel, L. Extremely randomized trees. Mach. Learn. 2006, 63 (1), 3–42. </w:t>
-      </w:r>
-      <w:r>
-        <w:rPr>
-          <w:i/>
-          <w:color w:val="1565C0"/>
-          <w:sz w:val="18"/>
-        </w:rPr>
-        <w:t>doi:10.1007/s10994-006-6226-1</w:t>
-      </w:r>
-    </w:p>
-    <w:p>
-      <w:pPr>
-        <w:spacing w:after="60"/>
-        <w:ind w:left="576"/>
-      </w:pPr>
-      <w:r>
-        <w:rPr>
-          <w:b/>
-        </w:rPr>
-        <w:t xml:space="preserve">42. </w:t>
-      </w:r>
-      <w:r>
-        <w:t xml:space="preserve">OECD. Guidance Document on the Validation of (Quantitative) Structure-Activity Relationship [(Q)SAR] Models. OECD Series on Testing and Assessment, No. 69; OECD Publishing: Paris, France, 2007. </w:t>
+        <w:t xml:space="preserve">OECD. Guidance Document on the Validation of (Quantitative) Structure-Activity Relationship [(Q)SAR] Models; OECD Environment Health and Safety Publications, Series on Testing and Assessment No. 69; OECD Publishing: Paris, 2007. </w:t>
       </w:r>
       <w:r>
         <w:rPr>
@@ -3472,10 +3256,10 @@
         <w:rPr>
           <w:b/>
         </w:rPr>
-        <w:t xml:space="preserve">43. </w:t>
+        <w:t xml:space="preserve">35. </w:t>
       </w:r>
       <w:r>
-        <w:t xml:space="preserve">Gramatica, P. Principles of QSAR models validation: internal and external. QSAR Comb. Sci. 2007, 26 (5), 694–701. </w:t>
+        <w:t xml:space="preserve">Gramatica, P. Principles of QSAR models validation: internal and external. QSAR &amp; Combinatorial Science 2007, 26 (5), 694-701. </w:t>
       </w:r>
       <w:r>
         <w:rPr>
@@ -3495,10 +3279,10 @@
         <w:rPr>
           <w:b/>
         </w:rPr>
-        <w:t xml:space="preserve">44. </w:t>
+        <w:t xml:space="preserve">36. </w:t>
       </w:r>
       <w:r>
-        <w:t xml:space="preserve">Rodríguez-Pérez, R.; Bajorath, J. Interpretation of machine learning models using shapley additive explanations (SHAP) in chemistry and drug discovery. J. Med. Chem. 2020, 63 (16), 8677–8688. </w:t>
+        <w:t xml:space="preserve">Tropsha, A. Best Practices for QSAR Model Development, Validation, and Exploitation. Molecular Informatics 2010, 29 (6-7), 476-488. </w:t>
       </w:r>
       <w:r>
         <w:rPr>
@@ -3506,7 +3290,183 @@
           <w:color w:val="1565C0"/>
           <w:sz w:val="18"/>
         </w:rPr>
-        <w:t>doi:10.1021/acs.jmedchem.9b01101</w:t>
+        <w:t>doi:10.1002/minf.201000061</w:t>
+      </w:r>
+    </w:p>
+    <w:p>
+      <w:pPr>
+        <w:spacing w:after="60"/>
+        <w:ind w:left="576"/>
+      </w:pPr>
+      <w:r>
+        <w:rPr>
+          <w:b/>
+        </w:rPr>
+        <w:t xml:space="preserve">37. </w:t>
+      </w:r>
+      <w:r>
+        <w:t xml:space="preserve">Rücker, C.; Rücker, G.; Meringer, M. y-Randomization and Its Variants in QSPR/QSAR. Journal of Chemical Information and Modeling 2007, 47 (6), 2345-2357. </w:t>
+      </w:r>
+      <w:r>
+        <w:rPr>
+          <w:i/>
+          <w:color w:val="1565C0"/>
+          <w:sz w:val="18"/>
+        </w:rPr>
+        <w:t>doi:10.1021/ci700157b</w:t>
+      </w:r>
+    </w:p>
+    <w:p>
+      <w:pPr>
+        <w:spacing w:after="60"/>
+        <w:ind w:left="576"/>
+      </w:pPr>
+      <w:r>
+        <w:rPr>
+          <w:b/>
+        </w:rPr>
+        <w:t xml:space="preserve">38. </w:t>
+      </w:r>
+      <w:r>
+        <w:t xml:space="preserve">Lundberg, S. M.; Lee, S.-I. A unified approach to interpreting model predictions. In Advances in Neural Information Processing Systems 30; Guyon, I. et al., Eds.; Curran Associates, Inc., 2017; pp 4765–4774. </w:t>
+      </w:r>
+    </w:p>
+    <w:p>
+      <w:pPr>
+        <w:spacing w:after="60"/>
+        <w:ind w:left="576"/>
+      </w:pPr>
+      <w:r>
+        <w:rPr>
+          <w:b/>
+        </w:rPr>
+        <w:t xml:space="preserve">39. </w:t>
+      </w:r>
+      <w:r>
+        <w:t xml:space="preserve">Parr, R. G.; Pearson, R. G. Absolute hardness: companion parameter to absolute electronegativity. Journal of the American Chemical Society 1983, 105 (26), 7512-7516. </w:t>
+      </w:r>
+      <w:r>
+        <w:rPr>
+          <w:i/>
+          <w:color w:val="1565C0"/>
+          <w:sz w:val="18"/>
+        </w:rPr>
+        <w:t>doi:10.1021/ja00364a005</w:t>
+      </w:r>
+    </w:p>
+    <w:p>
+      <w:pPr>
+        <w:spacing w:after="60"/>
+        <w:ind w:left="576"/>
+      </w:pPr>
+      <w:r>
+        <w:rPr>
+          <w:b/>
+        </w:rPr>
+        <w:t xml:space="preserve">40. </w:t>
+      </w:r>
+      <w:r>
+        <w:t xml:space="preserve">Parr, R. G.; Szentpály, L. v.; Liu, S. Electrophilicity Index. Journal of the American Chemical Society 1999, 121 (9), 1922-1924. </w:t>
+      </w:r>
+      <w:r>
+        <w:rPr>
+          <w:i/>
+          <w:color w:val="1565C0"/>
+          <w:sz w:val="18"/>
+        </w:rPr>
+        <w:t>doi:10.1021/ja983494x</w:t>
+      </w:r>
+    </w:p>
+    <w:p>
+      <w:pPr>
+        <w:spacing w:after="60"/>
+        <w:ind w:left="576"/>
+      </w:pPr>
+      <w:r>
+        <w:rPr>
+          <w:b/>
+        </w:rPr>
+        <w:t xml:space="preserve">41. </w:t>
+      </w:r>
+      <w:r>
+        <w:t xml:space="preserve">Hopkins, A. L.; Groom, C. R.; Alex, A. Ligand efficiency: a useful metric for lead selection. Drug Discovery Today 2004, 9 (10), 430-431. </w:t>
+      </w:r>
+      <w:r>
+        <w:rPr>
+          <w:i/>
+          <w:color w:val="1565C0"/>
+          <w:sz w:val="18"/>
+        </w:rPr>
+        <w:t>doi:10.1016/s1359-6446(04)03069-7</w:t>
+      </w:r>
+    </w:p>
+    <w:p>
+      <w:pPr>
+        <w:spacing w:after="60"/>
+        <w:ind w:left="576"/>
+      </w:pPr>
+      <w:r>
+        <w:rPr>
+          <w:b/>
+        </w:rPr>
+        <w:t xml:space="preserve">42. </w:t>
+      </w:r>
+      <w:r>
+        <w:t xml:space="preserve">Kramer, C.; Gedeck, P. Leave-many-out cross-validation and the applicability domain of QSAR models. J. Chem. Inf. Model. 2012, 52 (3), 697–707. </w:t>
+      </w:r>
+      <w:r>
+        <w:rPr>
+          <w:i/>
+          <w:color w:val="1565C0"/>
+          <w:sz w:val="18"/>
+        </w:rPr>
+        <w:t>doi:10.1021/ci9003105</w:t>
+      </w:r>
+    </w:p>
+    <w:p>
+      <w:pPr>
+        <w:spacing w:after="60"/>
+        <w:ind w:left="576"/>
+      </w:pPr>
+      <w:r>
+        <w:rPr>
+          <w:b/>
+        </w:rPr>
+        <w:t xml:space="preserve">43. </w:t>
+      </w:r>
+      <w:r>
+        <w:t xml:space="preserve">Cherkasov, A.; Muratov, E. N.; Fourches, D.; Varnek, A.; Baskin, I. I.; Cronin, M.; Dearden, J.; Gramatica, P.; Martin, Y. C.; Todeschini, R.; et al. QSAR Modeling: Where Have You Been? Where Are You Going To?. Journal of Medicinal Chemistry 2014, 57 (12), 4977-5010. </w:t>
+      </w:r>
+      <w:r>
+        <w:rPr>
+          <w:i/>
+          <w:color w:val="1565C0"/>
+          <w:sz w:val="18"/>
+        </w:rPr>
+        <w:t>doi:10.1021/jm4004285</w:t>
+      </w:r>
+    </w:p>
+    <w:p>
+      <w:pPr>
+        <w:spacing w:after="60"/>
+        <w:ind w:left="576"/>
+      </w:pPr>
+      <w:r>
+        <w:rPr>
+          <w:b/>
+        </w:rPr>
+        <w:t xml:space="preserve">44. </w:t>
+      </w:r>
+      <w:r>
+        <w:t xml:space="preserve">Veber, D. F.; Johnson, S. R.; Cheng, H. Y.; Smith, B. R.; Ward, K. W.; Kopple, K. D. Molecular Properties That Influence the Oral Bioavailability of Drug Candidates. Journal of Medicinal Chemistry 2002, 45 (12), 2615-2623. </w:t>
+      </w:r>
+      <w:r>
+        <w:rPr>
+          <w:i/>
+          <w:color w:val="1565C0"/>
+          <w:sz w:val="18"/>
+        </w:rPr>
+        <w:t>doi:10.1021/jm020017n</w:t>
       </w:r>
     </w:p>
     <w:p>
@@ -3521,7 +3481,7 @@
         <w:t xml:space="preserve">45. </w:t>
       </w:r>
       <w:r>
-        <w:t xml:space="preserve">Tropsha, A. Best practices for QSAR model development, validation, and exploitation. Mol. Inf. 2010, 29 (6-7), 476–488. </w:t>
+        <w:t xml:space="preserve">Lipinski, C. A.; Lombardo, F.; Dominy, B. W.; Feeney, P. J. Experimental and computational approaches to estimate solubility and permeability in drug discovery and development settings 1PII of original article: S0169-409X(96)00423-1. The article was originally published in Advanced Drug Delivery Reviews 23 (1997) 3–25. 1. Advanced Drug Delivery Reviews 2001, 46 (1-3), 3-26. </w:t>
       </w:r>
       <w:r>
         <w:rPr>
@@ -3529,7 +3489,7 @@
           <w:color w:val="1565C0"/>
           <w:sz w:val="18"/>
         </w:rPr>
-        <w:t>doi:10.1002/minf.201000061</w:t>
+        <w:t>doi:10.1016/s0169-409x(00)00129-0</w:t>
       </w:r>
     </w:p>
     <w:sectPr>

--- a/manuscript/Beilstein_Manuscript_GBM_MXene_Monreal_Hernandez_et_al.docx
+++ b/manuscript/Beilstein_Manuscript_GBM_MXene_Monreal_Hernandez_et_al.docx
@@ -2601,7 +2601,15 @@
         <w:t xml:space="preserve">5. </w:t>
       </w:r>
       <w:r>
-        <w:t xml:space="preserve">Yarden, Y.; Pines, G. The ERBB network: at the crossroads of cell, development, and cancer. Nat. Rev. Cancer 2012, 12 (8), 553–563. </w:t>
+        <w:t xml:space="preserve">Yarden, Y.; Pines, G. The ERBB network: at last, cancer therapy meets systems biology. Nature Reviews Cancer 2012, 12 (8), 553-563. </w:t>
+      </w:r>
+      <w:r>
+        <w:rPr>
+          <w:i/>
+          <w:color w:val="1565C0"/>
+          <w:sz w:val="18"/>
+        </w:rPr>
+        <w:t>doi:10.1038/nrc3309</w:t>
       </w:r>
     </w:p>
     <w:p>
@@ -2754,7 +2762,15 @@
         <w:t xml:space="preserve">12. </w:t>
       </w:r>
       <w:r>
-        <w:t xml:space="preserve">Yosaatmadja, Y.; Silva, S.; Dickson, J. M.; Patterson, A. V.; Smaill, J. B.; Squire, C. J. Binding mode of the third-generation EGFR inhibitor AZD9291 to wild-type and mutant EGFR kinase. Acta Crystallogr. Sect. D Biol. Crystallogr. 2015, 71 (10), 2089–2096. </w:t>
+        <w:t xml:space="preserve">Yosaatmadja, Y.; Silva, S.; Dickson, J. M.; Patterson, A. V.; Smaill, J. B.; Flanagan, J. U.; McKeage, M. J.; Squire, C. J. Binding mode of the breakthrough inhibitor AZD9291 to epidermal growth factor receptor revealed. Journal of Structural Biology 2015, 192 (3), 539-544. </w:t>
+      </w:r>
+      <w:r>
+        <w:rPr>
+          <w:i/>
+          <w:color w:val="1565C0"/>
+          <w:sz w:val="18"/>
+        </w:rPr>
+        <w:t>doi:10.1016/j.jsb.2015.10.018</w:t>
       </w:r>
     </w:p>
     <w:p>
@@ -2884,7 +2900,15 @@
         <w:t xml:space="preserve">18. </w:t>
       </w:r>
       <w:r>
-        <w:t xml:space="preserve">Smaill, J. B.; Patterson, A. V. Third-generation EGFR tyrosine kinase inhibitors: overcoming T790M resistance. Transl. Cancer Res. 2016, 5 (Suppl 2), S216–S220. </w:t>
+        <w:t xml:space="preserve">Wang, S.; Cang, S.; Liu, D. Third-generation inhibitors targeting EGFR T790M mutation in advanced non-small cell lung cancer. Journal of Hematology &amp; Oncology 2016, 9 (1). </w:t>
+      </w:r>
+      <w:r>
+        <w:rPr>
+          <w:i/>
+          <w:color w:val="1565C0"/>
+          <w:sz w:val="18"/>
+        </w:rPr>
+        <w:t>doi:10.1186/s13045-016-0268-z</w:t>
       </w:r>
     </w:p>
     <w:p>
@@ -2899,7 +2923,15 @@
         <w:t xml:space="preserve">19. </w:t>
       </w:r>
       <w:r>
-        <w:t xml:space="preserve">Gori, A.; Lodola, A. The role of computational methods in EGFR kinase inhibitor discovery. Expert Opin. Drug Discov. 2020, 15 (7), 803–819. </w:t>
+        <w:t xml:space="preserve">Veal, J. M. Practical Use of Computational Chemistry in Kinase Drug Discovery. Kinase Inhibitor Drugs 2009, 403-431. </w:t>
+      </w:r>
+      <w:r>
+        <w:rPr>
+          <w:i/>
+          <w:color w:val="1565C0"/>
+          <w:sz w:val="18"/>
+        </w:rPr>
+        <w:t>doi:10.1002/9780470524961.ch16</w:t>
       </w:r>
     </w:p>
     <w:p>
@@ -3328,7 +3360,7 @@
         <w:t xml:space="preserve">38. </w:t>
       </w:r>
       <w:r>
-        <w:t xml:space="preserve">Lundberg, S. M.; Lee, S.-I. A unified approach to interpreting model predictions. In Advances in Neural Information Processing Systems 30; Guyon, I. et al., Eds.; Curran Associates, Inc., 2017; pp 4765–4774. </w:t>
+        <w:t xml:space="preserve">Lundberg, S. M.; Lee, S.-I. A unified approach to interpreting model predictions. In Advances in Neural Information Processing Systems 30; Guyon, I. et al., Eds.; Curran Associates, Inc., 2017; pp 4765–4774. arXiv:1705.07874. </w:t>
       </w:r>
     </w:p>
     <w:p>

--- a/manuscript/Beilstein_Manuscript_GBM_MXene_Monreal_Hernandez_et_al.docx
+++ b/manuscript/Beilstein_Manuscript_GBM_MXene_Monreal_Hernandez_et_al.docx
@@ -73,7 +73,7 @@
       <w:r>
         <w:drawing>
           <wp:inline xmlns:a="http://schemas.openxmlformats.org/drawingml/2006/main" xmlns:pic="http://schemas.openxmlformats.org/drawingml/2006/picture">
-            <wp:extent cx="5669280" cy="3102997"/>
+            <wp:extent cx="5669280" cy="3100822"/>
             <wp:docPr id="1" name="Picture 1"/>
             <wp:cNvGraphicFramePr>
               <a:graphicFrameLocks noChangeAspect="1"/>
@@ -94,7 +94,7 @@
                   <pic:spPr>
                     <a:xfrm>
                       <a:off x="0" y="0"/>
-                      <a:ext cx="5669280" cy="3102997"/>
+                      <a:ext cx="5669280" cy="3100822"/>
                     </a:xfrm>
                     <a:prstGeom prst="rect"/>
                   </pic:spPr>
@@ -146,7 +146,7 @@
         <w:spacing w:after="160" w:line="276" w:lineRule="auto"/>
       </w:pPr>
       <w:r>
-        <w:t>Glioblastoma Multiforme (GBM) is the most lethal primary malignant central nervous system neoplasm in adults, characterized by median survival below 15 months due to severe therapeutic resistance and the restrictive physiology of the blood-brain barrier (BBB). Here, we establish an integrated multi-scale quantum chemical (DFTB3-D4), physical molecular docking (AutoDock Vina v1.2.7 against the crystal structure of human EGFR kinase domain, PDB ID: 4UV7, 1.90 Å), and Explainable Machine Learning Nano-QSAR architecture evaluating 2D Titanium Carbide MXene (Ti3C2Tx) nanosheets engineered with Angiopep-2 functionalization for LRP-1 receptor-mediated transcytosis. A library of 35 clinical CNS and GBM therapeutics was systematically curated. Real GFN2-xTB single-point adsorption calculations on the pristine Ti3C2O2 MXene (all 35 compounds) showed interaction energies from -0.9 to -15.5 kcal/mol; no real structural or quantum data exists yet for the Ti3C2(OH)2-Angiopep-2 functionalized variant, which would require new complex-geometry modeling beyond the present scope. Physical molecular docking revealed robust binding (-3.32 to -6.46 kcal/mol) with critical catalytic residues (Asp392, His394, Arg427, Thr391). A leak-free nested 5x5 cross-validated Ridge surrogate achieved modest, non-overfit predictive accuracy on the real adsorption data (Q2_CV = 0.10-0.65), corroborated by exploratory feature-importance ranking and OECD Principle 3 Williams domain leverage validation. This work establishes a quantitative blueprint for 2D MXene-based nanovehicles surmounting neuro-oncological barriers.</w:t>
+        <w:t>Glioblastoma multiforme (GBM) is the most lethal primary malignant central nervous system neoplasm in adults, with a median survival below 15 months, driven by therapeutic resistance and the restrictive physiology of the blood-brain barrier (BBB) [1,3]. Here we present an integrated computational framework combining GFN2-xTB tight-binding quantum chemistry (with D4 dispersion) [26,27], physical molecular docking (AutoDock Vina v1.2.7 [31,32] against the human EGFR kinase domain, PDB ID: 4ZAU, 2.80 Å, with 2J6M as a secondary control), and a leak-free cross-validated explainable Nano-QSAR surrogate, for a curated set of 35 clinical CNS and GBM therapeutics. Real GFN2-xTB single-point interaction energies of all 35 drugs on the pristine oxygen-terminated Ti3C2O2 MXene cluster range from -0.9 to -15.5 kcal/mol. An Angiopep-2-functionalized MXene for LRP-1-mediated transcytosis is discussed only as future work, since no real structural or quantum data for it exist in this study. Docking against EGFR (exploratory; redocking heavy-atom RMSD 5.32 Å) gave Vina scores of -3.96 to -8.94 kcal/mol (mean -7.16), with recurrent contacts at Asp392, His394, Arg427 and Thr391. A leak-free nested 5x5 cross-validated RidgeCV surrogate on the real data reached Q2_CV = 0.65 (isolated descriptors) and 0.10 (pristine-MXene interaction energy); the feature-importance analysis is reported as exploratory. OECD Principle 3 applicability-domain analysis (Williams leverage) places all 35 compounds inside the domain in both real-data systems. Every value reported is computed from the deposited pipeline; no descriptor or energy is estimated from an empirical formula.</w:t>
       </w:r>
     </w:p>
     <w:p>
@@ -181,17 +181,17 @@
     </w:p>
     <w:p>
       <w:r>
-        <w:t>Glioblastoma (GBM, WHO grade IV astrocytoma) represents the most aggressive and pervasive primary brain tumor in human adults. Standard-of-care protocols combining maximal surgical resection, temozolomide (TMZ) chemotherapy, and radiotherapy invariably yield recurrence. A foundational barrier to clinical efficacy is the blood-brain barrier (BBB), formed by brain capillary endothelial cells, astrocyte end-feet, and tight junction proteins that exclude over 98% of small-molecule therapeutics and nearly 100% of large biologics from the brain parenchyma.</w:t>
+        <w:t>Glioblastoma (GBM, WHO grade IV astrocytoma) is the most aggressive primary brain tumor in adults. Standard-of-care - maximal surgical resection, temozolomide chemotherapy and radiotherapy [1,2] - is almost invariably followed by recurrence, and MGMT-promoter methylation status modulates the temozolomide benefit [8]. A foundational barrier to clinical efficacy is the blood-brain barrier (BBB), which excludes the large majority of small-molecule therapeutics and nearly all large biologics from the brain parenchyma [9,10].</w:t>
       </w:r>
     </w:p>
     <w:p>
       <w:r>
-        <w:t>Overexpression and genomic amplification of the Epidermal Growth Factor Receptor (EGFR) and its constitutively active deletion mutant EGFRvIII occur in &gt;60% of GBM patients, driving unchecked cellular proliferation, invasion, and neo-angiogenesis. However, systemic administration of EGFR tyrosine kinase inhibitors (TKIs) such as Osimertinib, Gefitinib, and Erlotinib is severely compromised by poor BBB penetration and rapid systemic clearance.</w:t>
+        <w:t>Overexpression and genomic amplification of the epidermal growth factor receptor (EGFR) and its constitutively active deletion mutant EGFRvIII occur in a large fraction of GBM patients and drive proliferation, invasion and neo-angiogenesis [4,6,7]. Systemic administration of EGFR tyrosine kinase inhibitors (TKIs) such as osimertinib, gefitinib and erlotinib is compromised by poor BBB penetration and rapid systemic clearance [10,13].</w:t>
       </w:r>
     </w:p>
     <w:p>
       <w:r>
-        <w:t>Two-dimensional transition metal carbides and nitrides (MXenes), represented by titanium carbide (Ti3C2Tx), have emerged as paradigm-shifting nanomaterials. Their metallic electrical conductivity, hydrophilic surface terminations (-O, -OH, -F), rich d-orbital transition metal coordination chemistry, and intrinsic near-infrared photothermal conversion make them exceptional candidates for nanomedicine. Surface modification with Angiopep-2 peptides targeting Low-Density Lipoprotein Receptor-Related Protein 1 (LRP-1) enables efficient transcytosis across the intact BBB.</w:t>
+        <w:t>Two-dimensional transition-metal carbides and nitrides (MXenes), represented by titanium carbide (Ti3C2Tx) [21,22], combine metallic conductivity, hydrophilic surface terminations (-O, -OH, -F) and rich transition-metal coordination chemistry, and have been explored for nanomedicine [23-25]. Surface modification with Angiopep-2 peptides targeting low-density lipoprotein receptor-related protein 1 (LRP-1) has been proposed to promote transcytosis across the BBB; in the present study this functionalized carrier is treated only as a prospective extension (see Conclusions), and all quantum and docking results refer to the pristine Ti3C2O2 surface.</w:t>
       </w:r>
     </w:p>
     <w:p>
@@ -251,7 +251,7 @@
           <w:i/>
           <w:sz w:val="19"/>
         </w:rPr>
-        <w:t xml:space="preserve"> Multi-Scale Computational Workflow: Integrating Quantum Chemical CDFT, Real AutoDock Vina Docking (PDB 4UV7), and Explainable Machine Learning for 2D Ti3C2Tx MXene Glioblastoma Delivery.</w:t>
+        <w:t xml:space="preserve"> Multi-scale computational workflow: GFN2-xTB quantum-chemical adsorption on pristine Ti3C2O2, real AutoDock Vina docking (PDB 4ZAU / 2J6M), and a leak-free cross-validated explainable Nano-QSAR surrogate for 2D Ti3C2Tx MXene glioblastoma delivery.</w:t>
       </w:r>
     </w:p>
     <w:p>
@@ -272,17 +272,17 @@
     </w:p>
     <w:p>
       <w:r>
-        <w:t>2.1 Quantum Chemical DFTB3-D4 and Conceptual DFT (CDFT) Framework: Quantum adsorption calculations of therapeutics on the Ti3C2O2 pristine monolayer supercell were performed utilizing third-order Density Functional Tight-Binding with D4 dispersion corrections (DFTB3-D4). Frontier molecular orbitals (E_HOMO, E_LUMO) and global reactivity indices—including chemical hardness (eta), electronic softness (S), electronegativity (chi), and electrophilicity index (omega)—were derived under Conceptual Density Functional Theory.</w:t>
+        <w:t>2.1 Quantum-chemical framework: Each isolated drug, the pristine oxygen-terminated Ti3C2O2 MXene cluster, and every drug-MXene complex were geometry-optimized and evaluated at single point with GFN2-xTB (xtb v6.7.1) including the D4 dispersion correction [26,27]. The standardized single-point interaction energy is Delta_E_int,SP = E(complex) - E(MXene) - E(drug), with both fragments taken at the complex geometry. Frontier-orbital energies (E_HOMO, E_LUMO) and conceptual-DFT global reactivity indices - chemical hardness (eta = gap/2), softness (S), electronegativity (chi) and electrophilicity index (omega = mu^2/2eta) [39,40] - were read directly from the xtb output; no descriptor is estimated from an empirical formula.</w:t>
       </w:r>
     </w:p>
     <w:p>
       <w:r>
-        <w:t>2.2 Physical Molecular Docking Parameterization: The high-resolution X-ray crystal structure of the human EGFR kinase catalytic domain was retrieved from the Protein Data Bank (PDB ID: 4UV7, 1.90 Å resolution). Receptor and ligand structures were protonated at physiological pH (7.4) and converted to PDBQT format with Meeko. Rigid-receptor flexible-ligand docking was executed with AutoDock Vina v1.2.7 across a 22 x 22 x 22 Å search grid centered on the ATP-binding pocket (X = -14.655, Y = -1.207, Z = 33.327 Å).</w:t>
+        <w:t>2.2 Molecular docking: The X-ray crystal structure of the human EGFR kinase domain (PDB ID: 4ZAU, 2.80 Å) was used as the primary receptor, with 2J6M as a secondary control. Receptor and ligands were protonated at pH 7.4 and converted to PDBQT with Meeko; rigid-receptor flexible-ligand docking used AutoDock Vina v1.2.7 [31,32] over a 22 x 22 x 22 Å grid centred on the ATP pocket. Because self-redocking of the co-crystallized ligand reproduced the native pose only within 5.32 Å heavy-atom RMSD, the docking scores are reported as an exploratory ranking rather than a quantitative endpoint.</w:t>
       </w:r>
     </w:p>
     <w:p>
       <w:r>
-        <w:t>2.3 Machine Learning Architecture &amp; OECD Validation Principles: Non-linear ensemble learning was implemented with ExtraTrees and XGBoost regressors under 5-fold cross-validation. Model interpretability was established via Shapley Additive Explanations (SHAP). The applicability domain was strictly defined according to OECD Principle 3 using hat-matrix leverage analysis (Williams plot).</w:t>
+        <w:t>2.3 Surrogate model and applicability domain: A regularized linear model (StandardScaler + RidgeCV) was trained inside a leak-free nested 5x5 cross-validation on the real observed data. Feature importance was inspected with an ExtraTrees estimator and Shapley Additive Explanations (SHAP) [38] and is reported as exploratory only. The applicability domain follows OECD Principle 3 [34-36] via hat-matrix leverage (Williams plot) with warning leverage h* = 3(p+1)/n and +/-3sigma standardized-residual limits.</w:t>
       </w:r>
     </w:p>
     <w:p>
@@ -379,7 +379,7 @@
     </w:p>
     <w:p>
       <w:r>
-        <w:t>Real GFN2-xTB single-point interaction energies (delta_Eint_SP) calculated across all 35 GBM therapeutics on the pristine Ti3C2O2 monolayer ranged from -0.9 kcal/mol for weakly interacting compounds to -15.5 kcal/mol for the most strongly stabilized aromatic multikinase inhibitors, consistent with pi-d orbital hybridization between the drug aromatic pi-systems and the titanium 3d conduction band.</w:t>
+        <w:t>Real GFN2-xTB single-point interaction energies (Delta_E_int,SP) across all 35 therapeutics on the pristine Ti3C2O2 cluster range from -0.9 kcal/mol for the most weakly interacting compounds to -15.5 kcal/mol for the most strongly stabilized (larotrectinib -15.5; temozolomide -13.4; lomustine -12.8 kcal/mol), consistent with dispersion-dominated physisorption of the drug pi-systems on the oxygen-terminated titanium-carbide surface.</w:t>
       </w:r>
     </w:p>
     <w:p>
@@ -395,12 +395,12 @@
           <w:color w:val="0D47A1"/>
           <w:sz w:val="24"/>
         </w:rPr>
-        <w:t>3.2 Physical Molecular Docking against Human EGFR Kinase</w:t>
+        <w:t>3.2 Molecular docking against the EGFR kinase domain</w:t>
       </w:r>
     </w:p>
     <w:p>
       <w:r>
-        <w:t>The 100% physical AutoDock Vina v1.2.7 screening across the 35 GBM therapeutics demonstrated robust macromolecular binding with binding free energies spanning -3.32 to -6.46 kcal/mol (mean: -5.29 kcal/mol). The highest affinities were observed for Abemaciclib (-6.46 kcal/mol), Palbociclib (-6.41 kcal/mol), Sorafenib (-6.39 kcal/mol), and Regorafenib (-6.21 kcal/mol).</w:t>
+        <w:t>AutoDock Vina v1.2.7 screening of the 35 therapeutics against EGFR (PDB 4ZAU) gave scores from -3.96 to -8.94 kcal/mol (mean -7.16 kcal/mol). The highest-ranked compounds were entrectinib (-8.94), sorafenib (-8.66), trametinib (-8.50), cobimetinib (-8.49) and cabozantinib (-8.29 kcal/mol). Because self-redocking reproduced the native pose only within 5.32 Å RMSD, this ranking is treated as exploratory and is not used as a QSAR endpoint.</w:t>
       </w:r>
     </w:p>
     <w:p>
@@ -460,7 +460,7 @@
           <w:i/>
           <w:sz w:val="19"/>
         </w:rPr>
-        <w:t xml:space="preserve"> Physical Molecular Docking Statistical Profiles on Human EGFR Kinase: (a) Distribution of real Vina binding energies; (b) Ranking of top 10 high-affinity GBM therapeutics.</w:t>
+        <w:t xml:space="preserve"> Molecular docking statistical profiles on the EGFR kinase domain (PDB 4ZAU; exploratory, redocking RMSD 5.32 Å): (a) distribution of real Vina scores; (b) ranking of the top-10 compounds.</w:t>
       </w:r>
     </w:p>
     <w:p>
@@ -520,7 +520,7 @@
           <w:i/>
           <w:sz w:val="19"/>
         </w:rPr>
-        <w:t xml:space="preserve"> Residue-Level Contact Fingerprints on Human EGFR Kinase: Frequency of atomic contacts (d &lt;= 3.8 Å) with catalytic residues Asp392, His394, Arg427, Thr391, and Arg390.</w:t>
+        <w:t xml:space="preserve"> Residue-level contact frequencies on the EGFR kinase domain (real Vina poses, contact distance &lt;= 3.8 Å): most frequent contacts are Asp392, His394, Arg427, Thr391 and Arg390.</w:t>
       </w:r>
     </w:p>
     <w:p/>
@@ -2068,12 +2068,12 @@
           <w:color w:val="0D47A1"/>
           <w:sz w:val="24"/>
         </w:rPr>
-        <w:t>3.3 Machine Learning Nano-QSAR Benchmark &amp; Feature Importance</w:t>
+        <w:t>3.3 Nano-QSAR surrogate model and feature importance</w:t>
       </w:r>
     </w:p>
     <w:p>
       <w:r>
-        <w:t>A regularized Ridge surrogate model, evaluated by fully leak-free nested 5x5 cross-validation on the real observed data (Real_Vina_Docking_Score_kcal_mol for isolated drugs; the real GFN2-xTB delta_Eint_SP_kcal_mol for the pristine Ti3C2O2 MXene complex), achieved Q2_CV = 0.651 (isolated) and 0.095 (pristine MXene), RMSE 0.54 and 3.95 kcal/mol respectively (n=35, p=4 both systems). Exploratory ExtraTrees feature-importance ranking on the real pristine-MXene interaction energies identified molecular weight (MolWt) and molar refractivity (MolMR) as the leading descriptors, followed by the CDFT reactivity indices (chemical potential mu, HOMO-LUMO gap, hardness).</w:t>
+        <w:t>A StandardScaler + RidgeCV surrogate evaluated by leak-free nested 5x5 cross-validation on the real observed data (isolated Vina scores; and the real GFN2-xTB Delta_E_int,SP on the pristine Ti3C2O2 MXene) reached Q2_CV = 0.65 for the isolated-descriptor model and 0.10 for the pristine-MXene interaction-energy model, with RMSE of 0.54 and 3.95 kcal/mol respectively (n = 35, four descriptors each: MolWt, MolMR, E_HOMO, omega). The pristine-MXene model is therefore only weakly predictive, and the exploratory ExtraTrees feature-importance ranking (Figure 6) - led by molecular weight and molar refractivity - is reported as a qualitative indication rather than a validated structure-property relationship [42,43].</w:t>
       </w:r>
     </w:p>
     <w:p>
@@ -2253,7 +2253,7 @@
           <w:i/>
           <w:sz w:val="19"/>
         </w:rPr>
-        <w:t xml:space="preserve"> Pearson Inter-Descriptor Correlation Heatmap (20 Descriptors across 35 GBM Therapeutics).</w:t>
+        <w:t xml:space="preserve"> Pearson inter-descriptor correlation heatmap (real descriptor matrix, 35 GBM therapeutics).</w:t>
       </w:r>
     </w:p>
     <w:p>
@@ -2269,12 +2269,12 @@
           <w:color w:val="0D47A1"/>
           <w:sz w:val="24"/>
         </w:rPr>
-        <w:t>3.4 OECD Validation Principles and Applicability Domain</w:t>
+        <w:t>3.4 Applicability domain (OECD Principle 3)</w:t>
       </w:r>
     </w:p>
     <w:p>
       <w:r>
-        <w:t>To satisfy international regulatory standards for QSAR modeling set forth by the Organization for Economic Co-operation and Development (OECD), the applicability domain was established via hat-matrix leverage calculation on the real observed data. The warning leverage thresholds (h* = 1.80 isolated drugs, 0.77 pristine MXene) and standard residual limits (±3sigma) confirmed that 100% of compounds in both real-data systems (35/35 each) fall securely within the reliable prediction domain without leverage outliers.</w:t>
+        <w:t>The applicability domain was assessed by hat-matrix leverage on the real descriptor matrix (Williams plot) [34-36]. With the full descriptor set the warning leverage is h* = 1.80 for the isolated-drug system (20 descriptors) and h* = 0.77 for the pristine-MXene system (8 descriptors); all 35 compounds fall inside the domain (leverage below h* and standardized residual within +/-3sigma) in both cases.</w:t>
       </w:r>
     </w:p>
     <w:p>
@@ -2350,12 +2350,12 @@
           <w:color w:val="0D47A1"/>
           <w:sz w:val="24"/>
         </w:rPr>
-        <w:t>3.5 Atomistic 3D Spatial Binding Modes</w:t>
+        <w:t>3.5 Representative binding modes</w:t>
       </w:r>
     </w:p>
     <w:p>
       <w:r>
-        <w:t>Atomistic inspection of top docked poses (Osimertinib, Sorafenib, and Abemaciclib) highlighted deep spatial insertion into the hydrophobic catalytic cleft of EGFR (PDB ID: 4UV7), coordinated by double hydrogen bonds to the hinge region backbone and stabilized by pi-stacking interactions.</w:t>
+        <w:t>Inspection of the top-ranked docked poses on EGFR (PDB 4ZAU) shows the inhibitors occupying the ATP cleft with contacts to the residues in Figure 4 (Asp392, His394, Arg427, Thr391). On the pristine Ti3C2O2 surface the strongest-binding drugs lie flat against the oxygen termination, consistent with the dispersion-dominated interaction energies of Section 3.1.</w:t>
       </w:r>
     </w:p>
     <w:p>
@@ -2366,7 +2366,7 @@
       <w:r>
         <w:drawing>
           <wp:inline xmlns:a="http://schemas.openxmlformats.org/drawingml/2006/main" xmlns:pic="http://schemas.openxmlformats.org/drawingml/2006/picture">
-            <wp:extent cx="5669280" cy="1768957"/>
+            <wp:extent cx="5669280" cy="1731040"/>
             <wp:docPr id="10" name="Picture 10"/>
             <wp:cNvGraphicFramePr>
               <a:graphicFrameLocks noChangeAspect="1"/>
@@ -2387,7 +2387,7 @@
                   <pic:spPr>
                     <a:xfrm>
                       <a:off x="0" y="0"/>
-                      <a:ext cx="5669280" cy="1768957"/>
+                      <a:ext cx="5669280" cy="1731040"/>
                     </a:xfrm>
                     <a:prstGeom prst="rect"/>
                   </pic:spPr>
@@ -2415,7 +2415,7 @@
           <w:i/>
           <w:sz w:val="19"/>
         </w:rPr>
-        <w:t xml:space="preserve"> Atomistic 3D Spatial Binding Modes &amp; Interfacial Geometries: (a) Osimertinib in EGFR catalytic pocket; (b) Sorafenib hydrogen-bonding network; (c) Abemaciclib interfacial coordination on 2D Ti3C2Tx MXene monolayer.</w:t>
+        <w:t xml:space="preserve"> Representative binding modes (schematic): (a-b) top-ranked inhibitors in the EGFR ATP cleft (PDB 4ZAU); (c) a drug on the pristine Ti3C2O2 MXene surface with its real GFN2-xTB Delta_E_int,SP.</w:t>
       </w:r>
     </w:p>
     <w:p>
@@ -2436,7 +2436,7 @@
     </w:p>
     <w:p>
       <w:r>
-        <w:t>This investigation provides the first comprehensive, quantum-informed, and Explainable AI framework validating 2D Titanium Carbide MXene (Ti3C2Tx) nanosheets as targeted delivery platforms for Glioblastoma Multiforme. By combining DFTB3-D4 quantum chemisorption, physical AutoDock Vina v1.2.7 molecular docking against human EGFR kinase (PDB ID: 4UV7), and a leak-free machine learning surrogate validated under OECD guidelines on real GFN2-xTB adsorption data, we demonstrate that the pristine Ti3C2O2 MXene offers a thermodynamically favorable platform for kinase-inhibitor loading; extending this to an Angiopep-2 functionalized carrier for BBB transcytosis will require new structural modeling and quantum calculations beyond the present real-data scope.</w:t>
+        <w:t>We report a quantum-informed, explainable Nano-QSAR analysis of 2D Ti3C2Tx MXene as a candidate delivery scaffold for glioblastoma therapeutics. Combining real GFN2-xTB single-point interaction energies, exploratory AutoDock Vina docking against the EGFR kinase domain (PDB 4ZAU), and a leak-free cross-validated RidgeCV surrogate assessed under OECD guidelines, we find that the pristine Ti3C2O2 surface binds all 35 screened therapeutics by dispersion-dominated physisorption (Delta_E_int,SP = -0.9 to -15.5 kcal/mol). The surrogate is only weakly predictive for the MXene interaction energy, so the descriptor rankings are presented as exploratory. An Angiopep-2-functionalized MXene for LRP-1-mediated BBB transcytosis is a natural extension but is outside the present scope: it has no real structural or quantum data here and would require dedicated complex-geometry modeling.</w:t>
       </w:r>
     </w:p>
     <w:p>

--- a/manuscript/Beilstein_Manuscript_GBM_MXene_Monreal_Hernandez_et_al.docx
+++ b/manuscript/Beilstein_Manuscript_GBM_MXene_Monreal_Hernandez_et_al.docx
@@ -146,7 +146,7 @@
         <w:spacing w:after="160" w:line="276" w:lineRule="auto"/>
       </w:pPr>
       <w:r>
-        <w:t>Glioblastoma multiforme (GBM) is the most lethal primary malignant central nervous system neoplasm in adults, with a median survival below 15 months, driven by therapeutic resistance and the restrictive physiology of the blood-brain barrier (BBB) [1,3]. Here we present an integrated computational framework combining GFN2-xTB tight-binding quantum chemistry (with D4 dispersion) [26,27], physical molecular docking (AutoDock Vina v1.2.7 [31,32] against the human EGFR kinase domain, PDB ID: 4ZAU, 2.80 Å, with 2J6M as a secondary control), and a leak-free cross-validated explainable Nano-QSAR surrogate, for a curated set of 35 clinical CNS and GBM therapeutics. Real GFN2-xTB single-point interaction energies of all 35 drugs on the pristine oxygen-terminated Ti3C2O2 MXene cluster range from -0.9 to -15.5 kcal/mol. An Angiopep-2-functionalized MXene for LRP-1-mediated transcytosis is discussed only as future work, since no real structural or quantum data for it exist in this study. Docking against EGFR (exploratory; redocking heavy-atom RMSD 5.32 Å) gave Vina scores of -3.96 to -8.94 kcal/mol (mean -7.16), with recurrent contacts at Asp392, His394, Arg427 and Thr391. A leak-free nested 5x5 cross-validated RidgeCV surrogate on the real data reached Q2_CV = 0.65 (isolated descriptors) and 0.10 (pristine-MXene interaction energy); the feature-importance analysis is reported as exploratory. OECD Principle 3 applicability-domain analysis (Williams leverage) places all 35 compounds inside the domain in both real-data systems. Every value reported is computed from the deposited pipeline; no descriptor or energy is estimated from an empirical formula.</w:t>
+        <w:t>Glioblastoma multiforme (GBM) is the most lethal primary malignant central nervous system neoplasm in adults, with a median survival below 15 months, driven by therapeutic resistance and the restrictive physiology of the blood-brain barrier (BBB) [1,3]. Here we present an integrated computational framework combining GFN2-xTB tight-binding quantum chemistry (with D4 dispersion) [26,27], physical molecular docking (AutoDock Vina v1.2.7 [28,29] against the human EGFR kinase domain, PDB ID: 4ZAU, 2.80 Å, with 2J6M as a secondary control), and a leak-free cross-validated explainable Nano-QSAR surrogate, for a curated set of 35 clinical CNS and GBM therapeutics. Real GFN2-xTB single-point interaction energies of all 35 drugs on the pristine oxygen-terminated Ti3C2O2 MXene cluster range from -0.9 to -15.5 kcal/mol. An Angiopep-2-functionalized MXene for LRP-1-mediated transcytosis is discussed only as future work, since no real structural or quantum data for it exist in this study. Docking against EGFR (exploratory; redocking heavy-atom RMSD 5.32 Å) gave Vina scores of -3.96 to -8.94 kcal/mol (mean -7.16), with recurrent contacts at Asp392, His394, Arg427 and Thr391. A leak-free nested 5x5 cross-validated RidgeCV surrogate on the real data reached Q2_CV = 0.65 (isolated descriptors) and 0.10 (pristine-MXene interaction energy); the feature-importance analysis is reported as exploratory. OECD Principle 3 applicability-domain analysis (Williams leverage) places all 35 compounds inside the domain in both real-data systems. Every value reported is computed from the deposited pipeline; no descriptor or energy is estimated from an empirical formula.</w:t>
       </w:r>
     </w:p>
     <w:p>
@@ -272,17 +272,17 @@
     </w:p>
     <w:p>
       <w:r>
-        <w:t>2.1 Quantum-chemical framework: Each isolated drug, the pristine oxygen-terminated Ti3C2O2 MXene cluster, and every drug-MXene complex were geometry-optimized and evaluated at single point with GFN2-xTB (xtb v6.7.1) including the D4 dispersion correction [26,27]. The standardized single-point interaction energy is Delta_E_int,SP = E(complex) - E(MXene) - E(drug), with both fragments taken at the complex geometry. Frontier-orbital energies (E_HOMO, E_LUMO) and conceptual-DFT global reactivity indices - chemical hardness (eta = gap/2), softness (S), electronegativity (chi) and electrophilicity index (omega = mu^2/2eta) [39,40] - were read directly from the xtb output; no descriptor is estimated from an empirical formula.</w:t>
+        <w:t>2.1 Quantum-chemical framework: Each isolated drug, the pristine oxygen-terminated Ti3C2O2 MXene cluster, and every drug-MXene complex were geometry-optimized and evaluated at single point with GFN2-xTB (xtb v6.7.1) including the D4 dispersion correction [26,27]. The standardized single-point interaction energy is Delta_E_int,SP = E(complex) - E(MXene) - E(drug), with both fragments taken at the complex geometry. Frontier-orbital energies (E_HOMO, E_LUMO) and conceptual-DFT global reactivity indices - chemical hardness (eta = gap/2), softness (S), electronegativity (chi) and electrophilicity index (omega = mu^2/2eta) [36,37] - were read directly from the xtb output; no descriptor is estimated from an empirical formula.</w:t>
       </w:r>
     </w:p>
     <w:p>
       <w:r>
-        <w:t>2.2 Molecular docking: The X-ray crystal structure of the human EGFR kinase domain (PDB ID: 4ZAU, 2.80 Å) was used as the primary receptor, with 2J6M as a secondary control. Receptor and ligands were protonated at pH 7.4 and converted to PDBQT with Meeko; rigid-receptor flexible-ligand docking used AutoDock Vina v1.2.7 [31,32] over a 22 x 22 x 22 Å grid centred on the ATP pocket. Because self-redocking of the co-crystallized ligand reproduced the native pose only within 5.32 Å heavy-atom RMSD, the docking scores are reported as an exploratory ranking rather than a quantitative endpoint.</w:t>
+        <w:t>2.2 Molecular docking: The X-ray crystal structure of the human EGFR kinase domain (PDB ID: 4ZAU, 2.80 Å) was used as the primary receptor, with 2J6M as a secondary control. Receptor and ligands were protonated at pH 7.4 and converted to PDBQT with Meeko; rigid-receptor flexible-ligand docking used AutoDock Vina v1.2.7 [28,29] over a 22 x 22 x 22 Å grid centred on the ATP pocket. Because self-redocking of the co-crystallized ligand reproduced the native pose only within 5.32 Å heavy-atom RMSD, the docking scores are reported as an exploratory ranking rather than a quantitative endpoint.</w:t>
       </w:r>
     </w:p>
     <w:p>
       <w:r>
-        <w:t>2.3 Surrogate model and applicability domain: A regularized linear model (StandardScaler + RidgeCV) was trained inside a leak-free nested 5x5 cross-validation on the real observed data. Feature importance was inspected with an ExtraTrees estimator and Shapley Additive Explanations (SHAP) [38] and is reported as exploratory only. The applicability domain follows OECD Principle 3 [34-36] via hat-matrix leverage (Williams plot) with warning leverage h* = 3(p+1)/n and +/-3sigma standardized-residual limits.</w:t>
+        <w:t>2.3 Surrogate model and applicability domain: A regularized linear model (StandardScaler + RidgeCV) was trained inside a leak-free nested 5x5 cross-validation on the real observed data. Feature importance was inspected with an ExtraTrees estimator and Shapley Additive Explanations (SHAP) [35] and is reported as exploratory only. The applicability domain follows OECD Principle 3 [31-33] via hat-matrix leverage (Williams plot) with warning leverage h* = 3(p+1)/n and +/-3sigma standardized-residual limits.</w:t>
       </w:r>
     </w:p>
     <w:p>
@@ -2073,7 +2073,7 @@
     </w:p>
     <w:p>
       <w:r>
-        <w:t>A StandardScaler + RidgeCV surrogate evaluated by leak-free nested 5x5 cross-validation on the real observed data (isolated Vina scores; and the real GFN2-xTB Delta_E_int,SP on the pristine Ti3C2O2 MXene) reached Q2_CV = 0.65 for the isolated-descriptor model and 0.10 for the pristine-MXene interaction-energy model, with RMSE of 0.54 and 3.95 kcal/mol respectively (n = 35, four descriptors each: MolWt, MolMR, E_HOMO, omega). The pristine-MXene model is therefore only weakly predictive, and the exploratory ExtraTrees feature-importance ranking (Figure 6) - led by molecular weight and molar refractivity - is reported as a qualitative indication rather than a validated structure-property relationship [42,43].</w:t>
+        <w:t>A StandardScaler + RidgeCV surrogate evaluated by leak-free nested 5x5 cross-validation on the real observed data (isolated Vina scores; and the real GFN2-xTB Delta_E_int,SP on the pristine Ti3C2O2 MXene) reached Q2_CV = 0.65 for the isolated-descriptor model and 0.10 for the pristine-MXene interaction-energy model, with RMSE of 0.54 and 3.95 kcal/mol respectively (n = 35, four descriptors each: MolWt, MolMR, E_HOMO, omega). The pristine-MXene model is therefore only weakly predictive, and the exploratory ExtraTrees feature-importance ranking (Figure 6) - led by molecular weight and molar refractivity - is reported as a qualitative indication rather than a validated structure-property relationship [39,40].</w:t>
       </w:r>
     </w:p>
     <w:p>
@@ -2274,7 +2274,7 @@
     </w:p>
     <w:p>
       <w:r>
-        <w:t>The applicability domain was assessed by hat-matrix leverage on the real descriptor matrix (Williams plot) [34-36]. With the full descriptor set the warning leverage is h* = 1.80 for the isolated-drug system (20 descriptors) and h* = 0.77 for the pristine-MXene system (8 descriptors); all 35 compounds fall inside the domain (leverage below h* and standardized residual within +/-3sigma) in both cases.</w:t>
+        <w:t>The applicability domain was assessed by hat-matrix leverage on the real descriptor matrix (Williams plot) [31-33]. With the full descriptor set the warning leverage is h* = 1.80 for the isolated-drug system (20 descriptors) and h* = 0.77 for the pristine-MXene system (8 descriptors); all 35 compounds fall inside the domain (leverage below h* and standardized residual within +/-3sigma) in both cases.</w:t>
       </w:r>
     </w:p>
     <w:p>
@@ -3130,75 +3130,6 @@
         <w:t xml:space="preserve">28. </w:t>
       </w:r>
       <w:r>
-        <w:t xml:space="preserve">Neese, F. Software update: The ORCA program system—Version 5.0. WIREs Computational Molecular Science 2022, 12 (5). </w:t>
-      </w:r>
-      <w:r>
-        <w:rPr>
-          <w:i/>
-          <w:color w:val="1565C0"/>
-          <w:sz w:val="18"/>
-        </w:rPr>
-        <w:t>doi:10.1002/wcms.1606</w:t>
-      </w:r>
-    </w:p>
-    <w:p>
-      <w:pPr>
-        <w:spacing w:after="60"/>
-        <w:ind w:left="576"/>
-      </w:pPr>
-      <w:r>
-        <w:rPr>
-          <w:b/>
-        </w:rPr>
-        <w:t xml:space="preserve">29. </w:t>
-      </w:r>
-      <w:r>
-        <w:t xml:space="preserve">Becke, A. D. Density-functional thermochemistry. III. The role of exact exchange. The Journal of Chemical Physics 1993, 98 (7), 5648-5652. </w:t>
-      </w:r>
-      <w:r>
-        <w:rPr>
-          <w:i/>
-          <w:color w:val="1565C0"/>
-          <w:sz w:val="18"/>
-        </w:rPr>
-        <w:t>doi:10.1063/1.464913</w:t>
-      </w:r>
-    </w:p>
-    <w:p>
-      <w:pPr>
-        <w:spacing w:after="60"/>
-        <w:ind w:left="576"/>
-      </w:pPr>
-      <w:r>
-        <w:rPr>
-          <w:b/>
-        </w:rPr>
-        <w:t xml:space="preserve">30. </w:t>
-      </w:r>
-      <w:r>
-        <w:t xml:space="preserve">Weigend, F.; Ahlrichs, R. Balanced basis sets of split valence, triple zeta valence and quadruple zeta valence quality for H to Rn: Design and assessment of accuracy. Physical Chemistry Chemical Physics 2005, 7 (18), 3297. </w:t>
-      </w:r>
-      <w:r>
-        <w:rPr>
-          <w:i/>
-          <w:color w:val="1565C0"/>
-          <w:sz w:val="18"/>
-        </w:rPr>
-        <w:t>doi:10.1039/b508541a</w:t>
-      </w:r>
-    </w:p>
-    <w:p>
-      <w:pPr>
-        <w:spacing w:after="60"/>
-        <w:ind w:left="576"/>
-      </w:pPr>
-      <w:r>
-        <w:rPr>
-          <w:b/>
-        </w:rPr>
-        <w:t xml:space="preserve">31. </w:t>
-      </w:r>
-      <w:r>
         <w:t xml:space="preserve">Trott, O.; Olson, A. J. AutoDock Vina: Improving the speed and accuracy of docking with a new scoring function, efficient optimization, and multithreading. Journal of Computational Chemistry 2009, 31 (2), 455-461. </w:t>
       </w:r>
       <w:r>
@@ -3219,7 +3150,7 @@
         <w:rPr>
           <w:b/>
         </w:rPr>
-        <w:t xml:space="preserve">32. </w:t>
+        <w:t xml:space="preserve">29. </w:t>
       </w:r>
       <w:r>
         <w:t xml:space="preserve">Eberhardt, J.; Santos-Martins, D.; Tillack, A. F.; Forli, S. AutoDock Vina 1.2.0: New Docking Methods, Expanded Force Field, and Python Bindings. Journal of Chemical Information and Modeling 2021, 61 (8), 3891-3898. </w:t>
@@ -3242,7 +3173,7 @@
         <w:rPr>
           <w:b/>
         </w:rPr>
-        <w:t xml:space="preserve">33. </w:t>
+        <w:t xml:space="preserve">30. </w:t>
       </w:r>
       <w:r>
         <w:t xml:space="preserve">Landrum, G. et al. RDKit: Open-source cheminformatics toolkit, version 2024.03.1. https://www.rdkit.org (accessed 2026). </w:t>
@@ -3265,7 +3196,7 @@
         <w:rPr>
           <w:b/>
         </w:rPr>
-        <w:t xml:space="preserve">34. </w:t>
+        <w:t xml:space="preserve">31. </w:t>
       </w:r>
       <w:r>
         <w:t xml:space="preserve">OECD. Guidance Document on the Validation of (Quantitative) Structure-Activity Relationship [(Q)SAR] Models; OECD Environment Health and Safety Publications, Series on Testing and Assessment No. 69; OECD Publishing: Paris, 2007. </w:t>
@@ -3288,7 +3219,7 @@
         <w:rPr>
           <w:b/>
         </w:rPr>
-        <w:t xml:space="preserve">35. </w:t>
+        <w:t xml:space="preserve">32. </w:t>
       </w:r>
       <w:r>
         <w:t xml:space="preserve">Gramatica, P. Principles of QSAR models validation: internal and external. QSAR &amp; Combinatorial Science 2007, 26 (5), 694-701. </w:t>
@@ -3311,7 +3242,7 @@
         <w:rPr>
           <w:b/>
         </w:rPr>
-        <w:t xml:space="preserve">36. </w:t>
+        <w:t xml:space="preserve">33. </w:t>
       </w:r>
       <w:r>
         <w:t xml:space="preserve">Tropsha, A. Best Practices for QSAR Model Development, Validation, and Exploitation. Molecular Informatics 2010, 29 (6-7), 476-488. </w:t>
@@ -3334,7 +3265,7 @@
         <w:rPr>
           <w:b/>
         </w:rPr>
-        <w:t xml:space="preserve">37. </w:t>
+        <w:t xml:space="preserve">34. </w:t>
       </w:r>
       <w:r>
         <w:t xml:space="preserve">Rücker, C.; Rücker, G.; Meringer, M. y-Randomization and Its Variants in QSPR/QSAR. Journal of Chemical Information and Modeling 2007, 47 (6), 2345-2357. </w:t>
@@ -3357,7 +3288,7 @@
         <w:rPr>
           <w:b/>
         </w:rPr>
-        <w:t xml:space="preserve">38. </w:t>
+        <w:t xml:space="preserve">35. </w:t>
       </w:r>
       <w:r>
         <w:t xml:space="preserve">Lundberg, S. M.; Lee, S.-I. A unified approach to interpreting model predictions. In Advances in Neural Information Processing Systems 30; Guyon, I. et al., Eds.; Curran Associates, Inc., 2017; pp 4765–4774. arXiv:1705.07874. </w:t>
@@ -3372,7 +3303,7 @@
         <w:rPr>
           <w:b/>
         </w:rPr>
-        <w:t xml:space="preserve">39. </w:t>
+        <w:t xml:space="preserve">36. </w:t>
       </w:r>
       <w:r>
         <w:t xml:space="preserve">Parr, R. G.; Pearson, R. G. Absolute hardness: companion parameter to absolute electronegativity. Journal of the American Chemical Society 1983, 105 (26), 7512-7516. </w:t>
@@ -3395,7 +3326,7 @@
         <w:rPr>
           <w:b/>
         </w:rPr>
-        <w:t xml:space="preserve">40. </w:t>
+        <w:t xml:space="preserve">37. </w:t>
       </w:r>
       <w:r>
         <w:t xml:space="preserve">Parr, R. G.; Szentpály, L. v.; Liu, S. Electrophilicity Index. Journal of the American Chemical Society 1999, 121 (9), 1922-1924. </w:t>
@@ -3418,7 +3349,7 @@
         <w:rPr>
           <w:b/>
         </w:rPr>
-        <w:t xml:space="preserve">41. </w:t>
+        <w:t xml:space="preserve">38. </w:t>
       </w:r>
       <w:r>
         <w:t xml:space="preserve">Hopkins, A. L.; Groom, C. R.; Alex, A. Ligand efficiency: a useful metric for lead selection. Drug Discovery Today 2004, 9 (10), 430-431. </w:t>
@@ -3441,7 +3372,7 @@
         <w:rPr>
           <w:b/>
         </w:rPr>
-        <w:t xml:space="preserve">42. </w:t>
+        <w:t xml:space="preserve">39. </w:t>
       </w:r>
       <w:r>
         <w:t xml:space="preserve">Kramer, C.; Gedeck, P. Leave-many-out cross-validation and the applicability domain of QSAR models. J. Chem. Inf. Model. 2012, 52 (3), 697–707. </w:t>
@@ -3464,7 +3395,7 @@
         <w:rPr>
           <w:b/>
         </w:rPr>
-        <w:t xml:space="preserve">43. </w:t>
+        <w:t xml:space="preserve">40. </w:t>
       </w:r>
       <w:r>
         <w:t xml:space="preserve">Cherkasov, A.; Muratov, E. N.; Fourches, D.; Varnek, A.; Baskin, I. I.; Cronin, M.; Dearden, J.; Gramatica, P.; Martin, Y. C.; Todeschini, R.; et al. QSAR Modeling: Where Have You Been? Where Are You Going To?. Journal of Medicinal Chemistry 2014, 57 (12), 4977-5010. </w:t>
@@ -3487,7 +3418,7 @@
         <w:rPr>
           <w:b/>
         </w:rPr>
-        <w:t xml:space="preserve">44. </w:t>
+        <w:t xml:space="preserve">41. </w:t>
       </w:r>
       <w:r>
         <w:t xml:space="preserve">Veber, D. F.; Johnson, S. R.; Cheng, H. Y.; Smith, B. R.; Ward, K. W.; Kopple, K. D. Molecular Properties That Influence the Oral Bioavailability of Drug Candidates. Journal of Medicinal Chemistry 2002, 45 (12), 2615-2623. </w:t>
@@ -3510,7 +3441,7 @@
         <w:rPr>
           <w:b/>
         </w:rPr>
-        <w:t xml:space="preserve">45. </w:t>
+        <w:t xml:space="preserve">42. </w:t>
       </w:r>
       <w:r>
         <w:t xml:space="preserve">Lipinski, C. A.; Lombardo, F.; Dominy, B. W.; Feeney, P. J. Experimental and computational approaches to estimate solubility and permeability in drug discovery and development settings 1PII of original article: S0169-409X(96)00423-1. The article was originally published in Advanced Drug Delivery Reviews 23 (1997) 3–25. 1. Advanced Drug Delivery Reviews 2001, 46 (1-3), 3-26. </w:t>

--- a/manuscript/Beilstein_Manuscript_GBM_MXene_Monreal_Hernandez_et_al.docx
+++ b/manuscript/Beilstein_Manuscript_GBM_MXene_Monreal_Hernandez_et_al.docx
@@ -73,7 +73,7 @@
       <w:r>
         <w:drawing>
           <wp:inline xmlns:a="http://schemas.openxmlformats.org/drawingml/2006/main" xmlns:pic="http://schemas.openxmlformats.org/drawingml/2006/picture">
-            <wp:extent cx="5669280" cy="3100822"/>
+            <wp:extent cx="5669280" cy="3105174"/>
             <wp:docPr id="1" name="Picture 1"/>
             <wp:cNvGraphicFramePr>
               <a:graphicFrameLocks noChangeAspect="1"/>
@@ -94,7 +94,7 @@
                   <pic:spPr>
                     <a:xfrm>
                       <a:off x="0" y="0"/>
-                      <a:ext cx="5669280" cy="3100822"/>
+                      <a:ext cx="5669280" cy="3105174"/>
                     </a:xfrm>
                     <a:prstGeom prst="rect"/>
                   </pic:spPr>
@@ -2366,7 +2366,7 @@
       <w:r>
         <w:drawing>
           <wp:inline xmlns:a="http://schemas.openxmlformats.org/drawingml/2006/main" xmlns:pic="http://schemas.openxmlformats.org/drawingml/2006/picture">
-            <wp:extent cx="5669280" cy="1731040"/>
+            <wp:extent cx="5669280" cy="1743625"/>
             <wp:docPr id="10" name="Picture 10"/>
             <wp:cNvGraphicFramePr>
               <a:graphicFrameLocks noChangeAspect="1"/>
@@ -2387,7 +2387,7 @@
                   <pic:spPr>
                     <a:xfrm>
                       <a:off x="0" y="0"/>
-                      <a:ext cx="5669280" cy="1731040"/>
+                      <a:ext cx="5669280" cy="1743625"/>
                     </a:xfrm>
                     <a:prstGeom prst="rect"/>
                   </pic:spPr>

--- a/manuscript/Beilstein_Manuscript_GBM_MXene_Monreal_Hernandez_et_al.docx
+++ b/manuscript/Beilstein_Manuscript_GBM_MXene_Monreal_Hernandez_et_al.docx
@@ -73,7 +73,7 @@
       <w:r>
         <w:drawing>
           <wp:inline xmlns:a="http://schemas.openxmlformats.org/drawingml/2006/main" xmlns:pic="http://schemas.openxmlformats.org/drawingml/2006/picture">
-            <wp:extent cx="5669280" cy="3105174"/>
+            <wp:extent cx="5669280" cy="3078902"/>
             <wp:docPr id="1" name="Picture 1"/>
             <wp:cNvGraphicFramePr>
               <a:graphicFrameLocks noChangeAspect="1"/>
@@ -94,7 +94,7 @@
                   <pic:spPr>
                     <a:xfrm>
                       <a:off x="0" y="0"/>
-                      <a:ext cx="5669280" cy="3105174"/>
+                      <a:ext cx="5669280" cy="3078902"/>
                     </a:xfrm>
                     <a:prstGeom prst="rect"/>
                   </pic:spPr>
@@ -202,7 +202,7 @@
       <w:r>
         <w:drawing>
           <wp:inline xmlns:a="http://schemas.openxmlformats.org/drawingml/2006/main" xmlns:pic="http://schemas.openxmlformats.org/drawingml/2006/picture">
-            <wp:extent cx="5669280" cy="3044138"/>
+            <wp:extent cx="5669280" cy="3018439"/>
             <wp:docPr id="2" name="Picture 2"/>
             <wp:cNvGraphicFramePr>
               <a:graphicFrameLocks noChangeAspect="1"/>
@@ -223,7 +223,7 @@
                   <pic:spPr>
                     <a:xfrm>
                       <a:off x="0" y="0"/>
-                      <a:ext cx="5669280" cy="3044138"/>
+                      <a:ext cx="5669280" cy="3018439"/>
                     </a:xfrm>
                     <a:prstGeom prst="rect"/>
                   </pic:spPr>
@@ -293,7 +293,7 @@
       <w:r>
         <w:drawing>
           <wp:inline xmlns:a="http://schemas.openxmlformats.org/drawingml/2006/main" xmlns:pic="http://schemas.openxmlformats.org/drawingml/2006/picture">
-            <wp:extent cx="5669280" cy="2889199"/>
+            <wp:extent cx="5669280" cy="2856373"/>
             <wp:docPr id="3" name="Picture 3"/>
             <wp:cNvGraphicFramePr>
               <a:graphicFrameLocks noChangeAspect="1"/>
@@ -314,7 +314,7 @@
                   <pic:spPr>
                     <a:xfrm>
                       <a:off x="0" y="0"/>
-                      <a:ext cx="5669280" cy="2889199"/>
+                      <a:ext cx="5669280" cy="2856373"/>
                     </a:xfrm>
                     <a:prstGeom prst="rect"/>
                   </pic:spPr>
@@ -411,7 +411,7 @@
       <w:r>
         <w:drawing>
           <wp:inline xmlns:a="http://schemas.openxmlformats.org/drawingml/2006/main" xmlns:pic="http://schemas.openxmlformats.org/drawingml/2006/picture">
-            <wp:extent cx="5669280" cy="2591940"/>
+            <wp:extent cx="5669280" cy="2647979"/>
             <wp:docPr id="4" name="Picture 4"/>
             <wp:cNvGraphicFramePr>
               <a:graphicFrameLocks noChangeAspect="1"/>
@@ -432,7 +432,7 @@
                   <pic:spPr>
                     <a:xfrm>
                       <a:off x="0" y="0"/>
-                      <a:ext cx="5669280" cy="2591940"/>
+                      <a:ext cx="5669280" cy="2647979"/>
                     </a:xfrm>
                     <a:prstGeom prst="rect"/>
                   </pic:spPr>
@@ -471,7 +471,7 @@
       <w:r>
         <w:drawing>
           <wp:inline xmlns:a="http://schemas.openxmlformats.org/drawingml/2006/main" xmlns:pic="http://schemas.openxmlformats.org/drawingml/2006/picture">
-            <wp:extent cx="5669280" cy="3204553"/>
+            <wp:extent cx="5669280" cy="3446200"/>
             <wp:docPr id="5" name="Picture 5"/>
             <wp:cNvGraphicFramePr>
               <a:graphicFrameLocks noChangeAspect="1"/>
@@ -492,7 +492,7 @@
                   <pic:spPr>
                     <a:xfrm>
                       <a:off x="0" y="0"/>
-                      <a:ext cx="5669280" cy="3204553"/>
+                      <a:ext cx="5669280" cy="3446200"/>
                     </a:xfrm>
                     <a:prstGeom prst="rect"/>
                   </pic:spPr>
@@ -2084,7 +2084,7 @@
       <w:r>
         <w:drawing>
           <wp:inline xmlns:a="http://schemas.openxmlformats.org/drawingml/2006/main" xmlns:pic="http://schemas.openxmlformats.org/drawingml/2006/picture">
-            <wp:extent cx="5669280" cy="2849112"/>
+            <wp:extent cx="5669280" cy="2818023"/>
             <wp:docPr id="6" name="Picture 6"/>
             <wp:cNvGraphicFramePr>
               <a:graphicFrameLocks noChangeAspect="1"/>
@@ -2105,7 +2105,7 @@
                   <pic:spPr>
                     <a:xfrm>
                       <a:off x="0" y="0"/>
-                      <a:ext cx="5669280" cy="2849112"/>
+                      <a:ext cx="5669280" cy="2818023"/>
                     </a:xfrm>
                     <a:prstGeom prst="rect"/>
                   </pic:spPr>
@@ -2144,7 +2144,7 @@
       <w:r>
         <w:drawing>
           <wp:inline xmlns:a="http://schemas.openxmlformats.org/drawingml/2006/main" xmlns:pic="http://schemas.openxmlformats.org/drawingml/2006/picture">
-            <wp:extent cx="5669280" cy="3100449"/>
+            <wp:extent cx="5669280" cy="3207556"/>
             <wp:docPr id="7" name="Picture 7"/>
             <wp:cNvGraphicFramePr>
               <a:graphicFrameLocks noChangeAspect="1"/>
@@ -2165,7 +2165,7 @@
                   <pic:spPr>
                     <a:xfrm>
                       <a:off x="0" y="0"/>
-                      <a:ext cx="5669280" cy="3100449"/>
+                      <a:ext cx="5669280" cy="3207556"/>
                     </a:xfrm>
                     <a:prstGeom prst="rect"/>
                   </pic:spPr>
@@ -2204,7 +2204,7 @@
       <w:r>
         <w:drawing>
           <wp:inline xmlns:a="http://schemas.openxmlformats.org/drawingml/2006/main" xmlns:pic="http://schemas.openxmlformats.org/drawingml/2006/picture">
-            <wp:extent cx="5669280" cy="4996142"/>
+            <wp:extent cx="5669280" cy="4960620"/>
             <wp:docPr id="8" name="Picture 8"/>
             <wp:cNvGraphicFramePr>
               <a:graphicFrameLocks noChangeAspect="1"/>
@@ -2225,7 +2225,7 @@
                   <pic:spPr>
                     <a:xfrm>
                       <a:off x="0" y="0"/>
-                      <a:ext cx="5669280" cy="4996142"/>
+                      <a:ext cx="5669280" cy="4960620"/>
                     </a:xfrm>
                     <a:prstGeom prst="rect"/>
                   </pic:spPr>
@@ -2285,7 +2285,7 @@
       <w:r>
         <w:drawing>
           <wp:inline xmlns:a="http://schemas.openxmlformats.org/drawingml/2006/main" xmlns:pic="http://schemas.openxmlformats.org/drawingml/2006/picture">
-            <wp:extent cx="5669280" cy="2422597"/>
+            <wp:extent cx="5669280" cy="2801647"/>
             <wp:docPr id="9" name="Picture 9"/>
             <wp:cNvGraphicFramePr>
               <a:graphicFrameLocks noChangeAspect="1"/>
@@ -2306,7 +2306,7 @@
                   <pic:spPr>
                     <a:xfrm>
                       <a:off x="0" y="0"/>
-                      <a:ext cx="5669280" cy="2422597"/>
+                      <a:ext cx="5669280" cy="2801647"/>
                     </a:xfrm>
                     <a:prstGeom prst="rect"/>
                   </pic:spPr>
@@ -2366,7 +2366,7 @@
       <w:r>
         <w:drawing>
           <wp:inline xmlns:a="http://schemas.openxmlformats.org/drawingml/2006/main" xmlns:pic="http://schemas.openxmlformats.org/drawingml/2006/picture">
-            <wp:extent cx="5669280" cy="1743625"/>
+            <wp:extent cx="5669280" cy="2013102"/>
             <wp:docPr id="10" name="Picture 10"/>
             <wp:cNvGraphicFramePr>
               <a:graphicFrameLocks noChangeAspect="1"/>
@@ -2387,7 +2387,7 @@
                   <pic:spPr>
                     <a:xfrm>
                       <a:off x="0" y="0"/>
-                      <a:ext cx="5669280" cy="1743625"/>
+                      <a:ext cx="5669280" cy="2013102"/>
                     </a:xfrm>
                     <a:prstGeom prst="rect"/>
                   </pic:spPr>

--- a/manuscript/Beilstein_Manuscript_GBM_MXene_Monreal_Hernandez_et_al.docx
+++ b/manuscript/Beilstein_Manuscript_GBM_MXene_Monreal_Hernandez_et_al.docx
@@ -2366,7 +2366,7 @@
       <w:r>
         <w:drawing>
           <wp:inline xmlns:a="http://schemas.openxmlformats.org/drawingml/2006/main" xmlns:pic="http://schemas.openxmlformats.org/drawingml/2006/picture">
-            <wp:extent cx="5669280" cy="2013102"/>
+            <wp:extent cx="5669280" cy="1926242"/>
             <wp:docPr id="10" name="Picture 10"/>
             <wp:cNvGraphicFramePr>
               <a:graphicFrameLocks noChangeAspect="1"/>
@@ -2387,7 +2387,7 @@
                   <pic:spPr>
                     <a:xfrm>
                       <a:off x="0" y="0"/>
-                      <a:ext cx="5669280" cy="2013102"/>
+                      <a:ext cx="5669280" cy="1926242"/>
                     </a:xfrm>
                     <a:prstGeom prst="rect"/>
                   </pic:spPr>
